--- a/downloads/student/ai-3-week-14.docx
+++ b/downloads/student/ai-3-week-14.docx
@@ -1750,6 +1750,16 @@
     <w:p>
       <w:r>
         <w:t>The fictional plan does not establish actual speed, delays or what eventually occurred on a real trip.</w:t>
+      </w:r>
+    </w:p>
+    <w:p>
+      <w:r>
+        <w:t>Read the labelled picture: Can we conclude there will definitely be no lunch from S alone?</w:t>
+      </w:r>
+    </w:p>
+    <w:p>
+      <w:r>
+        <w:t>Change one thing: Add a planned 30-minute stop while preserving speed and distance. Predict the result before checking the explanation. What remains the same?</w:t>
       </w:r>
     </w:p>
     <w:p>
@@ -3817,6 +3827,187 @@
     <w:p>
       <w:r>
         <w:t>Attempt the independent case before hints. Record whether you worked alone, used a hint or followed a model. After feedback, fix the first unsupported step and explain why it changed. A later check uses a changed case, not a copied answer.</w:t>
+      </w:r>
+    </w:p>
+    <w:p>
+      <w:pPr>
+        <w:pStyle w:val="Heading1"/>
+      </w:pPr>
+      <w:r>
+        <w:t>15. Your lesson route</w:t>
+      </w:r>
+    </w:p>
+    <w:p>
+      <w:r>
+        <w:t>Start with this question: A fictional Study Buddy drafts a field-trip summary from one approved record.</w:t>
+      </w:r>
+    </w:p>
+    <w:tbl>
+      <w:tblPr>
+        <w:tblStyle w:val="LightShading-Accent1"/>
+        <w:tblW w:type="auto" w:w="0"/>
+        <w:tblLook w:firstColumn="1" w:firstRow="1" w:lastColumn="0" w:lastRow="0" w:noHBand="0" w:noVBand="1" w:val="04A0"/>
+      </w:tblPr>
+      <w:tblGrid>
+        <w:gridCol w:w="5112"/>
+        <w:gridCol w:w="5112"/>
+      </w:tblGrid>
+      <w:tr>
+        <w:trPr>
+          <w:tblHeader/>
+        </w:trPr>
+        <w:tc>
+          <w:tcPr>
+            <w:tcW w:type="dxa" w:w="5112"/>
+          </w:tcPr>
+          <w:p>
+            <w:r>
+              <w:t>By the end, I can</w:t>
+            </w:r>
+          </w:p>
+        </w:tc>
+        <w:tc>
+          <w:tcPr>
+            <w:tcW w:type="dxa" w:w="5112"/>
+          </w:tcPr>
+          <w:p>
+            <w:r>
+              <w:t>How I will show it</w:t>
+            </w:r>
+          </w:p>
+        </w:tc>
+      </w:tr>
+      <w:tr>
+        <w:tc>
+          <w:tcPr>
+            <w:tcW w:type="dxa" w:w="5112"/>
+          </w:tcPr>
+          <w:p>
+            <w:r>
+              <w:t>Explain the mechanism and terminology of generation failures and verification</w:t>
+            </w:r>
+          </w:p>
+        </w:tc>
+        <w:tc>
+          <w:tcPr>
+            <w:tcW w:type="dxa" w:w="5112"/>
+          </w:tcPr>
+          <w:p>
+            <w:r>
+              <w:t>Explain the deciding step, show a trace or test, and state one limit.</w:t>
+            </w:r>
+          </w:p>
+        </w:tc>
+      </w:tr>
+      <w:tr>
+        <w:tc>
+          <w:tcPr>
+            <w:tcW w:type="dxa" w:w="5112"/>
+          </w:tcPr>
+          <w:p>
+            <w:r>
+              <w:t>Apply the stated procedure to a new case with a traceable result</w:t>
+            </w:r>
+          </w:p>
+        </w:tc>
+        <w:tc>
+          <w:tcPr>
+            <w:tcW w:type="dxa" w:w="5112"/>
+          </w:tcPr>
+          <w:p>
+            <w:r>
+              <w:t>Explain the deciding step, show a trace or test, and state one limit.</w:t>
+            </w:r>
+          </w:p>
+        </w:tc>
+      </w:tr>
+      <w:tr>
+        <w:tc>
+          <w:tcPr>
+            <w:tcW w:type="dxa" w:w="5112"/>
+          </w:tcPr>
+          <w:p>
+            <w:r>
+              <w:t>Identify an assumption or limitation and design a revealing follow-up</w:t>
+            </w:r>
+          </w:p>
+        </w:tc>
+        <w:tc>
+          <w:tcPr>
+            <w:tcW w:type="dxa" w:w="5112"/>
+          </w:tcPr>
+          <w:p>
+            <w:r>
+              <w:t>Explain the deciding step, show a trace or test, and state one limit.</w:t>
+            </w:r>
+          </w:p>
+        </w:tc>
+      </w:tr>
+    </w:tbl>
+    <w:p>
+      <w:r>
+        <w:t>Remember → watch and explain → try with help → investigate → try independently → keep project evidence. Your teacher may spread this lesson across several classes.</w:t>
+      </w:r>
+    </w:p>
+    <w:p>
+      <w:r>
+        <w:t>Keep your first prediction. Compare it with what the evidence shows and explain any change.</w:t>
+      </w:r>
+    </w:p>
+    <w:p>
+      <w:pPr>
+        <w:pStyle w:val="Heading1"/>
+      </w:pPr>
+      <w:r>
+        <w:t>16. Finish and return</w:t>
+      </w:r>
+    </w:p>
+    <w:p>
+      <w:r>
+        <w:t>Close your notes. Explain this goal in your own words: Explain the mechanism and terminology of generation failures and verification</w:t>
+      </w:r>
+    </w:p>
+    <w:p>
+      <w:pPr>
+        <w:pStyle w:val="Heading3"/>
+      </w:pPr>
+      <w:r>
+        <w:t>My deciding step, evidence and one remaining question</w:t>
+      </w:r>
+    </w:p>
+    <w:p>
+      <w:r>
+        <w:t>________________________________________________________________</w:t>
+      </w:r>
+    </w:p>
+    <w:p>
+      <w:r>
+        <w:t>________________________________________________________________</w:t>
+      </w:r>
+    </w:p>
+    <w:p>
+      <w:r>
+        <w:t>________________________________________________________________</w:t>
+      </w:r>
+    </w:p>
+    <w:p>
+      <w:r>
+        <w:t>________________________________________________________________</w:t>
+      </w:r>
+    </w:p>
+    <w:p>
+      <w:r>
+        <w:t>________________________________________________________________</w:t>
+      </w:r>
+    </w:p>
+    <w:p>
+      <w:r>
+        <w:t>If you are unsure, return to the worked picture and explain one arrow. If you are ready, change an input or assumption and justify your prediction.</w:t>
+      </w:r>
+    </w:p>
+    <w:p>
+      <w:r>
+        <w:t>Save your workbook evidence. At the next review, try a different case before opening your old answer.</w:t>
       </w:r>
     </w:p>
     <w:sectPr>

--- a/downloads/student/ai-3-week-14.docx
+++ b/downloads/student/ai-3-week-14.docx
@@ -4008,6 +4008,207 @@
     <w:p>
       <w:r>
         <w:t>Save your workbook evidence. At the next review, try a different case before opening your old answer.</w:t>
+      </w:r>
+    </w:p>
+    <w:p>
+      <w:pPr>
+        <w:pStyle w:val="Heading1"/>
+      </w:pPr>
+      <w:r>
+        <w:t>17. Supported practice, repair and portfolio</w:t>
+      </w:r>
+    </w:p>
+    <w:p>
+      <w:r>
+        <w:t>Use this supported practice once, in the browser or on paper. Keep the reserved independent assessment for a separate first attempt before teacher feedback.</w:t>
+      </w:r>
+    </w:p>
+    <w:p>
+      <w:r>
+        <w:t>A fictional Study Buddy drafts a field-trip summary from one approved record.</w:t>
+      </w:r>
+    </w:p>
+    <w:p>
+      <w:pPr>
+        <w:pStyle w:val="Heading3"/>
+      </w:pPr>
+      <w:r>
+        <w:t>Practice 1: explain the deciding evidence</w:t>
+      </w:r>
+    </w:p>
+    <w:p>
+      <w:r>
+        <w:t>Which labelled step matches this detail? Free lunch has no source; missing evidence is not a confirmed no-lunch fact.</w:t>
+      </w:r>
+    </w:p>
+    <w:p>
+      <w:r>
+        <w:t>1. Unsupported claim</w:t>
+      </w:r>
+    </w:p>
+    <w:p>
+      <w:r>
+        <w:t>2. Supported claim</w:t>
+      </w:r>
+    </w:p>
+    <w:p>
+      <w:r>
+        <w:t>3. Contradicted claim</w:t>
+      </w:r>
+    </w:p>
+    <w:p>
+      <w:r>
+        <w:t>4. Compute duration</w:t>
+      </w:r>
+    </w:p>
+    <w:p>
+      <w:pPr>
+        <w:pStyle w:val="Heading3"/>
+      </w:pPr>
+      <w:r>
+        <w:t>My selected conclusion, deciding fact and explanation</w:t>
+      </w:r>
+    </w:p>
+    <w:p>
+      <w:r>
+        <w:t>________________________________________________________________</w:t>
+      </w:r>
+    </w:p>
+    <w:p>
+      <w:r>
+        <w:t>________________________________________________________________</w:t>
+      </w:r>
+    </w:p>
+    <w:p>
+      <w:r>
+        <w:t>________________________________________________________________</w:t>
+      </w:r>
+    </w:p>
+    <w:p>
+      <w:r>
+        <w:t>________________________________________________________________</w:t>
+      </w:r>
+    </w:p>
+    <w:p>
+      <w:r>
+        <w:t>________________________________________________________________</w:t>
+      </w:r>
+    </w:p>
+    <w:p>
+      <w:r>
+        <w:t>Hint if needed: Read the steps in the pictorial case. Match the supplied detail to the stage that performs or records it.</w:t>
+      </w:r>
+    </w:p>
+    <w:p>
+      <w:r>
+        <w:t>After your attempt, compare with the supported explanation: Unsupported claim Free lunch has no source; missing evidence is not a confirmed no-lunch fact. Different errors need different repairs. Recalculate the duration; keep the supported departure; remove or seek evidence for lunch. These categories are more informative than calling the whole answer wrong. Arithmetic inherits assumptions such as constant speed and no stops, so avoid turning the three-hour walking calculation into a guaranteed arrival time.</w:t>
+      </w:r>
+    </w:p>
+    <w:p>
+      <w:pPr>
+        <w:pStyle w:val="Heading3"/>
+      </w:pPr>
+      <w:r>
+        <w:t>Practice 2: explain the deciding evidence</w:t>
+      </w:r>
+    </w:p>
+    <w:p>
+      <w:r>
+        <w:t>Changed-case practice: Add a planned 30-minute stop while preserving speed and distance. Which conclusion is supported by the supplied facts?</w:t>
+      </w:r>
+    </w:p>
+    <w:p>
+      <w:r>
+        <w:t>1. We can decide the result without examining the changed input or the procedure.</w:t>
+      </w:r>
+    </w:p>
+    <w:p>
+      <w:r>
+        <w:t>2. Planned total elapsed time becomes 3.5 hours.</w:t>
+      </w:r>
+    </w:p>
+    <w:p>
+      <w:r>
+        <w:t>3. This one example guarantees correct results for every future input.</w:t>
+      </w:r>
+    </w:p>
+    <w:p>
+      <w:pPr>
+        <w:pStyle w:val="Heading3"/>
+      </w:pPr>
+      <w:r>
+        <w:t>My selected conclusion, deciding fact and explanation</w:t>
+      </w:r>
+    </w:p>
+    <w:p>
+      <w:r>
+        <w:t>________________________________________________________________</w:t>
+      </w:r>
+    </w:p>
+    <w:p>
+      <w:r>
+        <w:t>________________________________________________________________</w:t>
+      </w:r>
+    </w:p>
+    <w:p>
+      <w:r>
+        <w:t>________________________________________________________________</w:t>
+      </w:r>
+    </w:p>
+    <w:p>
+      <w:r>
+        <w:t>________________________________________________________________</w:t>
+      </w:r>
+    </w:p>
+    <w:p>
+      <w:r>
+        <w:t>________________________________________________________________</w:t>
+      </w:r>
+    </w:p>
+    <w:p>
+      <w:r>
+        <w:t>Hint if needed: Use the changed condition and the deciding step in the pictorial trace. The answer must say what follows from those facts.</w:t>
+      </w:r>
+    </w:p>
+    <w:p>
+      <w:r>
+        <w:t>After your attempt, compare with the supported explanation: Planned total elapsed time becomes 3.5 hours. Three moving hours plus half an hour stopped; walking-time calculation itself stays three.</w:t>
+      </w:r>
+    </w:p>
+    <w:p>
+      <w:pPr>
+        <w:pStyle w:val="Heading3"/>
+      </w:pPr>
+      <w:r>
+        <w:t>Repair a missing building block</w:t>
+      </w:r>
+    </w:p>
+    <w:p>
+      <w:r>
+        <w:t>Review Multimodal Evidence (ai-3/13). Goal: Explain the mechanism and terminology of speech pipelines and multimodal evidence. Short practice: Why were both “exactly three” and “exactly five” unsupported before opening the box?. Return to this week and explain what you changed.</w:t>
+      </w:r>
+    </w:p>
+    <w:p>
+      <w:r>
+        <w:t>Review Visual Composition (ai-3/11). Goal: Explain the mechanism and terminology of image generation and provenance. Short practice: Which checks pass after that single change, and what still needs repair?. Return to this week and explain what you changed.</w:t>
+      </w:r>
+    </w:p>
+    <w:p>
+      <w:r>
+        <w:t>Review Structured Output and Schemas (ai-3/8). Goal: Separate JSON parsing, schema validation and source support checks. Short practice: Which object demonstrates that valid JSON and valid types are insufficient for truth?. Return to this week and explain what you changed.</w:t>
+      </w:r>
+    </w:p>
+    <w:p>
+      <w:pPr>
+        <w:pStyle w:val="Heading3"/>
+      </w:pPr>
+      <w:r>
+        <w:t>Keep your completed work</w:t>
+      </w:r>
+    </w:p>
+    <w:p>
+      <w:r>
+        <w:t>Use Download completed work in the hosted lesson to export your answers, reflections, practice feedback and code-run evidence. Open the HTML copy to read or print it. Drafts stay in this browser when storage is available; clear drafts on a shared device.</w:t>
       </w:r>
     </w:p>
     <w:sectPr>

--- a/downloads/student/ai-3-week-14.docx
+++ b/downloads/student/ai-3-week-14.docx
@@ -42,6 +42,11 @@
       </w:r>
     </w:p>
     <w:p>
+      <w:r>
+        <w:t>Start with the target: Explain the mechanism and terminology of generation failures and verification. Try the recall before opening notes.</w:t>
+      </w:r>
+    </w:p>
+    <w:p>
       <w:pPr>
         <w:pStyle w:val="Heading3"/>
       </w:pPr>
@@ -50,17 +55,47 @@
       </w:r>
     </w:p>
     <w:p>
-      <w:r>
-        <w:t>I can explain the mechanism and terminology of generation failures and verification.</w:t>
-      </w:r>
-    </w:p>
-    <w:p>
-      <w:r>
+      <w:pPr>
+        <w:spacing w:line="336" w:lineRule="auto" w:after="180"/>
+      </w:pPr>
+      <w:r>
+        <w:rPr>
+          <w:b w:val="0"/>
+        </w:rPr>
+        <w:t xml:space="preserve">I can explain the </w:t>
+      </w:r>
+      <w:r>
+        <w:rPr>
+          <w:b/>
+        </w:rPr>
+        <w:t>mechanism</w:t>
+      </w:r>
+      <w:r>
+        <w:rPr>
+          <w:b w:val="0"/>
+        </w:rPr>
+        <w:t xml:space="preserve"> and terminology of generation failures and verification.</w:t>
+      </w:r>
+    </w:p>
+    <w:p>
+      <w:pPr>
+        <w:spacing w:line="336" w:lineRule="auto" w:after="180"/>
+      </w:pPr>
+      <w:r>
+        <w:rPr>
+          <w:b w:val="0"/>
+        </w:rPr>
         <w:t>I can apply the stated procedure to a new case with a traceable result.</w:t>
       </w:r>
     </w:p>
     <w:p>
-      <w:r>
+      <w:pPr>
+        <w:spacing w:line="336" w:lineRule="auto" w:after="180"/>
+      </w:pPr>
+      <w:r>
+        <w:rPr>
+          <w:b w:val="0"/>
+        </w:rPr>
         <w:t>I can identify an assumption or limitation and design a revealing follow-up.</w:t>
       </w:r>
     </w:p>
@@ -73,38 +108,152 @@
       </w:r>
     </w:p>
     <w:p>
-      <w:r>
+      <w:pPr>
+        <w:spacing w:line="336" w:lineRule="auto" w:after="180"/>
+      </w:pPr>
+      <w:r>
+        <w:rPr>
+          <w:b w:val="0"/>
+        </w:rPr>
         <w:t>Close your notes first. A rough first answer helps us choose the right starting point; it is not a score for your ability.</w:t>
       </w:r>
     </w:p>
     <w:p>
-      <w:r>
-        <w:t>Without opening the old lesson, explain one key idea from Multimodal Evidence. Give an example and a mistake that the idea helps you avoid.</w:t>
-      </w:r>
-    </w:p>
-    <w:p>
-      <w:r>
+      <w:pPr>
+        <w:spacing w:line="336" w:lineRule="auto" w:after="180"/>
+      </w:pPr>
+      <w:r>
+        <w:rPr>
+          <w:b w:val="0"/>
+        </w:rPr>
+        <w:t xml:space="preserve">Without opening the old lesson, explain one key idea from Multimodal </w:t>
+      </w:r>
+      <w:r>
+        <w:rPr>
+          <w:b/>
+        </w:rPr>
+        <w:t>Evidence</w:t>
+      </w:r>
+      <w:r>
+        <w:rPr>
+          <w:b w:val="0"/>
+        </w:rPr>
+        <w:t>. Give an example and a mistake that the idea helps you avoid.</w:t>
+      </w:r>
+    </w:p>
+    <w:p>
+      <w:pPr>
+        <w:spacing w:line="336" w:lineRule="auto" w:after="180"/>
+      </w:pPr>
+      <w:r>
+        <w:rPr>
+          <w:b w:val="0"/>
+        </w:rPr>
         <w:t>Without opening the old lesson, explain one key idea from Visual Composition. Give an example and a mistake that the idea helps you avoid.</w:t>
       </w:r>
     </w:p>
     <w:p>
-      <w:r>
-        <w:t>Without opening the old lesson, explain one key idea from Structured Output and Schemas. Give an example and a mistake that the idea helps you avoid.</w:t>
-      </w:r>
-    </w:p>
-    <w:p>
-      <w:r>
-        <w:t>After trying, check the relevant lesson or ask your teacher. Change the part of your explanation that the evidence shows was wrong.</w:t>
-      </w:r>
-    </w:p>
-    <w:p>
-      <w:r>
+      <w:pPr>
+        <w:spacing w:line="336" w:lineRule="auto" w:after="180"/>
+      </w:pPr>
+      <w:r>
+        <w:rPr>
+          <w:b w:val="0"/>
+        </w:rPr>
+        <w:t xml:space="preserve">Without opening the old lesson, explain one key idea from Structured </w:t>
+      </w:r>
+      <w:r>
+        <w:rPr>
+          <w:b/>
+        </w:rPr>
+        <w:t>Output</w:t>
+      </w:r>
+      <w:r>
+        <w:rPr>
+          <w:b w:val="0"/>
+        </w:rPr>
+        <w:t xml:space="preserve"> and Schemas. Give an example and a mistake that the idea helps you avoid.</w:t>
+      </w:r>
+    </w:p>
+    <w:p>
+      <w:pPr>
+        <w:spacing w:line="336" w:lineRule="auto" w:after="180"/>
+      </w:pPr>
+      <w:r>
+        <w:rPr>
+          <w:b w:val="0"/>
+        </w:rPr>
+        <w:t xml:space="preserve">After trying, check the relevant lesson or ask your teacher. Change the part of your explanation that the </w:t>
+      </w:r>
+      <w:r>
+        <w:rPr>
+          <w:b/>
+        </w:rPr>
+        <w:t>evidence</w:t>
+      </w:r>
+      <w:r>
+        <w:rPr>
+          <w:b w:val="0"/>
+        </w:rPr>
+        <w:t xml:space="preserve"> shows was wrong.</w:t>
+      </w:r>
+    </w:p>
+    <w:p>
+      <w:pPr>
+        <w:spacing w:line="336" w:lineRule="auto" w:after="180"/>
+      </w:pPr>
+      <w:r>
+        <w:rPr>
+          <w:b w:val="0"/>
+        </w:rPr>
         <w:t>Week 14: Hallucination Failure Types</w:t>
       </w:r>
     </w:p>
     <w:p>
-      <w:r>
-        <w:t>Fluent output may contain unsupported claims, fabricated detail, or faulty inference.</w:t>
+      <w:pPr>
+        <w:spacing w:line="336" w:lineRule="auto" w:after="180"/>
+      </w:pPr>
+      <w:r>
+        <w:rPr>
+          <w:b w:val="0"/>
+        </w:rPr>
+        <w:t xml:space="preserve">Fluent </w:t>
+      </w:r>
+      <w:r>
+        <w:rPr>
+          <w:b/>
+        </w:rPr>
+        <w:t>output</w:t>
+      </w:r>
+      <w:r>
+        <w:rPr>
+          <w:b w:val="0"/>
+        </w:rPr>
+        <w:t xml:space="preserve"> may contain </w:t>
+      </w:r>
+      <w:r>
+        <w:rPr>
+          <w:b/>
+        </w:rPr>
+        <w:t>unsupported claim</w:t>
+      </w:r>
+      <w:r>
+        <w:rPr>
+          <w:b w:val="0"/>
+        </w:rPr>
+        <w:t xml:space="preserve">s, fabricated detail, or </w:t>
+      </w:r>
+      <w:r>
+        <w:rPr>
+          <w:b/>
+        </w:rPr>
+        <w:t>faulty inference</w:t>
+      </w:r>
+      <w:r>
+        <w:rPr>
+          <w:b w:val="0"/>
+        </w:rPr>
+        <w:t>.</w:t>
       </w:r>
     </w:p>
     <w:p>
@@ -144,17 +293,35 @@
       </w:r>
     </w:p>
     <w:p>
-      <w:r>
+      <w:pPr>
+        <w:spacing w:line="336" w:lineRule="auto" w:after="180"/>
+      </w:pPr>
+      <w:r>
+        <w:rPr>
+          <w:b/>
+        </w:rPr>
         <w:t>CREATOR MISSION</w:t>
       </w:r>
     </w:p>
     <w:p>
-      <w:r>
+      <w:pPr>
+        <w:spacing w:line="336" w:lineRule="auto" w:after="180"/>
+      </w:pPr>
+      <w:r>
+        <w:rPr>
+          <w:b w:val="0"/>
+        </w:rPr>
         <w:t>Tag claims in an answer and classify each failure type.</w:t>
       </w:r>
     </w:p>
     <w:p>
-      <w:r>
+      <w:pPr>
+        <w:spacing w:line="336" w:lineRule="auto" w:after="180"/>
+      </w:pPr>
+      <w:r>
+        <w:rPr>
+          <w:b w:val="0"/>
+        </w:rPr>
         <w:t>Creator name and date:</w:t>
       </w:r>
     </w:p>
@@ -200,8 +367,38 @@
       </w:r>
     </w:p>
     <w:p>
-      <w:r>
-        <w:t>Recall Controlled prompt experiments. Explain why a recorded result needs its input conditions and evidence source before it can support a claim.</w:t>
+      <w:pPr>
+        <w:spacing w:line="336" w:lineRule="auto" w:after="180"/>
+      </w:pPr>
+      <w:r>
+        <w:rPr>
+          <w:b w:val="0"/>
+        </w:rPr>
+        <w:t xml:space="preserve">Recall Controlled prompt experiments. Explain why a recorded result needs its </w:t>
+      </w:r>
+      <w:r>
+        <w:rPr>
+          <w:b/>
+        </w:rPr>
+        <w:t>input</w:t>
+      </w:r>
+      <w:r>
+        <w:rPr>
+          <w:b w:val="0"/>
+        </w:rPr>
+        <w:t xml:space="preserve"> conditions and </w:t>
+      </w:r>
+      <w:r>
+        <w:rPr>
+          <w:b/>
+        </w:rPr>
+        <w:t>evidence</w:t>
+      </w:r>
+      <w:r>
+        <w:rPr>
+          <w:b w:val="0"/>
+        </w:rPr>
+        <w:t xml:space="preserve"> source before it can support a claim.</w:t>
       </w:r>
     </w:p>
     <w:p>
@@ -213,8 +410,38 @@
       </w:r>
     </w:p>
     <w:p>
-      <w:r>
-        <w:t>By the end, I can distinguish supported, contradicted and unsupported generated claims.</w:t>
+      <w:pPr>
+        <w:spacing w:line="336" w:lineRule="auto" w:after="180"/>
+      </w:pPr>
+      <w:r>
+        <w:rPr>
+          <w:b w:val="0"/>
+        </w:rPr>
+        <w:t xml:space="preserve">By the end, I can distinguish supported, </w:t>
+      </w:r>
+      <w:r>
+        <w:rPr>
+          <w:b/>
+        </w:rPr>
+        <w:t>contradicted</w:t>
+      </w:r>
+      <w:r>
+        <w:rPr>
+          <w:b w:val="0"/>
+        </w:rPr>
+        <w:t xml:space="preserve"> and </w:t>
+      </w:r>
+      <w:r>
+        <w:rPr>
+          <w:b/>
+        </w:rPr>
+        <w:t>unsupported</w:t>
+      </w:r>
+      <w:r>
+        <w:rPr>
+          <w:b w:val="0"/>
+        </w:rPr>
+        <w:t xml:space="preserve"> generated claims.</w:t>
       </w:r>
     </w:p>
     <w:p>
@@ -227,17 +454,52 @@
     </w:p>
     <w:p>
       <w:r>
+        <w:t>Investigate the supplied Hallucination Failure Types case. Separate observations, given facts and assumptions before choosing an explanation.</w:t>
+      </w:r>
+    </w:p>
+    <w:p>
+      <w:pPr>
+        <w:spacing w:line="336" w:lineRule="auto" w:after="180"/>
+      </w:pPr>
+      <w:r>
+        <w:rPr>
+          <w:b/>
+        </w:rPr>
         <w:t>PICTURE STORY</w:t>
       </w:r>
     </w:p>
     <w:p>
-      <w:r>
+      <w:pPr>
+        <w:spacing w:line="336" w:lineRule="auto" w:after="180"/>
+      </w:pPr>
+      <w:r>
+        <w:rPr>
+          <w:b w:val="0"/>
+        </w:rPr>
         <w:t>Notice → Predict → Explain</w:t>
       </w:r>
     </w:p>
     <w:p>
-      <w:r>
-        <w:t>Begin with visible evidence. Do not explain more than the picture and information support.</w:t>
+      <w:pPr>
+        <w:spacing w:line="336" w:lineRule="auto" w:after="180"/>
+      </w:pPr>
+      <w:r>
+        <w:rPr>
+          <w:b w:val="0"/>
+        </w:rPr>
+        <w:t xml:space="preserve">Begin with visible </w:t>
+      </w:r>
+      <w:r>
+        <w:rPr>
+          <w:b/>
+        </w:rPr>
+        <w:t>evidence</w:t>
+      </w:r>
+      <w:r>
+        <w:rPr>
+          <w:b w:val="0"/>
+        </w:rPr>
+        <w:t>. Do not explain more than the picture and information support.</w:t>
       </w:r>
     </w:p>
     <w:p>
@@ -277,18 +539,70 @@
       </w:r>
     </w:p>
     <w:p>
-      <w:r>
+      <w:pPr>
+        <w:pStyle w:val="Heading3"/>
+      </w:pPr>
+      <w:r>
+        <w:t>Start with this puzzle</w:t>
+      </w:r>
+    </w:p>
+    <w:p>
+      <w:pPr>
+        <w:spacing w:line="336" w:lineRule="auto" w:after="180"/>
+        <w:shd w:fill="F1F6FC"/>
+      </w:pPr>
+      <w:r>
+        <w:rPr>
+          <w:b w:val="0"/>
+        </w:rPr>
         <w:t>MYSTERY</w:t>
       </w:r>
     </w:p>
     <w:p>
-      <w:r>
-        <w:t>The learners must use hallucination failure types to solve a problem. What information do they have? What decision or calculation do they make? What would count as evidence that it worked?</w:t>
-      </w:r>
-    </w:p>
-    <w:p>
-      <w:r>
-        <w:t>Three observations (what you can point to):</w:t>
+      <w:pPr>
+        <w:spacing w:line="336" w:lineRule="auto" w:after="180"/>
+        <w:shd w:fill="F5F1FB"/>
+      </w:pPr>
+      <w:r>
+        <w:rPr>
+          <w:b w:val="0"/>
+        </w:rPr>
+        <w:t xml:space="preserve">The learners must use hallucination failure types to solve a problem. What information do they have? What decision or calculation do they make? What would count as </w:t>
+      </w:r>
+      <w:r>
+        <w:rPr>
+          <w:b/>
+        </w:rPr>
+        <w:t>evidence</w:t>
+      </w:r>
+      <w:r>
+        <w:rPr>
+          <w:b w:val="0"/>
+        </w:rPr>
+        <w:t xml:space="preserve"> that it worked?</w:t>
+      </w:r>
+    </w:p>
+    <w:p>
+      <w:pPr>
+        <w:spacing w:line="336" w:lineRule="auto" w:after="180"/>
+      </w:pPr>
+      <w:r>
+        <w:rPr>
+          <w:b w:val="0"/>
+        </w:rPr>
+        <w:t xml:space="preserve">Three </w:t>
+      </w:r>
+      <w:r>
+        <w:rPr>
+          <w:b/>
+        </w:rPr>
+        <w:t>observation</w:t>
+      </w:r>
+      <w:r>
+        <w:rPr>
+          <w:b w:val="0"/>
+        </w:rPr>
+        <w:t>s (what you can point to):</w:t>
       </w:r>
     </w:p>
     <w:p>
@@ -325,8 +639,26 @@
       </w:r>
     </w:p>
     <w:p>
-      <w:r>
-        <w:t>My prediction and the clue supporting it:</w:t>
+      <w:pPr>
+        <w:spacing w:line="336" w:lineRule="auto" w:after="180"/>
+      </w:pPr>
+      <w:r>
+        <w:rPr>
+          <w:b w:val="0"/>
+        </w:rPr>
+        <w:t xml:space="preserve">My </w:t>
+      </w:r>
+      <w:r>
+        <w:rPr>
+          <w:b/>
+        </w:rPr>
+        <w:t>prediction</w:t>
+      </w:r>
+      <w:r>
+        <w:rPr>
+          <w:b w:val="0"/>
+        </w:rPr>
+        <w:t xml:space="preserve"> and the clue supporting it:</w:t>
       </w:r>
     </w:p>
     <w:p>
@@ -371,13 +703,48 @@
       </w:r>
     </w:p>
     <w:p>
-      <w:r>
-        <w:t>Generated answers may invent facts, misread quantities or cite irrelevant passages. Verification checks each claim against evidence rather than accepting fluent wording.</w:t>
-      </w:r>
-    </w:p>
-    <w:p>
-      <w:r>
-        <w:t>Begin by writing the question the procedure is intended to answer. Identify the information already supplied, the information it will produce and the information still missing. These are constructed classroom examples; they do not require live accounts, private records or an external service. Do not treat a plausible explanation as a measured outcome.</w:t>
+      <w:pPr>
+        <w:spacing w:line="336" w:lineRule="auto" w:after="180"/>
+      </w:pPr>
+      <w:r>
+        <w:rPr>
+          <w:b w:val="0"/>
+        </w:rPr>
+        <w:t xml:space="preserve">Generated answers may invent facts, misread quantities or cite irrelevant passages. Verification checks each claim against </w:t>
+      </w:r>
+      <w:r>
+        <w:rPr>
+          <w:b/>
+        </w:rPr>
+        <w:t>evidence</w:t>
+      </w:r>
+      <w:r>
+        <w:rPr>
+          <w:b w:val="0"/>
+        </w:rPr>
+        <w:t xml:space="preserve"> rather than accepting fluent wording.</w:t>
+      </w:r>
+    </w:p>
+    <w:p>
+      <w:pPr>
+        <w:spacing w:line="336" w:lineRule="auto" w:after="180"/>
+      </w:pPr>
+      <w:r>
+        <w:rPr>
+          <w:b w:val="0"/>
+        </w:rPr>
+        <w:t>Begin by writing the question the procedure is intended to answer. Identify the information already supplied, the information it will produce and the information still missing.</w:t>
+      </w:r>
+    </w:p>
+    <w:p>
+      <w:pPr>
+        <w:spacing w:line="336" w:lineRule="auto" w:after="180"/>
+      </w:pPr>
+      <w:r>
+        <w:rPr>
+          <w:b w:val="0"/>
+        </w:rPr>
+        <w:t>These are constructed classroom examples; they do not require live accounts, private records or an external service. Do not treat a plausible explanation as a measured outcome.</w:t>
       </w:r>
     </w:p>
     <w:p>
@@ -390,16 +757,69 @@
     </w:p>
     <w:p>
       <w:r>
-        <w:t>VISUAL MECHANISM</w:t>
-      </w:r>
-    </w:p>
-    <w:p>
-      <w:r>
-        <w:t>Input → Process → Output</w:t>
-      </w:r>
-    </w:p>
-    <w:p>
-      <w:r>
+        <w:t>Follow the mechanism for Hallucination Failure Types. Connect each labelled input, deciding step and result.</w:t>
+      </w:r>
+    </w:p>
+    <w:p>
+      <w:pPr>
+        <w:spacing w:line="336" w:lineRule="auto" w:after="180"/>
+      </w:pPr>
+      <w:r>
+        <w:rPr>
+          <w:b/>
+        </w:rPr>
+        <w:t xml:space="preserve">VISUAL </w:t>
+      </w:r>
+      <w:r>
+        <w:rPr>
+          <w:b/>
+        </w:rPr>
+        <w:t>MECHANISM</w:t>
+      </w:r>
+    </w:p>
+    <w:p>
+      <w:pPr>
+        <w:spacing w:line="336" w:lineRule="auto" w:after="180"/>
+      </w:pPr>
+      <w:r>
+        <w:rPr>
+          <w:b/>
+        </w:rPr>
+        <w:t>Input</w:t>
+      </w:r>
+      <w:r>
+        <w:rPr>
+          <w:b w:val="0"/>
+        </w:rPr>
+        <w:t xml:space="preserve"> → </w:t>
+      </w:r>
+      <w:r>
+        <w:rPr>
+          <w:b/>
+        </w:rPr>
+        <w:t>Process</w:t>
+      </w:r>
+      <w:r>
+        <w:rPr>
+          <w:b w:val="0"/>
+        </w:rPr>
+        <w:t xml:space="preserve"> → </w:t>
+      </w:r>
+      <w:r>
+        <w:rPr>
+          <w:b/>
+        </w:rPr>
+        <w:t>Output</w:t>
+      </w:r>
+    </w:p>
+    <w:p>
+      <w:pPr>
+        <w:spacing w:line="336" w:lineRule="auto" w:after="180"/>
+      </w:pPr>
+      <w:r>
+        <w:rPr>
+          <w:b w:val="0"/>
+        </w:rPr>
         <w:t>Trace the information. At each stage, ask what changed and how you could test it.</w:t>
       </w:r>
     </w:p>
@@ -440,7 +860,13 @@
       </w:r>
     </w:p>
     <w:p>
-      <w:r>
+      <w:pPr>
+        <w:spacing w:line="336" w:lineRule="auto" w:after="180"/>
+      </w:pPr>
+      <w:r>
+        <w:rPr>
+          <w:b w:val="0"/>
+        </w:rPr>
         <w:t>↓</w:t>
       </w:r>
     </w:p>
@@ -481,7 +907,13 @@
       </w:r>
     </w:p>
     <w:p>
-      <w:r>
+      <w:pPr>
+        <w:spacing w:line="336" w:lineRule="auto" w:after="180"/>
+      </w:pPr>
+      <w:r>
+        <w:rPr>
+          <w:b w:val="0"/>
+        </w:rPr>
         <w:t>↓</w:t>
       </w:r>
     </w:p>
@@ -522,7 +954,13 @@
       </w:r>
     </w:p>
     <w:p>
-      <w:r>
+      <w:pPr>
+        <w:spacing w:line="336" w:lineRule="auto" w:after="180"/>
+      </w:pPr>
+      <w:r>
+        <w:rPr>
+          <w:b w:val="0"/>
+        </w:rPr>
         <w:t>Which stage could fail even when the other two are correct? Explain:</w:t>
       </w:r>
     </w:p>
@@ -568,8 +1006,50 @@
       </w:r>
     </w:p>
     <w:p>
-      <w:r>
-        <w:t>Split an answer into atomic claims. For each, record the exact source passage, support status and any needed calculation. Mark unsupported and contradicted claims separately; do not repair them by inventing sources.</w:t>
+      <w:pPr>
+        <w:spacing w:line="336" w:lineRule="auto" w:after="180"/>
+      </w:pPr>
+      <w:r>
+        <w:rPr>
+          <w:b w:val="0"/>
+        </w:rPr>
+        <w:t xml:space="preserve">Split an answer into </w:t>
+      </w:r>
+      <w:r>
+        <w:rPr>
+          <w:b/>
+        </w:rPr>
+        <w:t>atomic claim</w:t>
+      </w:r>
+      <w:r>
+        <w:rPr>
+          <w:b w:val="0"/>
+        </w:rPr>
+        <w:t xml:space="preserve">s. For each, record the exact source passage, support status and any needed calculation. Mark </w:t>
+      </w:r>
+      <w:r>
+        <w:rPr>
+          <w:b/>
+        </w:rPr>
+        <w:t>unsupported</w:t>
+      </w:r>
+      <w:r>
+        <w:rPr>
+          <w:b w:val="0"/>
+        </w:rPr>
+        <w:t xml:space="preserve"> and </w:t>
+      </w:r>
+      <w:r>
+        <w:rPr>
+          <w:b/>
+        </w:rPr>
+        <w:t>contradicted</w:t>
+      </w:r>
+      <w:r>
+        <w:rPr>
+          <w:b w:val="0"/>
+        </w:rPr>
+        <w:t xml:space="preserve"> claims separately; do not repair them by inventing sources.</w:t>
       </w:r>
     </w:p>
     <w:p>
@@ -665,8 +1145,49 @@
       </w:r>
     </w:p>
     <w:p>
-      <w:r>
-        <w:t>Before applying the procedure, write its units, denominator or decision boundary where relevant. A partner should be able to repeat each step using the same inputs. If a required input is absent or violates the stated contract, record that condition explicitly instead of quietly replacing it with a convenient value.</w:t>
+      <w:pPr>
+        <w:spacing w:line="336" w:lineRule="auto" w:after="180"/>
+      </w:pPr>
+      <w:r>
+        <w:rPr>
+          <w:b w:val="0"/>
+        </w:rPr>
+        <w:t xml:space="preserve">Before applying the procedure, write its units, denominator or decision boundary where relevant. A partner should be able to repeat each step using the same </w:t>
+      </w:r>
+      <w:r>
+        <w:rPr>
+          <w:b/>
+        </w:rPr>
+        <w:t>input</w:t>
+      </w:r>
+      <w:r>
+        <w:rPr>
+          <w:b w:val="0"/>
+        </w:rPr>
+        <w:t>s.</w:t>
+      </w:r>
+    </w:p>
+    <w:p>
+      <w:pPr>
+        <w:spacing w:line="336" w:lineRule="auto" w:after="180"/>
+      </w:pPr>
+      <w:r>
+        <w:rPr>
+          <w:b w:val="0"/>
+        </w:rPr>
+        <w:t xml:space="preserve">If a required </w:t>
+      </w:r>
+      <w:r>
+        <w:rPr>
+          <w:b/>
+        </w:rPr>
+        <w:t>input</w:t>
+      </w:r>
+      <w:r>
+        <w:rPr>
+          <w:b w:val="0"/>
+        </w:rPr>
+        <w:t xml:space="preserve"> is absent or violates the stated contract, record that condition explicitly instead of quietly replacing it with a convenient value.</w:t>
       </w:r>
     </w:p>
     <w:p>
@@ -678,8 +1199,26 @@
       </w:r>
     </w:p>
     <w:p>
-      <w:r>
-        <w:t>Point to the input, the deciding step and the result in this week’s visual. Explain the same step in ordinary words. A picture helps when you can say what each part represents.</w:t>
+      <w:pPr>
+        <w:spacing w:line="336" w:lineRule="auto" w:after="180"/>
+      </w:pPr>
+      <w:r>
+        <w:rPr>
+          <w:b w:val="0"/>
+        </w:rPr>
+        <w:t xml:space="preserve">Point to the </w:t>
+      </w:r>
+      <w:r>
+        <w:rPr>
+          <w:b/>
+        </w:rPr>
+        <w:t>input</w:t>
+      </w:r>
+      <w:r>
+        <w:rPr>
+          <w:b w:val="0"/>
+        </w:rPr>
+        <w:t>, the deciding step and the result in this week’s visual. Explain the same step in ordinary words. A picture helps when you can say what each part represents.</w:t>
       </w:r>
     </w:p>
     <w:p>
@@ -692,16 +1231,54 @@
     </w:p>
     <w:p>
       <w:r>
+        <w:t>Compare the supplied cases for Hallucination Failure Types. Identify the detail that changes the conclusion.</w:t>
+      </w:r>
+    </w:p>
+    <w:p>
+      <w:pPr>
+        <w:pStyle w:val="Heading3"/>
+      </w:pPr>
+      <w:r>
+        <w:t>The case to investigate</w:t>
+      </w:r>
+    </w:p>
+    <w:p>
+      <w:pPr>
+        <w:spacing w:line="336" w:lineRule="auto" w:after="180"/>
+        <w:shd w:fill="F1F6FC"/>
+      </w:pPr>
+      <w:r>
+        <w:rPr>
+          <w:b w:val="0"/>
+        </w:rPr>
         <w:t>CASE GALLERY</w:t>
       </w:r>
     </w:p>
     <w:p>
-      <w:r>
-        <w:t>Four Tests, Four Kinds of Evidence</w:t>
-      </w:r>
-    </w:p>
-    <w:p>
-      <w:r>
+      <w:pPr>
+        <w:spacing w:line="336" w:lineRule="auto" w:after="180"/>
+      </w:pPr>
+      <w:r>
+        <w:rPr>
+          <w:b w:val="0"/>
+        </w:rPr>
+        <w:t xml:space="preserve">Four Tests, Four Kinds of </w:t>
+      </w:r>
+      <w:r>
+        <w:rPr>
+          <w:b/>
+        </w:rPr>
+        <w:t>Evidence</w:t>
+      </w:r>
+    </w:p>
+    <w:p>
+      <w:pPr>
+        <w:spacing w:line="336" w:lineRule="auto" w:after="180"/>
+      </w:pPr>
+      <w:r>
+        <w:rPr>
+          <w:b w:val="0"/>
+        </w:rPr>
         <w:t>A system is not understood until it survives more than one comfortable example.</w:t>
       </w:r>
     </w:p>
@@ -778,8 +1355,47 @@
       </w:r>
     </w:p>
     <w:p>
-      <w:r>
-        <w:t>NORMAL CASE: predict and name evidence.     BOUNDARY CASE: predict and name evidence.</w:t>
+      <w:pPr>
+        <w:pStyle w:val="Heading3"/>
+      </w:pPr>
+      <w:r>
+        <w:t>The normal case</w:t>
+      </w:r>
+    </w:p>
+    <w:p>
+      <w:pPr>
+        <w:spacing w:line="336" w:lineRule="auto" w:after="180"/>
+        <w:shd w:fill="F1F6FC"/>
+      </w:pPr>
+      <w:r>
+        <w:rPr>
+          <w:b w:val="0"/>
+        </w:rPr>
+        <w:t xml:space="preserve">NORMAL CASE: predict and name </w:t>
+      </w:r>
+      <w:r>
+        <w:rPr>
+          <w:b/>
+        </w:rPr>
+        <w:t>evidence</w:t>
+      </w:r>
+      <w:r>
+        <w:rPr>
+          <w:b w:val="0"/>
+        </w:rPr>
+        <w:t xml:space="preserve">.     BOUNDARY CASE: predict and name </w:t>
+      </w:r>
+      <w:r>
+        <w:rPr>
+          <w:b/>
+        </w:rPr>
+        <w:t>evidence</w:t>
+      </w:r>
+      <w:r>
+        <w:rPr>
+          <w:b w:val="0"/>
+        </w:rPr>
+        <w:t>.</w:t>
       </w:r>
     </w:p>
     <w:p>
@@ -855,12 +1471,58 @@
       </w:r>
     </w:p>
     <w:p>
-      <w:r>
-        <w:t>MISSING INFORMATION: predict and name evidence.     TRANSFER CASE: predict and name evidence.</w:t>
-      </w:r>
-    </w:p>
-    <w:p>
-      <w:r>
+      <w:pPr>
+        <w:pStyle w:val="Heading3"/>
+      </w:pPr>
+      <w:r>
+        <w:t>Check missing information</w:t>
+      </w:r>
+    </w:p>
+    <w:p>
+      <w:pPr>
+        <w:spacing w:line="336" w:lineRule="auto" w:after="180"/>
+        <w:shd w:fill="FFF5E6"/>
+      </w:pPr>
+      <w:r>
+        <w:rPr>
+          <w:b w:val="0"/>
+        </w:rPr>
+        <w:t xml:space="preserve">MISSING INFORMATION: predict and name </w:t>
+      </w:r>
+      <w:r>
+        <w:rPr>
+          <w:b/>
+        </w:rPr>
+        <w:t>evidence</w:t>
+      </w:r>
+      <w:r>
+        <w:rPr>
+          <w:b w:val="0"/>
+        </w:rPr>
+        <w:t xml:space="preserve">.     TRANSFER CASE: predict and name </w:t>
+      </w:r>
+      <w:r>
+        <w:rPr>
+          <w:b/>
+        </w:rPr>
+        <w:t>evidence</w:t>
+      </w:r>
+      <w:r>
+        <w:rPr>
+          <w:b w:val="0"/>
+        </w:rPr>
+        <w:t>.</w:t>
+      </w:r>
+    </w:p>
+    <w:p>
+      <w:pPr>
+        <w:spacing w:line="336" w:lineRule="auto" w:after="180"/>
+        <w:shd w:fill="F5F1FB"/>
+      </w:pPr>
+      <w:r>
+        <w:rPr>
+          <w:b w:val="0"/>
+        </w:rPr>
         <w:t>Which case is most likely to reveal a hidden assumption? Why?</w:t>
       </w:r>
     </w:p>
@@ -906,17 +1568,68 @@
       </w:r>
     </w:p>
     <w:p>
-      <w:r>
+      <w:pPr>
+        <w:pStyle w:val="Heading3"/>
+      </w:pPr>
+      <w:r>
+        <w:t>Change one thing</w:t>
+      </w:r>
+    </w:p>
+    <w:p>
+      <w:pPr>
+        <w:spacing w:line="336" w:lineRule="auto" w:after="180"/>
+        <w:shd w:fill="F5F1FB"/>
+      </w:pPr>
+      <w:r>
+        <w:rPr>
+          <w:b w:val="0"/>
+        </w:rPr>
         <w:t>Change: Add a planned 30-minute stop while preserving speed and distance.</w:t>
       </w:r>
     </w:p>
     <w:p>
-      <w:r>
-        <w:t>Prediction: Planned total elapsed time becomes 3.5 hours.</w:t>
-      </w:r>
-    </w:p>
-    <w:p>
-      <w:r>
+      <w:pPr>
+        <w:pStyle w:val="Heading3"/>
+      </w:pPr>
+      <w:r>
+        <w:t>Predicted result</w:t>
+      </w:r>
+    </w:p>
+    <w:p>
+      <w:pPr>
+        <w:spacing w:line="336" w:lineRule="auto" w:after="180"/>
+        <w:shd w:fill="F1F6FC"/>
+      </w:pPr>
+      <w:r>
+        <w:rPr>
+          <w:b/>
+        </w:rPr>
+        <w:t>Prediction</w:t>
+      </w:r>
+      <w:r>
+        <w:rPr>
+          <w:b w:val="0"/>
+        </w:rPr>
+        <w:t>: Planned total elapsed time becomes 3.5 hours.</w:t>
+      </w:r>
+    </w:p>
+    <w:p>
+      <w:pPr>
+        <w:pStyle w:val="Heading3"/>
+      </w:pPr>
+      <w:r>
+        <w:t>Why the result follows</w:t>
+      </w:r>
+    </w:p>
+    <w:p>
+      <w:pPr>
+        <w:spacing w:line="336" w:lineRule="auto" w:after="180"/>
+        <w:shd w:fill="F1F6FC"/>
+      </w:pPr>
+      <w:r>
+        <w:rPr>
+          <w:b w:val="0"/>
+        </w:rPr>
         <w:t>Reason: Three moving hours plus half an hour stopped; walking-time calculation itself stays three.</w:t>
       </w:r>
     </w:p>
@@ -930,16 +1643,39 @@
     </w:p>
     <w:p>
       <w:r>
+        <w:t>Use the vocabulary of Hallucination Failure Types to explain a concrete decision, rather than only memorising definitions.</w:t>
+      </w:r>
+    </w:p>
+    <w:p>
+      <w:pPr>
+        <w:spacing w:line="336" w:lineRule="auto" w:after="180"/>
+      </w:pPr>
+      <w:r>
+        <w:rPr>
+          <w:b/>
+        </w:rPr>
         <w:t>VOCABULARY LAB</w:t>
       </w:r>
     </w:p>
     <w:p>
-      <w:r>
+      <w:pPr>
+        <w:spacing w:line="336" w:lineRule="auto" w:after="180"/>
+      </w:pPr>
+      <w:r>
+        <w:rPr>
+          <w:b w:val="0"/>
+        </w:rPr>
         <w:t>Words You Can Use to Reason</w:t>
       </w:r>
     </w:p>
     <w:p>
-      <w:r>
+      <w:pPr>
+        <w:spacing w:line="336" w:lineRule="auto" w:after="180"/>
+      </w:pPr>
+      <w:r>
+        <w:rPr>
+          <w:b w:val="0"/>
+        </w:rPr>
         <w:t>A definition matters when you can recognize the idea, use it, and contrast it with a near-miss.</w:t>
       </w:r>
     </w:p>
@@ -1374,17 +2110,58 @@
     </w:p>
     <w:p>
       <w:r>
-        <w:t>WORKED EVIDENCE</w:t>
-      </w:r>
-    </w:p>
-    <w:p>
-      <w:r>
+        <w:t>Follow the worked trace for Hallucination Failure Types, predict a step, then compare with its explanation.</w:t>
+      </w:r>
+    </w:p>
+    <w:p>
+      <w:pPr>
+        <w:spacing w:line="336" w:lineRule="auto" w:after="180"/>
+      </w:pPr>
+      <w:r>
+        <w:rPr>
+          <w:b/>
+        </w:rPr>
+        <w:t xml:space="preserve">WORKED </w:t>
+      </w:r>
+      <w:r>
+        <w:rPr>
+          <w:b/>
+        </w:rPr>
+        <w:t>EVIDENCE</w:t>
+      </w:r>
+    </w:p>
+    <w:p>
+      <w:pPr>
+        <w:spacing w:line="336" w:lineRule="auto" w:after="180"/>
+      </w:pPr>
+      <w:r>
+        <w:rPr>
+          <w:b w:val="0"/>
+        </w:rPr>
         <w:t>Reason Step by Step</w:t>
       </w:r>
     </w:p>
     <w:p>
-      <w:r>
-        <w:t>Predict first. Then check each step. A correct answer without visible reasoning is incomplete evidence.</w:t>
+      <w:pPr>
+        <w:spacing w:line="336" w:lineRule="auto" w:after="180"/>
+      </w:pPr>
+      <w:r>
+        <w:rPr>
+          <w:b w:val="0"/>
+        </w:rPr>
+        <w:t xml:space="preserve">Predict first. Then check each step. A correct answer without visible reasoning is incomplete </w:t>
+      </w:r>
+      <w:r>
+        <w:rPr>
+          <w:b/>
+        </w:rPr>
+        <w:t>evidence</w:t>
+      </w:r>
+      <w:r>
+        <w:rPr>
+          <w:b w:val="0"/>
+        </w:rPr>
+        <w:t>.</w:t>
       </w:r>
     </w:p>
     <w:p>
@@ -1424,27 +2201,97 @@
       </w:r>
     </w:p>
     <w:p>
-      <w:r>
+      <w:pPr>
+        <w:spacing w:line="336" w:lineRule="auto" w:after="180"/>
+        <w:shd w:fill="F4F9FC"/>
+      </w:pPr>
+      <w:r>
+        <w:rPr>
+          <w:b w:val="0"/>
+        </w:rPr>
         <w:t>1. Claim 1 is directly supported by the passage.</w:t>
       </w:r>
     </w:p>
     <w:p>
-      <w:r>
-        <w:t>2. Claim 2 invents a scientist’s quotation: fabrication.</w:t>
-      </w:r>
-    </w:p>
-    <w:p>
-      <w:r>
-        <w:t>3. Claim 3 draws a cause from correlation: faulty inference.</w:t>
-      </w:r>
-    </w:p>
-    <w:p>
-      <w:r>
-        <w:t>4. Tag each claim, repair only with evidence, or mark unknown.</w:t>
-      </w:r>
-    </w:p>
-    <w:p>
-      <w:r>
+      <w:pPr>
+        <w:spacing w:line="336" w:lineRule="auto" w:after="180"/>
+        <w:shd w:fill="F4F9FC"/>
+      </w:pPr>
+      <w:r>
+        <w:rPr>
+          <w:b w:val="0"/>
+        </w:rPr>
+        <w:t xml:space="preserve">2. Claim 2 invents a scientist’s quotation: </w:t>
+      </w:r>
+      <w:r>
+        <w:rPr>
+          <w:b/>
+        </w:rPr>
+        <w:t>fabrication</w:t>
+      </w:r>
+      <w:r>
+        <w:rPr>
+          <w:b w:val="0"/>
+        </w:rPr>
+        <w:t>.</w:t>
+      </w:r>
+    </w:p>
+    <w:p>
+      <w:pPr>
+        <w:spacing w:line="336" w:lineRule="auto" w:after="180"/>
+        <w:shd w:fill="F4F9FC"/>
+      </w:pPr>
+      <w:r>
+        <w:rPr>
+          <w:b w:val="0"/>
+        </w:rPr>
+        <w:t xml:space="preserve">3. Claim 3 draws a cause from correlation: </w:t>
+      </w:r>
+      <w:r>
+        <w:rPr>
+          <w:b/>
+        </w:rPr>
+        <w:t>faulty inference</w:t>
+      </w:r>
+      <w:r>
+        <w:rPr>
+          <w:b w:val="0"/>
+        </w:rPr>
+        <w:t>.</w:t>
+      </w:r>
+    </w:p>
+    <w:p>
+      <w:pPr>
+        <w:spacing w:line="336" w:lineRule="auto" w:after="180"/>
+        <w:shd w:fill="F4F9FC"/>
+      </w:pPr>
+      <w:r>
+        <w:rPr>
+          <w:b w:val="0"/>
+        </w:rPr>
+        <w:t xml:space="preserve">4. Tag each claim, repair only with </w:t>
+      </w:r>
+      <w:r>
+        <w:rPr>
+          <w:b/>
+        </w:rPr>
+        <w:t>evidence</w:t>
+      </w:r>
+      <w:r>
+        <w:rPr>
+          <w:b w:val="0"/>
+        </w:rPr>
+        <w:t>, or mark unknown.</w:t>
+      </w:r>
+    </w:p>
+    <w:p>
+      <w:pPr>
+        <w:spacing w:line="336" w:lineRule="auto" w:after="180"/>
+      </w:pPr>
+      <w:r>
+        <w:rPr>
+          <w:b w:val="0"/>
+        </w:rPr>
         <w:t>Recalculate, retrace, or restate the reasoning in your own representation:</w:t>
       </w:r>
     </w:p>
@@ -1482,8 +2329,27 @@
       </w:r>
     </w:p>
     <w:p>
-      <w:r>
-        <w:t>CHECK  Did the evidence answer the exact question? Did the total, path, or source record stay consistent?</w:t>
+      <w:pPr>
+        <w:spacing w:line="336" w:lineRule="auto" w:after="180"/>
+        <w:shd w:fill="F5F1FB"/>
+      </w:pPr>
+      <w:r>
+        <w:rPr>
+          <w:b w:val="0"/>
+        </w:rPr>
+        <w:t xml:space="preserve">CHECK  Did the </w:t>
+      </w:r>
+      <w:r>
+        <w:rPr>
+          <w:b/>
+        </w:rPr>
+        <w:t>evidence</w:t>
+      </w:r>
+      <w:r>
+        <w:rPr>
+          <w:b w:val="0"/>
+        </w:rPr>
+        <w:t xml:space="preserve"> answer the exact question? Did the total, path, or source record stay consistent?</w:t>
       </w:r>
     </w:p>
     <w:p>
@@ -1495,18 +2361,61 @@
       </w:r>
     </w:p>
     <w:p>
-      <w:r>
+      <w:pPr>
+        <w:spacing w:line="336" w:lineRule="auto" w:after="180"/>
+      </w:pPr>
+      <w:r>
+        <w:rPr>
+          <w:b w:val="0"/>
+        </w:rPr>
         <w:t>Source R says room B seats 12 and the meeting starts at 15:00. Generated answer says B seats 20, starts at 15:00 and includes free lunch.</w:t>
       </w:r>
     </w:p>
     <w:p>
-      <w:r>
-        <w:t>Capacity 20 is contradicted; 15:00 is supported; free lunch is unsupported. One of three claims has support. The missing lunch fact is not evidence of no lunch.</w:t>
-      </w:r>
-    </w:p>
-    <w:p>
-      <w:r>
-        <w:t>Compare the intermediate evidence with the final statement. Explain why each number or decision follows from the stated inputs. The conclusion belongs to this scenario and procedure; changing the inputs, evaluation population or authority can change what it establishes. Retain the raw record so a later revision can be compared honestly.</w:t>
+      <w:pPr>
+        <w:spacing w:line="336" w:lineRule="auto" w:after="180"/>
+      </w:pPr>
+      <w:r>
+        <w:rPr>
+          <w:b w:val="0"/>
+        </w:rPr>
+        <w:t xml:space="preserve">Capacity 20 is </w:t>
+      </w:r>
+      <w:r>
+        <w:rPr>
+          <w:b/>
+        </w:rPr>
+        <w:t>contradicted</w:t>
+      </w:r>
+      <w:r>
+        <w:rPr>
+          <w:b w:val="0"/>
+        </w:rPr>
+        <w:t xml:space="preserve">; 15:00 is supported; free lunch is </w:t>
+      </w:r>
+      <w:r>
+        <w:rPr>
+          <w:b/>
+        </w:rPr>
+        <w:t>unsupported</w:t>
+      </w:r>
+      <w:r>
+        <w:rPr>
+          <w:b w:val="0"/>
+        </w:rPr>
+        <w:t xml:space="preserve">. One of three claims has support. The missing lunch fact is not </w:t>
+      </w:r>
+      <w:r>
+        <w:rPr>
+          <w:b/>
+        </w:rPr>
+        <w:t>evidence</w:t>
+      </w:r>
+      <w:r>
+        <w:rPr>
+          <w:b w:val="0"/>
+        </w:rPr>
+        <w:t xml:space="preserve"> of no lunch.</w:t>
       </w:r>
     </w:p>
     <w:p>
@@ -1514,11 +2423,85 @@
         <w:pStyle w:val="Heading3"/>
       </w:pPr>
       <w:r>
+        <w:t>Worked explanation · Hallucination Failure Types</w:t>
+      </w:r>
+    </w:p>
+    <w:p>
+      <w:pPr>
+        <w:spacing w:line="336" w:lineRule="auto" w:after="180"/>
+        <w:shd w:fill="F1F6FC"/>
+      </w:pPr>
+      <w:r>
+        <w:rPr>
+          <w:b w:val="0"/>
+        </w:rPr>
+        <w:t xml:space="preserve">Compare the intermediate </w:t>
+      </w:r>
+      <w:r>
+        <w:rPr>
+          <w:b/>
+        </w:rPr>
+        <w:t>evidence</w:t>
+      </w:r>
+      <w:r>
+        <w:rPr>
+          <w:b w:val="0"/>
+        </w:rPr>
+        <w:t xml:space="preserve"> with the final statement. Explain why each number or decision follows from the stated </w:t>
+      </w:r>
+      <w:r>
+        <w:rPr>
+          <w:b/>
+        </w:rPr>
+        <w:t>input</w:t>
+      </w:r>
+      <w:r>
+        <w:rPr>
+          <w:b w:val="0"/>
+        </w:rPr>
+        <w:t>s.</w:t>
+      </w:r>
+    </w:p>
+    <w:p>
+      <w:pPr>
+        <w:spacing w:line="336" w:lineRule="auto" w:after="180"/>
+        <w:shd w:fill="F1F6FC"/>
+      </w:pPr>
+      <w:r>
+        <w:rPr>
+          <w:b w:val="0"/>
+        </w:rPr>
+        <w:t xml:space="preserve">The conclusion belongs to this scenario and procedure; changing the </w:t>
+      </w:r>
+      <w:r>
+        <w:rPr>
+          <w:b/>
+        </w:rPr>
+        <w:t>input</w:t>
+      </w:r>
+      <w:r>
+        <w:rPr>
+          <w:b w:val="0"/>
+        </w:rPr>
+        <w:t>s, evaluation population or authority can change what it establishes. Retain the raw record so a later revision can be compared honestly.</w:t>
+      </w:r>
+    </w:p>
+    <w:p>
+      <w:pPr>
+        <w:pStyle w:val="Heading3"/>
+      </w:pPr>
+      <w:r>
         <w:t>Learn from the worked case</w:t>
       </w:r>
     </w:p>
     <w:p>
-      <w:r>
+      <w:pPr>
+        <w:spacing w:line="336" w:lineRule="auto" w:after="180"/>
+      </w:pPr>
+      <w:r>
+        <w:rPr>
+          <w:b w:val="0"/>
+        </w:rPr>
         <w:t>Cover the result before checking it. Say what is given, choose the procedure, and follow one step at a time. Then uncover the result and explain your first mismatch. Ask why a step is allowed, not only what number it produces.</w:t>
       </w:r>
     </w:p>
@@ -1531,7 +2514,13 @@
       </w:r>
     </w:p>
     <w:p>
-      <w:r>
+      <w:pPr>
+        <w:spacing w:line="336" w:lineRule="auto" w:after="180"/>
+      </w:pPr>
+      <w:r>
+        <w:rPr>
+          <w:b w:val="0"/>
+        </w:rPr>
         <w:t>A fictional Study Buddy drafts a field-trip summary from one approved record.</w:t>
       </w:r>
     </w:p>
@@ -1544,12 +2533,42 @@
       </w:r>
     </w:p>
     <w:p>
-      <w:r>
+      <w:pPr>
+        <w:pStyle w:val="Heading3"/>
+      </w:pPr>
+      <w:r>
+        <w:t>Supplied facts</w:t>
+      </w:r>
+    </w:p>
+    <w:p>
+      <w:pPr>
+        <w:spacing w:line="336" w:lineRule="auto" w:after="180"/>
+        <w:shd w:fill="F1F6FC"/>
+      </w:pPr>
+      <w:r>
+        <w:rPr>
+          <w:b w:val="0"/>
+        </w:rPr>
         <w:t>Source S: trail length 12 km; planned constant speed 4 km/h, excluding stops; departure 09:00.</w:t>
       </w:r>
     </w:p>
     <w:p>
-      <w:r>
+      <w:pPr>
+        <w:pStyle w:val="Heading3"/>
+      </w:pPr>
+      <w:r>
+        <w:t>Supplied facts</w:t>
+      </w:r>
+    </w:p>
+    <w:p>
+      <w:pPr>
+        <w:spacing w:line="336" w:lineRule="auto" w:after="180"/>
+        <w:shd w:fill="F1F6FC"/>
+      </w:pPr>
+      <w:r>
+        <w:rPr>
+          <w:b w:val="0"/>
+        </w:rPr>
         <w:t>Draft: “The walk takes two hours, starts at 09:00 and includes free lunch.” No lunch record is supplied.</w:t>
       </w:r>
     </w:p>
@@ -1735,30 +2754,114 @@
       </w:r>
     </w:p>
     <w:p>
-      <w:r>
-        <w:t>Different errors need different repairs. Recalculate the duration; keep the supported departure; remove or seek evidence for lunch. These categories are more informative than calling the whole answer wrong. Arithmetic inherits assumptions such as constant speed and no stops, so avoid turning the three-hour walking calculation into a guaranteed arrival time.</w:t>
-      </w:r>
-    </w:p>
-    <w:p>
       <w:pPr>
         <w:pStyle w:val="Heading3"/>
       </w:pPr>
       <w:r>
+        <w:t>Why the result follows</w:t>
+      </w:r>
+    </w:p>
+    <w:p>
+      <w:pPr>
+        <w:spacing w:line="336" w:lineRule="auto" w:after="180"/>
+        <w:shd w:fill="F1F6FC"/>
+      </w:pPr>
+      <w:r>
+        <w:rPr>
+          <w:b w:val="0"/>
+        </w:rPr>
+        <w:t xml:space="preserve">Different errors need different repairs. Recalculate the duration; keep the supported departure; remove or seek </w:t>
+      </w:r>
+      <w:r>
+        <w:rPr>
+          <w:b/>
+        </w:rPr>
+        <w:t>evidence</w:t>
+      </w:r>
+      <w:r>
+        <w:rPr>
+          <w:b w:val="0"/>
+        </w:rPr>
+        <w:t xml:space="preserve"> for lunch. These categories are more informative than calling the whole answer wrong.</w:t>
+      </w:r>
+    </w:p>
+    <w:p>
+      <w:pPr>
+        <w:spacing w:line="336" w:lineRule="auto" w:after="180"/>
+        <w:shd w:fill="F1F6FC"/>
+      </w:pPr>
+      <w:r>
+        <w:rPr>
+          <w:b w:val="0"/>
+        </w:rPr>
+        <w:t>Arithmetic inherits assumptions such as constant speed and no stops, so avoid turning the three-hour walking calculation into a guaranteed arrival time.</w:t>
+      </w:r>
+    </w:p>
+    <w:p>
+      <w:pPr>
+        <w:pStyle w:val="Heading3"/>
+      </w:pPr>
+      <w:r>
         <w:t>What this example does not establish</w:t>
       </w:r>
     </w:p>
     <w:p>
-      <w:r>
+      <w:pPr>
+        <w:pStyle w:val="Heading3"/>
+      </w:pPr>
+      <w:r>
+        <w:t>Keep the stated limit</w:t>
+      </w:r>
+    </w:p>
+    <w:p>
+      <w:pPr>
+        <w:spacing w:line="336" w:lineRule="auto" w:after="180"/>
+        <w:shd w:fill="FFF5E6"/>
+      </w:pPr>
+      <w:r>
+        <w:rPr>
+          <w:b w:val="0"/>
+        </w:rPr>
         <w:t>The fictional plan does not establish actual speed, delays or what eventually occurred on a real trip.</w:t>
       </w:r>
     </w:p>
     <w:p>
-      <w:r>
+      <w:pPr>
+        <w:pStyle w:val="Heading3"/>
+      </w:pPr>
+      <w:r>
+        <w:t>Keep the stated limit</w:t>
+      </w:r>
+    </w:p>
+    <w:p>
+      <w:pPr>
+        <w:spacing w:line="336" w:lineRule="auto" w:after="180"/>
+        <w:shd w:fill="FFF5E6"/>
+      </w:pPr>
+      <w:r>
+        <w:rPr>
+          <w:b w:val="0"/>
+        </w:rPr>
         <w:t>Read the labelled picture: Can we conclude there will definitely be no lunch from S alone?</w:t>
       </w:r>
     </w:p>
     <w:p>
-      <w:r>
+      <w:pPr>
+        <w:pStyle w:val="Heading3"/>
+      </w:pPr>
+      <w:r>
+        <w:t>Keep the stated limit</w:t>
+      </w:r>
+    </w:p>
+    <w:p>
+      <w:pPr>
+        <w:spacing w:line="336" w:lineRule="auto" w:after="180"/>
+        <w:shd w:fill="FFF5E6"/>
+      </w:pPr>
+      <w:r>
+        <w:rPr>
+          <w:b w:val="0"/>
+        </w:rPr>
         <w:t>Change one thing: Add a planned 30-minute stop while preserving speed and distance. Predict the result before checking the explanation. What remains the same?</w:t>
       </w:r>
     </w:p>
@@ -1772,17 +2875,73 @@
     </w:p>
     <w:p>
       <w:r>
+        <w:t>Find the unsupported step in the Hallucination Failure Types claim and explain a repair using the supplied evidence.</w:t>
+      </w:r>
+    </w:p>
+    <w:p>
+      <w:pPr>
+        <w:pStyle w:val="Heading3"/>
+      </w:pPr>
+      <w:r>
+        <w:t>Find the first error</w:t>
+      </w:r>
+    </w:p>
+    <w:p>
+      <w:pPr>
+        <w:spacing w:line="336" w:lineRule="auto" w:after="180"/>
+        <w:shd w:fill="FFF5E6"/>
+      </w:pPr>
+      <w:r>
+        <w:rPr>
+          <w:b w:val="0"/>
+        </w:rPr>
         <w:t>ERROR DETECTIVE</w:t>
       </w:r>
     </w:p>
     <w:p>
-      <w:r>
+      <w:pPr>
+        <w:spacing w:line="336" w:lineRule="auto" w:after="180"/>
+      </w:pPr>
+      <w:r>
+        <w:rPr>
+          <w:b w:val="0"/>
+        </w:rPr>
         <w:t>Compare → Diagnose → Repair</w:t>
       </w:r>
     </w:p>
     <w:p>
-      <w:r>
-        <w:t>Do not patch the answer. Find the earliest unsupported assumption, wrong step, or weak evidence.</w:t>
+      <w:pPr>
+        <w:spacing w:line="336" w:lineRule="auto" w:after="180"/>
+      </w:pPr>
+      <w:r>
+        <w:rPr>
+          <w:b w:val="0"/>
+        </w:rPr>
+        <w:t xml:space="preserve">Do not patch the answer. Find the earliest </w:t>
+      </w:r>
+      <w:r>
+        <w:rPr>
+          <w:b/>
+        </w:rPr>
+        <w:t>unsupported</w:t>
+      </w:r>
+      <w:r>
+        <w:rPr>
+          <w:b w:val="0"/>
+        </w:rPr>
+        <w:t xml:space="preserve"> assumption, wrong step, or weak </w:t>
+      </w:r>
+      <w:r>
+        <w:rPr>
+          <w:b/>
+        </w:rPr>
+        <w:t>evidence</w:t>
+      </w:r>
+      <w:r>
+        <w:rPr>
+          <w:b w:val="0"/>
+        </w:rPr>
+        <w:t>.</w:t>
       </w:r>
     </w:p>
     <w:p>
@@ -2032,7 +3191,14 @@
       </w:tr>
     </w:tbl>
     <w:p>
-      <w:r>
+      <w:pPr>
+        <w:spacing w:line="336" w:lineRule="auto" w:after="180"/>
+        <w:shd w:fill="F5F1FB"/>
+      </w:pPr>
+      <w:r>
+        <w:rPr>
+          <w:b w:val="0"/>
+        </w:rPr>
         <w:t>Repair one cause. Why is this repair better than changing several things?</w:t>
       </w:r>
     </w:p>
@@ -2078,15 +3244,42 @@
       </w:r>
     </w:p>
     <w:p>
-      <w:r>
-        <w:t>Complete the supported workbook tasks before attempting W4 independently. Record any hints or help used. After feedback, use the teacher's fresh retry rather than copying the earlier answer. For a project, select a relevant new case, predict the outcome from the declared rule and preserve the result alongside any revision.</w:t>
-      </w:r>
-    </w:p>
-    <w:p>
       <w:pPr>
         <w:pStyle w:val="Heading3"/>
       </w:pPr>
       <w:r>
+        <w:t>Check the claim against the facts</w:t>
+      </w:r>
+    </w:p>
+    <w:p>
+      <w:pPr>
+        <w:spacing w:line="336" w:lineRule="auto" w:after="180"/>
+        <w:shd w:fill="FFF5E6"/>
+      </w:pPr>
+      <w:r>
+        <w:rPr>
+          <w:b w:val="0"/>
+        </w:rPr>
+        <w:t>Complete the supported workbook tasks before attempting W4 independently. Record any hints or help used. After feedback, use the teacher's fresh retry rather than copying the earlier answer.</w:t>
+      </w:r>
+    </w:p>
+    <w:p>
+      <w:pPr>
+        <w:spacing w:line="336" w:lineRule="auto" w:after="180"/>
+        <w:shd w:fill="FFF5E6"/>
+      </w:pPr>
+      <w:r>
+        <w:rPr>
+          <w:b w:val="0"/>
+        </w:rPr>
+        <w:t>For a project, select a relevant new case, predict the outcome from the declared rule and preserve the result alongside any revision.</w:t>
+      </w:r>
+    </w:p>
+    <w:p>
+      <w:pPr>
+        <w:pStyle w:val="Heading3"/>
+      </w:pPr>
+      <w:r>
         <w:t>Exit: propose one revealing change to the worked scenario. State the expected outcome and the evidence that would make you revise your explanation.</w:t>
       </w:r>
     </w:p>
@@ -2125,16 +3318,39 @@
     </w:p>
     <w:p>
       <w:r>
+        <w:t>Practise Hallucination Failure Types with support, then explain the deciding step in your own words.</w:t>
+      </w:r>
+    </w:p>
+    <w:p>
+      <w:pPr>
+        <w:spacing w:line="336" w:lineRule="auto" w:after="180"/>
+      </w:pPr>
+      <w:r>
+        <w:rPr>
+          <w:b/>
+        </w:rPr>
         <w:t>LOGIC STUDIO</w:t>
       </w:r>
     </w:p>
     <w:p>
-      <w:r>
+      <w:pPr>
+        <w:spacing w:line="336" w:lineRule="auto" w:after="180"/>
+      </w:pPr>
+      <w:r>
+        <w:rPr>
+          <w:b w:val="0"/>
+        </w:rPr>
         <w:t>Specify Before You Run</w:t>
       </w:r>
     </w:p>
     <w:p>
-      <w:r>
+      <w:pPr>
+        <w:spacing w:line="336" w:lineRule="auto" w:after="180"/>
+      </w:pPr>
+      <w:r>
+        <w:rPr>
+          <w:b w:val="0"/>
+        </w:rPr>
         <w:t>Prompts, schemas, retrieval, tool calls, and code are inspectable parts of one AI product.</w:t>
       </w:r>
     </w:p>
@@ -2175,8 +3391,26 @@
       </w:r>
     </w:p>
     <w:p>
-      <w:r>
-        <w:t>SET task, audience, constraints, output_schema</w:t>
+      <w:pPr>
+        <w:spacing w:line="336" w:lineRule="auto" w:after="180"/>
+      </w:pPr>
+      <w:r>
+        <w:rPr>
+          <w:b w:val="0"/>
+        </w:rPr>
+        <w:t xml:space="preserve">SET task, audience, constraints, </w:t>
+      </w:r>
+      <w:r>
+        <w:rPr>
+          <w:b/>
+        </w:rPr>
+        <w:t>output</w:t>
+      </w:r>
+      <w:r>
+        <w:rPr>
+          <w:b w:val="0"/>
+        </w:rPr>
+        <w:t>_schema</w:t>
         <w:br/>
         <w:t>LOAD approved_context or retrieval_result</w:t>
         <w:br/>
@@ -2184,14 +3418,57 @@
         <w:br/>
         <w:t>VALIDATE fields, claims, citations, and safety</w:t>
         <w:br/>
-        <w:t>IF evidence missing: ask, retrieve, or abstain</w:t>
+        <w:t xml:space="preserve">IF </w:t>
+      </w:r>
+      <w:r>
+        <w:rPr>
+          <w:b/>
+        </w:rPr>
+        <w:t>evidence</w:t>
+      </w:r>
+      <w:r>
+        <w:rPr>
+          <w:b w:val="0"/>
+        </w:rPr>
+        <w:t xml:space="preserve"> missing: ask, retrieve, or abstain</w:t>
         <w:br/>
-        <w:t>RETURN useful output + source trail + limitations</w:t>
-      </w:r>
-    </w:p>
-    <w:p>
-      <w:r>
-        <w:t>Trace one input. Which line changes the state or chooses a path?</w:t>
+        <w:t xml:space="preserve">RETURN useful </w:t>
+      </w:r>
+      <w:r>
+        <w:rPr>
+          <w:b/>
+        </w:rPr>
+        <w:t>output</w:t>
+      </w:r>
+      <w:r>
+        <w:rPr>
+          <w:b w:val="0"/>
+        </w:rPr>
+        <w:t xml:space="preserve"> + source trail + limitations</w:t>
+      </w:r>
+    </w:p>
+    <w:p>
+      <w:pPr>
+        <w:spacing w:line="336" w:lineRule="auto" w:after="180"/>
+        <w:shd w:fill="F5F1FB"/>
+      </w:pPr>
+      <w:r>
+        <w:rPr>
+          <w:b w:val="0"/>
+        </w:rPr>
+        <w:t xml:space="preserve">Trace one </w:t>
+      </w:r>
+      <w:r>
+        <w:rPr>
+          <w:b/>
+        </w:rPr>
+        <w:t>input</w:t>
+      </w:r>
+      <w:r>
+        <w:rPr>
+          <w:b w:val="0"/>
+        </w:rPr>
+        <w:t>. Which line changes the state or chooses a path?</w:t>
       </w:r>
     </w:p>
     <w:p>
@@ -2236,13 +3513,60 @@
       </w:r>
     </w:p>
     <w:p>
-      <w:r>
-        <w:t>Source agreement and arithmetic validity are separate checks; missing evidence is not proof of the opposite claim.</w:t>
-      </w:r>
-    </w:p>
-    <w:p>
-      <w:r>
-        <w:t>A useful check asks what would make the reasoning fail. Distinguish a failure to execute the declared procedure from a weakness in the procedure itself. The first may require a correction; the second requires an explicitly revised method and new evidence. Preserve unsuccessful cases so an improved result cannot hide the original problem.</w:t>
+      <w:pPr>
+        <w:spacing w:line="336" w:lineRule="auto" w:after="180"/>
+      </w:pPr>
+      <w:r>
+        <w:rPr>
+          <w:b w:val="0"/>
+        </w:rPr>
+        <w:t xml:space="preserve">Source agreement and arithmetic validity are separate checks; missing </w:t>
+      </w:r>
+      <w:r>
+        <w:rPr>
+          <w:b/>
+        </w:rPr>
+        <w:t>evidence</w:t>
+      </w:r>
+      <w:r>
+        <w:rPr>
+          <w:b w:val="0"/>
+        </w:rPr>
+        <w:t xml:space="preserve"> is not proof of the opposite claim.</w:t>
+      </w:r>
+    </w:p>
+    <w:p>
+      <w:pPr>
+        <w:spacing w:line="336" w:lineRule="auto" w:after="180"/>
+      </w:pPr>
+      <w:r>
+        <w:rPr>
+          <w:b w:val="0"/>
+        </w:rPr>
+        <w:t>A useful check asks what would make the reasoning fail. Distinguish a failure to execute the declared procedure from a weakness in the procedure itself.</w:t>
+      </w:r>
+    </w:p>
+    <w:p>
+      <w:pPr>
+        <w:spacing w:line="336" w:lineRule="auto" w:after="180"/>
+      </w:pPr>
+      <w:r>
+        <w:rPr>
+          <w:b w:val="0"/>
+        </w:rPr>
+        <w:t xml:space="preserve">The first may require a correction; the second requires an explicitly revised method and new </w:t>
+      </w:r>
+      <w:r>
+        <w:rPr>
+          <w:b/>
+        </w:rPr>
+        <w:t>evidence</w:t>
+      </w:r>
+      <w:r>
+        <w:rPr>
+          <w:b w:val="0"/>
+        </w:rPr>
+        <w:t>. Preserve unsuccessful cases so an improved result cannot hide the original problem.</w:t>
       </w:r>
     </w:p>
     <w:p>
@@ -2287,8 +3611,26 @@
       </w:r>
     </w:p>
     <w:p>
-      <w:r>
-        <w:t>Use workbook W2 for the connected example “Generation failures and verification”. First fill the input and rule boxes. Try the middle steps before asking for a hint. After a hint, try the next step yourself.</w:t>
+      <w:pPr>
+        <w:spacing w:line="336" w:lineRule="auto" w:after="180"/>
+      </w:pPr>
+      <w:r>
+        <w:rPr>
+          <w:b w:val="0"/>
+        </w:rPr>
+        <w:t xml:space="preserve">Use workbook W2 for the connected example “Generation failures and verification”. First fill the </w:t>
+      </w:r>
+      <w:r>
+        <w:rPr>
+          <w:b/>
+        </w:rPr>
+        <w:t>input</w:t>
+      </w:r>
+      <w:r>
+        <w:rPr>
+          <w:b w:val="0"/>
+        </w:rPr>
+        <w:t xml:space="preserve"> and rule boxes. Try the middle steps before asking for a hint. After a hint, try the next step yourself.</w:t>
       </w:r>
     </w:p>
     <w:tbl>
@@ -2371,7 +3713,13 @@
       </w:tr>
     </w:tbl>
     <w:p>
-      <w:r>
+      <w:pPr>
+        <w:spacing w:line="336" w:lineRule="auto" w:after="180"/>
+      </w:pPr>
+      <w:r>
+        <w:rPr>
+          <w:b w:val="0"/>
+        </w:rPr>
         <w:t>Explain your trace to a partner. Your partner points to one step to check. Swap roles on the next case. Each person writes their own explanation.</w:t>
       </w:r>
     </w:p>
@@ -2384,12 +3732,35 @@
       </w:r>
     </w:p>
     <w:p>
-      <w:r>
-        <w:t>Use the worked case for Generation failures and verification. Proposed explanation: “The worked result establishes every future case”. Decide whether this explanation is supported. Point to the step or supplied fact that decides; explain your repair if needed.</w:t>
-      </w:r>
-    </w:p>
-    <w:p>
-      <w:r>
+      <w:pPr>
+        <w:spacing w:line="336" w:lineRule="auto" w:after="180"/>
+      </w:pPr>
+      <w:r>
+        <w:rPr>
+          <w:b w:val="0"/>
+        </w:rPr>
+        <w:t>Use the worked case for Generation failures and verification. Proposed explanation: “The worked result establishes every future case”. Decide whether this explanation is supported.</w:t>
+      </w:r>
+    </w:p>
+    <w:p>
+      <w:pPr>
+        <w:spacing w:line="336" w:lineRule="auto" w:after="180"/>
+      </w:pPr>
+      <w:r>
+        <w:rPr>
+          <w:b w:val="0"/>
+        </w:rPr>
+        <w:t>Point to the step or supplied fact that decides; explain your repair if needed.</w:t>
+      </w:r>
+    </w:p>
+    <w:p>
+      <w:pPr>
+        <w:spacing w:line="336" w:lineRule="auto" w:after="180"/>
+      </w:pPr>
+      <w:r>
+        <w:rPr>
+          <w:b w:val="0"/>
+        </w:rPr>
         <w:t>Answer on your own before discussion. If you are unsure, say which step you need help with.</w:t>
       </w:r>
     </w:p>
@@ -2402,7 +3773,14 @@
       </w:r>
     </w:p>
     <w:p>
-      <w:r>
+      <w:pPr>
+        <w:spacing w:line="336" w:lineRule="auto" w:after="180"/>
+        <w:shd w:fill="F5F1FB"/>
+      </w:pPr>
+      <w:r>
+        <w:rPr>
+          <w:b w:val="0"/>
+        </w:rPr>
         <w:t>Can we conclude there will definitely be no lunch from S alone?</w:t>
       </w:r>
     </w:p>
@@ -2435,7 +3813,13 @@
       </w:r>
     </w:p>
     <w:p>
-      <w:r>
+      <w:pPr>
+        <w:spacing w:line="336" w:lineRule="auto" w:after="180"/>
+      </w:pPr>
+      <w:r>
+        <w:rPr>
+          <w:b w:val="0"/>
+        </w:rPr>
         <w:t>This is supported practice. Keep the separately named independent case for an attempt before feedback.</w:t>
       </w:r>
     </w:p>
@@ -2449,16 +3833,45 @@
     </w:p>
     <w:p>
       <w:r>
-        <w:t>EVIDENCE LAB</w:t>
-      </w:r>
-    </w:p>
-    <w:p>
-      <w:r>
+        <w:t>Investigate Hallucination Failure Types. Record the prediction, actual observation or labelled paper trace, explanation and next test separately.</w:t>
+      </w:r>
+    </w:p>
+    <w:p>
+      <w:pPr>
+        <w:spacing w:line="336" w:lineRule="auto" w:after="180"/>
+      </w:pPr>
+      <w:r>
+        <w:rPr>
+          <w:b/>
+        </w:rPr>
+        <w:t>EVIDENCE</w:t>
+      </w:r>
+      <w:r>
+        <w:rPr>
+          <w:b/>
+        </w:rPr>
+        <w:t xml:space="preserve"> LAB</w:t>
+      </w:r>
+    </w:p>
+    <w:p>
+      <w:pPr>
+        <w:spacing w:line="336" w:lineRule="auto" w:after="180"/>
+      </w:pPr>
+      <w:r>
+        <w:rPr>
+          <w:b w:val="0"/>
+        </w:rPr>
         <w:t>Predict → Test → Record → Explain</w:t>
       </w:r>
     </w:p>
     <w:p>
-      <w:r>
+      <w:pPr>
+        <w:spacing w:line="336" w:lineRule="auto" w:after="180"/>
+      </w:pPr>
+      <w:r>
+        <w:rPr>
+          <w:b w:val="0"/>
+        </w:rPr>
         <w:t>Keep expected and actual results separate. Surprises are useful data when recorded honestly.</w:t>
       </w:r>
     </w:p>
@@ -2499,7 +3912,13 @@
       </w:r>
     </w:p>
     <w:p>
-      <w:r>
+      <w:pPr>
+        <w:spacing w:line="336" w:lineRule="auto" w:after="180"/>
+      </w:pPr>
+      <w:r>
+        <w:rPr>
+          <w:b w:val="0"/>
+        </w:rPr>
         <w:t>Color-code every claim in a generated paragraph, classify failures, attach supporting passage lines, and rewrite with honest uncertainty.</w:t>
       </w:r>
     </w:p>
@@ -2749,7 +4168,14 @@
       </w:tr>
     </w:tbl>
     <w:p>
-      <w:r>
+      <w:pPr>
+        <w:spacing w:line="336" w:lineRule="auto" w:after="180"/>
+        <w:shd w:fill="F5F1FB"/>
+      </w:pPr>
+      <w:r>
+        <w:rPr>
+          <w:b w:val="0"/>
+        </w:rPr>
         <w:t>What did the hardest test teach you that the normal test did not?</w:t>
       </w:r>
     </w:p>
@@ -2795,7 +4221,13 @@
       </w:r>
     </w:p>
     <w:p>
-      <w:r>
+      <w:pPr>
+        <w:spacing w:line="336" w:lineRule="auto" w:after="180"/>
+      </w:pPr>
+      <w:r>
+        <w:rPr>
+          <w:b w:val="0"/>
+        </w:rPr>
         <w:t>Before trying: what do I expect, and why? While trying: which step could first go wrong? Afterwards: what did I actually observe, and what should change? Keep “not run” if you only traced the procedure.</w:t>
       </w:r>
     </w:p>
@@ -2809,17 +4241,52 @@
     </w:p>
     <w:p>
       <w:r>
+        <w:t>Move from recall to tracing, diagnosis and transfer in Hallucination Failure Types. Explain why each step is justified.</w:t>
+      </w:r>
+    </w:p>
+    <w:p>
+      <w:pPr>
+        <w:spacing w:line="336" w:lineRule="auto" w:after="180"/>
+      </w:pPr>
+      <w:r>
+        <w:rPr>
+          <w:b/>
+        </w:rPr>
         <w:t>MASTERY</w:t>
       </w:r>
     </w:p>
     <w:p>
-      <w:r>
+      <w:pPr>
+        <w:spacing w:line="336" w:lineRule="auto" w:after="180"/>
+      </w:pPr>
+      <w:r>
+        <w:rPr>
+          <w:b w:val="0"/>
+        </w:rPr>
         <w:t>From Knowing the Word to Owning the Idea</w:t>
       </w:r>
     </w:p>
     <w:p>
-      <w:r>
-        <w:t>Move upward only when you can produce evidence without copying the worked example.</w:t>
+      <w:pPr>
+        <w:spacing w:line="336" w:lineRule="auto" w:after="180"/>
+      </w:pPr>
+      <w:r>
+        <w:rPr>
+          <w:b w:val="0"/>
+        </w:rPr>
+        <w:t xml:space="preserve">Move upward only when you can produce </w:t>
+      </w:r>
+      <w:r>
+        <w:rPr>
+          <w:b/>
+        </w:rPr>
+        <w:t>evidence</w:t>
+      </w:r>
+      <w:r>
+        <w:rPr>
+          <w:b w:val="0"/>
+        </w:rPr>
+        <w:t xml:space="preserve"> without copying the worked example.</w:t>
       </w:r>
     </w:p>
     <w:p>
@@ -2859,33 +4326,93 @@
       </w:r>
     </w:p>
     <w:p>
-      <w:r>
+      <w:pPr>
+        <w:spacing w:line="336" w:lineRule="auto" w:after="180"/>
+      </w:pPr>
+      <w:r>
+        <w:rPr>
+          <w:b w:val="0"/>
+        </w:rPr>
         <w:t>1 • NAME: Define the concept without repeating the textbook.</w:t>
       </w:r>
     </w:p>
     <w:p>
-      <w:r>
-        <w:t>2 • TRACE: Show the information, state, branch, calculation, or evidence path.</w:t>
-      </w:r>
-    </w:p>
-    <w:p>
-      <w:r>
+      <w:pPr>
+        <w:spacing w:line="336" w:lineRule="auto" w:after="180"/>
+      </w:pPr>
+      <w:r>
+        <w:rPr>
+          <w:b w:val="0"/>
+        </w:rPr>
+        <w:t xml:space="preserve">2 • TRACE: Show the information, state, branch, calculation, or </w:t>
+      </w:r>
+      <w:r>
+        <w:rPr>
+          <w:b/>
+        </w:rPr>
+        <w:t>evidence</w:t>
+      </w:r>
+      <w:r>
+        <w:rPr>
+          <w:b w:val="0"/>
+        </w:rPr>
+        <w:t xml:space="preserve"> path.</w:t>
+      </w:r>
+    </w:p>
+    <w:p>
+      <w:pPr>
+        <w:spacing w:line="336" w:lineRule="auto" w:after="180"/>
+      </w:pPr>
+      <w:r>
+        <w:rPr>
+          <w:b w:val="0"/>
+        </w:rPr>
         <w:t>3 • APPLY: Solve a different example independently.</w:t>
       </w:r>
     </w:p>
     <w:p>
-      <w:r>
+      <w:pPr>
+        <w:spacing w:line="336" w:lineRule="auto" w:after="180"/>
+      </w:pPr>
+      <w:r>
+        <w:rPr>
+          <w:b w:val="0"/>
+        </w:rPr>
         <w:t>4 • CHALLENGE: Find a boundary case, counterexample, or unfair outcome.</w:t>
       </w:r>
     </w:p>
     <w:p>
-      <w:r>
+      <w:pPr>
+        <w:spacing w:line="336" w:lineRule="auto" w:after="180"/>
+      </w:pPr>
+      <w:r>
+        <w:rPr>
+          <w:b w:val="0"/>
+        </w:rPr>
         <w:t>5 • EXPLAIN LIMITS: Say when the result should not be trusted or used alone.</w:t>
       </w:r>
     </w:p>
     <w:p>
-      <w:r>
-        <w:t>My strongest evidence of independent understanding:</w:t>
+      <w:pPr>
+        <w:spacing w:line="336" w:lineRule="auto" w:after="180"/>
+      </w:pPr>
+      <w:r>
+        <w:rPr>
+          <w:b w:val="0"/>
+        </w:rPr>
+        <w:t xml:space="preserve">My strongest </w:t>
+      </w:r>
+      <w:r>
+        <w:rPr>
+          <w:b/>
+        </w:rPr>
+        <w:t>evidence</w:t>
+      </w:r>
+      <w:r>
+        <w:rPr>
+          <w:b w:val="0"/>
+        </w:rPr>
+        <w:t xml:space="preserve"> of independent understanding:</w:t>
       </w:r>
     </w:p>
     <w:p>
@@ -2931,16 +4458,39 @@
     </w:p>
     <w:p>
       <w:r>
+        <w:t>Apply this week’s idea to Verified Study Buddy. Keep an annotated decision and the evidence supporting it.</w:t>
+      </w:r>
+    </w:p>
+    <w:p>
+      <w:pPr>
+        <w:spacing w:line="336" w:lineRule="auto" w:after="180"/>
+      </w:pPr>
+      <w:r>
+        <w:rPr>
+          <w:b/>
+        </w:rPr>
         <w:t>CUMULATIVE PROJECT</w:t>
       </w:r>
     </w:p>
     <w:p>
-      <w:r>
+      <w:pPr>
+        <w:spacing w:line="336" w:lineRule="auto" w:after="180"/>
+      </w:pPr>
+      <w:r>
+        <w:rPr>
+          <w:b w:val="0"/>
+        </w:rPr>
         <w:t>Verified Study Buddy</w:t>
       </w:r>
     </w:p>
     <w:p>
-      <w:r>
+      <w:pPr>
+        <w:spacing w:line="336" w:lineRule="auto" w:after="180"/>
+      </w:pPr>
+      <w:r>
+        <w:rPr>
+          <w:b w:val="0"/>
+        </w:rPr>
         <w:t>Every week adds one inspectable piece. The system must show how it reached a result.</w:t>
       </w:r>
     </w:p>
@@ -2981,17 +4531,51 @@
       </w:r>
     </w:p>
     <w:p>
-      <w:r>
+      <w:pPr>
+        <w:spacing w:line="336" w:lineRule="auto" w:after="180"/>
+      </w:pPr>
+      <w:r>
+        <w:rPr>
+          <w:b w:val="0"/>
+        </w:rPr>
         <w:t>THIS WEEK’S CHECKPOINT  Study Buddy must distinguish source-backed claims, calculations, and unverified generation.</w:t>
       </w:r>
     </w:p>
     <w:p>
-      <w:r>
-        <w:t>SYSTEM MAP  Learner need → prompt/schema → approved sources/retrieval → model/tool → structured answer → verification → human decision</w:t>
-      </w:r>
-    </w:p>
-    <w:p>
-      <w:r>
+      <w:pPr>
+        <w:pStyle w:val="Heading3"/>
+      </w:pPr>
+      <w:r>
+        <w:t>Trace the system</w:t>
+      </w:r>
+    </w:p>
+    <w:p>
+      <w:pPr>
+        <w:spacing w:line="336" w:lineRule="auto" w:after="180"/>
+        <w:shd w:fill="EDF7F3"/>
+      </w:pPr>
+      <w:r>
+        <w:rPr>
+          <w:b w:val="0"/>
+        </w:rPr>
+        <w:t xml:space="preserve">SYSTEM MAP  Learner need → prompt/schema → approved sources/retrieval → model/tool → structured answer → verification → </w:t>
+      </w:r>
+      <w:r>
+        <w:rPr>
+          <w:b/>
+        </w:rPr>
+        <w:t>human decision</w:t>
+      </w:r>
+    </w:p>
+    <w:p>
+      <w:pPr>
+        <w:spacing w:line="336" w:lineRule="auto" w:after="180"/>
+        <w:shd w:fill="F5F1FB"/>
+      </w:pPr>
+      <w:r>
+        <w:rPr>
+          <w:b w:val="0"/>
+        </w:rPr>
         <w:t>What will you add, change, or verify in the project this week?</w:t>
       </w:r>
     </w:p>
@@ -3029,8 +4613,27 @@
       </w:r>
     </w:p>
     <w:p>
-      <w:r>
-        <w:t>What should remain under human control?</w:t>
+      <w:pPr>
+        <w:spacing w:line="336" w:lineRule="auto" w:after="180"/>
+        <w:shd w:fill="F5F1FB"/>
+      </w:pPr>
+      <w:r>
+        <w:rPr>
+          <w:b w:val="0"/>
+        </w:rPr>
+        <w:t xml:space="preserve">What should remain under </w:t>
+      </w:r>
+      <w:r>
+        <w:rPr>
+          <w:b/>
+        </w:rPr>
+        <w:t>human control</w:t>
+      </w:r>
+      <w:r>
+        <w:rPr>
+          <w:b w:val="0"/>
+        </w:rPr>
+        <w:t>?</w:t>
       </w:r>
     </w:p>
     <w:p>
@@ -3067,21 +4670,66 @@
       </w:r>
     </w:p>
     <w:p>
-      <w:r>
-        <w:t>RESPONSIBLE DESIGN  Collect only necessary information. Show uncertainty and limits. Never confuse fluent output with verified truth.</w:t>
-      </w:r>
-    </w:p>
-    <w:p>
       <w:pPr>
         <w:pStyle w:val="Heading3"/>
       </w:pPr>
       <w:r>
+        <w:t>Responsible design</w:t>
+      </w:r>
+    </w:p>
+    <w:p>
+      <w:pPr>
+        <w:spacing w:line="336" w:lineRule="auto" w:after="180"/>
+        <w:shd w:fill="FFF5E6"/>
+      </w:pPr>
+      <w:r>
+        <w:rPr>
+          <w:b w:val="0"/>
+        </w:rPr>
+        <w:t xml:space="preserve">RESPONSIBLE DESIGN  Collect only necessary information. Show uncertainty and limits. Never confuse fluent </w:t>
+      </w:r>
+      <w:r>
+        <w:rPr>
+          <w:b/>
+        </w:rPr>
+        <w:t>output</w:t>
+      </w:r>
+      <w:r>
+        <w:rPr>
+          <w:b w:val="0"/>
+        </w:rPr>
+        <w:t xml:space="preserve"> with verified truth.</w:t>
+      </w:r>
+    </w:p>
+    <w:p>
+      <w:pPr>
+        <w:pStyle w:val="Heading3"/>
+      </w:pPr>
+      <w:r>
         <w:t>Evidence for your project</w:t>
       </w:r>
     </w:p>
     <w:p>
-      <w:r>
-        <w:t>Audit Study Buddy outputs claim by claim, recording contradiction, missing support and correct calculations separately.</w:t>
+      <w:pPr>
+        <w:spacing w:line="336" w:lineRule="auto" w:after="180"/>
+      </w:pPr>
+      <w:r>
+        <w:rPr>
+          <w:b w:val="0"/>
+        </w:rPr>
+        <w:t xml:space="preserve">Audit Study Buddy </w:t>
+      </w:r>
+      <w:r>
+        <w:rPr>
+          <w:b/>
+        </w:rPr>
+        <w:t>output</w:t>
+      </w:r>
+      <w:r>
+        <w:rPr>
+          <w:b w:val="0"/>
+        </w:rPr>
+        <w:t>s claim by claim, recording contradiction, missing support and correct calculations separately.</w:t>
       </w:r>
     </w:p>
     <w:p>
@@ -3094,16 +4742,48 @@
     </w:p>
     <w:p>
       <w:r>
+        <w:t>Use a genuinely new case for independent evidence. Previously discussed examples remain practice; use the separately named independent case before feedback.</w:t>
+      </w:r>
+    </w:p>
+    <w:p>
+      <w:pPr>
+        <w:pStyle w:val="Heading3"/>
+      </w:pPr>
+      <w:r>
+        <w:t>Independent evidence</w:t>
+      </w:r>
+    </w:p>
+    <w:p>
+      <w:pPr>
+        <w:spacing w:line="336" w:lineRule="auto" w:after="180"/>
+        <w:shd w:fill="FFF5E6"/>
+      </w:pPr>
+      <w:r>
+        <w:rPr>
+          <w:b w:val="0"/>
+        </w:rPr>
         <w:t>INDEPENDENT MASTERY PROOF</w:t>
       </w:r>
     </w:p>
     <w:p>
-      <w:r>
+      <w:pPr>
+        <w:spacing w:line="336" w:lineRule="auto" w:after="180"/>
+      </w:pPr>
+      <w:r>
+        <w:rPr>
+          <w:b w:val="0"/>
+        </w:rPr>
         <w:t>Explain • Transfer • Test • Defend</w:t>
       </w:r>
     </w:p>
     <w:p>
-      <w:r>
+      <w:pPr>
+        <w:spacing w:line="336" w:lineRule="auto" w:after="180"/>
+      </w:pPr>
+      <w:r>
+        <w:rPr>
+          <w:b w:val="0"/>
+        </w:rPr>
         <w:t>Complete this page without copying the worked example. Your reasoning matters more than decoration.</w:t>
       </w:r>
     </w:p>
@@ -3144,12 +4824,34 @@
       </w:r>
     </w:p>
     <w:p>
-      <w:r>
+      <w:pPr>
+        <w:pStyle w:val="Heading3"/>
+      </w:pPr>
+      <w:r>
+        <w:t>Try a more demanding case</w:t>
+      </w:r>
+    </w:p>
+    <w:p>
+      <w:pPr>
+        <w:spacing w:line="336" w:lineRule="auto" w:after="180"/>
+        <w:shd w:fill="F5F1FB"/>
+      </w:pPr>
+      <w:r>
+        <w:rPr>
+          <w:b w:val="0"/>
+        </w:rPr>
         <w:t>CHALLENGE  Tag claims in an answer and classify each failure type.</w:t>
       </w:r>
     </w:p>
     <w:p>
-      <w:r>
+      <w:pPr>
+        <w:spacing w:line="336" w:lineRule="auto" w:after="180"/>
+        <w:shd w:fill="F4F9FC"/>
+      </w:pPr>
+      <w:r>
+        <w:rPr>
+          <w:b w:val="0"/>
+        </w:rPr>
         <w:t>1. My fresh example, trace, calculation, or design:</w:t>
       </w:r>
     </w:p>
@@ -3187,8 +4889,27 @@
       </w:r>
     </w:p>
     <w:p>
-      <w:r>
-        <w:t>2. My evidence that it works (include a boundary or missing-data case):</w:t>
+      <w:pPr>
+        <w:spacing w:line="336" w:lineRule="auto" w:after="180"/>
+        <w:shd w:fill="F4F9FC"/>
+      </w:pPr>
+      <w:r>
+        <w:rPr>
+          <w:b w:val="0"/>
+        </w:rPr>
+        <w:t xml:space="preserve">2. My </w:t>
+      </w:r>
+      <w:r>
+        <w:rPr>
+          <w:b/>
+        </w:rPr>
+        <w:t>evidence</w:t>
+      </w:r>
+      <w:r>
+        <w:rPr>
+          <w:b w:val="0"/>
+        </w:rPr>
+        <w:t xml:space="preserve"> that it works (include a boundary or missing-data case):</w:t>
       </w:r>
     </w:p>
     <w:p>
@@ -3225,7 +4946,14 @@
       </w:r>
     </w:p>
     <w:p>
-      <w:r>
+      <w:pPr>
+        <w:spacing w:line="336" w:lineRule="auto" w:after="180"/>
+        <w:shd w:fill="F4F9FC"/>
+      </w:pPr>
+      <w:r>
+        <w:rPr>
+          <w:b w:val="0"/>
+        </w:rPr>
         <w:t>3. One limitation, fairness concern, or situation needing human review:</w:t>
       </w:r>
     </w:p>
@@ -3263,8 +4991,47 @@
       </w:r>
     </w:p>
     <w:p>
-      <w:r>
-        <w:t>SELF-CHECK  □ I explained the mechanism  □ I used evidence  □ I tested a fresh case  □ I named a limitation  □ I can answer ‘why?’</w:t>
+      <w:pPr>
+        <w:pStyle w:val="Heading3"/>
+      </w:pPr>
+      <w:r>
+        <w:t>Check your explanation</w:t>
+      </w:r>
+    </w:p>
+    <w:p>
+      <w:pPr>
+        <w:spacing w:line="336" w:lineRule="auto" w:after="180"/>
+        <w:shd w:fill="F5F1FB"/>
+      </w:pPr>
+      <w:r>
+        <w:rPr>
+          <w:b w:val="0"/>
+        </w:rPr>
+        <w:t xml:space="preserve">SELF-CHECK  □ I explained the </w:t>
+      </w:r>
+      <w:r>
+        <w:rPr>
+          <w:b/>
+        </w:rPr>
+        <w:t>mechanism</w:t>
+      </w:r>
+      <w:r>
+        <w:rPr>
+          <w:b w:val="0"/>
+        </w:rPr>
+        <w:t xml:space="preserve">  □ I used </w:t>
+      </w:r>
+      <w:r>
+        <w:rPr>
+          <w:b/>
+        </w:rPr>
+        <w:t>evidence</w:t>
+      </w:r>
+      <w:r>
+        <w:rPr>
+          <w:b w:val="0"/>
+        </w:rPr>
+        <w:t xml:space="preserve">  □ I tested a fresh case  □ I named a limitation  □ I can answer ‘why?’</w:t>
       </w:r>
     </w:p>
     <w:p>
@@ -3276,6 +5043,11 @@
       </w:r>
     </w:p>
     <w:p>
+      <w:r>
+        <w:t>Revisit the complete Hallucination Failure Types case for supported practice. Repeated examples do not become fresh assessments.</w:t>
+      </w:r>
+    </w:p>
+    <w:p>
       <w:pPr>
         <w:pStyle w:val="Heading3"/>
       </w:pPr>
@@ -3284,7 +5056,13 @@
       </w:r>
     </w:p>
     <w:p>
-      <w:r>
+      <w:pPr>
+        <w:spacing w:line="336" w:lineRule="auto" w:after="180"/>
+      </w:pPr>
+      <w:r>
+        <w:rPr>
+          <w:b w:val="0"/>
+        </w:rPr>
         <w:t>Use the supplied details to practise the weekly concept before attempting the independent question. This case extends the illustrated lesson.</w:t>
       </w:r>
     </w:p>
@@ -3297,7 +5075,13 @@
       </w:r>
     </w:p>
     <w:p>
-      <w:r>
+      <w:pPr>
+        <w:spacing w:line="336" w:lineRule="auto" w:after="180"/>
+      </w:pPr>
+      <w:r>
+        <w:rPr>
+          <w:b w:val="0"/>
+        </w:rPr>
         <w:t>An answer invents a quotation, cites a source lacking it and supplies an impossible date.</w:t>
       </w:r>
     </w:p>
@@ -3310,7 +5094,13 @@
       </w:r>
     </w:p>
     <w:p>
-      <w:r>
+      <w:pPr>
+        <w:spacing w:line="336" w:lineRule="auto" w:after="180"/>
+      </w:pPr>
+      <w:r>
+        <w:rPr>
+          <w:b w:val="0"/>
+        </w:rPr>
         <w:t>Separate the failures and checks.</w:t>
       </w:r>
     </w:p>
@@ -3323,7 +5113,13 @@
       </w:r>
     </w:p>
     <w:p>
-      <w:r>
+      <w:pPr>
+        <w:spacing w:line="336" w:lineRule="auto" w:after="180"/>
+      </w:pPr>
+      <w:r>
+        <w:rPr>
+          <w:b w:val="0"/>
+        </w:rPr>
         <w:t>Check exact quote text, claim-to-source support and calendar consistency independently. Each failure needs its own correction.</w:t>
       </w:r>
     </w:p>
@@ -3336,7 +5132,14 @@
       </w:r>
     </w:p>
     <w:p>
-      <w:r>
+      <w:pPr>
+        <w:spacing w:line="336" w:lineRule="auto" w:after="180"/>
+        <w:shd w:fill="F5F1FB"/>
+      </w:pPr>
+      <w:r>
+        <w:rPr>
+          <w:b w:val="0"/>
+        </w:rPr>
         <w:t>Which detail supports the answer, and why does it matter?</w:t>
       </w:r>
     </w:p>
@@ -3514,17 +5317,35 @@
       </w:tr>
     </w:tbl>
     <w:p>
-      <w:r>
+      <w:pPr>
+        <w:spacing w:line="336" w:lineRule="auto" w:after="180"/>
+      </w:pPr>
+      <w:r>
+        <w:rPr>
+          <w:b w:val="0"/>
+        </w:rPr>
         <w:t>An answer invents a quotation, cites a source lacking it and supplies an impossible date.</w:t>
       </w:r>
     </w:p>
     <w:p>
-      <w:r>
+      <w:pPr>
+        <w:spacing w:line="336" w:lineRule="auto" w:after="180"/>
+      </w:pPr>
+      <w:r>
+        <w:rPr>
+          <w:b w:val="0"/>
+        </w:rPr>
         <w:t>Separate the failures and checks.</w:t>
       </w:r>
     </w:p>
     <w:p>
-      <w:r>
+      <w:pPr>
+        <w:spacing w:line="336" w:lineRule="auto" w:after="180"/>
+      </w:pPr>
+      <w:r>
+        <w:rPr>
+          <w:b w:val="0"/>
+        </w:rPr>
         <w:t>Check exact quote text, claim-to-source support and calendar consistency independently. Each failure needs its own correction.</w:t>
       </w:r>
     </w:p>
@@ -3537,6 +5358,11 @@
       </w:r>
     </w:p>
     <w:p>
+      <w:r>
+        <w:t>Attempt the reserved new case before feedback. Record support; the earlier examples below remain additional practice.</w:t>
+      </w:r>
+    </w:p>
+    <w:p>
       <w:pPr>
         <w:pStyle w:val="Heading3"/>
       </w:pPr>
@@ -3545,7 +5371,13 @@
       </w:r>
     </w:p>
     <w:p>
-      <w:r>
+      <w:pPr>
+        <w:spacing w:line="336" w:lineRule="auto" w:after="180"/>
+      </w:pPr>
+      <w:r>
+        <w:rPr>
+          <w:b w:val="0"/>
+        </w:rPr>
         <w:t>Source S: trip is 18 km; vehicle speed is 6 km/h, constant, excluding stops. Answer says 2 hours, 18 km and includes lunch. Audit and recalculate.</w:t>
       </w:r>
     </w:p>
@@ -3593,7 +5425,13 @@
       </w:r>
     </w:p>
     <w:p>
-      <w:r>
+      <w:pPr>
+        <w:spacing w:line="336" w:lineRule="auto" w:after="180"/>
+      </w:pPr>
+      <w:r>
+        <w:rPr>
+          <w:b w:val="0"/>
+        </w:rPr>
         <w:t>Attempt this case before feedback. Record any help. Earlier examples below are further practice; a case already practised with feedback cannot establish fresh transfer.</w:t>
       </w:r>
     </w:p>
@@ -3606,18 +5444,42 @@
       </w:r>
     </w:p>
     <w:p>
-      <w:r>
+      <w:pPr>
+        <w:spacing w:line="336" w:lineRule="auto" w:after="180"/>
+      </w:pPr>
+      <w:r>
+        <w:rPr>
+          <w:b w:val="0"/>
+        </w:rPr>
         <w:t>Close the worked explanation. Apply the idea to this different question without copying.</w:t>
       </w:r>
     </w:p>
     <w:p>
-      <w:r>
+      <w:pPr>
+        <w:spacing w:line="336" w:lineRule="auto" w:after="180"/>
+      </w:pPr>
+      <w:r>
+        <w:rPr>
+          <w:b w:val="0"/>
+        </w:rPr>
         <w:t>An answer gives a book title that does not exist and quotes words absent from the cited passage. Identify two failures and a repair.</w:t>
       </w:r>
     </w:p>
     <w:p>
-      <w:r>
-        <w:t>My answer, with a trace, calculation or supporting evidence</w:t>
+      <w:pPr>
+        <w:spacing w:line="336" w:lineRule="auto" w:after="180"/>
+      </w:pPr>
+      <w:r>
+        <w:rPr>
+          <w:b w:val="0"/>
+        </w:rPr>
+        <w:t xml:space="preserve">My answer, with a trace, calculation or supporting </w:t>
+      </w:r>
+      <w:r>
+        <w:rPr>
+          <w:b/>
+        </w:rPr>
+        <w:t>evidence</w:t>
       </w:r>
     </w:p>
     <w:p>
@@ -3662,13 +5524,37 @@
       </w:r>
     </w:p>
     <w:p>
-      <w:r>
+      <w:pPr>
+        <w:spacing w:line="336" w:lineRule="auto" w:after="180"/>
+      </w:pPr>
+      <w:r>
+        <w:rPr>
+          <w:b w:val="0"/>
+        </w:rPr>
         <w:t>Change one relevant detail. Predict the result before testing. Include a boundary or missing-information case when it helps reveal a limit.</w:t>
       </w:r>
     </w:p>
     <w:p>
-      <w:r>
-        <w:t>My changed input and expected result</w:t>
+      <w:pPr>
+        <w:spacing w:line="336" w:lineRule="auto" w:after="180"/>
+      </w:pPr>
+      <w:r>
+        <w:rPr>
+          <w:b w:val="0"/>
+        </w:rPr>
+        <w:t xml:space="preserve">My changed </w:t>
+      </w:r>
+      <w:r>
+        <w:rPr>
+          <w:b/>
+        </w:rPr>
+        <w:t>input</w:t>
+      </w:r>
+      <w:r>
+        <w:rPr>
+          <w:b w:val="0"/>
+        </w:rPr>
+        <w:t xml:space="preserve"> and expected result</w:t>
       </w:r>
     </w:p>
     <w:p>
@@ -3713,13 +5599,37 @@
       </w:r>
     </w:p>
     <w:p>
-      <w:r>
+      <w:pPr>
+        <w:spacing w:line="336" w:lineRule="auto" w:after="180"/>
+      </w:pPr>
+      <w:r>
+        <w:rPr>
+          <w:b w:val="0"/>
+        </w:rPr>
         <w:t>Study Buddy must distinguish source-backed claims, calculations, and unverified generation.</w:t>
       </w:r>
     </w:p>
     <w:p>
-      <w:r>
-        <w:t>The evidence I will keep</w:t>
+      <w:pPr>
+        <w:spacing w:line="336" w:lineRule="auto" w:after="180"/>
+      </w:pPr>
+      <w:r>
+        <w:rPr>
+          <w:b w:val="0"/>
+        </w:rPr>
+        <w:t xml:space="preserve">The </w:t>
+      </w:r>
+      <w:r>
+        <w:rPr>
+          <w:b/>
+        </w:rPr>
+        <w:t>evidence</w:t>
+      </w:r>
+      <w:r>
+        <w:rPr>
+          <w:b w:val="0"/>
+        </w:rPr>
+        <w:t xml:space="preserve"> I will keep</w:t>
       </w:r>
     </w:p>
     <w:p>
@@ -3756,8 +5666,26 @@
       </w:r>
     </w:p>
     <w:p>
-      <w:r>
-        <w:t>Your teacher has the independent answer and scoring criteria. Complete the matching workbook week to keep your practice evidence together.</w:t>
+      <w:pPr>
+        <w:spacing w:line="336" w:lineRule="auto" w:after="180"/>
+      </w:pPr>
+      <w:r>
+        <w:rPr>
+          <w:b w:val="0"/>
+        </w:rPr>
+        <w:t xml:space="preserve">Your teacher has the independent answer and scoring criteria. Complete the matching workbook week to keep your practice </w:t>
+      </w:r>
+      <w:r>
+        <w:rPr>
+          <w:b/>
+        </w:rPr>
+        <w:t>evidence</w:t>
+      </w:r>
+      <w:r>
+        <w:rPr>
+          <w:b w:val="0"/>
+        </w:rPr>
+        <w:t xml:space="preserve"> together.</w:t>
       </w:r>
     </w:p>
     <w:p>
@@ -3769,8 +5697,26 @@
       </w:r>
     </w:p>
     <w:p>
-      <w:r>
-        <w:t>A generated answer contains a nonexistent quote, a real source unrelated to the claim and a correct sum using the wrong input. Classify the three failures and their repairs.</w:t>
+      <w:pPr>
+        <w:spacing w:line="336" w:lineRule="auto" w:after="180"/>
+      </w:pPr>
+      <w:r>
+        <w:rPr>
+          <w:b w:val="0"/>
+        </w:rPr>
+        <w:t xml:space="preserve">A generated answer contains a nonexistent quote, a real source unrelated to the claim and a correct sum using the wrong </w:t>
+      </w:r>
+      <w:r>
+        <w:rPr>
+          <w:b/>
+        </w:rPr>
+        <w:t>input</w:t>
+      </w:r>
+      <w:r>
+        <w:rPr>
+          <w:b w:val="0"/>
+        </w:rPr>
+        <w:t>. Classify the three failures and their repairs.</w:t>
       </w:r>
     </w:p>
     <w:p>
@@ -3825,8 +5771,37 @@
       </w:r>
     </w:p>
     <w:p>
-      <w:r>
-        <w:t>Attempt the independent case before hints. Record whether you worked alone, used a hint or followed a model. After feedback, fix the first unsupported step and explain why it changed. A later check uses a changed case, not a copied answer.</w:t>
+      <w:pPr>
+        <w:spacing w:line="336" w:lineRule="auto" w:after="180"/>
+      </w:pPr>
+      <w:r>
+        <w:rPr>
+          <w:b w:val="0"/>
+        </w:rPr>
+        <w:t xml:space="preserve">Attempt the independent case before hints. Record whether you worked alone, used a hint or followed a model. After feedback, fix the first </w:t>
+      </w:r>
+      <w:r>
+        <w:rPr>
+          <w:b/>
+        </w:rPr>
+        <w:t>unsupported</w:t>
+      </w:r>
+      <w:r>
+        <w:rPr>
+          <w:b w:val="0"/>
+        </w:rPr>
+        <w:t xml:space="preserve"> step and explain why it changed.</w:t>
+      </w:r>
+    </w:p>
+    <w:p>
+      <w:pPr>
+        <w:spacing w:line="336" w:lineRule="auto" w:after="180"/>
+      </w:pPr>
+      <w:r>
+        <w:rPr>
+          <w:b w:val="0"/>
+        </w:rPr>
+        <w:t>A later check uses a changed case, not a copied answer.</w:t>
       </w:r>
     </w:p>
     <w:p>
@@ -3839,6 +5814,17 @@
     </w:p>
     <w:p>
       <w:r>
+        <w:t>Use this map to navigate Hallucination Failure Types, connect the goals to tasks and keep one evidence record for each attempt.</w:t>
+      </w:r>
+    </w:p>
+    <w:p>
+      <w:pPr>
+        <w:spacing w:line="336" w:lineRule="auto" w:after="180"/>
+      </w:pPr>
+      <w:r>
+        <w:rPr>
+          <w:b w:val="0"/>
+        </w:rPr>
         <w:t>Start with this question: A fictional Study Buddy drafts a field-trip summary from one approved record.</w:t>
       </w:r>
     </w:p>
@@ -3945,13 +5931,61 @@
       </w:tr>
     </w:tbl>
     <w:p>
-      <w:r>
-        <w:t>Remember → watch and explain → try with help → investigate → try independently → keep project evidence. Your teacher may spread this lesson across several classes.</w:t>
-      </w:r>
-    </w:p>
-    <w:p>
-      <w:r>
-        <w:t>Keep your first prediction. Compare it with what the evidence shows and explain any change.</w:t>
+      <w:pPr>
+        <w:spacing w:line="336" w:lineRule="auto" w:after="180"/>
+      </w:pPr>
+      <w:r>
+        <w:rPr>
+          <w:b w:val="0"/>
+        </w:rPr>
+        <w:t xml:space="preserve">Remember → watch and explain → try with help → investigate → try independently → keep project </w:t>
+      </w:r>
+      <w:r>
+        <w:rPr>
+          <w:b/>
+        </w:rPr>
+        <w:t>evidence</w:t>
+      </w:r>
+      <w:r>
+        <w:rPr>
+          <w:b w:val="0"/>
+        </w:rPr>
+        <w:t>. Your teacher may spread this lesson across several classes.</w:t>
+      </w:r>
+    </w:p>
+    <w:p>
+      <w:pPr>
+        <w:spacing w:line="336" w:lineRule="auto" w:after="180"/>
+      </w:pPr>
+      <w:r>
+        <w:rPr>
+          <w:b w:val="0"/>
+        </w:rPr>
+        <w:t xml:space="preserve">Keep your first </w:t>
+      </w:r>
+      <w:r>
+        <w:rPr>
+          <w:b/>
+        </w:rPr>
+        <w:t>prediction</w:t>
+      </w:r>
+      <w:r>
+        <w:rPr>
+          <w:b w:val="0"/>
+        </w:rPr>
+        <w:t xml:space="preserve">. Compare it with what the </w:t>
+      </w:r>
+      <w:r>
+        <w:rPr>
+          <w:b/>
+        </w:rPr>
+        <w:t>evidence</w:t>
+      </w:r>
+      <w:r>
+        <w:rPr>
+          <w:b w:val="0"/>
+        </w:rPr>
+        <w:t xml:space="preserve"> shows and explain any change.</w:t>
       </w:r>
     </w:p>
     <w:p>
@@ -3964,7 +5998,30 @@
     </w:p>
     <w:p>
       <w:r>
-        <w:t>Close your notes. Explain this goal in your own words: Explain the mechanism and terminology of generation failures and verification</w:t>
+        <w:t>Explain Hallucination Failure Types without notes, identify a remaining question and plan a later check with a changed case.</w:t>
+      </w:r>
+    </w:p>
+    <w:p>
+      <w:pPr>
+        <w:spacing w:line="336" w:lineRule="auto" w:after="180"/>
+      </w:pPr>
+      <w:r>
+        <w:rPr>
+          <w:b w:val="0"/>
+        </w:rPr>
+        <w:t xml:space="preserve">Close your notes. Explain this goal in your own words: Explain the </w:t>
+      </w:r>
+      <w:r>
+        <w:rPr>
+          <w:b/>
+        </w:rPr>
+        <w:t>mechanism</w:t>
+      </w:r>
+      <w:r>
+        <w:rPr>
+          <w:b w:val="0"/>
+        </w:rPr>
+        <w:t xml:space="preserve"> and terminology of generation failures and verification</w:t>
       </w:r>
     </w:p>
     <w:p>
@@ -4001,13 +6058,61 @@
       </w:r>
     </w:p>
     <w:p>
-      <w:r>
-        <w:t>If you are unsure, return to the worked picture and explain one arrow. If you are ready, change an input or assumption and justify your prediction.</w:t>
-      </w:r>
-    </w:p>
-    <w:p>
-      <w:r>
-        <w:t>Save your workbook evidence. At the next review, try a different case before opening your old answer.</w:t>
+      <w:pPr>
+        <w:spacing w:line="336" w:lineRule="auto" w:after="180"/>
+      </w:pPr>
+      <w:r>
+        <w:rPr>
+          <w:b w:val="0"/>
+        </w:rPr>
+        <w:t xml:space="preserve">If you are unsure, return to the worked picture and explain one arrow. If you are ready, change an </w:t>
+      </w:r>
+      <w:r>
+        <w:rPr>
+          <w:b/>
+        </w:rPr>
+        <w:t>input</w:t>
+      </w:r>
+      <w:r>
+        <w:rPr>
+          <w:b w:val="0"/>
+        </w:rPr>
+        <w:t xml:space="preserve"> or assumption and justify your </w:t>
+      </w:r>
+      <w:r>
+        <w:rPr>
+          <w:b/>
+        </w:rPr>
+        <w:t>prediction</w:t>
+      </w:r>
+      <w:r>
+        <w:rPr>
+          <w:b w:val="0"/>
+        </w:rPr>
+        <w:t>.</w:t>
+      </w:r>
+    </w:p>
+    <w:p>
+      <w:pPr>
+        <w:spacing w:line="336" w:lineRule="auto" w:after="180"/>
+      </w:pPr>
+      <w:r>
+        <w:rPr>
+          <w:b w:val="0"/>
+        </w:rPr>
+        <w:t xml:space="preserve">Save your workbook </w:t>
+      </w:r>
+      <w:r>
+        <w:rPr>
+          <w:b/>
+        </w:rPr>
+        <w:t>evidence</w:t>
+      </w:r>
+      <w:r>
+        <w:rPr>
+          <w:b w:val="0"/>
+        </w:rPr>
+        <w:t>. At the next review, try a different case before opening your old answer.</w:t>
       </w:r>
     </w:p>
     <w:p>
@@ -4020,11 +6125,28 @@
     </w:p>
     <w:p>
       <w:r>
+        <w:t>Attempt supported questions before using hints or feedback. Review a missing building block, then keep the completed work.</w:t>
+      </w:r>
+    </w:p>
+    <w:p>
+      <w:pPr>
+        <w:spacing w:line="336" w:lineRule="auto" w:after="180"/>
+      </w:pPr>
+      <w:r>
+        <w:rPr>
+          <w:b w:val="0"/>
+        </w:rPr>
         <w:t>Use this supported practice once, in the browser or on paper. Keep the reserved independent assessment for a separate first attempt before teacher feedback.</w:t>
       </w:r>
     </w:p>
     <w:p>
-      <w:r>
+      <w:pPr>
+        <w:spacing w:line="336" w:lineRule="auto" w:after="180"/>
+      </w:pPr>
+      <w:r>
+        <w:rPr>
+          <w:b w:val="0"/>
+        </w:rPr>
         <w:t>A fictional Study Buddy drafts a field-trip summary from one approved record.</w:t>
       </w:r>
     </w:p>
@@ -4037,27 +6159,91 @@
       </w:r>
     </w:p>
     <w:p>
-      <w:r>
-        <w:t>Which labelled step matches this detail? Free lunch has no source; missing evidence is not a confirmed no-lunch fact.</w:t>
-      </w:r>
-    </w:p>
-    <w:p>
-      <w:r>
-        <w:t>1. Unsupported claim</w:t>
-      </w:r>
-    </w:p>
-    <w:p>
-      <w:r>
+      <w:pPr>
+        <w:spacing w:line="336" w:lineRule="auto" w:after="180"/>
+      </w:pPr>
+      <w:r>
+        <w:rPr>
+          <w:b w:val="0"/>
+        </w:rPr>
+        <w:t xml:space="preserve">Which labelled step matches this detail? Free lunch has no source; missing </w:t>
+      </w:r>
+      <w:r>
+        <w:rPr>
+          <w:b/>
+        </w:rPr>
+        <w:t>evidence</w:t>
+      </w:r>
+      <w:r>
+        <w:rPr>
+          <w:b w:val="0"/>
+        </w:rPr>
+        <w:t xml:space="preserve"> is not a confirmed no-lunch fact.</w:t>
+      </w:r>
+    </w:p>
+    <w:p>
+      <w:pPr>
+        <w:spacing w:line="336" w:lineRule="auto" w:after="180"/>
+        <w:shd w:fill="F4F9FC"/>
+      </w:pPr>
+      <w:r>
+        <w:rPr>
+          <w:b w:val="0"/>
+        </w:rPr>
+        <w:t xml:space="preserve">1. </w:t>
+      </w:r>
+      <w:r>
+        <w:rPr>
+          <w:b/>
+        </w:rPr>
+        <w:t>Unsupported claim</w:t>
+      </w:r>
+    </w:p>
+    <w:p>
+      <w:pPr>
+        <w:spacing w:line="336" w:lineRule="auto" w:after="180"/>
+        <w:shd w:fill="F4F9FC"/>
+      </w:pPr>
+      <w:r>
+        <w:rPr>
+          <w:b w:val="0"/>
+        </w:rPr>
         <w:t>2. Supported claim</w:t>
       </w:r>
     </w:p>
     <w:p>
-      <w:r>
-        <w:t>3. Contradicted claim</w:t>
-      </w:r>
-    </w:p>
-    <w:p>
-      <w:r>
+      <w:pPr>
+        <w:spacing w:line="336" w:lineRule="auto" w:after="180"/>
+        <w:shd w:fill="F4F9FC"/>
+      </w:pPr>
+      <w:r>
+        <w:rPr>
+          <w:b w:val="0"/>
+        </w:rPr>
+        <w:t xml:space="preserve">3. </w:t>
+      </w:r>
+      <w:r>
+        <w:rPr>
+          <w:b/>
+        </w:rPr>
+        <w:t>Contradicted</w:t>
+      </w:r>
+      <w:r>
+        <w:rPr>
+          <w:b w:val="0"/>
+        </w:rPr>
+        <w:t xml:space="preserve"> claim</w:t>
+      </w:r>
+    </w:p>
+    <w:p>
+      <w:pPr>
+        <w:spacing w:line="336" w:lineRule="auto" w:after="180"/>
+        <w:shd w:fill="F4F9FC"/>
+      </w:pPr>
+      <w:r>
+        <w:rPr>
+          <w:b w:val="0"/>
+        </w:rPr>
         <w:t>4. Compute duration</w:t>
       </w:r>
     </w:p>
@@ -4095,41 +6281,191 @@
       </w:r>
     </w:p>
     <w:p>
-      <w:r>
+      <w:pPr>
+        <w:pStyle w:val="Heading3"/>
+      </w:pPr>
+      <w:r>
+        <w:t>Hint · try first</w:t>
+      </w:r>
+    </w:p>
+    <w:p>
+      <w:pPr>
+        <w:spacing w:line="336" w:lineRule="auto" w:after="180"/>
+        <w:shd w:fill="F1F6F8"/>
+      </w:pPr>
+      <w:r>
+        <w:rPr>
+          <w:b w:val="0"/>
+        </w:rPr>
         <w:t>Hint if needed: Read the steps in the pictorial case. Match the supplied detail to the stage that performs or records it.</w:t>
       </w:r>
     </w:p>
     <w:p>
-      <w:r>
-        <w:t>After your attempt, compare with the supported explanation: Unsupported claim Free lunch has no source; missing evidence is not a confirmed no-lunch fact. Different errors need different repairs. Recalculate the duration; keep the supported departure; remove or seek evidence for lunch. These categories are more informative than calling the whole answer wrong. Arithmetic inherits assumptions such as constant speed and no stops, so avoid turning the three-hour walking calculation into a guaranteed arrival time.</w:t>
-      </w:r>
-    </w:p>
-    <w:p>
       <w:pPr>
         <w:pStyle w:val="Heading3"/>
       </w:pPr>
       <w:r>
+        <w:t>Feedback · compare after trying</w:t>
+      </w:r>
+    </w:p>
+    <w:p>
+      <w:pPr>
+        <w:spacing w:line="336" w:lineRule="auto" w:after="180"/>
+        <w:shd w:fill="F1F6FC"/>
+      </w:pPr>
+      <w:r>
+        <w:rPr>
+          <w:b w:val="0"/>
+        </w:rPr>
+        <w:t xml:space="preserve">After your attempt, compare with the supported explanation: </w:t>
+      </w:r>
+      <w:r>
+        <w:rPr>
+          <w:b/>
+        </w:rPr>
+        <w:t>Unsupported claim</w:t>
+      </w:r>
+      <w:r>
+        <w:rPr>
+          <w:b w:val="0"/>
+        </w:rPr>
+        <w:t xml:space="preserve"> Free lunch has no source; missing </w:t>
+      </w:r>
+      <w:r>
+        <w:rPr>
+          <w:b/>
+        </w:rPr>
+        <w:t>evidence</w:t>
+      </w:r>
+      <w:r>
+        <w:rPr>
+          <w:b w:val="0"/>
+        </w:rPr>
+        <w:t xml:space="preserve"> is not a confirmed no-lunch fact. Different errors need different repairs.</w:t>
+      </w:r>
+    </w:p>
+    <w:p>
+      <w:pPr>
+        <w:spacing w:line="336" w:lineRule="auto" w:after="180"/>
+        <w:shd w:fill="F1F6FC"/>
+      </w:pPr>
+      <w:r>
+        <w:rPr>
+          <w:b w:val="0"/>
+        </w:rPr>
+        <w:t xml:space="preserve">Recalculate the duration; keep the supported departure; remove or seek </w:t>
+      </w:r>
+      <w:r>
+        <w:rPr>
+          <w:b/>
+        </w:rPr>
+        <w:t>evidence</w:t>
+      </w:r>
+      <w:r>
+        <w:rPr>
+          <w:b w:val="0"/>
+        </w:rPr>
+        <w:t xml:space="preserve"> for lunch. These categories are more informative than calling the whole answer wrong.</w:t>
+      </w:r>
+    </w:p>
+    <w:p>
+      <w:pPr>
+        <w:spacing w:line="336" w:lineRule="auto" w:after="180"/>
+        <w:shd w:fill="F1F6FC"/>
+      </w:pPr>
+      <w:r>
+        <w:rPr>
+          <w:b w:val="0"/>
+        </w:rPr>
+        <w:t>Arithmetic inherits assumptions such as constant speed and no stops, so avoid turning the three-hour walking calculation into a guaranteed arrival time.</w:t>
+      </w:r>
+    </w:p>
+    <w:p>
+      <w:pPr>
+        <w:pStyle w:val="Heading3"/>
+      </w:pPr>
+      <w:r>
         <w:t>Practice 2: explain the deciding evidence</w:t>
       </w:r>
     </w:p>
     <w:p>
-      <w:r>
+      <w:pPr>
+        <w:pStyle w:val="Heading3"/>
+      </w:pPr>
+      <w:r>
+        <w:t>Changed case · predict first</w:t>
+      </w:r>
+    </w:p>
+    <w:p>
+      <w:pPr>
+        <w:spacing w:line="336" w:lineRule="auto" w:after="180"/>
+        <w:shd w:fill="F5F1FB"/>
+      </w:pPr>
+      <w:r>
+        <w:rPr>
+          <w:b w:val="0"/>
+        </w:rPr>
         <w:t>Changed-case practice: Add a planned 30-minute stop while preserving speed and distance. Which conclusion is supported by the supplied facts?</w:t>
       </w:r>
     </w:p>
     <w:p>
-      <w:r>
-        <w:t>1. We can decide the result without examining the changed input or the procedure.</w:t>
-      </w:r>
-    </w:p>
-    <w:p>
-      <w:r>
+      <w:pPr>
+        <w:spacing w:line="336" w:lineRule="auto" w:after="180"/>
+        <w:shd w:fill="F4F9FC"/>
+      </w:pPr>
+      <w:r>
+        <w:rPr>
+          <w:b w:val="0"/>
+        </w:rPr>
+        <w:t xml:space="preserve">1. We can decide the result without examining the changed </w:t>
+      </w:r>
+      <w:r>
+        <w:rPr>
+          <w:b/>
+        </w:rPr>
+        <w:t>input</w:t>
+      </w:r>
+      <w:r>
+        <w:rPr>
+          <w:b w:val="0"/>
+        </w:rPr>
+        <w:t xml:space="preserve"> or the procedure.</w:t>
+      </w:r>
+    </w:p>
+    <w:p>
+      <w:pPr>
+        <w:spacing w:line="336" w:lineRule="auto" w:after="180"/>
+        <w:shd w:fill="F4F9FC"/>
+      </w:pPr>
+      <w:r>
+        <w:rPr>
+          <w:b w:val="0"/>
+        </w:rPr>
         <w:t>2. Planned total elapsed time becomes 3.5 hours.</w:t>
       </w:r>
     </w:p>
     <w:p>
-      <w:r>
-        <w:t>3. This one example guarantees correct results for every future input.</w:t>
+      <w:pPr>
+        <w:spacing w:line="336" w:lineRule="auto" w:after="180"/>
+        <w:shd w:fill="F4F9FC"/>
+      </w:pPr>
+      <w:r>
+        <w:rPr>
+          <w:b w:val="0"/>
+        </w:rPr>
+        <w:t xml:space="preserve">3. This one example guarantees correct results for every future </w:t>
+      </w:r>
+      <w:r>
+        <w:rPr>
+          <w:b/>
+        </w:rPr>
+        <w:t>input</w:t>
+      </w:r>
+      <w:r>
+        <w:rPr>
+          <w:b w:val="0"/>
+        </w:rPr>
+        <w:t>.</w:t>
       </w:r>
     </w:p>
     <w:p>
@@ -4166,12 +6502,42 @@
       </w:r>
     </w:p>
     <w:p>
-      <w:r>
+      <w:pPr>
+        <w:pStyle w:val="Heading3"/>
+      </w:pPr>
+      <w:r>
+        <w:t>Hint · try first</w:t>
+      </w:r>
+    </w:p>
+    <w:p>
+      <w:pPr>
+        <w:spacing w:line="336" w:lineRule="auto" w:after="180"/>
+        <w:shd w:fill="F1F6F8"/>
+      </w:pPr>
+      <w:r>
+        <w:rPr>
+          <w:b w:val="0"/>
+        </w:rPr>
         <w:t>Hint if needed: Use the changed condition and the deciding step in the pictorial trace. The answer must say what follows from those facts.</w:t>
       </w:r>
     </w:p>
     <w:p>
-      <w:r>
+      <w:pPr>
+        <w:pStyle w:val="Heading3"/>
+      </w:pPr>
+      <w:r>
+        <w:t>Feedback · compare after trying</w:t>
+      </w:r>
+    </w:p>
+    <w:p>
+      <w:pPr>
+        <w:spacing w:line="336" w:lineRule="auto" w:after="180"/>
+        <w:shd w:fill="F1F6FC"/>
+      </w:pPr>
+      <w:r>
+        <w:rPr>
+          <w:b w:val="0"/>
+        </w:rPr>
         <w:t>After your attempt, compare with the supported explanation: Planned total elapsed time becomes 3.5 hours. Three moving hours plus half an hour stopped; walking-time calculation itself stays three.</w:t>
       </w:r>
     </w:p>
@@ -4184,18 +6550,141 @@
       </w:r>
     </w:p>
     <w:p>
-      <w:r>
-        <w:t>Review Multimodal Evidence (ai-3/13). Goal: Explain the mechanism and terminology of speech pipelines and multimodal evidence. Short practice: Why were both “exactly three” and “exactly five” unsupported before opening the box?. Return to this week and explain what you changed.</w:t>
-      </w:r>
-    </w:p>
-    <w:p>
-      <w:r>
-        <w:t>Review Visual Composition (ai-3/11). Goal: Explain the mechanism and terminology of image generation and provenance. Short practice: Which checks pass after that single change, and what still needs repair?. Return to this week and explain what you changed.</w:t>
-      </w:r>
-    </w:p>
-    <w:p>
-      <w:r>
-        <w:t>Review Structured Output and Schemas (ai-3/8). Goal: Separate JSON parsing, schema validation and source support checks. Short practice: Which object demonstrates that valid JSON and valid types are insufficient for truth?. Return to this week and explain what you changed.</w:t>
+      <w:pPr>
+        <w:spacing w:line="336" w:lineRule="auto" w:after="180"/>
+      </w:pPr>
+      <w:r>
+        <w:rPr>
+          <w:b w:val="0"/>
+        </w:rPr>
+        <w:t xml:space="preserve">Review Multimodal </w:t>
+      </w:r>
+      <w:r>
+        <w:rPr>
+          <w:b/>
+        </w:rPr>
+        <w:t>Evidence</w:t>
+      </w:r>
+      <w:r>
+        <w:rPr>
+          <w:b w:val="0"/>
+        </w:rPr>
+        <w:t xml:space="preserve"> (ai-3/13). Goal: Explain the </w:t>
+      </w:r>
+      <w:r>
+        <w:rPr>
+          <w:b/>
+        </w:rPr>
+        <w:t>mechanism</w:t>
+      </w:r>
+      <w:r>
+        <w:rPr>
+          <w:b w:val="0"/>
+        </w:rPr>
+        <w:t xml:space="preserve"> and terminology of speech pipelines and multimodal </w:t>
+      </w:r>
+      <w:r>
+        <w:rPr>
+          <w:b/>
+        </w:rPr>
+        <w:t>evidence</w:t>
+      </w:r>
+      <w:r>
+        <w:rPr>
+          <w:b w:val="0"/>
+        </w:rPr>
+        <w:t>.</w:t>
+      </w:r>
+    </w:p>
+    <w:p>
+      <w:pPr>
+        <w:spacing w:line="336" w:lineRule="auto" w:after="180"/>
+      </w:pPr>
+      <w:r>
+        <w:rPr>
+          <w:b w:val="0"/>
+        </w:rPr>
+        <w:t xml:space="preserve">Short practice: Why were both “exactly three” and “exactly five” </w:t>
+      </w:r>
+      <w:r>
+        <w:rPr>
+          <w:b/>
+        </w:rPr>
+        <w:t>unsupported</w:t>
+      </w:r>
+      <w:r>
+        <w:rPr>
+          <w:b w:val="0"/>
+        </w:rPr>
+        <w:t xml:space="preserve"> before opening the box?. Return to this week and explain what you changed.</w:t>
+      </w:r>
+    </w:p>
+    <w:p>
+      <w:pPr>
+        <w:spacing w:line="336" w:lineRule="auto" w:after="180"/>
+      </w:pPr>
+      <w:r>
+        <w:rPr>
+          <w:b w:val="0"/>
+        </w:rPr>
+        <w:t xml:space="preserve">Review Visual Composition (ai-3/11). Goal: Explain the </w:t>
+      </w:r>
+      <w:r>
+        <w:rPr>
+          <w:b/>
+        </w:rPr>
+        <w:t>mechanism</w:t>
+      </w:r>
+      <w:r>
+        <w:rPr>
+          <w:b w:val="0"/>
+        </w:rPr>
+        <w:t xml:space="preserve"> and terminology of image generation and provenance. Short practice: Which checks pass after that single change, and what still needs repair?.</w:t>
+      </w:r>
+    </w:p>
+    <w:p>
+      <w:pPr>
+        <w:spacing w:line="336" w:lineRule="auto" w:after="180"/>
+      </w:pPr>
+      <w:r>
+        <w:rPr>
+          <w:b w:val="0"/>
+        </w:rPr>
+        <w:t>Return to this week and explain what you changed.</w:t>
+      </w:r>
+    </w:p>
+    <w:p>
+      <w:pPr>
+        <w:spacing w:line="336" w:lineRule="auto" w:after="180"/>
+      </w:pPr>
+      <w:r>
+        <w:rPr>
+          <w:b w:val="0"/>
+        </w:rPr>
+        <w:t xml:space="preserve">Review Structured </w:t>
+      </w:r>
+      <w:r>
+        <w:rPr>
+          <w:b/>
+        </w:rPr>
+        <w:t>Output</w:t>
+      </w:r>
+      <w:r>
+        <w:rPr>
+          <w:b w:val="0"/>
+        </w:rPr>
+        <w:t xml:space="preserve"> and Schemas (ai-3/8). Goal: Separate JSON parsing, schema validation and source support checks. Short practice: Which object demonstrates that valid JSON and valid types are insufficient for truth?.</w:t>
+      </w:r>
+    </w:p>
+    <w:p>
+      <w:pPr>
+        <w:spacing w:line="336" w:lineRule="auto" w:after="180"/>
+      </w:pPr>
+      <w:r>
+        <w:rPr>
+          <w:b w:val="0"/>
+        </w:rPr>
+        <w:t>Return to this week and explain what you changed.</w:t>
       </w:r>
     </w:p>
     <w:p>
@@ -4207,8 +6696,734 @@
       </w:r>
     </w:p>
     <w:p>
-      <w:r>
-        <w:t>Use Download completed work in the hosted lesson to export your answers, reflections, practice feedback and code-run evidence. Open the HTML copy to read or print it. Drafts stay in this browser when storage is available; clear drafts on a shared device.</w:t>
+      <w:pPr>
+        <w:spacing w:line="336" w:lineRule="auto" w:after="180"/>
+      </w:pPr>
+      <w:r>
+        <w:rPr>
+          <w:b w:val="0"/>
+        </w:rPr>
+        <w:t xml:space="preserve">Use Download completed work in the hosted lesson to export your answers, reflections, practice feedback and code-run </w:t>
+      </w:r>
+      <w:r>
+        <w:rPr>
+          <w:b/>
+        </w:rPr>
+        <w:t>evidence</w:t>
+      </w:r>
+      <w:r>
+        <w:rPr>
+          <w:b w:val="0"/>
+        </w:rPr>
+        <w:t>. Open the HTML copy to read or print it.</w:t>
+      </w:r>
+    </w:p>
+    <w:p>
+      <w:pPr>
+        <w:spacing w:line="336" w:lineRule="auto" w:after="180"/>
+      </w:pPr>
+      <w:r>
+        <w:rPr>
+          <w:b w:val="0"/>
+        </w:rPr>
+        <w:t>Drafts stay in this browser when storage is available; clear drafts on a shared device.</w:t>
+      </w:r>
+    </w:p>
+    <w:p>
+      <w:pPr>
+        <w:pStyle w:val="Heading1"/>
+      </w:pPr>
+      <w:r>
+        <w:t>18. Visual concept journey</w:t>
+      </w:r>
+    </w:p>
+    <w:p>
+      <w:r>
+        <w:t>Explain each Hallucination Failure Types graphic using its labels, deciding evidence and relevant limitation.</w:t>
+      </w:r>
+    </w:p>
+    <w:p>
+      <w:pPr>
+        <w:pStyle w:val="Heading3"/>
+      </w:pPr>
+      <w:r>
+        <w:t>01. Hallucination Failure Types: the case</w:t>
+      </w:r>
+    </w:p>
+    <w:p>
+      <w:r>
+        <w:drawing>
+          <wp:inline xmlns:a="http://schemas.openxmlformats.org/drawingml/2006/main" xmlns:pic="http://schemas.openxmlformats.org/drawingml/2006/picture">
+            <wp:extent cx="5486400" cy="2990088"/>
+            <wp:docPr id="22" name="Picture 22" descr="A fictional Study Buddy drafts a field-trip summary from one approved record. Supplied facts: Source S: trail length 12 km; planned constant speed 4 km/h, excluding stops; departure 09:00. Draft: “The walk takes two hours, starts at 09:00 and includes free lunch.” No lunch record is supplied."/>
+            <wp:cNvGraphicFramePr>
+              <a:graphicFrameLocks noChangeAspect="1"/>
+            </wp:cNvGraphicFramePr>
+            <a:graphic>
+              <a:graphicData uri="http://schemas.openxmlformats.org/drawingml/2006/picture">
+                <pic:pic>
+                  <pic:nvPicPr>
+                    <pic:cNvPr id="0" name="academy-story-ai-3-14-01.png"/>
+                    <pic:cNvPicPr/>
+                  </pic:nvPicPr>
+                  <pic:blipFill>
+                    <a:blip r:embed="rId29"/>
+                    <a:stretch>
+                      <a:fillRect/>
+                    </a:stretch>
+                  </pic:blipFill>
+                  <pic:spPr>
+                    <a:xfrm>
+                      <a:off x="0" y="0"/>
+                      <a:ext cx="5486400" cy="2990088"/>
+                    </a:xfrm>
+                    <a:prstGeom prst="rect"/>
+                  </pic:spPr>
+                </pic:pic>
+              </a:graphicData>
+            </a:graphic>
+          </wp:inline>
+        </w:drawing>
+      </w:r>
+    </w:p>
+    <w:p>
+      <w:pPr>
+        <w:spacing w:line="336" w:lineRule="auto" w:after="180"/>
+      </w:pPr>
+      <w:r>
+        <w:rPr>
+          <w:b w:val="0"/>
+        </w:rPr>
+        <w:t>A fictional Study Buddy drafts a field-trip summary from one approved record. Supplied facts: Source S: trail length 12 km; planned constant speed 4 km/h, excluding stops; departure 09:00.</w:t>
+      </w:r>
+    </w:p>
+    <w:p>
+      <w:pPr>
+        <w:spacing w:line="336" w:lineRule="auto" w:after="180"/>
+      </w:pPr>
+      <w:r>
+        <w:rPr>
+          <w:b w:val="0"/>
+        </w:rPr>
+        <w:t>Draft: “The walk takes two hours, starts at 09:00 and includes free lunch.” No lunch record is supplied.</w:t>
+      </w:r>
+    </w:p>
+    <w:p>
+      <w:pPr>
+        <w:spacing w:line="336" w:lineRule="auto" w:after="180"/>
+        <w:shd w:fill="F5F1FB"/>
+      </w:pPr>
+      <w:r>
+        <w:rPr>
+          <w:b w:val="0"/>
+        </w:rPr>
+        <w:t>Point to the given fact that matters most. Explain why it matters.</w:t>
+      </w:r>
+    </w:p>
+    <w:p>
+      <w:pPr>
+        <w:pStyle w:val="Heading3"/>
+      </w:pPr>
+      <w:r>
+        <w:t>02. Follow the deciding steps</w:t>
+      </w:r>
+    </w:p>
+    <w:p>
+      <w:r>
+        <w:drawing>
+          <wp:inline xmlns:a="http://schemas.openxmlformats.org/drawingml/2006/main" xmlns:pic="http://schemas.openxmlformats.org/drawingml/2006/picture">
+            <wp:extent cx="5486400" cy="4005072"/>
+            <wp:docPr id="23" name="Picture 23" descr="Compute duration: 12÷4=3 hours, excluding stops. → Contradicted claim: Two-hour duration disagrees with the calculation from S. → Supported claim: Departure 09:00 is stated in S. → Unsupported claim: Free lunch has no source; missing evidence is not a confirmed no-lunch fact."/>
+            <wp:cNvGraphicFramePr>
+              <a:graphicFrameLocks noChangeAspect="1"/>
+            </wp:cNvGraphicFramePr>
+            <a:graphic>
+              <a:graphicData uri="http://schemas.openxmlformats.org/drawingml/2006/picture">
+                <pic:pic>
+                  <pic:nvPicPr>
+                    <pic:cNvPr id="0" name="academy-story-ai-3-14-02.png"/>
+                    <pic:cNvPicPr/>
+                  </pic:nvPicPr>
+                  <pic:blipFill>
+                    <a:blip r:embed="rId30"/>
+                    <a:stretch>
+                      <a:fillRect/>
+                    </a:stretch>
+                  </pic:blipFill>
+                  <pic:spPr>
+                    <a:xfrm>
+                      <a:off x="0" y="0"/>
+                      <a:ext cx="5486400" cy="4005072"/>
+                    </a:xfrm>
+                    <a:prstGeom prst="rect"/>
+                  </pic:spPr>
+                </pic:pic>
+              </a:graphicData>
+            </a:graphic>
+          </wp:inline>
+        </w:drawing>
+      </w:r>
+    </w:p>
+    <w:p>
+      <w:pPr>
+        <w:spacing w:line="336" w:lineRule="auto" w:after="180"/>
+      </w:pPr>
+      <w:r>
+        <w:rPr>
+          <w:b w:val="0"/>
+        </w:rPr>
+        <w:t xml:space="preserve">Compute duration: 12÷4=3 hours, excluding stops. → </w:t>
+      </w:r>
+      <w:r>
+        <w:rPr>
+          <w:b/>
+        </w:rPr>
+        <w:t>Contradicted</w:t>
+      </w:r>
+      <w:r>
+        <w:rPr>
+          <w:b w:val="0"/>
+        </w:rPr>
+        <w:t xml:space="preserve"> claim: Two-hour duration disagrees with the calculation from S. → Supported claim: Departure 09:00 is stated in S. → </w:t>
+      </w:r>
+      <w:r>
+        <w:rPr>
+          <w:b/>
+        </w:rPr>
+        <w:t>Unsupported claim</w:t>
+      </w:r>
+      <w:r>
+        <w:rPr>
+          <w:b w:val="0"/>
+        </w:rPr>
+        <w:t xml:space="preserve">: Free lunch has no source; missing </w:t>
+      </w:r>
+      <w:r>
+        <w:rPr>
+          <w:b/>
+        </w:rPr>
+        <w:t>evidence</w:t>
+      </w:r>
+      <w:r>
+        <w:rPr>
+          <w:b w:val="0"/>
+        </w:rPr>
+        <w:t xml:space="preserve"> is not a confirmed no-lunch fact.</w:t>
+      </w:r>
+    </w:p>
+    <w:p>
+      <w:pPr>
+        <w:spacing w:line="336" w:lineRule="auto" w:after="180"/>
+        <w:shd w:fill="F5F1FB"/>
+      </w:pPr>
+      <w:r>
+        <w:rPr>
+          <w:b w:val="0"/>
+        </w:rPr>
+        <w:t xml:space="preserve">Point to each numbered stage and explain which recorded </w:t>
+      </w:r>
+      <w:r>
+        <w:rPr>
+          <w:b/>
+        </w:rPr>
+        <w:t>input</w:t>
+      </w:r>
+      <w:r>
+        <w:rPr>
+          <w:b w:val="0"/>
+        </w:rPr>
+        <w:t xml:space="preserve"> it uses.</w:t>
+      </w:r>
+    </w:p>
+    <w:p>
+      <w:pPr>
+        <w:pStyle w:val="Heading3"/>
+      </w:pPr>
+      <w:r>
+        <w:t>03. Generation failures and verification — evidence trace</w:t>
+      </w:r>
+    </w:p>
+    <w:p>
+      <w:r>
+        <w:drawing>
+          <wp:inline xmlns:a="http://schemas.openxmlformats.org/drawingml/2006/main" xmlns:pic="http://schemas.openxmlformats.org/drawingml/2006/picture">
+            <wp:extent cx="5486400" cy="3145536"/>
+            <wp:docPr id="24" name="Picture 24" descr="Generation failures and verification — evidence trace. Source R says room B seats 12 and the meeting starts at 15:00. Generated answer says B seats 20, starts at 15:00 and includes free lunch. | Split an answer into atomic claims. For each, record the exact source passage, support status and any needed calculation. Mark unsupported and contradicted claims separately; do not repair them by inventing sources. | Capacity 20 is contradicted; 15:00 is supported; free lunch is unsupported. One of three claims has support. The missing lunch fact is not evidence of no lunch."/>
+            <wp:cNvGraphicFramePr>
+              <a:graphicFrameLocks noChangeAspect="1"/>
+            </wp:cNvGraphicFramePr>
+            <a:graphic>
+              <a:graphicData uri="http://schemas.openxmlformats.org/drawingml/2006/picture">
+                <pic:pic>
+                  <pic:nvPicPr>
+                    <pic:cNvPr id="0" name="academy-story-ai-3-14-03.png"/>
+                    <pic:cNvPicPr/>
+                  </pic:nvPicPr>
+                  <pic:blipFill>
+                    <a:blip r:embed="rId31"/>
+                    <a:stretch>
+                      <a:fillRect/>
+                    </a:stretch>
+                  </pic:blipFill>
+                  <pic:spPr>
+                    <a:xfrm>
+                      <a:off x="0" y="0"/>
+                      <a:ext cx="5486400" cy="3145536"/>
+                    </a:xfrm>
+                    <a:prstGeom prst="rect"/>
+                  </pic:spPr>
+                </pic:pic>
+              </a:graphicData>
+            </a:graphic>
+          </wp:inline>
+        </w:drawing>
+      </w:r>
+    </w:p>
+    <w:p>
+      <w:pPr>
+        <w:spacing w:line="336" w:lineRule="auto" w:after="180"/>
+      </w:pPr>
+      <w:r>
+        <w:rPr>
+          <w:b w:val="0"/>
+        </w:rPr>
+        <w:t xml:space="preserve">Generation failures and verification — </w:t>
+      </w:r>
+      <w:r>
+        <w:rPr>
+          <w:b/>
+        </w:rPr>
+        <w:t>evidence</w:t>
+      </w:r>
+      <w:r>
+        <w:rPr>
+          <w:b w:val="0"/>
+        </w:rPr>
+        <w:t xml:space="preserve"> trace. Source R says room B seats 12 and the meeting starts at 15:00.</w:t>
+      </w:r>
+    </w:p>
+    <w:p>
+      <w:pPr>
+        <w:spacing w:line="336" w:lineRule="auto" w:after="180"/>
+      </w:pPr>
+      <w:r>
+        <w:rPr>
+          <w:b w:val="0"/>
+        </w:rPr>
+        <w:t xml:space="preserve">Generated answer says B seats 20, starts at 15:00 and includes free lunch. | Split an answer into </w:t>
+      </w:r>
+      <w:r>
+        <w:rPr>
+          <w:b/>
+        </w:rPr>
+        <w:t>atomic claim</w:t>
+      </w:r>
+      <w:r>
+        <w:rPr>
+          <w:b w:val="0"/>
+        </w:rPr>
+        <w:t>s. For each, record the exact source passage, support status and any needed calculation.</w:t>
+      </w:r>
+    </w:p>
+    <w:p>
+      <w:pPr>
+        <w:spacing w:line="336" w:lineRule="auto" w:after="180"/>
+      </w:pPr>
+      <w:r>
+        <w:rPr>
+          <w:b w:val="0"/>
+        </w:rPr>
+        <w:t xml:space="preserve">Mark </w:t>
+      </w:r>
+      <w:r>
+        <w:rPr>
+          <w:b/>
+        </w:rPr>
+        <w:t>unsupported</w:t>
+      </w:r>
+      <w:r>
+        <w:rPr>
+          <w:b w:val="0"/>
+        </w:rPr>
+        <w:t xml:space="preserve"> and </w:t>
+      </w:r>
+      <w:r>
+        <w:rPr>
+          <w:b/>
+        </w:rPr>
+        <w:t>contradicted</w:t>
+      </w:r>
+      <w:r>
+        <w:rPr>
+          <w:b w:val="0"/>
+        </w:rPr>
+        <w:t xml:space="preserve"> claims separately; do not repair them by inventing sources. | Capacity 20 is </w:t>
+      </w:r>
+      <w:r>
+        <w:rPr>
+          <w:b/>
+        </w:rPr>
+        <w:t>contradicted</w:t>
+      </w:r>
+      <w:r>
+        <w:rPr>
+          <w:b w:val="0"/>
+        </w:rPr>
+        <w:t xml:space="preserve">; 15:00 is supported; free lunch is </w:t>
+      </w:r>
+      <w:r>
+        <w:rPr>
+          <w:b/>
+        </w:rPr>
+        <w:t>unsupported</w:t>
+      </w:r>
+      <w:r>
+        <w:rPr>
+          <w:b w:val="0"/>
+        </w:rPr>
+        <w:t>. One of three claims has support.</w:t>
+      </w:r>
+    </w:p>
+    <w:p>
+      <w:pPr>
+        <w:spacing w:line="336" w:lineRule="auto" w:after="180"/>
+      </w:pPr>
+      <w:r>
+        <w:rPr>
+          <w:b w:val="0"/>
+        </w:rPr>
+        <w:t xml:space="preserve">The missing lunch fact is not </w:t>
+      </w:r>
+      <w:r>
+        <w:rPr>
+          <w:b/>
+        </w:rPr>
+        <w:t>evidence</w:t>
+      </w:r>
+      <w:r>
+        <w:rPr>
+          <w:b w:val="0"/>
+        </w:rPr>
+        <w:t xml:space="preserve"> of no lunch.</w:t>
+      </w:r>
+    </w:p>
+    <w:p>
+      <w:pPr>
+        <w:spacing w:line="336" w:lineRule="auto" w:after="180"/>
+        <w:shd w:fill="F5F1FB"/>
+      </w:pPr>
+      <w:r>
+        <w:rPr>
+          <w:b w:val="0"/>
+        </w:rPr>
+        <w:t>Read the labels and values. Explain the relationship the model shows.</w:t>
+      </w:r>
+    </w:p>
+    <w:p>
+      <w:pPr>
+        <w:pStyle w:val="Heading3"/>
+      </w:pPr>
+      <w:r>
+        <w:t>04. Change one thing. Trace what follows.</w:t>
+      </w:r>
+    </w:p>
+    <w:p>
+      <w:r>
+        <w:drawing>
+          <wp:inline xmlns:a="http://schemas.openxmlformats.org/drawingml/2006/main" xmlns:pic="http://schemas.openxmlformats.org/drawingml/2006/picture">
+            <wp:extent cx="5486400" cy="3026664"/>
+            <wp:docPr id="25" name="Picture 25" descr="Original case: Free lunch has no source; missing evidence is not a confirmed no-lunch fact. Changed condition: Add a planned 30-minute stop while preserving speed and distance. Expected result: Planned total elapsed time becomes 3.5 hours. Reason: Three moving hours plus half an hour stopped; walking-time calculation itself stays three."/>
+            <wp:cNvGraphicFramePr>
+              <a:graphicFrameLocks noChangeAspect="1"/>
+            </wp:cNvGraphicFramePr>
+            <a:graphic>
+              <a:graphicData uri="http://schemas.openxmlformats.org/drawingml/2006/picture">
+                <pic:pic>
+                  <pic:nvPicPr>
+                    <pic:cNvPr id="0" name="academy-story-ai-3-14-04.png"/>
+                    <pic:cNvPicPr/>
+                  </pic:nvPicPr>
+                  <pic:blipFill>
+                    <a:blip r:embed="rId32"/>
+                    <a:stretch>
+                      <a:fillRect/>
+                    </a:stretch>
+                  </pic:blipFill>
+                  <pic:spPr>
+                    <a:xfrm>
+                      <a:off x="0" y="0"/>
+                      <a:ext cx="5486400" cy="3026664"/>
+                    </a:xfrm>
+                    <a:prstGeom prst="rect"/>
+                  </pic:spPr>
+                </pic:pic>
+              </a:graphicData>
+            </a:graphic>
+          </wp:inline>
+        </w:drawing>
+      </w:r>
+    </w:p>
+    <w:p>
+      <w:pPr>
+        <w:spacing w:line="336" w:lineRule="auto" w:after="180"/>
+      </w:pPr>
+      <w:r>
+        <w:rPr>
+          <w:b w:val="0"/>
+        </w:rPr>
+        <w:t xml:space="preserve">Original case: Free lunch has no source; missing </w:t>
+      </w:r>
+      <w:r>
+        <w:rPr>
+          <w:b/>
+        </w:rPr>
+        <w:t>evidence</w:t>
+      </w:r>
+      <w:r>
+        <w:rPr>
+          <w:b w:val="0"/>
+        </w:rPr>
+        <w:t xml:space="preserve"> is not a confirmed no-lunch fact. Changed condition: Add a planned 30-minute stop while preserving speed and distance.</w:t>
+      </w:r>
+    </w:p>
+    <w:p>
+      <w:pPr>
+        <w:spacing w:line="336" w:lineRule="auto" w:after="180"/>
+      </w:pPr>
+      <w:r>
+        <w:rPr>
+          <w:b w:val="0"/>
+        </w:rPr>
+        <w:t>Expected result: Planned total elapsed time becomes 3.5 hours. Reason: Three moving hours plus half an hour stopped; walking-time calculation itself stays three.</w:t>
+      </w:r>
+    </w:p>
+    <w:p>
+      <w:pPr>
+        <w:spacing w:line="336" w:lineRule="auto" w:after="180"/>
+        <w:shd w:fill="F5F1FB"/>
+      </w:pPr>
+      <w:r>
+        <w:rPr>
+          <w:b w:val="0"/>
+        </w:rPr>
+        <w:t>Predict before checking the worked changed-case result. Name what changed and what the supplied facts allow you to conclude.</w:t>
+      </w:r>
+    </w:p>
+    <w:p>
+      <w:pPr>
+        <w:pStyle w:val="Heading3"/>
+      </w:pPr>
+      <w:r>
+        <w:t>05. Connect the explanation to its limit</w:t>
+      </w:r>
+    </w:p>
+    <w:p>
+      <w:r>
+        <w:drawing>
+          <wp:inline xmlns:a="http://schemas.openxmlformats.org/drawingml/2006/main" xmlns:pic="http://schemas.openxmlformats.org/drawingml/2006/picture">
+            <wp:extent cx="5486400" cy="2941320"/>
+            <wp:docPr id="26" name="Picture 26" descr="Different errors need different repairs. Recalculate the duration; keep the supported departure; remove or seek evidence for lunch. These categories are more informative than calling the whole answer wrong. Arithmetic inherits assumptions such as constant speed and no stops, so avoid turning the three-hour walking calculation into a guaranteed arrival time. Limit: The fictional plan does not establish actual speed, delays or what eventually occurred on a real trip."/>
+            <wp:cNvGraphicFramePr>
+              <a:graphicFrameLocks noChangeAspect="1"/>
+            </wp:cNvGraphicFramePr>
+            <a:graphic>
+              <a:graphicData uri="http://schemas.openxmlformats.org/drawingml/2006/picture">
+                <pic:pic>
+                  <pic:nvPicPr>
+                    <pic:cNvPr id="0" name="academy-story-ai-3-14-05.png"/>
+                    <pic:cNvPicPr/>
+                  </pic:nvPicPr>
+                  <pic:blipFill>
+                    <a:blip r:embed="rId33"/>
+                    <a:stretch>
+                      <a:fillRect/>
+                    </a:stretch>
+                  </pic:blipFill>
+                  <pic:spPr>
+                    <a:xfrm>
+                      <a:off x="0" y="0"/>
+                      <a:ext cx="5486400" cy="2941320"/>
+                    </a:xfrm>
+                    <a:prstGeom prst="rect"/>
+                  </pic:spPr>
+                </pic:pic>
+              </a:graphicData>
+            </a:graphic>
+          </wp:inline>
+        </w:drawing>
+      </w:r>
+    </w:p>
+    <w:p>
+      <w:pPr>
+        <w:spacing w:line="336" w:lineRule="auto" w:after="180"/>
+      </w:pPr>
+      <w:r>
+        <w:rPr>
+          <w:b w:val="0"/>
+        </w:rPr>
+        <w:t xml:space="preserve">Different errors need different repairs. Recalculate the duration; keep the supported departure; remove or seek </w:t>
+      </w:r>
+      <w:r>
+        <w:rPr>
+          <w:b/>
+        </w:rPr>
+        <w:t>evidence</w:t>
+      </w:r>
+      <w:r>
+        <w:rPr>
+          <w:b w:val="0"/>
+        </w:rPr>
+        <w:t xml:space="preserve"> for lunch. These categories are more informative than calling the whole answer wrong.</w:t>
+      </w:r>
+    </w:p>
+    <w:p>
+      <w:pPr>
+        <w:spacing w:line="336" w:lineRule="auto" w:after="180"/>
+      </w:pPr>
+      <w:r>
+        <w:rPr>
+          <w:b w:val="0"/>
+        </w:rPr>
+        <w:t>Arithmetic inherits assumptions such as constant speed and no stops, so avoid turning the three-hour walking calculation into a guaranteed arrival time.</w:t>
+      </w:r>
+    </w:p>
+    <w:p>
+      <w:pPr>
+        <w:spacing w:line="336" w:lineRule="auto" w:after="180"/>
+      </w:pPr>
+      <w:r>
+        <w:rPr>
+          <w:b w:val="0"/>
+        </w:rPr>
+        <w:t>Limit: The fictional plan does not establish actual speed, delays or what eventually occurred on a real trip.</w:t>
+      </w:r>
+    </w:p>
+    <w:p>
+      <w:pPr>
+        <w:spacing w:line="336" w:lineRule="auto" w:after="180"/>
+        <w:shd w:fill="F5F1FB"/>
+      </w:pPr>
+      <w:r>
+        <w:rPr>
+          <w:b w:val="0"/>
+        </w:rPr>
+        <w:t>Explain the case, then point to a limit on the claim.</w:t>
+      </w:r>
+    </w:p>
+    <w:p>
+      <w:pPr>
+        <w:pStyle w:val="Heading3"/>
+      </w:pPr>
+      <w:r>
+        <w:t>06. Make the idea visible in your project</w:t>
+      </w:r>
+    </w:p>
+    <w:p>
+      <w:r>
+        <w:drawing>
+          <wp:inline xmlns:a="http://schemas.openxmlformats.org/drawingml/2006/main" xmlns:pic="http://schemas.openxmlformats.org/drawingml/2006/picture">
+            <wp:extent cx="5486400" cy="3380232"/>
+            <wp:docPr id="27" name="Picture 27" descr="Audit Study Buddy outputs claim by claim, recording contradiction, missing support and correct calculations separately. Draw your input, deciding step, result and limit. Supported question: Can we conclude there will definitely be no lunch from S alone?"/>
+            <wp:cNvGraphicFramePr>
+              <a:graphicFrameLocks noChangeAspect="1"/>
+            </wp:cNvGraphicFramePr>
+            <a:graphic>
+              <a:graphicData uri="http://schemas.openxmlformats.org/drawingml/2006/picture">
+                <pic:pic>
+                  <pic:nvPicPr>
+                    <pic:cNvPr id="0" name="academy-story-ai-3-14-06.png"/>
+                    <pic:cNvPicPr/>
+                  </pic:nvPicPr>
+                  <pic:blipFill>
+                    <a:blip r:embed="rId34"/>
+                    <a:stretch>
+                      <a:fillRect/>
+                    </a:stretch>
+                  </pic:blipFill>
+                  <pic:spPr>
+                    <a:xfrm>
+                      <a:off x="0" y="0"/>
+                      <a:ext cx="5486400" cy="3380232"/>
+                    </a:xfrm>
+                    <a:prstGeom prst="rect"/>
+                  </pic:spPr>
+                </pic:pic>
+              </a:graphicData>
+            </a:graphic>
+          </wp:inline>
+        </w:drawing>
+      </w:r>
+    </w:p>
+    <w:p>
+      <w:pPr>
+        <w:spacing w:line="336" w:lineRule="auto" w:after="180"/>
+        <w:shd w:fill="F5F1FB"/>
+      </w:pPr>
+      <w:r>
+        <w:rPr>
+          <w:b w:val="0"/>
+        </w:rPr>
+        <w:t xml:space="preserve">Audit Study Buddy </w:t>
+      </w:r>
+      <w:r>
+        <w:rPr>
+          <w:b/>
+        </w:rPr>
+        <w:t>output</w:t>
+      </w:r>
+      <w:r>
+        <w:rPr>
+          <w:b w:val="0"/>
+        </w:rPr>
+        <w:t xml:space="preserve">s claim by claim, recording contradiction, missing support and correct calculations separately. Draw your </w:t>
+      </w:r>
+      <w:r>
+        <w:rPr>
+          <w:b/>
+        </w:rPr>
+        <w:t>input</w:t>
+      </w:r>
+      <w:r>
+        <w:rPr>
+          <w:b w:val="0"/>
+        </w:rPr>
+        <w:t>, deciding step, result and limit.</w:t>
+      </w:r>
+    </w:p>
+    <w:p>
+      <w:pPr>
+        <w:spacing w:line="336" w:lineRule="auto" w:after="180"/>
+        <w:shd w:fill="F5F1FB"/>
+      </w:pPr>
+      <w:r>
+        <w:rPr>
+          <w:b w:val="0"/>
+        </w:rPr>
+        <w:t>Supported question: Can we conclude there will definitely be no lunch from S alone?</w:t>
+      </w:r>
+    </w:p>
+    <w:p>
+      <w:pPr>
+        <w:spacing w:line="336" w:lineRule="auto" w:after="180"/>
+        <w:shd w:fill="F5F1FB"/>
+      </w:pPr>
+      <w:r>
+        <w:rPr>
+          <w:b w:val="0"/>
+        </w:rPr>
+        <w:t xml:space="preserve">Draw your project trace and justify the deciding step using </w:t>
+      </w:r>
+      <w:r>
+        <w:rPr>
+          <w:b/>
+        </w:rPr>
+        <w:t>evidence</w:t>
+      </w:r>
+      <w:r>
+        <w:rPr>
+          <w:b w:val="0"/>
+        </w:rPr>
+        <w:t>.</w:t>
       </w:r>
     </w:p>
     <w:sectPr>

--- a/downloads/student/ai-3-week-14.docx
+++ b/downloads/student/ai-3-week-14.docx
@@ -25,12 +25,17 @@
         <w:pStyle w:val="Heading1"/>
       </w:pPr>
       <w:r>
-        <w:t>Before you start</w:t>
-      </w:r>
-    </w:p>
-    <w:p>
-      <w:r>
-        <w:t>Week 6: a citation must support its attached claim.</w:t>
+        <w:t>Split the claims. Check the evidence. Repair with support.</w:t>
+      </w:r>
+    </w:p>
+    <w:p>
+      <w:r>
+        <w:t>Distinguish source contradictions, missing support, quotation mismatches and unjustified inferences.</w:t>
+      </w:r>
+    </w:p>
+    <w:p>
+      <w:r>
+        <w:t>Status definitions → room audit → trip calculation → complete paragraph/source audit → independent summary.</w:t>
       </w:r>
     </w:p>
     <w:p>
@@ -38,12 +43,140 @@
         <w:pStyle w:val="Heading1"/>
       </w:pPr>
       <w:r>
-        <w:t>01. Your mission</w:t>
-      </w:r>
-    </w:p>
-    <w:p>
-      <w:r>
-        <w:t>Start with the target: Explain the mechanism and terminology of generation failures and verification. Try the recall before opening notes.</w:t>
+        <w:t>01. Which claim is supported, contradicted or still unknown?</w:t>
+      </w:r>
+    </w:p>
+    <w:p>
+      <w:r>
+        <w:t>Inspect individual claims rather than treating a whole fluent answer as correct.</w:t>
+      </w:r>
+    </w:p>
+    <w:p>
+      <w:pPr>
+        <w:pStyle w:val="Heading2"/>
+      </w:pPr>
+      <w:r>
+        <w:t>Your learning goals</w:t>
+      </w:r>
+    </w:p>
+    <w:p>
+      <w:pPr>
+        <w:spacing w:line="336" w:lineRule="auto" w:after="180"/>
+      </w:pPr>
+      <w:r>
+        <w:rPr>
+          <w:b w:val="0"/>
+        </w:rPr>
+        <w:t xml:space="preserve">I can explain the </w:t>
+      </w:r>
+      <w:r>
+        <w:rPr>
+          <w:b/>
+        </w:rPr>
+        <w:t>mechanism</w:t>
+      </w:r>
+      <w:r>
+        <w:rPr>
+          <w:b w:val="0"/>
+        </w:rPr>
+        <w:t xml:space="preserve"> and terminology of generation failures and verification.</w:t>
+      </w:r>
+    </w:p>
+    <w:p>
+      <w:pPr>
+        <w:spacing w:line="336" w:lineRule="auto" w:after="180"/>
+      </w:pPr>
+      <w:r>
+        <w:rPr>
+          <w:b w:val="0"/>
+        </w:rPr>
+        <w:t>I can apply the stated procedure to a new case with a traceable result.</w:t>
+      </w:r>
+    </w:p>
+    <w:p>
+      <w:pPr>
+        <w:spacing w:line="336" w:lineRule="auto" w:after="180"/>
+      </w:pPr>
+      <w:r>
+        <w:rPr>
+          <w:b w:val="0"/>
+        </w:rPr>
+        <w:t>I can identify an assumption or limitation and design a revealing follow-up.</w:t>
+      </w:r>
+    </w:p>
+    <w:p>
+      <w:pPr>
+        <w:pStyle w:val="Heading2"/>
+      </w:pPr>
+      <w:r>
+        <w:t>Recall source roles and uncertainty</w:t>
+      </w:r>
+    </w:p>
+    <w:p>
+      <w:pPr>
+        <w:pStyle w:val="ListBullet"/>
+      </w:pPr>
+      <w:r>
+        <w:t>Close your notes first. A rough first answer helps us choose the right starting point; it is not a score for your ability.</w:t>
+      </w:r>
+    </w:p>
+    <w:p>
+      <w:pPr>
+        <w:pStyle w:val="ListBullet"/>
+      </w:pPr>
+      <w:r>
+        <w:t>Recall Multimodal Evidence: distinguish a directly supported observation, an unverified caption and hidden information. A fluent generated sentence needs the same claim-level evidence check.</w:t>
+      </w:r>
+    </w:p>
+    <w:p>
+      <w:pPr>
+        <w:pStyle w:val="Heading2"/>
+      </w:pPr>
+      <w:r>
+        <w:t>Your end goal</w:t>
+      </w:r>
+    </w:p>
+    <w:p>
+      <w:pPr>
+        <w:spacing w:line="336" w:lineRule="auto" w:after="180"/>
+      </w:pPr>
+      <w:r>
+        <w:rPr>
+          <w:b w:val="0"/>
+        </w:rPr>
+        <w:t xml:space="preserve">By the end, I can distinguish supported, </w:t>
+      </w:r>
+      <w:r>
+        <w:rPr>
+          <w:b/>
+        </w:rPr>
+        <w:t>contradicted</w:t>
+      </w:r>
+      <w:r>
+        <w:rPr>
+          <w:b w:val="0"/>
+        </w:rPr>
+        <w:t xml:space="preserve"> and </w:t>
+      </w:r>
+      <w:r>
+        <w:rPr>
+          <w:b/>
+        </w:rPr>
+        <w:t>unsupported</w:t>
+      </w:r>
+      <w:r>
+        <w:rPr>
+          <w:b w:val="0"/>
+        </w:rPr>
+        <w:t xml:space="preserve"> generated claims.</w:t>
+      </w:r>
+    </w:p>
+    <w:p>
+      <w:pPr>
+        <w:pStyle w:val="Heading2"/>
+      </w:pPr>
+      <w:r>
+        <w:t>Earlier wording, alternatives and picture transcripts · reference / check after trying</w:t>
       </w:r>
     </w:p>
     <w:p>
@@ -56,66 +189,10 @@
     </w:p>
     <w:p>
       <w:pPr>
-        <w:spacing w:line="336" w:lineRule="auto" w:after="180"/>
-      </w:pPr>
-      <w:r>
-        <w:rPr>
-          <w:b w:val="0"/>
-        </w:rPr>
-        <w:t xml:space="preserve">I can explain the </w:t>
-      </w:r>
-      <w:r>
-        <w:rPr>
-          <w:b/>
-        </w:rPr>
-        <w:t>mechanism</w:t>
-      </w:r>
-      <w:r>
-        <w:rPr>
-          <w:b w:val="0"/>
-        </w:rPr>
-        <w:t xml:space="preserve"> and terminology of generation failures and verification.</w:t>
-      </w:r>
-    </w:p>
-    <w:p>
-      <w:pPr>
-        <w:spacing w:line="336" w:lineRule="auto" w:after="180"/>
-      </w:pPr>
-      <w:r>
-        <w:rPr>
-          <w:b w:val="0"/>
-        </w:rPr>
-        <w:t>I can apply the stated procedure to a new case with a traceable result.</w:t>
-      </w:r>
-    </w:p>
-    <w:p>
-      <w:pPr>
-        <w:spacing w:line="336" w:lineRule="auto" w:after="180"/>
-      </w:pPr>
-      <w:r>
-        <w:rPr>
-          <w:b w:val="0"/>
-        </w:rPr>
-        <w:t>I can identify an assumption or limitation and design a revealing follow-up.</w:t>
-      </w:r>
-    </w:p>
-    <w:p>
-      <w:pPr>
         <w:pStyle w:val="Heading3"/>
       </w:pPr>
       <w:r>
         <w:t>Remember before reading</w:t>
-      </w:r>
-    </w:p>
-    <w:p>
-      <w:pPr>
-        <w:spacing w:line="336" w:lineRule="auto" w:after="180"/>
-      </w:pPr>
-      <w:r>
-        <w:rPr>
-          <w:b w:val="0"/>
-        </w:rPr>
-        <w:t>Close your notes first. A rough first answer helps us choose the right starting point; it is not a score for your ability.</w:t>
       </w:r>
     </w:p>
     <w:p>
@@ -298,9 +375,132 @@
       </w:pPr>
       <w:r>
         <w:rPr>
+          <w:b w:val="0"/>
+        </w:rPr>
+        <w:t>CREATOR MISSION</w:t>
+      </w:r>
+    </w:p>
+    <w:p>
+      <w:pPr>
+        <w:spacing w:line="336" w:lineRule="auto" w:after="180"/>
+      </w:pPr>
+      <w:r>
+        <w:rPr>
+          <w:b w:val="0"/>
+        </w:rPr>
+        <w:t>Tag claims in an answer and classify each failure type.</w:t>
+      </w:r>
+    </w:p>
+    <w:p>
+      <w:pPr>
+        <w:spacing w:line="336" w:lineRule="auto" w:after="180"/>
+      </w:pPr>
+      <w:r>
+        <w:rPr>
+          <w:b w:val="0"/>
+        </w:rPr>
+        <w:t>Creator name and date:</w:t>
+      </w:r>
+    </w:p>
+    <w:p>
+      <w:pPr>
+        <w:pStyle w:val="Heading3"/>
+      </w:pPr>
+      <w:r>
+        <w:t>Write or draw your reasoning and evidence.</w:t>
+      </w:r>
+    </w:p>
+    <w:p>
+      <w:r>
+        <w:t>________________________________________________________________</w:t>
+      </w:r>
+    </w:p>
+    <w:p>
+      <w:r>
+        <w:t>________________________________________________________________</w:t>
+      </w:r>
+    </w:p>
+    <w:p>
+      <w:r>
+        <w:t>________________________________________________________________</w:t>
+      </w:r>
+    </w:p>
+    <w:p>
+      <w:r>
+        <w:t>________________________________________________________________</w:t>
+      </w:r>
+    </w:p>
+    <w:p>
+      <w:r>
+        <w:t>________________________________________________________________</w:t>
+      </w:r>
+    </w:p>
+    <w:p>
+      <w:pPr>
+        <w:pStyle w:val="Heading3"/>
+      </w:pPr>
+      <w:r>
+        <w:t>Readiness for the connected explanation</w:t>
+      </w:r>
+    </w:p>
+    <w:p>
+      <w:pPr>
+        <w:pStyle w:val="Heading3"/>
+      </w:pPr>
+      <w:r>
+        <w:t>This week’s end goal</w:t>
+      </w:r>
+    </w:p>
+    <w:p>
+      <w:pPr>
+        <w:pStyle w:val="Heading1"/>
+      </w:pPr>
+      <w:r>
+        <w:t>02. Separate a claim from the wording that makes it sound convincing</w:t>
+      </w:r>
+    </w:p>
+    <w:p>
+      <w:r>
+        <w:t>Verification needs the exact source or calculation, not confidence or style.</w:t>
+      </w:r>
+    </w:p>
+    <w:p>
+      <w:pPr>
+        <w:pStyle w:val="Heading2"/>
+      </w:pPr>
+      <w:r>
+        <w:t>The generation-failure and verification idea</w:t>
+      </w:r>
+    </w:p>
+    <w:p>
+      <w:pPr>
+        <w:spacing w:line="336" w:lineRule="auto" w:after="180"/>
+      </w:pPr>
+      <w:r>
+        <w:rPr>
+          <w:b w:val="0"/>
+        </w:rPr>
+        <w:t xml:space="preserve">Generated answers may invent facts, misread quantities or cite irrelevant passages. Verification checks each claim against </w:t>
+      </w:r>
+      <w:r>
+        <w:rPr>
           <w:b/>
         </w:rPr>
-        <w:t>CREATOR MISSION</w:t>
+        <w:t>evidence</w:t>
+      </w:r>
+      <w:r>
+        <w:rPr>
+          <w:b w:val="0"/>
+        </w:rPr>
+        <w:t xml:space="preserve"> rather than accepting fluent wording.</w:t>
+      </w:r>
+    </w:p>
+    <w:p>
+      <w:pPr>
+        <w:pStyle w:val="Heading2"/>
+      </w:pPr>
+      <w:r>
+        <w:t>Use the supplied evidence within its scope</w:t>
       </w:r>
     </w:p>
     <w:p>
@@ -311,7 +511,7 @@
         <w:rPr>
           <w:b w:val="0"/>
         </w:rPr>
-        <w:t>Tag claims in an answer and classify each failure type.</w:t>
+        <w:t>Begin by writing the question the procedure is intended to answer. Identify the information already supplied, the information it will produce and the information still missing.</w:t>
       </w:r>
     </w:p>
     <w:p>
@@ -322,48 +522,15 @@
         <w:rPr>
           <w:b w:val="0"/>
         </w:rPr>
-        <w:t>Creator name and date:</w:t>
-      </w:r>
-    </w:p>
-    <w:p>
-      <w:pPr>
-        <w:pStyle w:val="Heading3"/>
-      </w:pPr>
-      <w:r>
-        <w:t>Write or draw your reasoning and evidence.</w:t>
-      </w:r>
-    </w:p>
-    <w:p>
-      <w:r>
-        <w:t>________________________________________________________________</w:t>
-      </w:r>
-    </w:p>
-    <w:p>
-      <w:r>
-        <w:t>________________________________________________________________</w:t>
-      </w:r>
-    </w:p>
-    <w:p>
-      <w:r>
-        <w:t>________________________________________________________________</w:t>
-      </w:r>
-    </w:p>
-    <w:p>
-      <w:r>
-        <w:t>________________________________________________________________</w:t>
-      </w:r>
-    </w:p>
-    <w:p>
-      <w:r>
-        <w:t>________________________________________________________________</w:t>
-      </w:r>
-    </w:p>
-    <w:p>
-      <w:pPr>
-        <w:pStyle w:val="Heading3"/>
-      </w:pPr>
-      <w:r>
-        <w:t>Readiness for the connected explanation</w:t>
+        <w:t>These are constructed classroom examples; they do not require live accounts, private records or an external service. Do not treat a plausible explanation as a measured outcome.</w:t>
+      </w:r>
+    </w:p>
+    <w:p>
+      <w:pPr>
+        <w:pStyle w:val="Heading2"/>
+      </w:pPr>
+      <w:r>
+        <w:t>Earlier wording, alternatives and picture transcripts · reference / check after trying</w:t>
       </w:r>
     </w:p>
     <w:p>
@@ -373,97 +540,6 @@
       <w:r>
         <w:rPr>
           <w:b w:val="0"/>
-        </w:rPr>
-        <w:t xml:space="preserve">Recall Controlled prompt experiments. Explain why a recorded result needs its </w:t>
-      </w:r>
-      <w:r>
-        <w:rPr>
-          <w:b/>
-        </w:rPr>
-        <w:t>input</w:t>
-      </w:r>
-      <w:r>
-        <w:rPr>
-          <w:b w:val="0"/>
-        </w:rPr>
-        <w:t xml:space="preserve"> conditions and </w:t>
-      </w:r>
-      <w:r>
-        <w:rPr>
-          <w:b/>
-        </w:rPr>
-        <w:t>evidence</w:t>
-      </w:r>
-      <w:r>
-        <w:rPr>
-          <w:b w:val="0"/>
-        </w:rPr>
-        <w:t xml:space="preserve"> source before it can support a claim.</w:t>
-      </w:r>
-    </w:p>
-    <w:p>
-      <w:pPr>
-        <w:pStyle w:val="Heading3"/>
-      </w:pPr>
-      <w:r>
-        <w:t>This week’s end goal</w:t>
-      </w:r>
-    </w:p>
-    <w:p>
-      <w:pPr>
-        <w:spacing w:line="336" w:lineRule="auto" w:after="180"/>
-      </w:pPr>
-      <w:r>
-        <w:rPr>
-          <w:b w:val="0"/>
-        </w:rPr>
-        <w:t xml:space="preserve">By the end, I can distinguish supported, </w:t>
-      </w:r>
-      <w:r>
-        <w:rPr>
-          <w:b/>
-        </w:rPr>
-        <w:t>contradicted</w:t>
-      </w:r>
-      <w:r>
-        <w:rPr>
-          <w:b w:val="0"/>
-        </w:rPr>
-        <w:t xml:space="preserve"> and </w:t>
-      </w:r>
-      <w:r>
-        <w:rPr>
-          <w:b/>
-        </w:rPr>
-        <w:t>unsupported</w:t>
-      </w:r>
-      <w:r>
-        <w:rPr>
-          <w:b w:val="0"/>
-        </w:rPr>
-        <w:t xml:space="preserve"> generated claims.</w:t>
-      </w:r>
-    </w:p>
-    <w:p>
-      <w:pPr>
-        <w:pStyle w:val="Heading1"/>
-      </w:pPr>
-      <w:r>
-        <w:t>02. Notice the evidence</w:t>
-      </w:r>
-    </w:p>
-    <w:p>
-      <w:r>
-        <w:t>Investigate the supplied Hallucination Failure Types case. Separate observations, given facts and assumptions before choosing an explanation.</w:t>
-      </w:r>
-    </w:p>
-    <w:p>
-      <w:pPr>
-        <w:spacing w:line="336" w:lineRule="auto" w:after="180"/>
-      </w:pPr>
-      <w:r>
-        <w:rPr>
-          <w:b/>
         </w:rPr>
         <w:t>PICTURE STORY</w:t>
       </w:r>
@@ -540,46 +616,383 @@
     </w:p>
     <w:p>
       <w:pPr>
+        <w:spacing w:line="336" w:lineRule="auto" w:after="180"/>
+      </w:pPr>
+      <w:r>
+        <w:rPr>
+          <w:b w:val="0"/>
+        </w:rPr>
+        <w:t>MYSTERY</w:t>
+      </w:r>
+    </w:p>
+    <w:p>
+      <w:pPr>
+        <w:spacing w:line="336" w:lineRule="auto" w:after="180"/>
+      </w:pPr>
+      <w:r>
+        <w:rPr>
+          <w:b w:val="0"/>
+        </w:rPr>
+        <w:t xml:space="preserve">The learners must use hallucination failure types to solve a problem. What information do they have? What decision or calculation do they make? What would count as </w:t>
+      </w:r>
+      <w:r>
+        <w:rPr>
+          <w:b/>
+        </w:rPr>
+        <w:t>evidence</w:t>
+      </w:r>
+      <w:r>
+        <w:rPr>
+          <w:b w:val="0"/>
+        </w:rPr>
+        <w:t xml:space="preserve"> that it worked?</w:t>
+      </w:r>
+    </w:p>
+    <w:p>
+      <w:pPr>
+        <w:spacing w:line="336" w:lineRule="auto" w:after="180"/>
+      </w:pPr>
+      <w:r>
+        <w:rPr>
+          <w:b w:val="0"/>
+        </w:rPr>
+        <w:t xml:space="preserve">Three </w:t>
+      </w:r>
+      <w:r>
+        <w:rPr>
+          <w:b/>
+        </w:rPr>
+        <w:t>observation</w:t>
+      </w:r>
+      <w:r>
+        <w:rPr>
+          <w:b w:val="0"/>
+        </w:rPr>
+        <w:t>s (what you can point to):</w:t>
+      </w:r>
+    </w:p>
+    <w:p>
+      <w:pPr>
         <w:pStyle w:val="Heading3"/>
       </w:pPr>
       <w:r>
-        <w:t>Start with this puzzle</w:t>
+        <w:t>Write or draw your reasoning and evidence.</w:t>
+      </w:r>
+    </w:p>
+    <w:p>
+      <w:r>
+        <w:t>________________________________________________________________</w:t>
+      </w:r>
+    </w:p>
+    <w:p>
+      <w:r>
+        <w:t>________________________________________________________________</w:t>
+      </w:r>
+    </w:p>
+    <w:p>
+      <w:r>
+        <w:t>________________________________________________________________</w:t>
+      </w:r>
+    </w:p>
+    <w:p>
+      <w:r>
+        <w:t>________________________________________________________________</w:t>
+      </w:r>
+    </w:p>
+    <w:p>
+      <w:r>
+        <w:t>________________________________________________________________</w:t>
       </w:r>
     </w:p>
     <w:p>
       <w:pPr>
         <w:spacing w:line="336" w:lineRule="auto" w:after="180"/>
-        <w:shd w:fill="F1F6FC"/>
       </w:pPr>
       <w:r>
         <w:rPr>
           <w:b w:val="0"/>
         </w:rPr>
-        <w:t>MYSTERY</w:t>
+        <w:t xml:space="preserve">My </w:t>
+      </w:r>
+      <w:r>
+        <w:rPr>
+          <w:b/>
+        </w:rPr>
+        <w:t>prediction</w:t>
+      </w:r>
+      <w:r>
+        <w:rPr>
+          <w:b w:val="0"/>
+        </w:rPr>
+        <w:t xml:space="preserve"> and the clue supporting it:</w:t>
+      </w:r>
+    </w:p>
+    <w:p>
+      <w:pPr>
+        <w:pStyle w:val="Heading3"/>
+      </w:pPr>
+      <w:r>
+        <w:t>Write or draw your reasoning and evidence.</w:t>
+      </w:r>
+    </w:p>
+    <w:p>
+      <w:r>
+        <w:t>________________________________________________________________</w:t>
+      </w:r>
+    </w:p>
+    <w:p>
+      <w:r>
+        <w:t>________________________________________________________________</w:t>
+      </w:r>
+    </w:p>
+    <w:p>
+      <w:r>
+        <w:t>________________________________________________________________</w:t>
+      </w:r>
+    </w:p>
+    <w:p>
+      <w:r>
+        <w:t>________________________________________________________________</w:t>
+      </w:r>
+    </w:p>
+    <w:p>
+      <w:r>
+        <w:t>________________________________________________________________</w:t>
+      </w:r>
+    </w:p>
+    <w:p>
+      <w:pPr>
+        <w:pStyle w:val="Heading3"/>
+      </w:pPr>
+      <w:r>
+        <w:t>A closer explanation</w:t>
+      </w:r>
+    </w:p>
+    <w:p>
+      <w:pPr>
+        <w:pStyle w:val="Heading1"/>
+      </w:pPr>
+      <w:r>
+        <w:t>03. Split the answer into claims and label each status</w:t>
+      </w:r>
+    </w:p>
+    <w:p>
+      <w:r>
+        <w:t>Keep sources, assumptions and intermediate calculations beside the result.</w:t>
+      </w:r>
+    </w:p>
+    <w:p>
+      <w:pPr>
+        <w:pStyle w:val="Heading2"/>
+      </w:pPr>
+      <w:r>
+        <w:t>The atomic-claim procedure</w:t>
       </w:r>
     </w:p>
     <w:p>
       <w:pPr>
         <w:spacing w:line="336" w:lineRule="auto" w:after="180"/>
-        <w:shd w:fill="F5F1FB"/>
       </w:pPr>
       <w:r>
         <w:rPr>
           <w:b w:val="0"/>
         </w:rPr>
-        <w:t xml:space="preserve">The learners must use hallucination failure types to solve a problem. What information do they have? What decision or calculation do they make? What would count as </w:t>
+        <w:t xml:space="preserve">Split an answer into </w:t>
       </w:r>
       <w:r>
         <w:rPr>
           <w:b/>
         </w:rPr>
-        <w:t>evidence</w:t>
+        <w:t>atomic claim</w:t>
       </w:r>
       <w:r>
         <w:rPr>
           <w:b w:val="0"/>
         </w:rPr>
-        <w:t xml:space="preserve"> that it worked?</w:t>
+        <w:t xml:space="preserve">s. For each, record the exact source passage, support status and any needed calculation. Mark </w:t>
+      </w:r>
+      <w:r>
+        <w:rPr>
+          <w:b/>
+        </w:rPr>
+        <w:t>unsupported</w:t>
+      </w:r>
+      <w:r>
+        <w:rPr>
+          <w:b w:val="0"/>
+        </w:rPr>
+        <w:t xml:space="preserve"> and </w:t>
+      </w:r>
+      <w:r>
+        <w:rPr>
+          <w:b/>
+        </w:rPr>
+        <w:t>contradicted</w:t>
+      </w:r>
+      <w:r>
+        <w:rPr>
+          <w:b w:val="0"/>
+        </w:rPr>
+        <w:t xml:space="preserve"> claims separately; do not repair them by inventing sources.</w:t>
+      </w:r>
+    </w:p>
+    <w:p>
+      <w:pPr>
+        <w:pStyle w:val="Heading2"/>
+      </w:pPr>
+      <w:r>
+        <w:t>Read the three distinct evidence statuses</w:t>
+      </w:r>
+    </w:p>
+    <w:tbl>
+      <w:tblPr>
+        <w:tblStyle w:val="LightShading-Accent1"/>
+        <w:tblW w:type="auto" w:w="0"/>
+        <w:tblLook w:firstColumn="1" w:firstRow="1" w:lastColumn="0" w:lastRow="0" w:noHBand="0" w:noVBand="1" w:val="04A0"/>
+      </w:tblPr>
+      <w:tblGrid>
+        <w:gridCol w:w="3408"/>
+        <w:gridCol w:w="3408"/>
+        <w:gridCol w:w="3408"/>
+      </w:tblGrid>
+      <w:tr>
+        <w:trPr>
+          <w:tblHeader/>
+        </w:trPr>
+        <w:tc>
+          <w:tcPr>
+            <w:tcW w:type="dxa" w:w="3408"/>
+          </w:tcPr>
+          <w:p>
+            <w:r>
+              <w:t>Status</w:t>
+            </w:r>
+          </w:p>
+        </w:tc>
+        <w:tc>
+          <w:tcPr>
+            <w:tcW w:type="dxa" w:w="3408"/>
+          </w:tcPr>
+          <w:p>
+            <w:r>
+              <w:t>Question to ask</w:t>
+            </w:r>
+          </w:p>
+        </w:tc>
+        <w:tc>
+          <w:tcPr>
+            <w:tcW w:type="dxa" w:w="3408"/>
+          </w:tcPr>
+          <w:p>
+            <w:r>
+              <w:t>What it does not imply</w:t>
+            </w:r>
+          </w:p>
+        </w:tc>
+      </w:tr>
+      <w:tr>
+        <w:tc>
+          <w:tcPr>
+            <w:tcW w:type="dxa" w:w="3408"/>
+          </w:tcPr>
+          <w:p>
+            <w:r>
+              <w:t>Supported</w:t>
+            </w:r>
+          </w:p>
+        </w:tc>
+        <w:tc>
+          <w:tcPr>
+            <w:tcW w:type="dxa" w:w="3408"/>
+          </w:tcPr>
+          <w:p>
+            <w:r>
+              <w:t>Does the supplied passage or valid calculation establish this exact claim?</w:t>
+            </w:r>
+          </w:p>
+        </w:tc>
+        <w:tc>
+          <w:tcPr>
+            <w:tcW w:type="dxa" w:w="3408"/>
+          </w:tcPr>
+          <w:p>
+            <w:r>
+              <w:t>Not a guarantee that the source is correct in the world</w:t>
+            </w:r>
+          </w:p>
+        </w:tc>
+      </w:tr>
+      <w:tr>
+        <w:tc>
+          <w:tcPr>
+            <w:tcW w:type="dxa" w:w="3408"/>
+          </w:tcPr>
+          <w:p>
+            <w:r>
+              <w:t>Contradicted</w:t>
+            </w:r>
+          </w:p>
+        </w:tc>
+        <w:tc>
+          <w:tcPr>
+            <w:tcW w:type="dxa" w:w="3408"/>
+          </w:tcPr>
+          <w:p>
+            <w:r>
+              <w:t>Does it conflict with the supplied evidence under the stated assumptions?</w:t>
+            </w:r>
+          </w:p>
+        </w:tc>
+        <w:tc>
+          <w:tcPr>
+            <w:tcW w:type="dxa" w:w="3408"/>
+          </w:tcPr>
+          <w:p>
+            <w:r>
+              <w:t>Not proof of a model’s internal cause or intention</w:t>
+            </w:r>
+          </w:p>
+        </w:tc>
+      </w:tr>
+      <w:tr>
+        <w:tc>
+          <w:tcPr>
+            <w:tcW w:type="dxa" w:w="3408"/>
+          </w:tcPr>
+          <w:p>
+            <w:r>
+              <w:t>Unsupported</w:t>
+            </w:r>
+          </w:p>
+        </w:tc>
+        <w:tc>
+          <w:tcPr>
+            <w:tcW w:type="dxa" w:w="3408"/>
+          </w:tcPr>
+          <w:p>
+            <w:r>
+              <w:t>Is the required evidence missing or the inference unjustified?</w:t>
+            </w:r>
+          </w:p>
+        </w:tc>
+        <w:tc>
+          <w:tcPr>
+            <w:tcW w:type="dxa" w:w="3408"/>
+          </w:tcPr>
+          <w:p>
+            <w:r>
+              <w:t>Not proof that the opposite claim is true</w:t>
+            </w:r>
+          </w:p>
+        </w:tc>
+      </w:tr>
+    </w:tbl>
+    <w:p>
+      <w:pPr>
+        <w:pStyle w:val="Heading2"/>
+      </w:pPr>
+      <w:r>
+        <w:t>State units and the input contract</w:t>
       </w:r>
     </w:p>
     <w:p>
@@ -590,52 +1003,19 @@
         <w:rPr>
           <w:b w:val="0"/>
         </w:rPr>
-        <w:t xml:space="preserve">Three </w:t>
+        <w:t xml:space="preserve">Before applying the procedure, write its units, denominator or decision boundary where relevant. A partner should be able to repeat each step using the same </w:t>
       </w:r>
       <w:r>
         <w:rPr>
           <w:b/>
         </w:rPr>
-        <w:t>observation</w:t>
+        <w:t>input</w:t>
       </w:r>
       <w:r>
         <w:rPr>
           <w:b w:val="0"/>
         </w:rPr>
-        <w:t>s (what you can point to):</w:t>
-      </w:r>
-    </w:p>
-    <w:p>
-      <w:pPr>
-        <w:pStyle w:val="Heading3"/>
-      </w:pPr>
-      <w:r>
-        <w:t>Write or draw your reasoning and evidence.</w:t>
-      </w:r>
-    </w:p>
-    <w:p>
-      <w:r>
-        <w:t>________________________________________________________________</w:t>
-      </w:r>
-    </w:p>
-    <w:p>
-      <w:r>
-        <w:t>________________________________________________________________</w:t>
-      </w:r>
-    </w:p>
-    <w:p>
-      <w:r>
-        <w:t>________________________________________________________________</w:t>
-      </w:r>
-    </w:p>
-    <w:p>
-      <w:r>
-        <w:t>________________________________________________________________</w:t>
-      </w:r>
-    </w:p>
-    <w:p>
-      <w:r>
-        <w:t>________________________________________________________________</w:t>
+        <w:t>s.</w:t>
       </w:r>
     </w:p>
     <w:p>
@@ -646,60 +1026,43 @@
         <w:rPr>
           <w:b w:val="0"/>
         </w:rPr>
-        <w:t xml:space="preserve">My </w:t>
+        <w:t xml:space="preserve">If a required </w:t>
       </w:r>
       <w:r>
         <w:rPr>
           <w:b/>
         </w:rPr>
-        <w:t>prediction</w:t>
+        <w:t>input</w:t>
       </w:r>
       <w:r>
         <w:rPr>
           <w:b w:val="0"/>
         </w:rPr>
-        <w:t xml:space="preserve"> and the clue supporting it:</w:t>
-      </w:r>
-    </w:p>
-    <w:p>
-      <w:pPr>
-        <w:pStyle w:val="Heading3"/>
-      </w:pPr>
-      <w:r>
-        <w:t>Write or draw your reasoning and evidence.</w:t>
-      </w:r>
-    </w:p>
-    <w:p>
-      <w:r>
-        <w:t>________________________________________________________________</w:t>
-      </w:r>
-    </w:p>
-    <w:p>
-      <w:r>
-        <w:t>________________________________________________________________</w:t>
-      </w:r>
-    </w:p>
-    <w:p>
-      <w:r>
-        <w:t>________________________________________________________________</w:t>
-      </w:r>
-    </w:p>
-    <w:p>
-      <w:r>
-        <w:t>________________________________________________________________</w:t>
-      </w:r>
-    </w:p>
-    <w:p>
-      <w:r>
-        <w:t>________________________________________________________________</w:t>
-      </w:r>
-    </w:p>
-    <w:p>
-      <w:pPr>
-        <w:pStyle w:val="Heading3"/>
-      </w:pPr>
-      <w:r>
-        <w:t>A closer explanation</w:t>
+        <w:t xml:space="preserve"> is absent or violates the stated contract, record that condition explicitly instead of quietly replacing it with a convenient value.</w:t>
+      </w:r>
+    </w:p>
+    <w:p>
+      <w:pPr>
+        <w:pStyle w:val="Heading2"/>
+      </w:pPr>
+      <w:r>
+        <w:t>Explain the deciding evidence</w:t>
+      </w:r>
+    </w:p>
+    <w:p>
+      <w:pPr>
+        <w:pStyle w:val="ListBullet"/>
+      </w:pPr>
+      <w:r>
+        <w:t>Point to the input, the deciding step and the result in this week’s visual. Explain the same step in ordinary words. A picture helps when you can say what each part represents.</w:t>
+      </w:r>
+    </w:p>
+    <w:p>
+      <w:pPr>
+        <w:pStyle w:val="Heading2"/>
+      </w:pPr>
+      <w:r>
+        <w:t>Earlier wording, alternatives and picture transcripts · reference / check after trying</w:t>
       </w:r>
     </w:p>
     <w:p>
@@ -709,64 +1072,6 @@
       <w:r>
         <w:rPr>
           <w:b w:val="0"/>
-        </w:rPr>
-        <w:t xml:space="preserve">Generated answers may invent facts, misread quantities or cite irrelevant passages. Verification checks each claim against </w:t>
-      </w:r>
-      <w:r>
-        <w:rPr>
-          <w:b/>
-        </w:rPr>
-        <w:t>evidence</w:t>
-      </w:r>
-      <w:r>
-        <w:rPr>
-          <w:b w:val="0"/>
-        </w:rPr>
-        <w:t xml:space="preserve"> rather than accepting fluent wording.</w:t>
-      </w:r>
-    </w:p>
-    <w:p>
-      <w:pPr>
-        <w:spacing w:line="336" w:lineRule="auto" w:after="180"/>
-      </w:pPr>
-      <w:r>
-        <w:rPr>
-          <w:b w:val="0"/>
-        </w:rPr>
-        <w:t>Begin by writing the question the procedure is intended to answer. Identify the information already supplied, the information it will produce and the information still missing.</w:t>
-      </w:r>
-    </w:p>
-    <w:p>
-      <w:pPr>
-        <w:spacing w:line="336" w:lineRule="auto" w:after="180"/>
-      </w:pPr>
-      <w:r>
-        <w:rPr>
-          <w:b w:val="0"/>
-        </w:rPr>
-        <w:t>These are constructed classroom examples; they do not require live accounts, private records or an external service. Do not treat a plausible explanation as a measured outcome.</w:t>
-      </w:r>
-    </w:p>
-    <w:p>
-      <w:pPr>
-        <w:pStyle w:val="Heading1"/>
-      </w:pPr>
-      <w:r>
-        <w:t>03. See how it works</w:t>
-      </w:r>
-    </w:p>
-    <w:p>
-      <w:r>
-        <w:t>Follow the mechanism for Hallucination Failure Types. Connect each labelled input, deciding step and result.</w:t>
-      </w:r>
-    </w:p>
-    <w:p>
-      <w:pPr>
-        <w:spacing w:line="336" w:lineRule="auto" w:after="180"/>
-      </w:pPr>
-      <w:r>
-        <w:rPr>
-          <w:b/>
         </w:rPr>
         <w:t xml:space="preserve">VISUAL </w:t>
       </w:r>
@@ -1003,53 +1308,6 @@
       </w:pPr>
       <w:r>
         <w:t>A closer explanation</w:t>
-      </w:r>
-    </w:p>
-    <w:p>
-      <w:pPr>
-        <w:spacing w:line="336" w:lineRule="auto" w:after="180"/>
-      </w:pPr>
-      <w:r>
-        <w:rPr>
-          <w:b w:val="0"/>
-        </w:rPr>
-        <w:t xml:space="preserve">Split an answer into </w:t>
-      </w:r>
-      <w:r>
-        <w:rPr>
-          <w:b/>
-        </w:rPr>
-        <w:t>atomic claim</w:t>
-      </w:r>
-      <w:r>
-        <w:rPr>
-          <w:b w:val="0"/>
-        </w:rPr>
-        <w:t xml:space="preserve">s. For each, record the exact source passage, support status and any needed calculation. Mark </w:t>
-      </w:r>
-      <w:r>
-        <w:rPr>
-          <w:b/>
-        </w:rPr>
-        <w:t>unsupported</w:t>
-      </w:r>
-      <w:r>
-        <w:rPr>
-          <w:b w:val="0"/>
-        </w:rPr>
-        <w:t xml:space="preserve"> and </w:t>
-      </w:r>
-      <w:r>
-        <w:rPr>
-          <w:b/>
-        </w:rPr>
-        <w:t>contradicted</w:t>
-      </w:r>
-      <w:r>
-        <w:rPr>
-          <w:b w:val="0"/>
-        </w:rPr>
-        <w:t xml:space="preserve"> claims separately; do not repair them by inventing sources.</w:t>
       </w:r>
     </w:p>
     <w:p>
@@ -1146,52 +1404,6 @@
     </w:p>
     <w:p>
       <w:pPr>
-        <w:spacing w:line="336" w:lineRule="auto" w:after="180"/>
-      </w:pPr>
-      <w:r>
-        <w:rPr>
-          <w:b w:val="0"/>
-        </w:rPr>
-        <w:t xml:space="preserve">Before applying the procedure, write its units, denominator or decision boundary where relevant. A partner should be able to repeat each step using the same </w:t>
-      </w:r>
-      <w:r>
-        <w:rPr>
-          <w:b/>
-        </w:rPr>
-        <w:t>input</w:t>
-      </w:r>
-      <w:r>
-        <w:rPr>
-          <w:b w:val="0"/>
-        </w:rPr>
-        <w:t>s.</w:t>
-      </w:r>
-    </w:p>
-    <w:p>
-      <w:pPr>
-        <w:spacing w:line="336" w:lineRule="auto" w:after="180"/>
-      </w:pPr>
-      <w:r>
-        <w:rPr>
-          <w:b w:val="0"/>
-        </w:rPr>
-        <w:t xml:space="preserve">If a required </w:t>
-      </w:r>
-      <w:r>
-        <w:rPr>
-          <w:b/>
-        </w:rPr>
-        <w:t>input</w:t>
-      </w:r>
-      <w:r>
-        <w:rPr>
-          <w:b w:val="0"/>
-        </w:rPr>
-        <w:t xml:space="preserve"> is absent or violates the stated contract, record that condition explicitly instead of quietly replacing it with a convenient value.</w:t>
-      </w:r>
-    </w:p>
-    <w:p>
-      <w:pPr>
         <w:pStyle w:val="Heading3"/>
       </w:pPr>
       <w:r>
@@ -1200,86 +1412,23 @@
     </w:p>
     <w:p>
       <w:pPr>
-        <w:spacing w:line="336" w:lineRule="auto" w:after="180"/>
-      </w:pPr>
-      <w:r>
-        <w:rPr>
-          <w:b w:val="0"/>
-        </w:rPr>
-        <w:t xml:space="preserve">Point to the </w:t>
-      </w:r>
-      <w:r>
-        <w:rPr>
-          <w:b/>
-        </w:rPr>
-        <w:t>input</w:t>
-      </w:r>
-      <w:r>
-        <w:rPr>
-          <w:b w:val="0"/>
-        </w:rPr>
-        <w:t>, the deciding step and the result in this week’s visual. Explain the same step in ordinary words. A picture helps when you can say what each part represents.</w:t>
-      </w:r>
-    </w:p>
-    <w:p>
-      <w:pPr>
         <w:pStyle w:val="Heading1"/>
       </w:pPr>
       <w:r>
-        <w:t>04. Compare the cases</w:t>
-      </w:r>
-    </w:p>
-    <w:p>
-      <w:r>
-        <w:t>Compare the supplied cases for Hallucination Failure Types. Identify the detail that changes the conclusion.</w:t>
-      </w:r>
-    </w:p>
-    <w:p>
-      <w:pPr>
-        <w:pStyle w:val="Heading3"/>
-      </w:pPr>
-      <w:r>
-        <w:t>The case to investigate</w:t>
-      </w:r>
-    </w:p>
-    <w:p>
-      <w:pPr>
-        <w:spacing w:line="336" w:lineRule="auto" w:after="180"/>
-        <w:shd w:fill="F1F6FC"/>
-      </w:pPr>
-      <w:r>
-        <w:rPr>
-          <w:b w:val="0"/>
-        </w:rPr>
-        <w:t>CASE GALLERY</w:t>
-      </w:r>
-    </w:p>
-    <w:p>
-      <w:pPr>
-        <w:spacing w:line="336" w:lineRule="auto" w:after="180"/>
-      </w:pPr>
-      <w:r>
-        <w:rPr>
-          <w:b w:val="0"/>
-        </w:rPr>
-        <w:t xml:space="preserve">Four Tests, Four Kinds of </w:t>
-      </w:r>
-      <w:r>
-        <w:rPr>
-          <w:b/>
-        </w:rPr>
-        <w:t>Evidence</w:t>
-      </w:r>
-    </w:p>
-    <w:p>
-      <w:pPr>
-        <w:spacing w:line="336" w:lineRule="auto" w:after="180"/>
-      </w:pPr>
-      <w:r>
-        <w:rPr>
-          <w:b w:val="0"/>
-        </w:rPr>
-        <w:t>A system is not understood until it survives more than one comfortable example.</w:t>
+        <w:t>04. Compare missing evidence with contradictory evidence</w:t>
+      </w:r>
+    </w:p>
+    <w:p>
+      <w:r>
+        <w:t>An unverified lunch claim is different from a contradicted duration.</w:t>
+      </w:r>
+    </w:p>
+    <w:p>
+      <w:pPr>
+        <w:pStyle w:val="Heading2"/>
+      </w:pPr>
+      <w:r>
+        <w:t>Four pictures with a purpose</w:t>
       </w:r>
     </w:p>
     <w:p>
@@ -1320,6 +1469,11 @@
     </w:p>
     <w:p>
       <w:r>
+        <w:t>Normal case: predict the result and deciding evidence.</w:t>
+      </w:r>
+    </w:p>
+    <w:p>
+      <w:r>
         <w:drawing>
           <wp:inline xmlns:a="http://schemas.openxmlformats.org/drawingml/2006/main" xmlns:pic="http://schemas.openxmlformats.org/drawingml/2006/picture">
             <wp:extent cx="5486400" cy="3200400"/>
@@ -1355,47 +1509,8 @@
       </w:r>
     </w:p>
     <w:p>
-      <w:pPr>
-        <w:pStyle w:val="Heading3"/>
-      </w:pPr>
-      <w:r>
-        <w:t>The normal case</w:t>
-      </w:r>
-    </w:p>
-    <w:p>
-      <w:pPr>
-        <w:spacing w:line="336" w:lineRule="auto" w:after="180"/>
-        <w:shd w:fill="F1F6FC"/>
-      </w:pPr>
-      <w:r>
-        <w:rPr>
-          <w:b w:val="0"/>
-        </w:rPr>
-        <w:t xml:space="preserve">NORMAL CASE: predict and name </w:t>
-      </w:r>
-      <w:r>
-        <w:rPr>
-          <w:b/>
-        </w:rPr>
-        <w:t>evidence</w:t>
-      </w:r>
-      <w:r>
-        <w:rPr>
-          <w:b w:val="0"/>
-        </w:rPr>
-        <w:t xml:space="preserve">.     BOUNDARY CASE: predict and name </w:t>
-      </w:r>
-      <w:r>
-        <w:rPr>
-          <w:b/>
-        </w:rPr>
-        <w:t>evidence</w:t>
-      </w:r>
-      <w:r>
-        <w:rPr>
-          <w:b w:val="0"/>
-        </w:rPr>
-        <w:t>.</w:t>
+      <w:r>
+        <w:t>Boundary case: identify the exact limit.</w:t>
       </w:r>
     </w:p>
     <w:p>
@@ -1436,6 +1551,11 @@
     </w:p>
     <w:p>
       <w:r>
+        <w:t>Missing information: name what must be clarified.</w:t>
+      </w:r>
+    </w:p>
+    <w:p>
+      <w:r>
         <w:drawing>
           <wp:inline xmlns:a="http://schemas.openxmlformats.org/drawingml/2006/main" xmlns:pic="http://schemas.openxmlformats.org/drawingml/2006/picture">
             <wp:extent cx="5486400" cy="3200400"/>
@@ -1471,212 +1591,156 @@
       </w:r>
     </w:p>
     <w:p>
+      <w:r>
+        <w:t>Transfer case: explain which procedure still applies.</w:t>
+      </w:r>
+    </w:p>
+    <w:p>
+      <w:pPr>
+        <w:pStyle w:val="Heading2"/>
+      </w:pPr>
+      <w:r>
+        <w:t>Choose a revealing case</w:t>
+      </w:r>
+    </w:p>
+    <w:p>
+      <w:pPr>
+        <w:pStyle w:val="ListBullet"/>
+      </w:pPr>
+      <w:r>
+        <w:t>Which case is most likely to reveal a hidden assumption? Why?</w:t>
+      </w:r>
+    </w:p>
+    <w:p>
       <w:pPr>
         <w:pStyle w:val="Heading3"/>
       </w:pPr>
       <w:r>
-        <w:t>Check missing information</w:t>
+        <w:t>Write or draw your reasoning and evidence.</w:t>
+      </w:r>
+    </w:p>
+    <w:p>
+      <w:r>
+        <w:t>________________________________________________________________</w:t>
+      </w:r>
+    </w:p>
+    <w:p>
+      <w:r>
+        <w:t>________________________________________________________________</w:t>
+      </w:r>
+    </w:p>
+    <w:p>
+      <w:r>
+        <w:t>________________________________________________________________</w:t>
+      </w:r>
+    </w:p>
+    <w:p>
+      <w:r>
+        <w:t>________________________________________________________________</w:t>
+      </w:r>
+    </w:p>
+    <w:p>
+      <w:r>
+        <w:t>________________________________________________________________</w:t>
+      </w:r>
+    </w:p>
+    <w:p>
+      <w:pPr>
+        <w:pStyle w:val="Heading2"/>
+      </w:pPr>
+      <w:r>
+        <w:t>Predict the supplied changed case</w:t>
+      </w:r>
+    </w:p>
+    <w:p>
+      <w:pPr>
+        <w:pStyle w:val="ListBullet"/>
+      </w:pPr>
+      <w:r>
+        <w:t>Change: Add a planned 30-minute stop while preserving speed and distance.</w:t>
+      </w:r>
+    </w:p>
+    <w:p>
+      <w:pPr>
+        <w:pStyle w:val="Heading2"/>
+      </w:pPr>
+      <w:r>
+        <w:t>Check after predicting · reference / check after trying</w:t>
       </w:r>
     </w:p>
     <w:p>
       <w:pPr>
         <w:spacing w:line="336" w:lineRule="auto" w:after="180"/>
-        <w:shd w:fill="FFF5E6"/>
-      </w:pPr>
+      </w:pPr>
+      <w:r>
+        <w:rPr>
+          <w:b/>
+        </w:rPr>
+        <w:t>Prediction</w:t>
+      </w:r>
       <w:r>
         <w:rPr>
           <w:b w:val="0"/>
         </w:rPr>
-        <w:t xml:space="preserve">MISSING INFORMATION: predict and name </w:t>
+        <w:t>: Planned total elapsed time becomes 3.5 hours.</w:t>
+      </w:r>
+    </w:p>
+    <w:p>
+      <w:pPr>
+        <w:spacing w:line="336" w:lineRule="auto" w:after="180"/>
+      </w:pPr>
+      <w:r>
+        <w:rPr>
+          <w:b w:val="0"/>
+        </w:rPr>
+        <w:t>Reason: Three moving hours plus half an hour stopped; walking-time calculation itself stays three.</w:t>
+      </w:r>
+    </w:p>
+    <w:p>
+      <w:pPr>
+        <w:pStyle w:val="Heading2"/>
+      </w:pPr>
+      <w:r>
+        <w:t>Earlier wording, alternatives and picture transcripts · reference / check after trying</w:t>
+      </w:r>
+    </w:p>
+    <w:p>
+      <w:pPr>
+        <w:spacing w:line="336" w:lineRule="auto" w:after="180"/>
+      </w:pPr>
+      <w:r>
+        <w:rPr>
+          <w:b w:val="0"/>
+        </w:rPr>
+        <w:t>CASE GALLERY</w:t>
+      </w:r>
+    </w:p>
+    <w:p>
+      <w:pPr>
+        <w:spacing w:line="336" w:lineRule="auto" w:after="180"/>
+      </w:pPr>
+      <w:r>
+        <w:rPr>
+          <w:b w:val="0"/>
+        </w:rPr>
+        <w:t xml:space="preserve">Four Tests, Four Kinds of </w:t>
       </w:r>
       <w:r>
         <w:rPr>
           <w:b/>
         </w:rPr>
-        <w:t>evidence</w:t>
-      </w:r>
+        <w:t>Evidence</w:t>
+      </w:r>
+    </w:p>
+    <w:p>
+      <w:pPr>
+        <w:spacing w:line="336" w:lineRule="auto" w:after="180"/>
+      </w:pPr>
       <w:r>
         <w:rPr>
           <w:b w:val="0"/>
         </w:rPr>
-        <w:t xml:space="preserve">.     TRANSFER CASE: predict and name </w:t>
-      </w:r>
-      <w:r>
-        <w:rPr>
-          <w:b/>
-        </w:rPr>
-        <w:t>evidence</w:t>
-      </w:r>
-      <w:r>
-        <w:rPr>
-          <w:b w:val="0"/>
-        </w:rPr>
-        <w:t>.</w:t>
-      </w:r>
-    </w:p>
-    <w:p>
-      <w:pPr>
-        <w:spacing w:line="336" w:lineRule="auto" w:after="180"/>
-        <w:shd w:fill="F5F1FB"/>
-      </w:pPr>
-      <w:r>
-        <w:rPr>
-          <w:b w:val="0"/>
-        </w:rPr>
-        <w:t>Which case is most likely to reveal a hidden assumption? Why?</w:t>
-      </w:r>
-    </w:p>
-    <w:p>
-      <w:pPr>
-        <w:pStyle w:val="Heading3"/>
-      </w:pPr>
-      <w:r>
-        <w:t>Write or draw your reasoning and evidence.</w:t>
-      </w:r>
-    </w:p>
-    <w:p>
-      <w:r>
-        <w:t>________________________________________________________________</w:t>
-      </w:r>
-    </w:p>
-    <w:p>
-      <w:r>
-        <w:t>________________________________________________________________</w:t>
-      </w:r>
-    </w:p>
-    <w:p>
-      <w:r>
-        <w:t>________________________________________________________________</w:t>
-      </w:r>
-    </w:p>
-    <w:p>
-      <w:r>
-        <w:t>________________________________________________________________</w:t>
-      </w:r>
-    </w:p>
-    <w:p>
-      <w:r>
-        <w:t>________________________________________________________________</w:t>
-      </w:r>
-    </w:p>
-    <w:p>
-      <w:pPr>
-        <w:pStyle w:val="Heading3"/>
-      </w:pPr>
-      <w:r>
-        <w:t>Change one thing in the pictured case</w:t>
-      </w:r>
-    </w:p>
-    <w:p>
-      <w:pPr>
-        <w:pStyle w:val="Heading3"/>
-      </w:pPr>
-      <w:r>
-        <w:t>Change one thing</w:t>
-      </w:r>
-    </w:p>
-    <w:p>
-      <w:pPr>
-        <w:spacing w:line="336" w:lineRule="auto" w:after="180"/>
-        <w:shd w:fill="F5F1FB"/>
-      </w:pPr>
-      <w:r>
-        <w:rPr>
-          <w:b w:val="0"/>
-        </w:rPr>
-        <w:t>Change: Add a planned 30-minute stop while preserving speed and distance.</w:t>
-      </w:r>
-    </w:p>
-    <w:p>
-      <w:pPr>
-        <w:pStyle w:val="Heading3"/>
-      </w:pPr>
-      <w:r>
-        <w:t>Predicted result</w:t>
-      </w:r>
-    </w:p>
-    <w:p>
-      <w:pPr>
-        <w:spacing w:line="336" w:lineRule="auto" w:after="180"/>
-        <w:shd w:fill="F1F6FC"/>
-      </w:pPr>
-      <w:r>
-        <w:rPr>
-          <w:b/>
-        </w:rPr>
-        <w:t>Prediction</w:t>
-      </w:r>
-      <w:r>
-        <w:rPr>
-          <w:b w:val="0"/>
-        </w:rPr>
-        <w:t>: Planned total elapsed time becomes 3.5 hours.</w:t>
-      </w:r>
-    </w:p>
-    <w:p>
-      <w:pPr>
-        <w:pStyle w:val="Heading3"/>
-      </w:pPr>
-      <w:r>
-        <w:t>Why the result follows</w:t>
-      </w:r>
-    </w:p>
-    <w:p>
-      <w:pPr>
-        <w:spacing w:line="336" w:lineRule="auto" w:after="180"/>
-        <w:shd w:fill="F1F6FC"/>
-      </w:pPr>
-      <w:r>
-        <w:rPr>
-          <w:b w:val="0"/>
-        </w:rPr>
-        <w:t>Reason: Three moving hours plus half an hour stopped; walking-time calculation itself stays three.</w:t>
-      </w:r>
-    </w:p>
-    <w:p>
-      <w:pPr>
-        <w:pStyle w:val="Heading1"/>
-      </w:pPr>
-      <w:r>
-        <w:t>05. Words that unlock the idea</w:t>
-      </w:r>
-    </w:p>
-    <w:p>
-      <w:r>
-        <w:t>Use the vocabulary of Hallucination Failure Types to explain a concrete decision, rather than only memorising definitions.</w:t>
-      </w:r>
-    </w:p>
-    <w:p>
-      <w:pPr>
-        <w:spacing w:line="336" w:lineRule="auto" w:after="180"/>
-      </w:pPr>
-      <w:r>
-        <w:rPr>
-          <w:b/>
-        </w:rPr>
-        <w:t>VOCABULARY LAB</w:t>
-      </w:r>
-    </w:p>
-    <w:p>
-      <w:pPr>
-        <w:spacing w:line="336" w:lineRule="auto" w:after="180"/>
-      </w:pPr>
-      <w:r>
-        <w:rPr>
-          <w:b w:val="0"/>
-        </w:rPr>
-        <w:t>Words You Can Use to Reason</w:t>
-      </w:r>
-    </w:p>
-    <w:p>
-      <w:pPr>
-        <w:spacing w:line="336" w:lineRule="auto" w:after="180"/>
-      </w:pPr>
-      <w:r>
-        <w:rPr>
-          <w:b w:val="0"/>
-        </w:rPr>
-        <w:t>A definition matters when you can recognize the idea, use it, and contrast it with a near-miss.</w:t>
+        <w:t>A system is not understood until it survives more than one comfortable example.</w:t>
       </w:r>
     </w:p>
     <w:p>
@@ -1684,7 +1748,7 @@
         <w:drawing>
           <wp:inline xmlns:a="http://schemas.openxmlformats.org/drawingml/2006/main" xmlns:pic="http://schemas.openxmlformats.org/drawingml/2006/picture">
             <wp:extent cx="5486400" cy="3200400"/>
-            <wp:docPr id="10" name="Picture 10" descr="Vocabulary badge: unsupported claim"/>
+            <wp:docPr id="10" name="Picture 10" descr="NORMAL CASE illustration"/>
             <wp:cNvGraphicFramePr>
               <a:graphicFrameLocks noChangeAspect="1"/>
             </wp:cNvGraphicFramePr>
@@ -1692,11 +1756,11 @@
               <a:graphicData uri="http://schemas.openxmlformats.org/drawingml/2006/picture">
                 <pic:pic>
                   <pic:nvPicPr>
-                    <pic:cNvPr id="0" name="c97b907c489e1b37acbc9c501aee083177443d23298e23484baf098a30e3351e.png"/>
+                    <pic:cNvPr id="0" name="baa081bb74d63b3556ecfd5951cdc8779d64ec1813de34614621c4e969a973f1.png"/>
                     <pic:cNvPicPr/>
                   </pic:nvPicPr>
                   <pic:blipFill>
-                    <a:blip r:embed="rId17"/>
+                    <a:blip r:embed="rId13"/>
                     <a:stretch>
                       <a:fillRect/>
                     </a:stretch>
@@ -1720,7 +1784,7 @@
         <w:drawing>
           <wp:inline xmlns:a="http://schemas.openxmlformats.org/drawingml/2006/main" xmlns:pic="http://schemas.openxmlformats.org/drawingml/2006/picture">
             <wp:extent cx="5486400" cy="3200400"/>
-            <wp:docPr id="11" name="Picture 11" descr="Vocabulary badge: fabrication"/>
+            <wp:docPr id="11" name="Picture 11" descr="BOUNDARY CASE illustration"/>
             <wp:cNvGraphicFramePr>
               <a:graphicFrameLocks noChangeAspect="1"/>
             </wp:cNvGraphicFramePr>
@@ -1728,11 +1792,11 @@
               <a:graphicData uri="http://schemas.openxmlformats.org/drawingml/2006/picture">
                 <pic:pic>
                   <pic:nvPicPr>
-                    <pic:cNvPr id="0" name="5827c6468f3b9a7ec41cb686877a0ad9c3d6e496cc0086f8857d32d6a0b3773d.png"/>
+                    <pic:cNvPr id="0" name="5e6557194a1470352d07b6a509da5d673d81767981996dd1b685f799a5582b76.png"/>
                     <pic:cNvPicPr/>
                   </pic:nvPicPr>
                   <pic:blipFill>
-                    <a:blip r:embed="rId18"/>
+                    <a:blip r:embed="rId14"/>
                     <a:stretch>
                       <a:fillRect/>
                     </a:stretch>
@@ -1752,11 +1816,46 @@
       </w:r>
     </w:p>
     <w:p>
+      <w:pPr>
+        <w:spacing w:line="336" w:lineRule="auto" w:after="180"/>
+      </w:pPr>
+      <w:r>
+        <w:rPr>
+          <w:b w:val="0"/>
+        </w:rPr>
+        <w:t xml:space="preserve">NORMAL CASE: predict and name </w:t>
+      </w:r>
+      <w:r>
+        <w:rPr>
+          <w:b/>
+        </w:rPr>
+        <w:t>evidence</w:t>
+      </w:r>
+      <w:r>
+        <w:rPr>
+          <w:b w:val="0"/>
+        </w:rPr>
+        <w:t xml:space="preserve">.     BOUNDARY CASE: predict and name </w:t>
+      </w:r>
+      <w:r>
+        <w:rPr>
+          <w:b/>
+        </w:rPr>
+        <w:t>evidence</w:t>
+      </w:r>
+      <w:r>
+        <w:rPr>
+          <w:b w:val="0"/>
+        </w:rPr>
+        <w:t>.</w:t>
+      </w:r>
+    </w:p>
+    <w:p>
       <w:r>
         <w:drawing>
           <wp:inline xmlns:a="http://schemas.openxmlformats.org/drawingml/2006/main" xmlns:pic="http://schemas.openxmlformats.org/drawingml/2006/picture">
             <wp:extent cx="5486400" cy="3200400"/>
-            <wp:docPr id="12" name="Picture 12" descr="Vocabulary badge: faulty inference"/>
+            <wp:docPr id="12" name="Picture 12" descr="MISSING INFORMATION illustration"/>
             <wp:cNvGraphicFramePr>
               <a:graphicFrameLocks noChangeAspect="1"/>
             </wp:cNvGraphicFramePr>
@@ -1764,11 +1863,11 @@
               <a:graphicData uri="http://schemas.openxmlformats.org/drawingml/2006/picture">
                 <pic:pic>
                   <pic:nvPicPr>
-                    <pic:cNvPr id="0" name="3a7480b22698187b553b892346e099c3e6bc684582266a813c926971a114257e.png"/>
+                    <pic:cNvPr id="0" name="8e1f2e3affdd81449df265675243cda4511c1e88dd8cd9583d4ea42f6083c297.png"/>
                     <pic:cNvPicPr/>
                   </pic:nvPicPr>
                   <pic:blipFill>
-                    <a:blip r:embed="rId19"/>
+                    <a:blip r:embed="rId15"/>
                     <a:stretch>
                       <a:fillRect/>
                     </a:stretch>
@@ -1792,7 +1891,7 @@
         <w:drawing>
           <wp:inline xmlns:a="http://schemas.openxmlformats.org/drawingml/2006/main" xmlns:pic="http://schemas.openxmlformats.org/drawingml/2006/picture">
             <wp:extent cx="5486400" cy="3200400"/>
-            <wp:docPr id="13" name="Picture 13" descr="Vocabulary badge: citation error"/>
+            <wp:docPr id="13" name="Picture 13" descr="TRANSFER CASE illustration"/>
             <wp:cNvGraphicFramePr>
               <a:graphicFrameLocks noChangeAspect="1"/>
             </wp:cNvGraphicFramePr>
@@ -1800,11 +1899,11 @@
               <a:graphicData uri="http://schemas.openxmlformats.org/drawingml/2006/picture">
                 <pic:pic>
                   <pic:nvPicPr>
-                    <pic:cNvPr id="0" name="2075a0c0facc9c8deddffcb9933cf181ebe2447021a69d583a6f09b9c05930e3.png"/>
+                    <pic:cNvPr id="0" name="a54f0c40e48e47ca92a4c36ebbc98f08b4a78c72cd385d85b0a5a7f07f558757.png"/>
                     <pic:cNvPicPr/>
                   </pic:nvPicPr>
                   <pic:blipFill>
-                    <a:blip r:embed="rId20"/>
+                    <a:blip r:embed="rId16"/>
                     <a:stretch>
                       <a:fillRect/>
                     </a:stretch>
@@ -1823,294 +1922,68 @@
         </w:drawing>
       </w:r>
     </w:p>
-    <w:tbl>
-      <w:tblPr>
-        <w:tblStyle w:val="LightShading-Accent1"/>
-        <w:tblW w:type="auto" w:w="0"/>
-        <w:tblLook w:firstColumn="1" w:firstRow="1" w:lastColumn="0" w:lastRow="0" w:noHBand="0" w:noVBand="1" w:val="04A0"/>
-      </w:tblPr>
-      <w:tblGrid>
-        <w:gridCol w:w="3408"/>
-        <w:gridCol w:w="3408"/>
-        <w:gridCol w:w="3408"/>
-      </w:tblGrid>
-      <w:tr>
-        <w:trPr>
-          <w:tblHeader/>
-        </w:trPr>
-        <w:tc>
-          <w:tcPr>
-            <w:tcW w:type="dxa" w:w="3408"/>
-          </w:tcPr>
-          <w:p>
-            <w:r>
-              <w:t>Word</w:t>
-            </w:r>
-          </w:p>
-        </w:tc>
-        <w:tc>
-          <w:tcPr>
-            <w:tcW w:type="dxa" w:w="3408"/>
-          </w:tcPr>
-          <w:p>
-            <w:r>
-              <w:t>My own example</w:t>
-            </w:r>
-          </w:p>
-        </w:tc>
-        <w:tc>
-          <w:tcPr>
-            <w:tcW w:type="dxa" w:w="3408"/>
-          </w:tcPr>
-          <w:p>
-            <w:r>
-              <w:t>Not this / boundary</w:t>
-            </w:r>
-          </w:p>
-        </w:tc>
-      </w:tr>
-      <w:tr>
-        <w:tc>
-          <w:tcPr>
-            <w:tcW w:type="dxa" w:w="3408"/>
-          </w:tcPr>
-          <w:p>
-            <w:r>
-              <w:t>unsupported claim</w:t>
-            </w:r>
-          </w:p>
-        </w:tc>
-        <w:tc>
-          <w:tcPr>
-            <w:tcW w:type="dxa" w:w="3408"/>
-          </w:tcPr>
-          <w:p>
-            <w:r>
-              <w:t>A statement for which the supplied evidence does not establish the asserted conclusion.</w:t>
-            </w:r>
-          </w:p>
-        </w:tc>
-        <w:tc>
-          <w:tcPr>
-            <w:tcW w:type="dxa" w:w="3408"/>
-          </w:tcPr>
-          <w:p>
-            <w:r/>
-          </w:p>
-        </w:tc>
-      </w:tr>
-      <w:tr>
-        <w:tc>
-          <w:tcPr>
-            <w:tcW w:type="dxa" w:w="3408"/>
-          </w:tcPr>
-          <w:p>
-            <w:r>
-              <w:t>fabrication</w:t>
-            </w:r>
-          </w:p>
-        </w:tc>
-        <w:tc>
-          <w:tcPr>
-            <w:tcW w:type="dxa" w:w="3408"/>
-          </w:tcPr>
-          <w:p>
-            <w:r>
-              <w:t>Invented information presented as if it were established fact.</w:t>
-            </w:r>
-          </w:p>
-        </w:tc>
-        <w:tc>
-          <w:tcPr>
-            <w:tcW w:type="dxa" w:w="3408"/>
-          </w:tcPr>
-          <w:p>
-            <w:r/>
-          </w:p>
-        </w:tc>
-      </w:tr>
-      <w:tr>
-        <w:tc>
-          <w:tcPr>
-            <w:tcW w:type="dxa" w:w="3408"/>
-          </w:tcPr>
-          <w:p>
-            <w:r>
-              <w:t>faulty inference</w:t>
-            </w:r>
-          </w:p>
-        </w:tc>
-        <w:tc>
-          <w:tcPr>
-            <w:tcW w:type="dxa" w:w="3408"/>
-          </w:tcPr>
-          <w:p>
-            <w:r>
-              <w:t>A conclusion that does not follow from the available premises or evidence.</w:t>
-            </w:r>
-          </w:p>
-        </w:tc>
-        <w:tc>
-          <w:tcPr>
-            <w:tcW w:type="dxa" w:w="3408"/>
-          </w:tcPr>
-          <w:p>
-            <w:r/>
-          </w:p>
-        </w:tc>
-      </w:tr>
-      <w:tr>
-        <w:tc>
-          <w:tcPr>
-            <w:tcW w:type="dxa" w:w="3408"/>
-          </w:tcPr>
-          <w:p>
-            <w:r>
-              <w:t>citation error</w:t>
-            </w:r>
-          </w:p>
-        </w:tc>
-        <w:tc>
-          <w:tcPr>
-            <w:tcW w:type="dxa" w:w="3408"/>
-          </w:tcPr>
-          <w:p>
-            <w:r>
-              <w:t>A reference that is wrong, missing or does not support the claim attached to it.</w:t>
-            </w:r>
-          </w:p>
-        </w:tc>
-        <w:tc>
-          <w:tcPr>
-            <w:tcW w:type="dxa" w:w="3408"/>
-          </w:tcPr>
-          <w:p>
-            <w:r/>
-          </w:p>
-        </w:tc>
-      </w:tr>
-    </w:tbl>
+    <w:p>
+      <w:pPr>
+        <w:spacing w:line="336" w:lineRule="auto" w:after="180"/>
+      </w:pPr>
+      <w:r>
+        <w:rPr>
+          <w:b w:val="0"/>
+        </w:rPr>
+        <w:t xml:space="preserve">MISSING INFORMATION: predict and name </w:t>
+      </w:r>
+      <w:r>
+        <w:rPr>
+          <w:b/>
+        </w:rPr>
+        <w:t>evidence</w:t>
+      </w:r>
+      <w:r>
+        <w:rPr>
+          <w:b w:val="0"/>
+        </w:rPr>
+        <w:t xml:space="preserve">.     TRANSFER CASE: predict and name </w:t>
+      </w:r>
+      <w:r>
+        <w:rPr>
+          <w:b/>
+        </w:rPr>
+        <w:t>evidence</w:t>
+      </w:r>
+      <w:r>
+        <w:rPr>
+          <w:b w:val="0"/>
+        </w:rPr>
+        <w:t>.</w:t>
+      </w:r>
+    </w:p>
     <w:p>
       <w:pPr>
         <w:pStyle w:val="Heading3"/>
       </w:pPr>
       <w:r>
-        <w:t>Words used in the closer explanation</w:t>
-      </w:r>
-    </w:p>
-    <w:tbl>
-      <w:tblPr>
-        <w:tblStyle w:val="LightShading-Accent1"/>
-        <w:tblW w:type="auto" w:w="0"/>
-        <w:tblLook w:firstColumn="1" w:firstRow="1" w:lastColumn="0" w:lastRow="0" w:noHBand="0" w:noVBand="1" w:val="04A0"/>
-      </w:tblPr>
-      <w:tblGrid>
-        <w:gridCol w:w="5112"/>
-        <w:gridCol w:w="5112"/>
-      </w:tblGrid>
-      <w:tr>
-        <w:trPr>
-          <w:tblHeader/>
-        </w:trPr>
-        <w:tc>
-          <w:tcPr>
-            <w:tcW w:type="dxa" w:w="5112"/>
-          </w:tcPr>
-          <w:p>
-            <w:r>
-              <w:t>Word</w:t>
-            </w:r>
-          </w:p>
-        </w:tc>
-        <w:tc>
-          <w:tcPr>
-            <w:tcW w:type="dxa" w:w="5112"/>
-          </w:tcPr>
-          <w:p>
-            <w:r>
-              <w:t>Meaning</w:t>
-            </w:r>
-          </w:p>
-        </w:tc>
-      </w:tr>
-      <w:tr>
-        <w:tc>
-          <w:tcPr>
-            <w:tcW w:type="dxa" w:w="5112"/>
-          </w:tcPr>
-          <w:p>
-            <w:r>
-              <w:t>Atomic claim</w:t>
-            </w:r>
-          </w:p>
-        </w:tc>
-        <w:tc>
-          <w:tcPr>
-            <w:tcW w:type="dxa" w:w="5112"/>
-          </w:tcPr>
-          <w:p>
-            <w:r>
-              <w:t>A single factual statement checked separately</w:t>
-            </w:r>
-          </w:p>
-        </w:tc>
-      </w:tr>
-      <w:tr>
-        <w:tc>
-          <w:tcPr>
-            <w:tcW w:type="dxa" w:w="5112"/>
-          </w:tcPr>
-          <w:p>
-            <w:r>
-              <w:t>Contradicted</w:t>
-            </w:r>
-          </w:p>
-        </w:tc>
-        <w:tc>
-          <w:tcPr>
-            <w:tcW w:type="dxa" w:w="5112"/>
-          </w:tcPr>
-          <w:p>
-            <w:r>
-              <w:t>Inconsistent with the supplied evidence</w:t>
-            </w:r>
-          </w:p>
-        </w:tc>
-      </w:tr>
-      <w:tr>
-        <w:tc>
-          <w:tcPr>
-            <w:tcW w:type="dxa" w:w="5112"/>
-          </w:tcPr>
-          <w:p>
-            <w:r>
-              <w:t>Unsupported</w:t>
-            </w:r>
-          </w:p>
-        </w:tc>
-        <w:tc>
-          <w:tcPr>
-            <w:tcW w:type="dxa" w:w="5112"/>
-          </w:tcPr>
-          <w:p>
-            <w:r>
-              <w:t>Not established by the available evidence</w:t>
-            </w:r>
-          </w:p>
-        </w:tc>
-      </w:tr>
-    </w:tbl>
+        <w:t>Change one thing in the pictured case</w:t>
+      </w:r>
+    </w:p>
     <w:p>
       <w:pPr>
         <w:pStyle w:val="Heading1"/>
       </w:pPr>
       <w:r>
-        <w:t>06. Follow a worked example</w:t>
-      </w:r>
-    </w:p>
-    <w:p>
-      <w:r>
-        <w:t>Follow the worked trace for Hallucination Failure Types, predict a step, then compare with its explanation.</w:t>
+        <w:t>06. Audit the room report, then a separate trip calculation</w:t>
+      </w:r>
+    </w:p>
+    <w:p>
+      <w:r>
+        <w:t>Keep source R, source S and their claim counts distinct.</w:t>
+      </w:r>
+    </w:p>
+    <w:p>
+      <w:pPr>
+        <w:pStyle w:val="Heading2"/>
+      </w:pPr>
+      <w:r>
+        <w:t>Read the complete room source and answer</w:t>
       </w:r>
     </w:p>
     <w:p>
@@ -2119,15 +1992,72 @@
       </w:pPr>
       <w:r>
         <w:rPr>
+          <w:b w:val="0"/>
+        </w:rPr>
+        <w:t>Source R says room B seats 12 and the meeting starts at 15:00. Generated answer says B seats 20, starts at 15:00 and includes free lunch.</w:t>
+      </w:r>
+    </w:p>
+    <w:p>
+      <w:pPr>
+        <w:pStyle w:val="Heading2"/>
+      </w:pPr>
+      <w:r>
+        <w:t>Check its three claim statuses</w:t>
+      </w:r>
+    </w:p>
+    <w:p>
+      <w:pPr>
+        <w:spacing w:line="336" w:lineRule="auto" w:after="180"/>
+      </w:pPr>
+      <w:r>
+        <w:rPr>
+          <w:b w:val="0"/>
+        </w:rPr>
+        <w:t xml:space="preserve">Capacity 20 is </w:t>
+      </w:r>
+      <w:r>
+        <w:rPr>
           <w:b/>
         </w:rPr>
-        <w:t xml:space="preserve">WORKED </w:t>
+        <w:t>contradicted</w:t>
+      </w:r>
+      <w:r>
+        <w:rPr>
+          <w:b w:val="0"/>
+        </w:rPr>
+        <w:t xml:space="preserve">; 15:00 is supported; free lunch is </w:t>
       </w:r>
       <w:r>
         <w:rPr>
           <w:b/>
         </w:rPr>
-        <w:t>EVIDENCE</w:t>
+        <w:t>unsupported</w:t>
+      </w:r>
+      <w:r>
+        <w:rPr>
+          <w:b w:val="0"/>
+        </w:rPr>
+        <w:t xml:space="preserve">. One of three claims has support. The missing lunch fact is not </w:t>
+      </w:r>
+      <w:r>
+        <w:rPr>
+          <w:b/>
+        </w:rPr>
+        <w:t>evidence</w:t>
+      </w:r>
+      <w:r>
+        <w:rPr>
+          <w:b w:val="0"/>
+        </w:rPr>
+        <w:t xml:space="preserve"> of no lunch.</w:t>
+      </w:r>
+    </w:p>
+    <w:p>
+      <w:pPr>
+        <w:pStyle w:val="Heading2"/>
+      </w:pPr>
+      <w:r>
+        <w:t>Read the separate trip plan and generated summary</w:t>
       </w:r>
     </w:p>
     <w:p>
@@ -2138,7 +2068,7 @@
         <w:rPr>
           <w:b w:val="0"/>
         </w:rPr>
-        <w:t>Reason Step by Step</w:t>
+        <w:t>A fictional Study Buddy drafts a field-trip summary from one approved record.</w:t>
       </w:r>
     </w:p>
     <w:p>
@@ -2149,27 +2079,34 @@
         <w:rPr>
           <w:b w:val="0"/>
         </w:rPr>
-        <w:t xml:space="preserve">Predict first. Then check each step. A correct answer without visible reasoning is incomplete </w:t>
-      </w:r>
-      <w:r>
-        <w:rPr>
-          <w:b/>
-        </w:rPr>
-        <w:t>evidence</w:t>
-      </w:r>
+        <w:t>Source S: trail length 12 km; planned constant speed 4 km/h, excluding stops; departure 09:00.</w:t>
+      </w:r>
+    </w:p>
+    <w:p>
+      <w:pPr>
+        <w:spacing w:line="336" w:lineRule="auto" w:after="180"/>
+      </w:pPr>
       <w:r>
         <w:rPr>
           <w:b w:val="0"/>
         </w:rPr>
-        <w:t>.</w:t>
+        <w:t>Draft: “The walk takes two hours, starts at 09:00 and includes free lunch.” No lunch record is supplied.</w:t>
+      </w:r>
+    </w:p>
+    <w:p>
+      <w:pPr>
+        <w:pStyle w:val="Heading2"/>
+      </w:pPr>
+      <w:r>
+        <w:t>Trace units, calculation and claim support</w:t>
       </w:r>
     </w:p>
     <w:p>
       <w:r>
         <w:drawing>
           <wp:inline xmlns:a="http://schemas.openxmlformats.org/drawingml/2006/main" xmlns:pic="http://schemas.openxmlformats.org/drawingml/2006/picture">
-            <wp:extent cx="5486400" cy="2377440"/>
-            <wp:docPr id="14" name="Picture 14" descr="Worked evidence for Hallucination Failure Types"/>
+            <wp:extent cx="5486400" cy="4005072"/>
+            <wp:docPr id="14" name="Picture 14" descr="Compute duration: 12÷4=3 hours, excluding stops. → Contradicted claim: Two-hour duration disagrees with the calculation from S. → Supported claim: Departure 09:00 is stated in S. → Unsupported claim: Free lunch has no source; missing evidence is not a confirmed no-lunch fact."/>
             <wp:cNvGraphicFramePr>
               <a:graphicFrameLocks noChangeAspect="1"/>
             </wp:cNvGraphicFramePr>
@@ -2177,11 +2114,11 @@
               <a:graphicData uri="http://schemas.openxmlformats.org/drawingml/2006/picture">
                 <pic:pic>
                   <pic:nvPicPr>
-                    <pic:cNvPr id="0" name="a975a3ceb923cb37eb59dce6c285d3428bff2f7cdae46642ed02f539046051ad.png"/>
+                    <pic:cNvPr id="0" name="academy-story-ai-3-14-02.png"/>
                     <pic:cNvPicPr/>
                   </pic:nvPicPr>
                   <pic:blipFill>
-                    <a:blip r:embed="rId21"/>
+                    <a:blip r:embed="rId17"/>
                     <a:stretch>
                       <a:fillRect/>
                     </a:stretch>
@@ -2189,415 +2126,7 @@
                   <pic:spPr>
                     <a:xfrm>
                       <a:off x="0" y="0"/>
-                      <a:ext cx="5486400" cy="2377440"/>
-                    </a:xfrm>
-                    <a:prstGeom prst="rect"/>
-                  </pic:spPr>
-                </pic:pic>
-              </a:graphicData>
-            </a:graphic>
-          </wp:inline>
-        </w:drawing>
-      </w:r>
-    </w:p>
-    <w:p>
-      <w:pPr>
-        <w:spacing w:line="336" w:lineRule="auto" w:after="180"/>
-        <w:shd w:fill="F4F9FC"/>
-      </w:pPr>
-      <w:r>
-        <w:rPr>
-          <w:b w:val="0"/>
-        </w:rPr>
-        <w:t>1. Claim 1 is directly supported by the passage.</w:t>
-      </w:r>
-    </w:p>
-    <w:p>
-      <w:pPr>
-        <w:spacing w:line="336" w:lineRule="auto" w:after="180"/>
-        <w:shd w:fill="F4F9FC"/>
-      </w:pPr>
-      <w:r>
-        <w:rPr>
-          <w:b w:val="0"/>
-        </w:rPr>
-        <w:t xml:space="preserve">2. Claim 2 invents a scientist’s quotation: </w:t>
-      </w:r>
-      <w:r>
-        <w:rPr>
-          <w:b/>
-        </w:rPr>
-        <w:t>fabrication</w:t>
-      </w:r>
-      <w:r>
-        <w:rPr>
-          <w:b w:val="0"/>
-        </w:rPr>
-        <w:t>.</w:t>
-      </w:r>
-    </w:p>
-    <w:p>
-      <w:pPr>
-        <w:spacing w:line="336" w:lineRule="auto" w:after="180"/>
-        <w:shd w:fill="F4F9FC"/>
-      </w:pPr>
-      <w:r>
-        <w:rPr>
-          <w:b w:val="0"/>
-        </w:rPr>
-        <w:t xml:space="preserve">3. Claim 3 draws a cause from correlation: </w:t>
-      </w:r>
-      <w:r>
-        <w:rPr>
-          <w:b/>
-        </w:rPr>
-        <w:t>faulty inference</w:t>
-      </w:r>
-      <w:r>
-        <w:rPr>
-          <w:b w:val="0"/>
-        </w:rPr>
-        <w:t>.</w:t>
-      </w:r>
-    </w:p>
-    <w:p>
-      <w:pPr>
-        <w:spacing w:line="336" w:lineRule="auto" w:after="180"/>
-        <w:shd w:fill="F4F9FC"/>
-      </w:pPr>
-      <w:r>
-        <w:rPr>
-          <w:b w:val="0"/>
-        </w:rPr>
-        <w:t xml:space="preserve">4. Tag each claim, repair only with </w:t>
-      </w:r>
-      <w:r>
-        <w:rPr>
-          <w:b/>
-        </w:rPr>
-        <w:t>evidence</w:t>
-      </w:r>
-      <w:r>
-        <w:rPr>
-          <w:b w:val="0"/>
-        </w:rPr>
-        <w:t>, or mark unknown.</w:t>
-      </w:r>
-    </w:p>
-    <w:p>
-      <w:pPr>
-        <w:spacing w:line="336" w:lineRule="auto" w:after="180"/>
-      </w:pPr>
-      <w:r>
-        <w:rPr>
-          <w:b w:val="0"/>
-        </w:rPr>
-        <w:t>Recalculate, retrace, or restate the reasoning in your own representation:</w:t>
-      </w:r>
-    </w:p>
-    <w:p>
-      <w:pPr>
-        <w:pStyle w:val="Heading3"/>
-      </w:pPr>
-      <w:r>
-        <w:t>Write or draw your reasoning and evidence.</w:t>
-      </w:r>
-    </w:p>
-    <w:p>
-      <w:r>
-        <w:t>________________________________________________________________</w:t>
-      </w:r>
-    </w:p>
-    <w:p>
-      <w:r>
-        <w:t>________________________________________________________________</w:t>
-      </w:r>
-    </w:p>
-    <w:p>
-      <w:r>
-        <w:t>________________________________________________________________</w:t>
-      </w:r>
-    </w:p>
-    <w:p>
-      <w:r>
-        <w:t>________________________________________________________________</w:t>
-      </w:r>
-    </w:p>
-    <w:p>
-      <w:r>
-        <w:t>________________________________________________________________</w:t>
-      </w:r>
-    </w:p>
-    <w:p>
-      <w:pPr>
-        <w:spacing w:line="336" w:lineRule="auto" w:after="180"/>
-        <w:shd w:fill="F5F1FB"/>
-      </w:pPr>
-      <w:r>
-        <w:rPr>
-          <w:b w:val="0"/>
-        </w:rPr>
-        <w:t xml:space="preserve">CHECK  Did the </w:t>
-      </w:r>
-      <w:r>
-        <w:rPr>
-          <w:b/>
-        </w:rPr>
-        <w:t>evidence</w:t>
-      </w:r>
-      <w:r>
-        <w:rPr>
-          <w:b w:val="0"/>
-        </w:rPr>
-        <w:t xml:space="preserve"> answer the exact question? Did the total, path, or source record stay consistent?</w:t>
-      </w:r>
-    </w:p>
-    <w:p>
-      <w:pPr>
-        <w:pStyle w:val="Heading3"/>
-      </w:pPr>
-      <w:r>
-        <w:t>A closer explanation</w:t>
-      </w:r>
-    </w:p>
-    <w:p>
-      <w:pPr>
-        <w:spacing w:line="336" w:lineRule="auto" w:after="180"/>
-      </w:pPr>
-      <w:r>
-        <w:rPr>
-          <w:b w:val="0"/>
-        </w:rPr>
-        <w:t>Source R says room B seats 12 and the meeting starts at 15:00. Generated answer says B seats 20, starts at 15:00 and includes free lunch.</w:t>
-      </w:r>
-    </w:p>
-    <w:p>
-      <w:pPr>
-        <w:spacing w:line="336" w:lineRule="auto" w:after="180"/>
-      </w:pPr>
-      <w:r>
-        <w:rPr>
-          <w:b w:val="0"/>
-        </w:rPr>
-        <w:t xml:space="preserve">Capacity 20 is </w:t>
-      </w:r>
-      <w:r>
-        <w:rPr>
-          <w:b/>
-        </w:rPr>
-        <w:t>contradicted</w:t>
-      </w:r>
-      <w:r>
-        <w:rPr>
-          <w:b w:val="0"/>
-        </w:rPr>
-        <w:t xml:space="preserve">; 15:00 is supported; free lunch is </w:t>
-      </w:r>
-      <w:r>
-        <w:rPr>
-          <w:b/>
-        </w:rPr>
-        <w:t>unsupported</w:t>
-      </w:r>
-      <w:r>
-        <w:rPr>
-          <w:b w:val="0"/>
-        </w:rPr>
-        <w:t xml:space="preserve">. One of three claims has support. The missing lunch fact is not </w:t>
-      </w:r>
-      <w:r>
-        <w:rPr>
-          <w:b/>
-        </w:rPr>
-        <w:t>evidence</w:t>
-      </w:r>
-      <w:r>
-        <w:rPr>
-          <w:b w:val="0"/>
-        </w:rPr>
-        <w:t xml:space="preserve"> of no lunch.</w:t>
-      </w:r>
-    </w:p>
-    <w:p>
-      <w:pPr>
-        <w:pStyle w:val="Heading3"/>
-      </w:pPr>
-      <w:r>
-        <w:t>Worked explanation · Hallucination Failure Types</w:t>
-      </w:r>
-    </w:p>
-    <w:p>
-      <w:pPr>
-        <w:spacing w:line="336" w:lineRule="auto" w:after="180"/>
-        <w:shd w:fill="F1F6FC"/>
-      </w:pPr>
-      <w:r>
-        <w:rPr>
-          <w:b w:val="0"/>
-        </w:rPr>
-        <w:t xml:space="preserve">Compare the intermediate </w:t>
-      </w:r>
-      <w:r>
-        <w:rPr>
-          <w:b/>
-        </w:rPr>
-        <w:t>evidence</w:t>
-      </w:r>
-      <w:r>
-        <w:rPr>
-          <w:b w:val="0"/>
-        </w:rPr>
-        <w:t xml:space="preserve"> with the final statement. Explain why each number or decision follows from the stated </w:t>
-      </w:r>
-      <w:r>
-        <w:rPr>
-          <w:b/>
-        </w:rPr>
-        <w:t>input</w:t>
-      </w:r>
-      <w:r>
-        <w:rPr>
-          <w:b w:val="0"/>
-        </w:rPr>
-        <w:t>s.</w:t>
-      </w:r>
-    </w:p>
-    <w:p>
-      <w:pPr>
-        <w:spacing w:line="336" w:lineRule="auto" w:after="180"/>
-        <w:shd w:fill="F1F6FC"/>
-      </w:pPr>
-      <w:r>
-        <w:rPr>
-          <w:b w:val="0"/>
-        </w:rPr>
-        <w:t xml:space="preserve">The conclusion belongs to this scenario and procedure; changing the </w:t>
-      </w:r>
-      <w:r>
-        <w:rPr>
-          <w:b/>
-        </w:rPr>
-        <w:t>input</w:t>
-      </w:r>
-      <w:r>
-        <w:rPr>
-          <w:b w:val="0"/>
-        </w:rPr>
-        <w:t>s, evaluation population or authority can change what it establishes. Retain the raw record so a later revision can be compared honestly.</w:t>
-      </w:r>
-    </w:p>
-    <w:p>
-      <w:pPr>
-        <w:pStyle w:val="Heading3"/>
-      </w:pPr>
-      <w:r>
-        <w:t>Learn from the worked case</w:t>
-      </w:r>
-    </w:p>
-    <w:p>
-      <w:pPr>
-        <w:spacing w:line="336" w:lineRule="auto" w:after="180"/>
-      </w:pPr>
-      <w:r>
-        <w:rPr>
-          <w:b w:val="0"/>
-        </w:rPr>
-        <w:t>Cover the result before checking it. Say what is given, choose the procedure, and follow one step at a time. Then uncover the result and explain your first mismatch. Ask why a step is allowed, not only what number it produces.</w:t>
-      </w:r>
-    </w:p>
-    <w:p>
-      <w:pPr>
-        <w:pStyle w:val="Heading3"/>
-      </w:pPr>
-      <w:r>
-        <w:t>A pictorial worked case: Hallucination Failure Types</w:t>
-      </w:r>
-    </w:p>
-    <w:p>
-      <w:pPr>
-        <w:spacing w:line="336" w:lineRule="auto" w:after="180"/>
-      </w:pPr>
-      <w:r>
-        <w:rPr>
-          <w:b w:val="0"/>
-        </w:rPr>
-        <w:t>A fictional Study Buddy drafts a field-trip summary from one approved record.</w:t>
-      </w:r>
-    </w:p>
-    <w:p>
-      <w:pPr>
-        <w:pStyle w:val="Heading3"/>
-      </w:pPr>
-      <w:r>
-        <w:t>The facts we will use</w:t>
-      </w:r>
-    </w:p>
-    <w:p>
-      <w:pPr>
-        <w:pStyle w:val="Heading3"/>
-      </w:pPr>
-      <w:r>
-        <w:t>Supplied facts</w:t>
-      </w:r>
-    </w:p>
-    <w:p>
-      <w:pPr>
-        <w:spacing w:line="336" w:lineRule="auto" w:after="180"/>
-        <w:shd w:fill="F1F6FC"/>
-      </w:pPr>
-      <w:r>
-        <w:rPr>
-          <w:b w:val="0"/>
-        </w:rPr>
-        <w:t>Source S: trail length 12 km; planned constant speed 4 km/h, excluding stops; departure 09:00.</w:t>
-      </w:r>
-    </w:p>
-    <w:p>
-      <w:pPr>
-        <w:pStyle w:val="Heading3"/>
-      </w:pPr>
-      <w:r>
-        <w:t>Supplied facts</w:t>
-      </w:r>
-    </w:p>
-    <w:p>
-      <w:pPr>
-        <w:spacing w:line="336" w:lineRule="auto" w:after="180"/>
-        <w:shd w:fill="F1F6FC"/>
-      </w:pPr>
-      <w:r>
-        <w:rPr>
-          <w:b w:val="0"/>
-        </w:rPr>
-        <w:t>Draft: “The walk takes two hours, starts at 09:00 and includes free lunch.” No lunch record is supplied.</w:t>
-      </w:r>
-    </w:p>
-    <w:p>
-      <w:r>
-        <w:drawing>
-          <wp:inline xmlns:a="http://schemas.openxmlformats.org/drawingml/2006/main" xmlns:pic="http://schemas.openxmlformats.org/drawingml/2006/picture">
-            <wp:extent cx="5346057" cy="5943599"/>
-            <wp:docPr id="15" name="Picture 15" descr="Hallucination Failure Types. Compute duration: 12÷4=3 hours, excluding stops.. Contradicted claim: Two-hour duration disagrees with the calculation from S.. Supported claim: Departure 09:00 is stated in S.. Unsupported claim: Free lunch has no source; missing evidence is not a confirmed no-lunch fact."/>
-            <wp:cNvGraphicFramePr>
-              <a:graphicFrameLocks noChangeAspect="1"/>
-            </wp:cNvGraphicFramePr>
-            <a:graphic>
-              <a:graphicData uri="http://schemas.openxmlformats.org/drawingml/2006/picture">
-                <pic:pic>
-                  <pic:nvPicPr>
-                    <pic:cNvPr id="0" name="academy-visual-ai-3-14.png"/>
-                    <pic:cNvPicPr/>
-                  </pic:nvPicPr>
-                  <pic:blipFill>
-                    <a:blip r:embed="rId22"/>
-                    <a:stretch>
-                      <a:fillRect/>
-                    </a:stretch>
-                  </pic:blipFill>
-                  <pic:spPr>
-                    <a:xfrm>
-                      <a:off x="0" y="0"/>
-                      <a:ext cx="5346057" cy="5943599"/>
+                      <a:ext cx="5486400" cy="4005072"/>
                     </a:xfrm>
                     <a:prstGeom prst="rect"/>
                   </pic:spPr>
@@ -2747,9 +2276,506 @@
     </w:p>
     <w:p>
       <w:pPr>
+        <w:spacing w:line="336" w:lineRule="auto" w:after="180"/>
+      </w:pPr>
+      <w:r>
+        <w:rPr>
+          <w:b w:val="0"/>
+        </w:rPr>
+        <w:t xml:space="preserve">Different errors need different repairs. Recalculate the duration; keep the supported departure; remove or seek </w:t>
+      </w:r>
+      <w:r>
+        <w:rPr>
+          <w:b/>
+        </w:rPr>
+        <w:t>evidence</w:t>
+      </w:r>
+      <w:r>
+        <w:rPr>
+          <w:b w:val="0"/>
+        </w:rPr>
+        <w:t xml:space="preserve"> for lunch. These categories are more informative than calling the whole answer wrong.</w:t>
+      </w:r>
+    </w:p>
+    <w:p>
+      <w:pPr>
+        <w:spacing w:line="336" w:lineRule="auto" w:after="180"/>
+      </w:pPr>
+      <w:r>
+        <w:rPr>
+          <w:b w:val="0"/>
+        </w:rPr>
+        <w:t>Arithmetic inherits assumptions such as constant speed and no stops, so avoid turning the three-hour walking calculation into a guaranteed arrival time.</w:t>
+      </w:r>
+    </w:p>
+    <w:p>
+      <w:pPr>
+        <w:pStyle w:val="Heading2"/>
+      </w:pPr>
+      <w:r>
+        <w:t>Predict adding a stop lasting30minutes</w:t>
+      </w:r>
+    </w:p>
+    <w:p>
+      <w:pPr>
+        <w:pStyle w:val="ListBullet"/>
+      </w:pPr>
+      <w:r>
+        <w:t>Change one thing: Add a planned 30-minute stop while preserving speed and distance. Predict the result before checking the explanation. What remains the same?</w:t>
+      </w:r>
+    </w:p>
+    <w:p>
+      <w:pPr>
+        <w:pStyle w:val="Heading2"/>
+      </w:pPr>
+      <w:r>
+        <w:t>Check after predicting · reference / check after trying</w:t>
+      </w:r>
+    </w:p>
+    <w:p>
+      <w:r>
+        <w:drawing>
+          <wp:inline xmlns:a="http://schemas.openxmlformats.org/drawingml/2006/main" xmlns:pic="http://schemas.openxmlformats.org/drawingml/2006/picture">
+            <wp:extent cx="5486400" cy="3026664"/>
+            <wp:docPr id="15" name="Picture 15" descr="Original case: Free lunch has no source; missing evidence is not a confirmed no-lunch fact. Changed condition: Add a planned 30-minute stop while preserving speed and distance. Expected result: Planned total elapsed time becomes 3.5 hours. Reason: Three moving hours plus half an hour stopped; walking-time calculation itself stays three."/>
+            <wp:cNvGraphicFramePr>
+              <a:graphicFrameLocks noChangeAspect="1"/>
+            </wp:cNvGraphicFramePr>
+            <a:graphic>
+              <a:graphicData uri="http://schemas.openxmlformats.org/drawingml/2006/picture">
+                <pic:pic>
+                  <pic:nvPicPr>
+                    <pic:cNvPr id="0" name="academy-story-ai-3-14-04.png"/>
+                    <pic:cNvPicPr/>
+                  </pic:nvPicPr>
+                  <pic:blipFill>
+                    <a:blip r:embed="rId18"/>
+                    <a:stretch>
+                      <a:fillRect/>
+                    </a:stretch>
+                  </pic:blipFill>
+                  <pic:spPr>
+                    <a:xfrm>
+                      <a:off x="0" y="0"/>
+                      <a:ext cx="5486400" cy="3026664"/>
+                    </a:xfrm>
+                    <a:prstGeom prst="rect"/>
+                  </pic:spPr>
+                </pic:pic>
+              </a:graphicData>
+            </a:graphic>
+          </wp:inline>
+        </w:drawing>
+      </w:r>
+    </w:p>
+    <w:p>
+      <w:pPr>
+        <w:pStyle w:val="Heading2"/>
+      </w:pPr>
+      <w:r>
+        <w:t>State planned-versus-observed limits</w:t>
+      </w:r>
+    </w:p>
+    <w:p>
+      <w:pPr>
+        <w:pStyle w:val="ListBullet"/>
+      </w:pPr>
+      <w:r>
+        <w:t>The fictional plan does not establish actual speed, delays or what eventually occurred on a real trip.</w:t>
+      </w:r>
+    </w:p>
+    <w:p>
+      <w:pPr>
+        <w:pStyle w:val="ListBullet"/>
+      </w:pPr>
+      <w:r>
+        <w:t>Read the labelled picture: Can we conclude there will definitely be no lunch from S alone?</w:t>
+      </w:r>
+    </w:p>
+    <w:p>
+      <w:pPr>
+        <w:pStyle w:val="Heading2"/>
+      </w:pPr>
+      <w:r>
+        <w:t>Earlier wording, alternatives and picture transcripts · reference / check after trying</w:t>
+      </w:r>
+    </w:p>
+    <w:p>
+      <w:pPr>
+        <w:spacing w:line="336" w:lineRule="auto" w:after="180"/>
+      </w:pPr>
+      <w:r>
+        <w:rPr>
+          <w:b w:val="0"/>
+        </w:rPr>
+        <w:t xml:space="preserve">WORKED </w:t>
+      </w:r>
+      <w:r>
+        <w:rPr>
+          <w:b/>
+        </w:rPr>
+        <w:t>EVIDENCE</w:t>
+      </w:r>
+    </w:p>
+    <w:p>
+      <w:pPr>
+        <w:spacing w:line="336" w:lineRule="auto" w:after="180"/>
+      </w:pPr>
+      <w:r>
+        <w:rPr>
+          <w:b w:val="0"/>
+        </w:rPr>
+        <w:t>Reason Step by Step</w:t>
+      </w:r>
+    </w:p>
+    <w:p>
+      <w:pPr>
+        <w:spacing w:line="336" w:lineRule="auto" w:after="180"/>
+      </w:pPr>
+      <w:r>
+        <w:rPr>
+          <w:b w:val="0"/>
+        </w:rPr>
+        <w:t xml:space="preserve">Predict first. Then check each step. A correct answer without visible reasoning is incomplete </w:t>
+      </w:r>
+      <w:r>
+        <w:rPr>
+          <w:b/>
+        </w:rPr>
+        <w:t>evidence</w:t>
+      </w:r>
+      <w:r>
+        <w:rPr>
+          <w:b w:val="0"/>
+        </w:rPr>
+        <w:t>.</w:t>
+      </w:r>
+    </w:p>
+    <w:p>
+      <w:r>
+        <w:drawing>
+          <wp:inline xmlns:a="http://schemas.openxmlformats.org/drawingml/2006/main" xmlns:pic="http://schemas.openxmlformats.org/drawingml/2006/picture">
+            <wp:extent cx="5486400" cy="2377440"/>
+            <wp:docPr id="16" name="Picture 16" descr="Worked evidence for Hallucination Failure Types"/>
+            <wp:cNvGraphicFramePr>
+              <a:graphicFrameLocks noChangeAspect="1"/>
+            </wp:cNvGraphicFramePr>
+            <a:graphic>
+              <a:graphicData uri="http://schemas.openxmlformats.org/drawingml/2006/picture">
+                <pic:pic>
+                  <pic:nvPicPr>
+                    <pic:cNvPr id="0" name="a975a3ceb923cb37eb59dce6c285d3428bff2f7cdae46642ed02f539046051ad.png"/>
+                    <pic:cNvPicPr/>
+                  </pic:nvPicPr>
+                  <pic:blipFill>
+                    <a:blip r:embed="rId19"/>
+                    <a:stretch>
+                      <a:fillRect/>
+                    </a:stretch>
+                  </pic:blipFill>
+                  <pic:spPr>
+                    <a:xfrm>
+                      <a:off x="0" y="0"/>
+                      <a:ext cx="5486400" cy="2377440"/>
+                    </a:xfrm>
+                    <a:prstGeom prst="rect"/>
+                  </pic:spPr>
+                </pic:pic>
+              </a:graphicData>
+            </a:graphic>
+          </wp:inline>
+        </w:drawing>
+      </w:r>
+    </w:p>
+    <w:p>
+      <w:pPr>
+        <w:spacing w:line="336" w:lineRule="auto" w:after="180"/>
+      </w:pPr>
+      <w:r>
+        <w:rPr>
+          <w:b w:val="0"/>
+        </w:rPr>
+        <w:t>1. Claim 1 is directly supported by the passage.</w:t>
+      </w:r>
+    </w:p>
+    <w:p>
+      <w:pPr>
+        <w:spacing w:line="336" w:lineRule="auto" w:after="180"/>
+      </w:pPr>
+      <w:r>
+        <w:rPr>
+          <w:b w:val="0"/>
+        </w:rPr>
+        <w:t xml:space="preserve">2. Claim 2 invents a scientist’s quotation: </w:t>
+      </w:r>
+      <w:r>
+        <w:rPr>
+          <w:b/>
+        </w:rPr>
+        <w:t>fabrication</w:t>
+      </w:r>
+      <w:r>
+        <w:rPr>
+          <w:b w:val="0"/>
+        </w:rPr>
+        <w:t>.</w:t>
+      </w:r>
+    </w:p>
+    <w:p>
+      <w:pPr>
+        <w:spacing w:line="336" w:lineRule="auto" w:after="180"/>
+      </w:pPr>
+      <w:r>
+        <w:rPr>
+          <w:b w:val="0"/>
+        </w:rPr>
+        <w:t xml:space="preserve">3. Claim 3 draws a cause from correlation: </w:t>
+      </w:r>
+      <w:r>
+        <w:rPr>
+          <w:b/>
+        </w:rPr>
+        <w:t>faulty inference</w:t>
+      </w:r>
+      <w:r>
+        <w:rPr>
+          <w:b w:val="0"/>
+        </w:rPr>
+        <w:t>.</w:t>
+      </w:r>
+    </w:p>
+    <w:p>
+      <w:pPr>
+        <w:spacing w:line="336" w:lineRule="auto" w:after="180"/>
+      </w:pPr>
+      <w:r>
+        <w:rPr>
+          <w:b w:val="0"/>
+        </w:rPr>
+        <w:t xml:space="preserve">4. Tag each claim, repair only with </w:t>
+      </w:r>
+      <w:r>
+        <w:rPr>
+          <w:b/>
+        </w:rPr>
+        <w:t>evidence</w:t>
+      </w:r>
+      <w:r>
+        <w:rPr>
+          <w:b w:val="0"/>
+        </w:rPr>
+        <w:t>, or mark unknown.</w:t>
+      </w:r>
+    </w:p>
+    <w:p>
+      <w:pPr>
+        <w:spacing w:line="336" w:lineRule="auto" w:after="180"/>
+      </w:pPr>
+      <w:r>
+        <w:rPr>
+          <w:b w:val="0"/>
+        </w:rPr>
+        <w:t>Recalculate, retrace, or restate the reasoning in your own representation:</w:t>
+      </w:r>
+    </w:p>
+    <w:p>
+      <w:pPr>
         <w:pStyle w:val="Heading3"/>
       </w:pPr>
       <w:r>
+        <w:t>Write or draw your reasoning and evidence.</w:t>
+      </w:r>
+    </w:p>
+    <w:p>
+      <w:r>
+        <w:t>________________________________________________________________</w:t>
+      </w:r>
+    </w:p>
+    <w:p>
+      <w:r>
+        <w:t>________________________________________________________________</w:t>
+      </w:r>
+    </w:p>
+    <w:p>
+      <w:r>
+        <w:t>________________________________________________________________</w:t>
+      </w:r>
+    </w:p>
+    <w:p>
+      <w:r>
+        <w:t>________________________________________________________________</w:t>
+      </w:r>
+    </w:p>
+    <w:p>
+      <w:r>
+        <w:t>________________________________________________________________</w:t>
+      </w:r>
+    </w:p>
+    <w:p>
+      <w:pPr>
+        <w:spacing w:line="336" w:lineRule="auto" w:after="180"/>
+      </w:pPr>
+      <w:r>
+        <w:rPr>
+          <w:b w:val="0"/>
+        </w:rPr>
+        <w:t xml:space="preserve">CHECK  Did the </w:t>
+      </w:r>
+      <w:r>
+        <w:rPr>
+          <w:b/>
+        </w:rPr>
+        <w:t>evidence</w:t>
+      </w:r>
+      <w:r>
+        <w:rPr>
+          <w:b w:val="0"/>
+        </w:rPr>
+        <w:t xml:space="preserve"> answer the exact question? Did the total, path, or source record stay consistent?</w:t>
+      </w:r>
+    </w:p>
+    <w:p>
+      <w:pPr>
+        <w:pStyle w:val="Heading3"/>
+      </w:pPr>
+      <w:r>
+        <w:t>A closer explanation</w:t>
+      </w:r>
+    </w:p>
+    <w:p>
+      <w:pPr>
+        <w:spacing w:line="336" w:lineRule="auto" w:after="180"/>
+      </w:pPr>
+      <w:r>
+        <w:rPr>
+          <w:b w:val="0"/>
+        </w:rPr>
+        <w:t xml:space="preserve">Compare the intermediate </w:t>
+      </w:r>
+      <w:r>
+        <w:rPr>
+          <w:b/>
+        </w:rPr>
+        <w:t>evidence</w:t>
+      </w:r>
+      <w:r>
+        <w:rPr>
+          <w:b w:val="0"/>
+        </w:rPr>
+        <w:t xml:space="preserve"> with the final statement. Explain why each number or decision follows from the stated </w:t>
+      </w:r>
+      <w:r>
+        <w:rPr>
+          <w:b/>
+        </w:rPr>
+        <w:t>input</w:t>
+      </w:r>
+      <w:r>
+        <w:rPr>
+          <w:b w:val="0"/>
+        </w:rPr>
+        <w:t>s.</w:t>
+      </w:r>
+    </w:p>
+    <w:p>
+      <w:pPr>
+        <w:spacing w:line="336" w:lineRule="auto" w:after="180"/>
+      </w:pPr>
+      <w:r>
+        <w:rPr>
+          <w:b w:val="0"/>
+        </w:rPr>
+        <w:t xml:space="preserve">The conclusion belongs to this scenario and procedure; changing the </w:t>
+      </w:r>
+      <w:r>
+        <w:rPr>
+          <w:b/>
+        </w:rPr>
+        <w:t>input</w:t>
+      </w:r>
+      <w:r>
+        <w:rPr>
+          <w:b w:val="0"/>
+        </w:rPr>
+        <w:t>s, evaluation population or authority can change what it establishes. Retain the raw record so a later revision can be compared honestly.</w:t>
+      </w:r>
+    </w:p>
+    <w:p>
+      <w:pPr>
+        <w:pStyle w:val="Heading3"/>
+      </w:pPr>
+      <w:r>
+        <w:t>Learn from the worked case</w:t>
+      </w:r>
+    </w:p>
+    <w:p>
+      <w:pPr>
+        <w:spacing w:line="336" w:lineRule="auto" w:after="180"/>
+      </w:pPr>
+      <w:r>
+        <w:rPr>
+          <w:b w:val="0"/>
+        </w:rPr>
+        <w:t>Cover the result before checking it. Say what is given, choose the procedure, and follow one step at a time. Then uncover the result and explain your first mismatch. Ask why a step is allowed, not only what number it produces.</w:t>
+      </w:r>
+    </w:p>
+    <w:p>
+      <w:pPr>
+        <w:pStyle w:val="Heading3"/>
+      </w:pPr>
+      <w:r>
+        <w:t>A pictorial worked case: Hallucination Failure Types</w:t>
+      </w:r>
+    </w:p>
+    <w:p>
+      <w:pPr>
+        <w:pStyle w:val="Heading3"/>
+      </w:pPr>
+      <w:r>
+        <w:t>The facts we will use</w:t>
+      </w:r>
+    </w:p>
+    <w:p>
+      <w:r>
+        <w:drawing>
+          <wp:inline xmlns:a="http://schemas.openxmlformats.org/drawingml/2006/main" xmlns:pic="http://schemas.openxmlformats.org/drawingml/2006/picture">
+            <wp:extent cx="5346057" cy="5943599"/>
+            <wp:docPr id="17" name="Picture 17" descr="Hallucination Failure Types. Compute duration: 12÷4=3 hours, excluding stops.. Contradicted claim: Two-hour duration disagrees with the calculation from S.. Supported claim: Departure 09:00 is stated in S.. Unsupported claim: Free lunch has no source; missing evidence is not a confirmed no-lunch fact."/>
+            <wp:cNvGraphicFramePr>
+              <a:graphicFrameLocks noChangeAspect="1"/>
+            </wp:cNvGraphicFramePr>
+            <a:graphic>
+              <a:graphicData uri="http://schemas.openxmlformats.org/drawingml/2006/picture">
+                <pic:pic>
+                  <pic:nvPicPr>
+                    <pic:cNvPr id="0" name="academy-visual-ai-3-14.png"/>
+                    <pic:cNvPicPr/>
+                  </pic:nvPicPr>
+                  <pic:blipFill>
+                    <a:blip r:embed="rId20"/>
+                    <a:stretch>
+                      <a:fillRect/>
+                    </a:stretch>
+                  </pic:blipFill>
+                  <pic:spPr>
+                    <a:xfrm>
+                      <a:off x="0" y="0"/>
+                      <a:ext cx="5346057" cy="5943599"/>
+                    </a:xfrm>
+                    <a:prstGeom prst="rect"/>
+                  </pic:spPr>
+                </pic:pic>
+              </a:graphicData>
+            </a:graphic>
+          </wp:inline>
+        </w:drawing>
+      </w:r>
+    </w:p>
+    <w:p>
+      <w:pPr>
+        <w:pStyle w:val="Heading3"/>
+      </w:pPr>
+      <w:r>
         <w:t>Why this result follows</w:t>
       </w:r>
     </w:p>
@@ -2758,138 +2784,93 @@
         <w:pStyle w:val="Heading3"/>
       </w:pPr>
       <w:r>
-        <w:t>Why the result follows</w:t>
+        <w:t>What this example does not establish</w:t>
+      </w:r>
+    </w:p>
+    <w:p>
+      <w:pPr>
+        <w:pStyle w:val="Heading1"/>
+      </w:pPr>
+      <w:r>
+        <w:t>07. Repair the first unsupported step without inventing a new source</w:t>
+      </w:r>
+    </w:p>
+    <w:p>
+      <w:r>
+        <w:t>Different evidence failures require different repairs.</w:t>
+      </w:r>
+    </w:p>
+    <w:p>
+      <w:pPr>
+        <w:pStyle w:val="Heading2"/>
+      </w:pPr>
+      <w:r>
+        <w:t>Find the missing-to-opposite inference</w:t>
       </w:r>
     </w:p>
     <w:p>
       <w:pPr>
         <w:spacing w:line="336" w:lineRule="auto" w:after="180"/>
-        <w:shd w:fill="F1F6FC"/>
       </w:pPr>
       <w:r>
         <w:rPr>
           <w:b w:val="0"/>
         </w:rPr>
-        <w:t xml:space="preserve">Different errors need different repairs. Recalculate the duration; keep the supported departure; remove or seek </w:t>
-      </w:r>
-      <w:r>
-        <w:rPr>
-          <w:b/>
-        </w:rPr>
-        <w:t>evidence</w:t>
-      </w:r>
-      <w:r>
-        <w:rPr>
-          <w:b w:val="0"/>
-        </w:rPr>
-        <w:t xml:space="preserve"> for lunch. These categories are more informative than calling the whole answer wrong.</w:t>
+        <w:t>Claim to repair: The source does not mention lunch, so there definitely will be no lunch. The available evidence establishes neither free lunch nor no lunch. Mark it unverified and seek the relevant record if the question needs it. By contrast,12km at4km/h gives3moving hours under the supplied assumptions, so a2-hour calculation conflicts with those inputs. Keep the unsupported and contradicted categories separate.</w:t>
+      </w:r>
+    </w:p>
+    <w:p>
+      <w:pPr>
+        <w:pStyle w:val="Heading2"/>
+      </w:pPr>
+      <w:r>
+        <w:t>Propose a revealing new check</w:t>
+      </w:r>
+    </w:p>
+    <w:p>
+      <w:pPr>
+        <w:pStyle w:val="Heading3"/>
+      </w:pPr>
+      <w:r>
+        <w:t>Exit: propose one revealing change to the worked scenario. State the expected outcome and the evidence that would make you revise your explanation.</w:t>
+      </w:r>
+    </w:p>
+    <w:p>
+      <w:r>
+        <w:t>________________________________________________________________</w:t>
+      </w:r>
+    </w:p>
+    <w:p>
+      <w:r>
+        <w:t>________________________________________________________________</w:t>
+      </w:r>
+    </w:p>
+    <w:p>
+      <w:r>
+        <w:t>________________________________________________________________</w:t>
+      </w:r>
+    </w:p>
+    <w:p>
+      <w:r>
+        <w:t>________________________________________________________________</w:t>
+      </w:r>
+    </w:p>
+    <w:p>
+      <w:r>
+        <w:t>________________________________________________________________</w:t>
+      </w:r>
+    </w:p>
+    <w:p>
+      <w:pPr>
+        <w:pStyle w:val="Heading2"/>
+      </w:pPr>
+      <w:r>
+        <w:t>Earlier wording, alternatives and picture transcripts · reference / check after trying</w:t>
       </w:r>
     </w:p>
     <w:p>
       <w:pPr>
         <w:spacing w:line="336" w:lineRule="auto" w:after="180"/>
-        <w:shd w:fill="F1F6FC"/>
-      </w:pPr>
-      <w:r>
-        <w:rPr>
-          <w:b w:val="0"/>
-        </w:rPr>
-        <w:t>Arithmetic inherits assumptions such as constant speed and no stops, so avoid turning the three-hour walking calculation into a guaranteed arrival time.</w:t>
-      </w:r>
-    </w:p>
-    <w:p>
-      <w:pPr>
-        <w:pStyle w:val="Heading3"/>
-      </w:pPr>
-      <w:r>
-        <w:t>What this example does not establish</w:t>
-      </w:r>
-    </w:p>
-    <w:p>
-      <w:pPr>
-        <w:pStyle w:val="Heading3"/>
-      </w:pPr>
-      <w:r>
-        <w:t>Keep the stated limit</w:t>
-      </w:r>
-    </w:p>
-    <w:p>
-      <w:pPr>
-        <w:spacing w:line="336" w:lineRule="auto" w:after="180"/>
-        <w:shd w:fill="FFF5E6"/>
-      </w:pPr>
-      <w:r>
-        <w:rPr>
-          <w:b w:val="0"/>
-        </w:rPr>
-        <w:t>The fictional plan does not establish actual speed, delays or what eventually occurred on a real trip.</w:t>
-      </w:r>
-    </w:p>
-    <w:p>
-      <w:pPr>
-        <w:pStyle w:val="Heading3"/>
-      </w:pPr>
-      <w:r>
-        <w:t>Keep the stated limit</w:t>
-      </w:r>
-    </w:p>
-    <w:p>
-      <w:pPr>
-        <w:spacing w:line="336" w:lineRule="auto" w:after="180"/>
-        <w:shd w:fill="FFF5E6"/>
-      </w:pPr>
-      <w:r>
-        <w:rPr>
-          <w:b w:val="0"/>
-        </w:rPr>
-        <w:t>Read the labelled picture: Can we conclude there will definitely be no lunch from S alone?</w:t>
-      </w:r>
-    </w:p>
-    <w:p>
-      <w:pPr>
-        <w:pStyle w:val="Heading3"/>
-      </w:pPr>
-      <w:r>
-        <w:t>Keep the stated limit</w:t>
-      </w:r>
-    </w:p>
-    <w:p>
-      <w:pPr>
-        <w:spacing w:line="336" w:lineRule="auto" w:after="180"/>
-        <w:shd w:fill="FFF5E6"/>
-      </w:pPr>
-      <w:r>
-        <w:rPr>
-          <w:b w:val="0"/>
-        </w:rPr>
-        <w:t>Change one thing: Add a planned 30-minute stop while preserving speed and distance. Predict the result before checking the explanation. What remains the same?</w:t>
-      </w:r>
-    </w:p>
-    <w:p>
-      <w:pPr>
-        <w:pStyle w:val="Heading1"/>
-      </w:pPr>
-      <w:r>
-        <w:t>07. Find and repair a mistake</w:t>
-      </w:r>
-    </w:p>
-    <w:p>
-      <w:r>
-        <w:t>Find the unsupported step in the Hallucination Failure Types claim and explain a repair using the supplied evidence.</w:t>
-      </w:r>
-    </w:p>
-    <w:p>
-      <w:pPr>
-        <w:pStyle w:val="Heading3"/>
-      </w:pPr>
-      <w:r>
-        <w:t>Find the first error</w:t>
-      </w:r>
-    </w:p>
-    <w:p>
-      <w:pPr>
-        <w:spacing w:line="336" w:lineRule="auto" w:after="180"/>
-        <w:shd w:fill="FFF5E6"/>
       </w:pPr>
       <w:r>
         <w:rPr>
@@ -2949,7 +2930,7 @@
         <w:drawing>
           <wp:inline xmlns:a="http://schemas.openxmlformats.org/drawingml/2006/main" xmlns:pic="http://schemas.openxmlformats.org/drawingml/2006/picture">
             <wp:extent cx="5486400" cy="1901952"/>
-            <wp:docPr id="16" name="Picture 16" descr="Misconception diagnosis for Hallucination Failure Types"/>
+            <wp:docPr id="18" name="Picture 18" descr="Misconception diagnosis for Hallucination Failure Types"/>
             <wp:cNvGraphicFramePr>
               <a:graphicFrameLocks noChangeAspect="1"/>
             </wp:cNvGraphicFramePr>
@@ -2961,7 +2942,7 @@
                     <pic:cNvPicPr/>
                   </pic:nvPicPr>
                   <pic:blipFill>
-                    <a:blip r:embed="rId23"/>
+                    <a:blip r:embed="rId21"/>
                     <a:stretch>
                       <a:fillRect/>
                     </a:stretch>
@@ -3193,7 +3174,6 @@
     <w:p>
       <w:pPr>
         <w:spacing w:line="336" w:lineRule="auto" w:after="180"/>
-        <w:shd w:fill="F5F1FB"/>
       </w:pPr>
       <w:r>
         <w:rPr>
@@ -3245,16 +3225,7 @@
     </w:p>
     <w:p>
       <w:pPr>
-        <w:pStyle w:val="Heading3"/>
-      </w:pPr>
-      <w:r>
-        <w:t>Check the claim against the facts</w:t>
-      </w:r>
-    </w:p>
-    <w:p>
-      <w:pPr>
         <w:spacing w:line="336" w:lineRule="auto" w:after="180"/>
-        <w:shd w:fill="FFF5E6"/>
       </w:pPr>
       <w:r>
         <w:rPr>
@@ -3266,7 +3237,6 @@
     <w:p>
       <w:pPr>
         <w:spacing w:line="336" w:lineRule="auto" w:after="180"/>
-        <w:shd w:fill="FFF5E6"/>
       </w:pPr>
       <w:r>
         <w:rPr>
@@ -3277,48 +3247,23 @@
     </w:p>
     <w:p>
       <w:pPr>
-        <w:pStyle w:val="Heading3"/>
-      </w:pPr>
-      <w:r>
-        <w:t>Exit: propose one revealing change to the worked scenario. State the expected outcome and the evidence that would make you revise your explanation.</w:t>
-      </w:r>
-    </w:p>
-    <w:p>
-      <w:r>
-        <w:t>________________________________________________________________</w:t>
-      </w:r>
-    </w:p>
-    <w:p>
-      <w:r>
-        <w:t>________________________________________________________________</w:t>
-      </w:r>
-    </w:p>
-    <w:p>
-      <w:r>
-        <w:t>________________________________________________________________</w:t>
-      </w:r>
-    </w:p>
-    <w:p>
-      <w:r>
-        <w:t>________________________________________________________________</w:t>
-      </w:r>
-    </w:p>
-    <w:p>
-      <w:r>
-        <w:t>________________________________________________________________</w:t>
-      </w:r>
-    </w:p>
-    <w:p>
-      <w:pPr>
         <w:pStyle w:val="Heading1"/>
       </w:pPr>
       <w:r>
-        <w:t>08. Practise together</w:t>
-      </w:r>
-    </w:p>
-    <w:p>
-      <w:r>
-        <w:t>Practise Hallucination Failure Types with support, then explain the deciding step in your own words.</w:t>
+        <w:t>08. Practise the room report with less help</w:t>
+      </w:r>
+    </w:p>
+    <w:p>
+      <w:r>
+        <w:t>A correct source value and a valid calculation are separate checks.</w:t>
+      </w:r>
+    </w:p>
+    <w:p>
+      <w:pPr>
+        <w:pStyle w:val="Heading2"/>
+      </w:pPr>
+      <w:r>
+        <w:t>State the missing-evidence limit</w:t>
       </w:r>
     </w:p>
     <w:p>
@@ -3327,279 +3272,29 @@
       </w:pPr>
       <w:r>
         <w:rPr>
+          <w:b w:val="0"/>
+        </w:rPr>
+        <w:t xml:space="preserve">Source agreement and arithmetic validity are separate checks; missing </w:t>
+      </w:r>
+      <w:r>
+        <w:rPr>
           <w:b/>
         </w:rPr>
-        <w:t>LOGIC STUDIO</w:t>
-      </w:r>
-    </w:p>
-    <w:p>
-      <w:pPr>
-        <w:spacing w:line="336" w:lineRule="auto" w:after="180"/>
-      </w:pPr>
+        <w:t>evidence</w:t>
+      </w:r>
       <w:r>
         <w:rPr>
           <w:b w:val="0"/>
         </w:rPr>
-        <w:t>Specify Before You Run</w:t>
-      </w:r>
-    </w:p>
-    <w:p>
-      <w:pPr>
-        <w:spacing w:line="336" w:lineRule="auto" w:after="180"/>
-      </w:pPr>
-      <w:r>
-        <w:rPr>
-          <w:b w:val="0"/>
-        </w:rPr>
-        <w:t>Prompts, schemas, retrieval, tool calls, and code are inspectable parts of one AI product.</w:t>
-      </w:r>
-    </w:p>
-    <w:p>
-      <w:r>
-        <w:drawing>
-          <wp:inline xmlns:a="http://schemas.openxmlformats.org/drawingml/2006/main" xmlns:pic="http://schemas.openxmlformats.org/drawingml/2006/picture">
-            <wp:extent cx="5486400" cy="1901952"/>
-            <wp:docPr id="17" name="Picture 17" descr="Logic tracing graphic for Hallucination Failure Types"/>
-            <wp:cNvGraphicFramePr>
-              <a:graphicFrameLocks noChangeAspect="1"/>
-            </wp:cNvGraphicFramePr>
-            <a:graphic>
-              <a:graphicData uri="http://schemas.openxmlformats.org/drawingml/2006/picture">
-                <pic:pic>
-                  <pic:nvPicPr>
-                    <pic:cNvPr id="0" name="112c89216380e7327670e715cf532346aeed10eee4e4400b610a219e3e4bc9f9.png"/>
-                    <pic:cNvPicPr/>
-                  </pic:nvPicPr>
-                  <pic:blipFill>
-                    <a:blip r:embed="rId24"/>
-                    <a:stretch>
-                      <a:fillRect/>
-                    </a:stretch>
-                  </pic:blipFill>
-                  <pic:spPr>
-                    <a:xfrm>
-                      <a:off x="0" y="0"/>
-                      <a:ext cx="5486400" cy="1901952"/>
-                    </a:xfrm>
-                    <a:prstGeom prst="rect"/>
-                  </pic:spPr>
-                </pic:pic>
-              </a:graphicData>
-            </a:graphic>
-          </wp:inline>
-        </w:drawing>
-      </w:r>
-    </w:p>
-    <w:p>
-      <w:pPr>
-        <w:spacing w:line="336" w:lineRule="auto" w:after="180"/>
-      </w:pPr>
-      <w:r>
-        <w:rPr>
-          <w:b w:val="0"/>
-        </w:rPr>
-        <w:t xml:space="preserve">SET task, audience, constraints, </w:t>
-      </w:r>
-      <w:r>
-        <w:rPr>
-          <w:b/>
-        </w:rPr>
-        <w:t>output</w:t>
-      </w:r>
-      <w:r>
-        <w:rPr>
-          <w:b w:val="0"/>
-        </w:rPr>
-        <w:t>_schema</w:t>
-        <w:br/>
-        <w:t>LOAD approved_context or retrieval_result</w:t>
-        <w:br/>
-        <w:t>CALL model or allowed_tool</w:t>
-        <w:br/>
-        <w:t>VALIDATE fields, claims, citations, and safety</w:t>
-        <w:br/>
-        <w:t xml:space="preserve">IF </w:t>
-      </w:r>
-      <w:r>
-        <w:rPr>
-          <w:b/>
-        </w:rPr>
-        <w:t>evidence</w:t>
-      </w:r>
-      <w:r>
-        <w:rPr>
-          <w:b w:val="0"/>
-        </w:rPr>
-        <w:t xml:space="preserve"> missing: ask, retrieve, or abstain</w:t>
-        <w:br/>
-        <w:t xml:space="preserve">RETURN useful </w:t>
-      </w:r>
-      <w:r>
-        <w:rPr>
-          <w:b/>
-        </w:rPr>
-        <w:t>output</w:t>
-      </w:r>
-      <w:r>
-        <w:rPr>
-          <w:b w:val="0"/>
-        </w:rPr>
-        <w:t xml:space="preserve"> + source trail + limitations</w:t>
-      </w:r>
-    </w:p>
-    <w:p>
-      <w:pPr>
-        <w:spacing w:line="336" w:lineRule="auto" w:after="180"/>
-        <w:shd w:fill="F5F1FB"/>
-      </w:pPr>
-      <w:r>
-        <w:rPr>
-          <w:b w:val="0"/>
-        </w:rPr>
-        <w:t xml:space="preserve">Trace one </w:t>
-      </w:r>
-      <w:r>
-        <w:rPr>
-          <w:b/>
-        </w:rPr>
-        <w:t>input</w:t>
-      </w:r>
-      <w:r>
-        <w:rPr>
-          <w:b w:val="0"/>
-        </w:rPr>
-        <w:t>. Which line changes the state or chooses a path?</w:t>
-      </w:r>
-    </w:p>
-    <w:p>
-      <w:pPr>
-        <w:pStyle w:val="Heading3"/>
-      </w:pPr>
-      <w:r>
-        <w:t>Write or draw your reasoning and evidence.</w:t>
-      </w:r>
-    </w:p>
-    <w:p>
-      <w:r>
-        <w:t>________________________________________________________________</w:t>
-      </w:r>
-    </w:p>
-    <w:p>
-      <w:r>
-        <w:t>________________________________________________________________</w:t>
-      </w:r>
-    </w:p>
-    <w:p>
-      <w:r>
-        <w:t>________________________________________________________________</w:t>
-      </w:r>
-    </w:p>
-    <w:p>
-      <w:r>
-        <w:t>________________________________________________________________</w:t>
-      </w:r>
-    </w:p>
-    <w:p>
-      <w:r>
-        <w:t>________________________________________________________________</w:t>
-      </w:r>
-    </w:p>
-    <w:p>
-      <w:pPr>
-        <w:pStyle w:val="Heading3"/>
-      </w:pPr>
-      <w:r>
-        <w:t>A closer explanation</w:t>
-      </w:r>
-    </w:p>
-    <w:p>
-      <w:pPr>
-        <w:spacing w:line="336" w:lineRule="auto" w:after="180"/>
-      </w:pPr>
-      <w:r>
-        <w:rPr>
-          <w:b w:val="0"/>
-        </w:rPr>
-        <w:t xml:space="preserve">Source agreement and arithmetic validity are separate checks; missing </w:t>
-      </w:r>
-      <w:r>
-        <w:rPr>
-          <w:b/>
-        </w:rPr>
-        <w:t>evidence</w:t>
-      </w:r>
-      <w:r>
-        <w:rPr>
-          <w:b w:val="0"/>
-        </w:rPr>
         <w:t xml:space="preserve"> is not proof of the opposite claim.</w:t>
       </w:r>
     </w:p>
     <w:p>
       <w:pPr>
-        <w:spacing w:line="336" w:lineRule="auto" w:after="180"/>
-      </w:pPr>
-      <w:r>
-        <w:rPr>
-          <w:b w:val="0"/>
-        </w:rPr>
-        <w:t>A useful check asks what would make the reasoning fail. Distinguish a failure to execute the declared procedure from a weakness in the procedure itself.</w:t>
-      </w:r>
-    </w:p>
-    <w:p>
-      <w:pPr>
-        <w:spacing w:line="336" w:lineRule="auto" w:after="180"/>
-      </w:pPr>
-      <w:r>
-        <w:rPr>
-          <w:b w:val="0"/>
-        </w:rPr>
-        <w:t xml:space="preserve">The first may require a correction; the second requires an explicitly revised method and new </w:t>
-      </w:r>
-      <w:r>
-        <w:rPr>
-          <w:b/>
-        </w:rPr>
-        <w:t>evidence</w:t>
-      </w:r>
-      <w:r>
-        <w:rPr>
-          <w:b w:val="0"/>
-        </w:rPr>
-        <w:t>. Preserve unsuccessful cases so an improved result cannot hide the original problem.</w:t>
-      </w:r>
-    </w:p>
-    <w:p>
-      <w:pPr>
-        <w:pStyle w:val="Heading3"/>
-      </w:pPr>
-      <w:r>
-        <w:t>Guided: restate the worked result, then name the assumption or limitation that prevents a broader conclusion.</w:t>
-      </w:r>
-    </w:p>
-    <w:p>
-      <w:r>
-        <w:t>________________________________________________________________</w:t>
-      </w:r>
-    </w:p>
-    <w:p>
-      <w:r>
-        <w:t>________________________________________________________________</w:t>
-      </w:r>
-    </w:p>
-    <w:p>
-      <w:r>
-        <w:t>________________________________________________________________</w:t>
-      </w:r>
-    </w:p>
-    <w:p>
-      <w:r>
-        <w:t>________________________________________________________________</w:t>
-      </w:r>
-    </w:p>
-    <w:p>
-      <w:r>
-        <w:t>________________________________________________________________</w:t>
+        <w:pStyle w:val="Heading2"/>
+      </w:pPr>
+      <w:r>
+        <w:t>Complete main room-report W2</w:t>
       </w:r>
     </w:p>
     <w:p>
@@ -3714,21 +3409,113 @@
     </w:tbl>
     <w:p>
       <w:pPr>
+        <w:pStyle w:val="Heading2"/>
+      </w:pPr>
+      <w:r>
+        <w:t>Repair an all-future-cases claim</w:t>
+      </w:r>
+    </w:p>
+    <w:p>
+      <w:pPr>
+        <w:pStyle w:val="Heading3"/>
+      </w:pPr>
+      <w:r>
+        <w:t>Check your reasoning</w:t>
+      </w:r>
+    </w:p>
+    <w:p>
+      <w:pPr>
+        <w:pStyle w:val="ListBullet"/>
+      </w:pPr>
+      <w:r>
+        <w:t>Use the worked case for Generation failures and verification. Proposed explanation: “The worked result establishes every future case”. Decide whether this explanation is supported. Point to the step or supplied fact that decides; explain your repair if needed.</w:t>
+      </w:r>
+    </w:p>
+    <w:p>
+      <w:pPr>
+        <w:pStyle w:val="ListBullet"/>
+      </w:pPr>
+      <w:r>
+        <w:t>Answer on your own before discussion. If you are unsure, say which step you need help with.</w:t>
+      </w:r>
+    </w:p>
+    <w:p>
+      <w:pPr>
+        <w:pStyle w:val="Heading2"/>
+      </w:pPr>
+      <w:r>
+        <w:t>Explain the separate trip’s lunch limit</w:t>
+      </w:r>
+    </w:p>
+    <w:p>
+      <w:pPr>
+        <w:pStyle w:val="Heading3"/>
+      </w:pPr>
+      <w:r>
+        <w:t>Explain the picture</w:t>
+      </w:r>
+    </w:p>
+    <w:p>
+      <w:pPr>
+        <w:pStyle w:val="ListBullet"/>
+      </w:pPr>
+      <w:r>
+        <w:t>Can we conclude there will definitely be no lunch from S alone?</w:t>
+      </w:r>
+    </w:p>
+    <w:p>
+      <w:pPr>
+        <w:pStyle w:val="Heading3"/>
+      </w:pPr>
+      <w:r>
+        <w:t>My explanation using a pictured step and the given facts</w:t>
+      </w:r>
+    </w:p>
+    <w:p>
+      <w:r>
+        <w:t>________________________________________________________________</w:t>
+      </w:r>
+    </w:p>
+    <w:p>
+      <w:r>
+        <w:t>________________________________________________________________</w:t>
+      </w:r>
+    </w:p>
+    <w:p>
+      <w:r>
+        <w:t>________________________________________________________________</w:t>
+      </w:r>
+    </w:p>
+    <w:p>
+      <w:r>
+        <w:t>________________________________________________________________</w:t>
+      </w:r>
+    </w:p>
+    <w:p>
+      <w:pPr>
+        <w:pStyle w:val="Heading2"/>
+      </w:pPr>
+      <w:r>
+        <w:t>Keep the independent trip case withheld</w:t>
+      </w:r>
+    </w:p>
+    <w:p>
+      <w:pPr>
         <w:spacing w:line="336" w:lineRule="auto" w:after="180"/>
       </w:pPr>
       <w:r>
         <w:rPr>
           <w:b w:val="0"/>
         </w:rPr>
-        <w:t>Explain your trace to a partner. Your partner points to one step to check. Swap roles on the next case. Each person writes their own explanation.</w:t>
-      </w:r>
-    </w:p>
-    <w:p>
-      <w:pPr>
-        <w:pStyle w:val="Heading3"/>
-      </w:pPr>
-      <w:r>
-        <w:t>Check your reasoning</w:t>
+        <w:t>This is supported practice. Keep the separately named independent case for an attempt before feedback.</w:t>
+      </w:r>
+    </w:p>
+    <w:p>
+      <w:pPr>
+        <w:pStyle w:val="Heading2"/>
+      </w:pPr>
+      <w:r>
+        <w:t>Earlier wording, alternatives and picture transcripts · reference / check after trying</w:t>
       </w:r>
     </w:p>
     <w:p>
@@ -3739,7 +3526,7 @@
         <w:rPr>
           <w:b w:val="0"/>
         </w:rPr>
-        <w:t>Use the worked case for Generation failures and verification. Proposed explanation: “The worked result establishes every future case”. Decide whether this explanation is supported.</w:t>
+        <w:t>LOGIC STUDIO</w:t>
       </w:r>
     </w:p>
     <w:p>
@@ -3750,7 +3537,7 @@
         <w:rPr>
           <w:b w:val="0"/>
         </w:rPr>
-        <w:t>Point to the step or supplied fact that decides; explain your repair if needed.</w:t>
+        <w:t>Specify Before You Run</w:t>
       </w:r>
     </w:p>
     <w:p>
@@ -3761,118 +3548,7 @@
         <w:rPr>
           <w:b w:val="0"/>
         </w:rPr>
-        <w:t>Answer on your own before discussion. If you are unsure, say which step you need help with.</w:t>
-      </w:r>
-    </w:p>
-    <w:p>
-      <w:pPr>
-        <w:pStyle w:val="Heading3"/>
-      </w:pPr>
-      <w:r>
-        <w:t>Explain the picture</w:t>
-      </w:r>
-    </w:p>
-    <w:p>
-      <w:pPr>
-        <w:spacing w:line="336" w:lineRule="auto" w:after="180"/>
-        <w:shd w:fill="F5F1FB"/>
-      </w:pPr>
-      <w:r>
-        <w:rPr>
-          <w:b w:val="0"/>
-        </w:rPr>
-        <w:t>Can we conclude there will definitely be no lunch from S alone?</w:t>
-      </w:r>
-    </w:p>
-    <w:p>
-      <w:pPr>
-        <w:pStyle w:val="Heading3"/>
-      </w:pPr>
-      <w:r>
-        <w:t>My explanation using a pictured step and the given facts</w:t>
-      </w:r>
-    </w:p>
-    <w:p>
-      <w:r>
-        <w:t>________________________________________________________________</w:t>
-      </w:r>
-    </w:p>
-    <w:p>
-      <w:r>
-        <w:t>________________________________________________________________</w:t>
-      </w:r>
-    </w:p>
-    <w:p>
-      <w:r>
-        <w:t>________________________________________________________________</w:t>
-      </w:r>
-    </w:p>
-    <w:p>
-      <w:r>
-        <w:t>________________________________________________________________</w:t>
-      </w:r>
-    </w:p>
-    <w:p>
-      <w:pPr>
-        <w:spacing w:line="336" w:lineRule="auto" w:after="180"/>
-      </w:pPr>
-      <w:r>
-        <w:rPr>
-          <w:b w:val="0"/>
-        </w:rPr>
-        <w:t>This is supported practice. Keep the separately named independent case for an attempt before feedback.</w:t>
-      </w:r>
-    </w:p>
-    <w:p>
-      <w:pPr>
-        <w:pStyle w:val="Heading1"/>
-      </w:pPr>
-      <w:r>
-        <w:t>09. Run the investigation</w:t>
-      </w:r>
-    </w:p>
-    <w:p>
-      <w:r>
-        <w:t>Investigate Hallucination Failure Types. Record the prediction, actual observation or labelled paper trace, explanation and next test separately.</w:t>
-      </w:r>
-    </w:p>
-    <w:p>
-      <w:pPr>
-        <w:spacing w:line="336" w:lineRule="auto" w:after="180"/>
-      </w:pPr>
-      <w:r>
-        <w:rPr>
-          <w:b/>
-        </w:rPr>
-        <w:t>EVIDENCE</w:t>
-      </w:r>
-      <w:r>
-        <w:rPr>
-          <w:b/>
-        </w:rPr>
-        <w:t xml:space="preserve"> LAB</w:t>
-      </w:r>
-    </w:p>
-    <w:p>
-      <w:pPr>
-        <w:spacing w:line="336" w:lineRule="auto" w:after="180"/>
-      </w:pPr>
-      <w:r>
-        <w:rPr>
-          <w:b w:val="0"/>
-        </w:rPr>
-        <w:t>Predict → Test → Record → Explain</w:t>
-      </w:r>
-    </w:p>
-    <w:p>
-      <w:pPr>
-        <w:spacing w:line="336" w:lineRule="auto" w:after="180"/>
-      </w:pPr>
-      <w:r>
-        <w:rPr>
-          <w:b w:val="0"/>
-        </w:rPr>
-        <w:t>Keep expected and actual results separate. Surprises are useful data when recorded honestly.</w:t>
+        <w:t>Prompts, schemas, retrieval, tool calls, and code are inspectable parts of one AI product.</w:t>
       </w:r>
     </w:p>
     <w:p>
@@ -3880,7 +3556,7 @@
         <w:drawing>
           <wp:inline xmlns:a="http://schemas.openxmlformats.org/drawingml/2006/main" xmlns:pic="http://schemas.openxmlformats.org/drawingml/2006/picture">
             <wp:extent cx="5486400" cy="1901952"/>
-            <wp:docPr id="18" name="Picture 18" descr="Evidence lab graphic for Hallucination Failure Types"/>
+            <wp:docPr id="19" name="Picture 19" descr="Logic tracing graphic for Hallucination Failure Types"/>
             <wp:cNvGraphicFramePr>
               <a:graphicFrameLocks noChangeAspect="1"/>
             </wp:cNvGraphicFramePr>
@@ -3888,11 +3564,11 @@
               <a:graphicData uri="http://schemas.openxmlformats.org/drawingml/2006/picture">
                 <pic:pic>
                   <pic:nvPicPr>
-                    <pic:cNvPr id="0" name="c049f00ddc317640f35184ec476f0dbbb4325ae40c9b16e6b14ddc926a6383dd.png"/>
+                    <pic:cNvPr id="0" name="112c89216380e7327670e715cf532346aeed10eee4e4400b610a219e3e4bc9f9.png"/>
                     <pic:cNvPicPr/>
                   </pic:nvPicPr>
                   <pic:blipFill>
-                    <a:blip r:embed="rId25"/>
+                    <a:blip r:embed="rId22"/>
                     <a:stretch>
                       <a:fillRect/>
                     </a:stretch>
@@ -3919,7 +3595,361 @@
         <w:rPr>
           <w:b w:val="0"/>
         </w:rPr>
-        <w:t>Color-code every claim in a generated paragraph, classify failures, attach supporting passage lines, and rewrite with honest uncertainty.</w:t>
+        <w:t xml:space="preserve">SET task, audience, constraints, </w:t>
+      </w:r>
+      <w:r>
+        <w:rPr>
+          <w:b/>
+        </w:rPr>
+        <w:t>output</w:t>
+      </w:r>
+      <w:r>
+        <w:rPr>
+          <w:b w:val="0"/>
+        </w:rPr>
+        <w:t>_schema</w:t>
+        <w:br/>
+        <w:t>LOAD approved_context or retrieval_result</w:t>
+        <w:br/>
+        <w:t>CALL model or allowed_tool</w:t>
+        <w:br/>
+        <w:t>VALIDATE fields, claims, citations, and safety</w:t>
+        <w:br/>
+        <w:t xml:space="preserve">IF </w:t>
+      </w:r>
+      <w:r>
+        <w:rPr>
+          <w:b/>
+        </w:rPr>
+        <w:t>evidence</w:t>
+      </w:r>
+      <w:r>
+        <w:rPr>
+          <w:b w:val="0"/>
+        </w:rPr>
+        <w:t xml:space="preserve"> missing: ask, retrieve, or abstain</w:t>
+        <w:br/>
+        <w:t xml:space="preserve">RETURN useful </w:t>
+      </w:r>
+      <w:r>
+        <w:rPr>
+          <w:b/>
+        </w:rPr>
+        <w:t>output</w:t>
+      </w:r>
+      <w:r>
+        <w:rPr>
+          <w:b w:val="0"/>
+        </w:rPr>
+        <w:t xml:space="preserve"> + source trail + limitations</w:t>
+      </w:r>
+    </w:p>
+    <w:p>
+      <w:pPr>
+        <w:spacing w:line="336" w:lineRule="auto" w:after="180"/>
+      </w:pPr>
+      <w:r>
+        <w:rPr>
+          <w:b w:val="0"/>
+        </w:rPr>
+        <w:t xml:space="preserve">Trace one </w:t>
+      </w:r>
+      <w:r>
+        <w:rPr>
+          <w:b/>
+        </w:rPr>
+        <w:t>input</w:t>
+      </w:r>
+      <w:r>
+        <w:rPr>
+          <w:b w:val="0"/>
+        </w:rPr>
+        <w:t>. Which line changes the state or chooses a path?</w:t>
+      </w:r>
+    </w:p>
+    <w:p>
+      <w:pPr>
+        <w:pStyle w:val="Heading3"/>
+      </w:pPr>
+      <w:r>
+        <w:t>Write or draw your reasoning and evidence.</w:t>
+      </w:r>
+    </w:p>
+    <w:p>
+      <w:r>
+        <w:t>________________________________________________________________</w:t>
+      </w:r>
+    </w:p>
+    <w:p>
+      <w:r>
+        <w:t>________________________________________________________________</w:t>
+      </w:r>
+    </w:p>
+    <w:p>
+      <w:r>
+        <w:t>________________________________________________________________</w:t>
+      </w:r>
+    </w:p>
+    <w:p>
+      <w:r>
+        <w:t>________________________________________________________________</w:t>
+      </w:r>
+    </w:p>
+    <w:p>
+      <w:r>
+        <w:t>________________________________________________________________</w:t>
+      </w:r>
+    </w:p>
+    <w:p>
+      <w:pPr>
+        <w:pStyle w:val="Heading3"/>
+      </w:pPr>
+      <w:r>
+        <w:t>A closer explanation</w:t>
+      </w:r>
+    </w:p>
+    <w:p>
+      <w:pPr>
+        <w:spacing w:line="336" w:lineRule="auto" w:after="180"/>
+      </w:pPr>
+      <w:r>
+        <w:rPr>
+          <w:b w:val="0"/>
+        </w:rPr>
+        <w:t>A useful check asks what would make the reasoning fail. Distinguish a failure to execute the declared procedure from a weakness in the procedure itself.</w:t>
+      </w:r>
+    </w:p>
+    <w:p>
+      <w:pPr>
+        <w:spacing w:line="336" w:lineRule="auto" w:after="180"/>
+      </w:pPr>
+      <w:r>
+        <w:rPr>
+          <w:b w:val="0"/>
+        </w:rPr>
+        <w:t xml:space="preserve">The first may require a correction; the second requires an explicitly revised method and new </w:t>
+      </w:r>
+      <w:r>
+        <w:rPr>
+          <w:b/>
+        </w:rPr>
+        <w:t>evidence</w:t>
+      </w:r>
+      <w:r>
+        <w:rPr>
+          <w:b w:val="0"/>
+        </w:rPr>
+        <w:t>. Preserve unsuccessful cases so an improved result cannot hide the original problem.</w:t>
+      </w:r>
+    </w:p>
+    <w:p>
+      <w:pPr>
+        <w:pStyle w:val="Heading3"/>
+      </w:pPr>
+      <w:r>
+        <w:t>Guided: restate the worked result, then name the assumption or limitation that prevents a broader conclusion.</w:t>
+      </w:r>
+    </w:p>
+    <w:p>
+      <w:r>
+        <w:t>________________________________________________________________</w:t>
+      </w:r>
+    </w:p>
+    <w:p>
+      <w:r>
+        <w:t>________________________________________________________________</w:t>
+      </w:r>
+    </w:p>
+    <w:p>
+      <w:r>
+        <w:t>________________________________________________________________</w:t>
+      </w:r>
+    </w:p>
+    <w:p>
+      <w:r>
+        <w:t>________________________________________________________________</w:t>
+      </w:r>
+    </w:p>
+    <w:p>
+      <w:r>
+        <w:t>________________________________________________________________</w:t>
+      </w:r>
+    </w:p>
+    <w:p>
+      <w:pPr>
+        <w:spacing w:line="336" w:lineRule="auto" w:after="180"/>
+      </w:pPr>
+      <w:r>
+        <w:rPr>
+          <w:b w:val="0"/>
+        </w:rPr>
+        <w:t>Explain your trace to a partner. Your partner points to one step to check. Swap roles on the next case. Each person writes their own explanation.</w:t>
+      </w:r>
+    </w:p>
+    <w:p>
+      <w:pPr>
+        <w:pStyle w:val="Heading1"/>
+      </w:pPr>
+      <w:r>
+        <w:t>09. Audit a complete paragraph against three complete sources</w:t>
+      </w:r>
+    </w:p>
+    <w:p>
+      <w:r>
+        <w:t>The materials include factual, quotation and inference failures.</w:t>
+      </w:r>
+    </w:p>
+    <w:p>
+      <w:pPr>
+        <w:pStyle w:val="Heading2"/>
+      </w:pPr>
+      <w:r>
+        <w:t>The complete approved records</w:t>
+      </w:r>
+    </w:p>
+    <w:tbl>
+      <w:tblPr>
+        <w:tblStyle w:val="LightShading-Accent1"/>
+        <w:tblW w:type="auto" w:w="0"/>
+        <w:tblLook w:firstColumn="1" w:firstRow="1" w:lastColumn="0" w:lastRow="0" w:noHBand="0" w:noVBand="1" w:val="04A0"/>
+      </w:tblPr>
+      <w:tblGrid>
+        <w:gridCol w:w="5112"/>
+        <w:gridCol w:w="5112"/>
+      </w:tblGrid>
+      <w:tr>
+        <w:trPr>
+          <w:tblHeader/>
+        </w:trPr>
+        <w:tc>
+          <w:tcPr>
+            <w:tcW w:type="dxa" w:w="5112"/>
+          </w:tcPr>
+          <w:p>
+            <w:r>
+              <w:t>Approved fictional source</w:t>
+            </w:r>
+          </w:p>
+        </w:tc>
+        <w:tc>
+          <w:tcPr>
+            <w:tcW w:type="dxa" w:w="5112"/>
+          </w:tcPr>
+          <w:p>
+            <w:r>
+              <w:t>Complete relevant record</w:t>
+            </w:r>
+          </w:p>
+        </w:tc>
+      </w:tr>
+      <w:tr>
+        <w:tc>
+          <w:tcPr>
+            <w:tcW w:type="dxa" w:w="5112"/>
+          </w:tcPr>
+          <w:p>
+            <w:r>
+              <w:t>R</w:t>
+            </w:r>
+          </w:p>
+        </w:tc>
+        <w:tc>
+          <w:tcPr>
+            <w:tcW w:type="dxa" w:w="5112"/>
+          </w:tcPr>
+          <w:p>
+            <w:r>
+              <w:t>Room B seats12. The meeting starts at15:00. No lunch information is supplied.</w:t>
+            </w:r>
+          </w:p>
+        </w:tc>
+      </w:tr>
+      <w:tr>
+        <w:tc>
+          <w:tcPr>
+            <w:tcW w:type="dxa" w:w="5112"/>
+          </w:tcPr>
+          <w:p>
+            <w:r>
+              <w:t>Q</w:t>
+            </w:r>
+          </w:p>
+        </w:tc>
+        <w:tc>
+          <w:tcPr>
+            <w:tcW w:type="dxa" w:w="5112"/>
+          </w:tcPr>
+          <w:p>
+            <w:r>
+              <w:t>Complete quoted line for this exercise: Check the current record.</w:t>
+            </w:r>
+          </w:p>
+        </w:tc>
+      </w:tr>
+      <w:tr>
+        <w:tc>
+          <w:tcPr>
+            <w:tcW w:type="dxa" w:w="5112"/>
+          </w:tcPr>
+          <w:p>
+            <w:r>
+              <w:t>C</w:t>
+            </w:r>
+          </w:p>
+        </w:tc>
+        <w:tc>
+          <w:tcPr>
+            <w:tcW w:type="dxa" w:w="5112"/>
+          </w:tcPr>
+          <w:p>
+            <w:r>
+              <w:t>Invented session L used illustrated notes and scored4/5. Session M used plain notes and scored2/5. Participants and questions differed; this was not a controlled comparison.</w:t>
+            </w:r>
+          </w:p>
+        </w:tc>
+      </w:tr>
+    </w:tbl>
+    <w:p>
+      <w:pPr>
+        <w:pStyle w:val="Heading2"/>
+      </w:pPr>
+      <w:r>
+        <w:t>The complete paragraph to split</w:t>
+      </w:r>
+    </w:p>
+    <w:p>
+      <w:pPr>
+        <w:spacing w:line="336" w:lineRule="auto" w:after="180"/>
+      </w:pPr>
+      <w:r>
+        <w:rPr>
+          <w:b w:val="0"/>
+        </w:rPr>
+        <w:t>Complete fictional generated paragraph to audit: Room B seats20. The meeting starts at15:00. Free lunch is included. Q says “I guarantee free lunch.” Session L scored4/5. Illustrated notes caused better learning.</w:t>
+      </w:r>
+    </w:p>
+    <w:p>
+      <w:pPr>
+        <w:pStyle w:val="Heading2"/>
+      </w:pPr>
+      <w:r>
+        <w:t>Classify, justify and repair each claim</w:t>
+      </w:r>
+    </w:p>
+    <w:p>
+      <w:pPr>
+        <w:pStyle w:val="ListNumber"/>
+      </w:pPr>
+      <w:r>
+        <w:t>Split the paragraph into six atomic claims before checking. For each identify the precise R, Q or C passage, classify supported/contradicted/unsupported, describe the failure type where supported by evidence, and write a bounded repair. For Q check the exact supplied quotation rather than inventing an absent quote source. For C distinguish the recorded score from a causal-learning claim: groups and questions changed too. Do not infer a model’s intention or hidden technical cause from an output alone. Color may help mark statuses, but also write the words so the record does not depend on color. Preserve the original paragraph and every correction. These are supplied fictional records, not measured model outputs or learning outcomes. Keep the independent18km/6kmh case for a first attempt.</w:t>
+      </w:r>
+    </w:p>
+    <w:p>
+      <w:pPr>
+        <w:pStyle w:val="Heading2"/>
+      </w:pPr>
+      <w:r>
+        <w:t>Keep the evidence record</w:t>
       </w:r>
     </w:p>
     <w:tbl>
@@ -4170,7 +4200,6 @@
     <w:p>
       <w:pPr>
         <w:spacing w:line="336" w:lineRule="auto" w:after="180"/>
-        <w:shd w:fill="F5F1FB"/>
       </w:pPr>
       <w:r>
         <w:rPr>
@@ -4214,6 +4243,111 @@
     </w:p>
     <w:p>
       <w:pPr>
+        <w:spacing w:line="336" w:lineRule="auto" w:after="180"/>
+      </w:pPr>
+      <w:r>
+        <w:rPr>
+          <w:b w:val="0"/>
+        </w:rPr>
+        <w:t>Before trying: what do I expect, and why? While trying: which step could first go wrong? Afterwards: what did I actually observe, and what should change? Keep “not run” if you only traced the procedure.</w:t>
+      </w:r>
+    </w:p>
+    <w:p>
+      <w:pPr>
+        <w:pStyle w:val="Heading2"/>
+      </w:pPr>
+      <w:r>
+        <w:t>Earlier wording, alternatives and picture transcripts · reference / check after trying</w:t>
+      </w:r>
+    </w:p>
+    <w:p>
+      <w:pPr>
+        <w:spacing w:line="336" w:lineRule="auto" w:after="180"/>
+      </w:pPr>
+      <w:r>
+        <w:rPr>
+          <w:b/>
+        </w:rPr>
+        <w:t>EVIDENCE</w:t>
+      </w:r>
+      <w:r>
+        <w:rPr>
+          <w:b w:val="0"/>
+        </w:rPr>
+        <w:t xml:space="preserve"> LAB</w:t>
+      </w:r>
+    </w:p>
+    <w:p>
+      <w:pPr>
+        <w:spacing w:line="336" w:lineRule="auto" w:after="180"/>
+      </w:pPr>
+      <w:r>
+        <w:rPr>
+          <w:b w:val="0"/>
+        </w:rPr>
+        <w:t>Predict → Test → Record → Explain</w:t>
+      </w:r>
+    </w:p>
+    <w:p>
+      <w:pPr>
+        <w:spacing w:line="336" w:lineRule="auto" w:after="180"/>
+      </w:pPr>
+      <w:r>
+        <w:rPr>
+          <w:b w:val="0"/>
+        </w:rPr>
+        <w:t>Keep expected and actual results separate. Surprises are useful data when recorded honestly.</w:t>
+      </w:r>
+    </w:p>
+    <w:p>
+      <w:r>
+        <w:drawing>
+          <wp:inline xmlns:a="http://schemas.openxmlformats.org/drawingml/2006/main" xmlns:pic="http://schemas.openxmlformats.org/drawingml/2006/picture">
+            <wp:extent cx="5486400" cy="1901952"/>
+            <wp:docPr id="20" name="Picture 20" descr="Evidence lab graphic for Hallucination Failure Types"/>
+            <wp:cNvGraphicFramePr>
+              <a:graphicFrameLocks noChangeAspect="1"/>
+            </wp:cNvGraphicFramePr>
+            <a:graphic>
+              <a:graphicData uri="http://schemas.openxmlformats.org/drawingml/2006/picture">
+                <pic:pic>
+                  <pic:nvPicPr>
+                    <pic:cNvPr id="0" name="c049f00ddc317640f35184ec476f0dbbb4325ae40c9b16e6b14ddc926a6383dd.png"/>
+                    <pic:cNvPicPr/>
+                  </pic:nvPicPr>
+                  <pic:blipFill>
+                    <a:blip r:embed="rId23"/>
+                    <a:stretch>
+                      <a:fillRect/>
+                    </a:stretch>
+                  </pic:blipFill>
+                  <pic:spPr>
+                    <a:xfrm>
+                      <a:off x="0" y="0"/>
+                      <a:ext cx="5486400" cy="1901952"/>
+                    </a:xfrm>
+                    <a:prstGeom prst="rect"/>
+                  </pic:spPr>
+                </pic:pic>
+              </a:graphicData>
+            </a:graphic>
+          </wp:inline>
+        </w:drawing>
+      </w:r>
+    </w:p>
+    <w:p>
+      <w:pPr>
+        <w:spacing w:line="336" w:lineRule="auto" w:after="180"/>
+      </w:pPr>
+      <w:r>
+        <w:rPr>
+          <w:b w:val="0"/>
+        </w:rPr>
+        <w:t>Audit the supplied six-claim paragraph against complete R,Q,C records. Write status words as well as any color coding, inspect the exact quote and causal inference, and retain source-based repairs without inventing evidence or model intent.</w:t>
+      </w:r>
+    </w:p>
+    <w:p>
+      <w:pPr>
         <w:pStyle w:val="Heading3"/>
       </w:pPr>
       <w:r>
@@ -4222,13 +4356,500 @@
     </w:p>
     <w:p>
       <w:pPr>
+        <w:pStyle w:val="Heading1"/>
+      </w:pPr>
+      <w:r>
+        <w:t>14. Try alone: audit the fresh trip summary</w:t>
+      </w:r>
+    </w:p>
+    <w:p>
+      <w:r>
+        <w:t>Use the stated assumptions and keep the three claim statuses separate.</w:t>
+      </w:r>
+    </w:p>
+    <w:p>
+      <w:pPr>
+        <w:pStyle w:val="Heading2"/>
+      </w:pPr>
+      <w:r>
+        <w:t>Independent record and scope</w:t>
+      </w:r>
+    </w:p>
+    <w:p>
+      <w:pPr>
         <w:spacing w:line="336" w:lineRule="auto" w:after="180"/>
       </w:pPr>
       <w:r>
         <w:rPr>
           <w:b w:val="0"/>
         </w:rPr>
-        <w:t>Before trying: what do I expect, and why? While trying: which step could first go wrong? Afterwards: what did I actually observe, and what should change? Keep “not run” if you only traced the procedure.</w:t>
+        <w:t>Source S: trip is 18 km; vehicle speed is 6 km/h, constant, excluding stops. Answer says 2 hours, 18 km and includes lunch. Audit and recalculate.</w:t>
+      </w:r>
+    </w:p>
+    <w:p>
+      <w:pPr>
+        <w:spacing w:line="336" w:lineRule="auto" w:after="180"/>
+      </w:pPr>
+      <w:r>
+        <w:rPr>
+          <w:b w:val="0"/>
+        </w:rPr>
+        <w:t>Use the independent source’s own distance, constant speed and exclusion of stops. Show the calculation’s units and state which claims have direct, calculated or missing support. No actual trip observations or lunch record are supplied; do not import values from the worked trip or invent real conditions.</w:t>
+      </w:r>
+    </w:p>
+    <w:p>
+      <w:pPr>
+        <w:pStyle w:val="Heading2"/>
+      </w:pPr>
+      <w:r>
+        <w:t>Your first attempt and help record</w:t>
+      </w:r>
+    </w:p>
+    <w:p>
+      <w:pPr>
+        <w:pStyle w:val="Heading3"/>
+      </w:pPr>
+      <w:r>
+        <w:t>My independent explanation, trace and limits</w:t>
+      </w:r>
+    </w:p>
+    <w:p>
+      <w:r>
+        <w:t>________________________________________________________________</w:t>
+      </w:r>
+    </w:p>
+    <w:p>
+      <w:r>
+        <w:t>________________________________________________________________</w:t>
+      </w:r>
+    </w:p>
+    <w:p>
+      <w:r>
+        <w:t>________________________________________________________________</w:t>
+      </w:r>
+    </w:p>
+    <w:p>
+      <w:r>
+        <w:t>________________________________________________________________</w:t>
+      </w:r>
+    </w:p>
+    <w:p>
+      <w:r>
+        <w:t>________________________________________________________________</w:t>
+      </w:r>
+    </w:p>
+    <w:p>
+      <w:r>
+        <w:t>________________________________________________________________</w:t>
+      </w:r>
+    </w:p>
+    <w:p>
+      <w:r>
+        <w:t>________________________________________________________________</w:t>
+      </w:r>
+    </w:p>
+    <w:p>
+      <w:pPr>
+        <w:spacing w:line="336" w:lineRule="auto" w:after="180"/>
+      </w:pPr>
+      <w:r>
+        <w:rPr>
+          <w:b w:val="0"/>
+        </w:rPr>
+        <w:t>Attempt this case before feedback. Record any help. Earlier examples below are further practice; a case already practised with feedback cannot establish fresh transfer.</w:t>
+      </w:r>
+    </w:p>
+    <w:p>
+      <w:pPr>
+        <w:spacing w:line="336" w:lineRule="auto" w:after="180"/>
+      </w:pPr>
+      <w:r>
+        <w:rPr>
+          <w:b w:val="0"/>
+        </w:rPr>
+        <w:t xml:space="preserve">Your teacher has the independent answer and scoring criteria. Complete the matching workbook week to keep your practice </w:t>
+      </w:r>
+      <w:r>
+        <w:rPr>
+          <w:b/>
+        </w:rPr>
+        <w:t>evidence</w:t>
+      </w:r>
+      <w:r>
+        <w:rPr>
+          <w:b w:val="0"/>
+        </w:rPr>
+        <w:t xml:space="preserve"> together.</w:t>
+      </w:r>
+    </w:p>
+    <w:p>
+      <w:pPr>
+        <w:pStyle w:val="Heading2"/>
+      </w:pPr>
+      <w:r>
+        <w:t>Use feedback afterwards</w:t>
+      </w:r>
+    </w:p>
+    <w:p>
+      <w:pPr>
+        <w:spacing w:line="336" w:lineRule="auto" w:after="180"/>
+      </w:pPr>
+      <w:r>
+        <w:rPr>
+          <w:b w:val="0"/>
+        </w:rPr>
+        <w:t xml:space="preserve">Attempt the independent case before hints. Record whether you worked alone, used a hint or followed a model. After feedback, fix the first </w:t>
+      </w:r>
+      <w:r>
+        <w:rPr>
+          <w:b/>
+        </w:rPr>
+        <w:t>unsupported</w:t>
+      </w:r>
+      <w:r>
+        <w:rPr>
+          <w:b w:val="0"/>
+        </w:rPr>
+        <w:t xml:space="preserve"> step and explain why it changed.</w:t>
+      </w:r>
+    </w:p>
+    <w:p>
+      <w:pPr>
+        <w:spacing w:line="336" w:lineRule="auto" w:after="180"/>
+      </w:pPr>
+      <w:r>
+        <w:rPr>
+          <w:b w:val="0"/>
+        </w:rPr>
+        <w:t>A later check uses a changed case, not a copied answer.</w:t>
+      </w:r>
+    </w:p>
+    <w:p>
+      <w:pPr>
+        <w:pStyle w:val="Heading2"/>
+      </w:pPr>
+      <w:r>
+        <w:t>Earlier wording, alternatives and picture transcripts · reference / check after trying</w:t>
+      </w:r>
+    </w:p>
+    <w:p>
+      <w:pPr>
+        <w:pStyle w:val="Heading3"/>
+      </w:pPr>
+      <w:r>
+        <w:t>Independent case: Apply a new case independently</w:t>
+      </w:r>
+    </w:p>
+    <w:p>
+      <w:pPr>
+        <w:pStyle w:val="Heading3"/>
+      </w:pPr>
+      <w:r>
+        <w:t>Week 14 Independent application</w:t>
+      </w:r>
+    </w:p>
+    <w:p>
+      <w:pPr>
+        <w:spacing w:line="336" w:lineRule="auto" w:after="180"/>
+      </w:pPr>
+      <w:r>
+        <w:rPr>
+          <w:b w:val="0"/>
+        </w:rPr>
+        <w:t>Close the worked explanation. Apply the idea to this different question without copying.</w:t>
+      </w:r>
+    </w:p>
+    <w:p>
+      <w:pPr>
+        <w:spacing w:line="336" w:lineRule="auto" w:after="180"/>
+      </w:pPr>
+      <w:r>
+        <w:rPr>
+          <w:b w:val="0"/>
+        </w:rPr>
+        <w:t>An answer gives a book title that does not exist and quotes words absent from the cited passage. Identify two failures and a repair.</w:t>
+      </w:r>
+    </w:p>
+    <w:p>
+      <w:pPr>
+        <w:spacing w:line="336" w:lineRule="auto" w:after="180"/>
+      </w:pPr>
+      <w:r>
+        <w:rPr>
+          <w:b w:val="0"/>
+        </w:rPr>
+        <w:t xml:space="preserve">My answer, with a trace, calculation or supporting </w:t>
+      </w:r>
+      <w:r>
+        <w:rPr>
+          <w:b/>
+        </w:rPr>
+        <w:t>evidence</w:t>
+      </w:r>
+    </w:p>
+    <w:p>
+      <w:pPr>
+        <w:pStyle w:val="Heading3"/>
+      </w:pPr>
+      <w:r>
+        <w:t>Write or draw your reasoning and evidence.</w:t>
+      </w:r>
+    </w:p>
+    <w:p>
+      <w:r>
+        <w:t>________________________________________________________________</w:t>
+      </w:r>
+    </w:p>
+    <w:p>
+      <w:r>
+        <w:t>________________________________________________________________</w:t>
+      </w:r>
+    </w:p>
+    <w:p>
+      <w:r>
+        <w:t>________________________________________________________________</w:t>
+      </w:r>
+    </w:p>
+    <w:p>
+      <w:r>
+        <w:t>________________________________________________________________</w:t>
+      </w:r>
+    </w:p>
+    <w:p>
+      <w:r>
+        <w:t>________________________________________________________________</w:t>
+      </w:r>
+    </w:p>
+    <w:p>
+      <w:pPr>
+        <w:pStyle w:val="Heading3"/>
+      </w:pPr>
+      <w:r>
+        <w:t>Create and test</w:t>
+      </w:r>
+    </w:p>
+    <w:p>
+      <w:pPr>
+        <w:spacing w:line="336" w:lineRule="auto" w:after="180"/>
+      </w:pPr>
+      <w:r>
+        <w:rPr>
+          <w:b w:val="0"/>
+        </w:rPr>
+        <w:t>Change one relevant detail. Predict the result before testing. Include a boundary or missing-information case when it helps reveal a limit.</w:t>
+      </w:r>
+    </w:p>
+    <w:p>
+      <w:pPr>
+        <w:spacing w:line="336" w:lineRule="auto" w:after="180"/>
+      </w:pPr>
+      <w:r>
+        <w:rPr>
+          <w:b w:val="0"/>
+        </w:rPr>
+        <w:t xml:space="preserve">My changed </w:t>
+      </w:r>
+      <w:r>
+        <w:rPr>
+          <w:b/>
+        </w:rPr>
+        <w:t>input</w:t>
+      </w:r>
+      <w:r>
+        <w:rPr>
+          <w:b w:val="0"/>
+        </w:rPr>
+        <w:t xml:space="preserve"> and expected result</w:t>
+      </w:r>
+    </w:p>
+    <w:p>
+      <w:pPr>
+        <w:pStyle w:val="Heading3"/>
+      </w:pPr>
+      <w:r>
+        <w:t>Write or draw your reasoning and evidence.</w:t>
+      </w:r>
+    </w:p>
+    <w:p>
+      <w:r>
+        <w:t>________________________________________________________________</w:t>
+      </w:r>
+    </w:p>
+    <w:p>
+      <w:r>
+        <w:t>________________________________________________________________</w:t>
+      </w:r>
+    </w:p>
+    <w:p>
+      <w:r>
+        <w:t>________________________________________________________________</w:t>
+      </w:r>
+    </w:p>
+    <w:p>
+      <w:r>
+        <w:t>________________________________________________________________</w:t>
+      </w:r>
+    </w:p>
+    <w:p>
+      <w:r>
+        <w:t>________________________________________________________________</w:t>
+      </w:r>
+    </w:p>
+    <w:p>
+      <w:pPr>
+        <w:pStyle w:val="Heading3"/>
+      </w:pPr>
+      <w:r>
+        <w:t>Connect to your project</w:t>
+      </w:r>
+    </w:p>
+    <w:p>
+      <w:pPr>
+        <w:spacing w:line="336" w:lineRule="auto" w:after="180"/>
+      </w:pPr>
+      <w:r>
+        <w:rPr>
+          <w:b w:val="0"/>
+        </w:rPr>
+        <w:t>Study Buddy must distinguish source-backed claims, calculations, and unverified generation.</w:t>
+      </w:r>
+    </w:p>
+    <w:p>
+      <w:pPr>
+        <w:spacing w:line="336" w:lineRule="auto" w:after="180"/>
+      </w:pPr>
+      <w:r>
+        <w:rPr>
+          <w:b w:val="0"/>
+        </w:rPr>
+        <w:t xml:space="preserve">The </w:t>
+      </w:r>
+      <w:r>
+        <w:rPr>
+          <w:b/>
+        </w:rPr>
+        <w:t>evidence</w:t>
+      </w:r>
+      <w:r>
+        <w:rPr>
+          <w:b w:val="0"/>
+        </w:rPr>
+        <w:t xml:space="preserve"> I will keep</w:t>
+      </w:r>
+    </w:p>
+    <w:p>
+      <w:pPr>
+        <w:pStyle w:val="Heading3"/>
+      </w:pPr>
+      <w:r>
+        <w:t>Write or draw your reasoning and evidence.</w:t>
+      </w:r>
+    </w:p>
+    <w:p>
+      <w:r>
+        <w:t>________________________________________________________________</w:t>
+      </w:r>
+    </w:p>
+    <w:p>
+      <w:r>
+        <w:t>________________________________________________________________</w:t>
+      </w:r>
+    </w:p>
+    <w:p>
+      <w:r>
+        <w:t>________________________________________________________________</w:t>
+      </w:r>
+    </w:p>
+    <w:p>
+      <w:r>
+        <w:t>________________________________________________________________</w:t>
+      </w:r>
+    </w:p>
+    <w:p>
+      <w:r>
+        <w:t>________________________________________________________________</w:t>
+      </w:r>
+    </w:p>
+    <w:p>
+      <w:pPr>
+        <w:pStyle w:val="Heading3"/>
+      </w:pPr>
+      <w:r>
+        <w:t>Transfer practice from the original programme</w:t>
+      </w:r>
+    </w:p>
+    <w:p>
+      <w:pPr>
+        <w:spacing w:line="336" w:lineRule="auto" w:after="180"/>
+      </w:pPr>
+      <w:r>
+        <w:rPr>
+          <w:b w:val="0"/>
+        </w:rPr>
+        <w:t xml:space="preserve">A generated answer contains a nonexistent quote, a real source unrelated to the claim and a correct sum using the wrong </w:t>
+      </w:r>
+      <w:r>
+        <w:rPr>
+          <w:b/>
+        </w:rPr>
+        <w:t>input</w:t>
+      </w:r>
+      <w:r>
+        <w:rPr>
+          <w:b w:val="0"/>
+        </w:rPr>
+        <w:t>. Classify the three failures and their repairs.</w:t>
+      </w:r>
+    </w:p>
+    <w:p>
+      <w:pPr>
+        <w:pStyle w:val="Heading3"/>
+      </w:pPr>
+      <w:r>
+        <w:t>Explain the mechanism, evidence and one limit.</w:t>
+      </w:r>
+    </w:p>
+    <w:p>
+      <w:r>
+        <w:t>________________________________________________________________</w:t>
+      </w:r>
+    </w:p>
+    <w:p>
+      <w:r>
+        <w:t>________________________________________________________________</w:t>
+      </w:r>
+    </w:p>
+    <w:p>
+      <w:r>
+        <w:t>________________________________________________________________</w:t>
+      </w:r>
+    </w:p>
+    <w:p>
+      <w:r>
+        <w:t>________________________________________________________________</w:t>
+      </w:r>
+    </w:p>
+    <w:p>
+      <w:r>
+        <w:t>________________________________________________________________</w:t>
+      </w:r>
+    </w:p>
+    <w:p>
+      <w:r>
+        <w:t>________________________________________________________________</w:t>
+      </w:r>
+    </w:p>
+    <w:p>
+      <w:r>
+        <w:t>________________________________________________________________</w:t>
+      </w:r>
+    </w:p>
+    <w:p>
+      <w:pPr>
+        <w:pStyle w:val="Heading3"/>
+      </w:pPr>
+      <w:r>
+        <w:t>Use feedback to improve</w:t>
       </w:r>
     </w:p>
     <w:p>
@@ -4236,12 +4857,20 @@
         <w:pStyle w:val="Heading1"/>
       </w:pPr>
       <w:r>
-        <w:t>10. Build your understanding</w:t>
-      </w:r>
-    </w:p>
-    <w:p>
-      <w:r>
-        <w:t>Move from recall to tracing, diagnosis and transfer in Hallucination Failure Types. Explain why each step is justified.</w:t>
+        <w:t>11. Make each project claim traceable to its evidence</w:t>
+      </w:r>
+    </w:p>
+    <w:p>
+      <w:r>
+        <w:t>Keep supported facts, calculations and unverified additions distinct.</w:t>
+      </w:r>
+    </w:p>
+    <w:p>
+      <w:pPr>
+        <w:pStyle w:val="Heading2"/>
+      </w:pPr>
+      <w:r>
+        <w:t>This week’s concrete contribution</w:t>
       </w:r>
     </w:p>
     <w:p>
@@ -4250,7 +4879,1022 @@
       </w:pPr>
       <w:r>
         <w:rPr>
+          <w:b w:val="0"/>
+        </w:rPr>
+        <w:t>For the Verified Study Buddy, keep claim text, exact supporting passage/version, derived calculation and status in a visible audit record. Correct a contradicted value only from the source or a justified calculation. Remove or qualify unsupported additions rather than asserting their opposites. A supplied quotation must match its claimed source, and association alone does not establish a causal learning benefit.</w:t>
+      </w:r>
+    </w:p>
+    <w:p>
+      <w:pPr>
+        <w:spacing w:line="336" w:lineRule="auto" w:after="180"/>
+      </w:pPr>
+      <w:r>
+        <w:rPr>
+          <w:b w:val="0"/>
+        </w:rPr>
+        <w:t xml:space="preserve">Audit Study Buddy </w:t>
+      </w:r>
+      <w:r>
+        <w:rPr>
           <w:b/>
+        </w:rPr>
+        <w:t>output</w:t>
+      </w:r>
+      <w:r>
+        <w:rPr>
+          <w:b w:val="0"/>
+        </w:rPr>
+        <w:t>s claim by claim, recording contradiction, missing support and correct calculations separately.</w:t>
+      </w:r>
+    </w:p>
+    <w:p>
+      <w:pPr>
+        <w:pStyle w:val="Heading2"/>
+      </w:pPr>
+      <w:r>
+        <w:t>Keep the checkpoint and human choice</w:t>
+      </w:r>
+    </w:p>
+    <w:p>
+      <w:pPr>
+        <w:spacing w:line="336" w:lineRule="auto" w:after="180"/>
+      </w:pPr>
+      <w:r>
+        <w:rPr>
+          <w:b w:val="0"/>
+        </w:rPr>
+        <w:t>THIS WEEK’S CHECKPOINT  Study Buddy must distinguish source-backed claims, calculations, and unverified generation.</w:t>
+      </w:r>
+    </w:p>
+    <w:p>
+      <w:pPr>
+        <w:spacing w:line="336" w:lineRule="auto" w:after="180"/>
+      </w:pPr>
+      <w:r>
+        <w:rPr>
+          <w:b w:val="0"/>
+        </w:rPr>
+        <w:t xml:space="preserve">SYSTEM MAP  Learner need → prompt/schema → approved sources/retrieval → model/tool → structured answer → verification → </w:t>
+      </w:r>
+      <w:r>
+        <w:rPr>
+          <w:b/>
+        </w:rPr>
+        <w:t>human decision</w:t>
+      </w:r>
+    </w:p>
+    <w:p>
+      <w:pPr>
+        <w:spacing w:line="336" w:lineRule="auto" w:after="180"/>
+      </w:pPr>
+      <w:r>
+        <w:rPr>
+          <w:b w:val="0"/>
+        </w:rPr>
+        <w:t>What will you add, change, or verify in the project this week?</w:t>
+      </w:r>
+    </w:p>
+    <w:p>
+      <w:pPr>
+        <w:pStyle w:val="Heading3"/>
+      </w:pPr>
+      <w:r>
+        <w:t>Write or draw your reasoning and evidence.</w:t>
+      </w:r>
+    </w:p>
+    <w:p>
+      <w:r>
+        <w:t>________________________________________________________________</w:t>
+      </w:r>
+    </w:p>
+    <w:p>
+      <w:r>
+        <w:t>________________________________________________________________</w:t>
+      </w:r>
+    </w:p>
+    <w:p>
+      <w:r>
+        <w:t>________________________________________________________________</w:t>
+      </w:r>
+    </w:p>
+    <w:p>
+      <w:r>
+        <w:t>________________________________________________________________</w:t>
+      </w:r>
+    </w:p>
+    <w:p>
+      <w:r>
+        <w:t>________________________________________________________________</w:t>
+      </w:r>
+    </w:p>
+    <w:p>
+      <w:pPr>
+        <w:spacing w:line="336" w:lineRule="auto" w:after="180"/>
+      </w:pPr>
+      <w:r>
+        <w:rPr>
+          <w:b w:val="0"/>
+        </w:rPr>
+        <w:t xml:space="preserve">What should remain under </w:t>
+      </w:r>
+      <w:r>
+        <w:rPr>
+          <w:b/>
+        </w:rPr>
+        <w:t>human control</w:t>
+      </w:r>
+      <w:r>
+        <w:rPr>
+          <w:b w:val="0"/>
+        </w:rPr>
+        <w:t>?</w:t>
+      </w:r>
+    </w:p>
+    <w:p>
+      <w:pPr>
+        <w:pStyle w:val="Heading3"/>
+      </w:pPr>
+      <w:r>
+        <w:t>Write or draw your reasoning and evidence.</w:t>
+      </w:r>
+    </w:p>
+    <w:p>
+      <w:r>
+        <w:t>________________________________________________________________</w:t>
+      </w:r>
+    </w:p>
+    <w:p>
+      <w:r>
+        <w:t>________________________________________________________________</w:t>
+      </w:r>
+    </w:p>
+    <w:p>
+      <w:r>
+        <w:t>________________________________________________________________</w:t>
+      </w:r>
+    </w:p>
+    <w:p>
+      <w:r>
+        <w:t>________________________________________________________________</w:t>
+      </w:r>
+    </w:p>
+    <w:p>
+      <w:r>
+        <w:t>________________________________________________________________</w:t>
+      </w:r>
+    </w:p>
+    <w:p>
+      <w:pPr>
+        <w:spacing w:line="336" w:lineRule="auto" w:after="180"/>
+      </w:pPr>
+      <w:r>
+        <w:rPr>
+          <w:b w:val="0"/>
+        </w:rPr>
+        <w:t xml:space="preserve">RESPONSIBLE DESIGN  Collect only necessary information. Show uncertainty and limits. Never confuse fluent </w:t>
+      </w:r>
+      <w:r>
+        <w:rPr>
+          <w:b/>
+        </w:rPr>
+        <w:t>output</w:t>
+      </w:r>
+      <w:r>
+        <w:rPr>
+          <w:b w:val="0"/>
+        </w:rPr>
+        <w:t xml:space="preserve"> with verified truth.</w:t>
+      </w:r>
+    </w:p>
+    <w:p>
+      <w:pPr>
+        <w:pStyle w:val="Heading2"/>
+      </w:pPr>
+      <w:r>
+        <w:t>Earlier wording, alternatives and picture transcripts · reference / check after trying</w:t>
+      </w:r>
+    </w:p>
+    <w:p>
+      <w:pPr>
+        <w:spacing w:line="336" w:lineRule="auto" w:after="180"/>
+      </w:pPr>
+      <w:r>
+        <w:rPr>
+          <w:b w:val="0"/>
+        </w:rPr>
+        <w:t>CUMULATIVE PROJECT</w:t>
+      </w:r>
+    </w:p>
+    <w:p>
+      <w:pPr>
+        <w:spacing w:line="336" w:lineRule="auto" w:after="180"/>
+      </w:pPr>
+      <w:r>
+        <w:rPr>
+          <w:b w:val="0"/>
+        </w:rPr>
+        <w:t>Verified Study Buddy</w:t>
+      </w:r>
+    </w:p>
+    <w:p>
+      <w:pPr>
+        <w:spacing w:line="336" w:lineRule="auto" w:after="180"/>
+      </w:pPr>
+      <w:r>
+        <w:rPr>
+          <w:b w:val="0"/>
+        </w:rPr>
+        <w:t>Every week adds one inspectable piece. The system must show how it reached a result.</w:t>
+      </w:r>
+    </w:p>
+    <w:p>
+      <w:r>
+        <w:drawing>
+          <wp:inline xmlns:a="http://schemas.openxmlformats.org/drawingml/2006/main" xmlns:pic="http://schemas.openxmlformats.org/drawingml/2006/picture">
+            <wp:extent cx="5486400" cy="1901952"/>
+            <wp:docPr id="21" name="Picture 21" descr="Book recommender connection for Hallucination Failure Types"/>
+            <wp:cNvGraphicFramePr>
+              <a:graphicFrameLocks noChangeAspect="1"/>
+            </wp:cNvGraphicFramePr>
+            <a:graphic>
+              <a:graphicData uri="http://schemas.openxmlformats.org/drawingml/2006/picture">
+                <pic:pic>
+                  <pic:nvPicPr>
+                    <pic:cNvPr id="0" name="793d10352cb341cf78ea607bbbea9e0e293696a521ee060c80c405d785c516a2.png"/>
+                    <pic:cNvPicPr/>
+                  </pic:nvPicPr>
+                  <pic:blipFill>
+                    <a:blip r:embed="rId24"/>
+                    <a:stretch>
+                      <a:fillRect/>
+                    </a:stretch>
+                  </pic:blipFill>
+                  <pic:spPr>
+                    <a:xfrm>
+                      <a:off x="0" y="0"/>
+                      <a:ext cx="5486400" cy="1901952"/>
+                    </a:xfrm>
+                    <a:prstGeom prst="rect"/>
+                  </pic:spPr>
+                </pic:pic>
+              </a:graphicData>
+            </a:graphic>
+          </wp:inline>
+        </w:drawing>
+      </w:r>
+    </w:p>
+    <w:p>
+      <w:pPr>
+        <w:pStyle w:val="Heading3"/>
+      </w:pPr>
+      <w:r>
+        <w:t>Evidence for your project</w:t>
+      </w:r>
+    </w:p>
+    <w:p>
+      <w:pPr>
+        <w:pStyle w:val="Heading1"/>
+      </w:pPr>
+      <w:r>
+        <w:t>16. Finish: state the claim, deciding evidence and honest repair</w:t>
+      </w:r>
+    </w:p>
+    <w:p>
+      <w:r>
+        <w:t>Unknown is different from false, and a plan is different from an observation.</w:t>
+      </w:r>
+    </w:p>
+    <w:p>
+      <w:pPr>
+        <w:pStyle w:val="Heading2"/>
+      </w:pPr>
+      <w:r>
+        <w:t>Explain without notes</w:t>
+      </w:r>
+    </w:p>
+    <w:p>
+      <w:pPr>
+        <w:pStyle w:val="ListBullet"/>
+      </w:pPr>
+      <w:r>
+        <w:t>Close your notes. Explain this goal in your own words: Explain the mechanism and terminology of generation failures and verification</w:t>
+      </w:r>
+    </w:p>
+    <w:p>
+      <w:pPr>
+        <w:pStyle w:val="Heading3"/>
+      </w:pPr>
+      <w:r>
+        <w:t>My deciding step, evidence and one remaining question</w:t>
+      </w:r>
+    </w:p>
+    <w:p>
+      <w:r>
+        <w:t>________________________________________________________________</w:t>
+      </w:r>
+    </w:p>
+    <w:p>
+      <w:r>
+        <w:t>________________________________________________________________</w:t>
+      </w:r>
+    </w:p>
+    <w:p>
+      <w:r>
+        <w:t>________________________________________________________________</w:t>
+      </w:r>
+    </w:p>
+    <w:p>
+      <w:r>
+        <w:t>________________________________________________________________</w:t>
+      </w:r>
+    </w:p>
+    <w:p>
+      <w:r>
+        <w:t>________________________________________________________________</w:t>
+      </w:r>
+    </w:p>
+    <w:p>
+      <w:pPr>
+        <w:pStyle w:val="Heading2"/>
+      </w:pPr>
+      <w:r>
+        <w:t>Plan a changed-case return</w:t>
+      </w:r>
+    </w:p>
+    <w:p>
+      <w:pPr>
+        <w:spacing w:line="336" w:lineRule="auto" w:after="180"/>
+      </w:pPr>
+      <w:r>
+        <w:rPr>
+          <w:b w:val="0"/>
+        </w:rPr>
+        <w:t xml:space="preserve">If you are unsure, return to the worked picture and explain one arrow. If you are ready, change an </w:t>
+      </w:r>
+      <w:r>
+        <w:rPr>
+          <w:b/>
+        </w:rPr>
+        <w:t>input</w:t>
+      </w:r>
+      <w:r>
+        <w:rPr>
+          <w:b w:val="0"/>
+        </w:rPr>
+        <w:t xml:space="preserve"> or assumption and justify your </w:t>
+      </w:r>
+      <w:r>
+        <w:rPr>
+          <w:b/>
+        </w:rPr>
+        <w:t>prediction</w:t>
+      </w:r>
+      <w:r>
+        <w:rPr>
+          <w:b w:val="0"/>
+        </w:rPr>
+        <w:t>.</w:t>
+      </w:r>
+    </w:p>
+    <w:p>
+      <w:pPr>
+        <w:spacing w:line="336" w:lineRule="auto" w:after="180"/>
+      </w:pPr>
+      <w:r>
+        <w:rPr>
+          <w:b w:val="0"/>
+        </w:rPr>
+        <w:t xml:space="preserve">Save your workbook </w:t>
+      </w:r>
+      <w:r>
+        <w:rPr>
+          <w:b/>
+        </w:rPr>
+        <w:t>evidence</w:t>
+      </w:r>
+      <w:r>
+        <w:rPr>
+          <w:b w:val="0"/>
+        </w:rPr>
+        <w:t>. At the next review, try a different case before opening your old answer.</w:t>
+      </w:r>
+    </w:p>
+    <w:p>
+      <w:pPr>
+        <w:pStyle w:val="Heading1"/>
+      </w:pPr>
+      <w:r>
+        <w:t>Reference bank and extra practice</w:t>
+      </w:r>
+    </w:p>
+    <w:p>
+      <w:pPr>
+        <w:pStyle w:val="Heading1"/>
+      </w:pPr>
+      <w:r>
+        <w:t>05. Your quick word guide</w:t>
+      </w:r>
+    </w:p>
+    <w:p>
+      <w:r>
+        <w:t>Use the words to explain a particular step, record or limit.</w:t>
+      </w:r>
+    </w:p>
+    <w:p>
+      <w:pPr>
+        <w:pStyle w:val="Heading2"/>
+      </w:pPr>
+      <w:r>
+        <w:t>Core vocabulary</w:t>
+      </w:r>
+    </w:p>
+    <w:tbl>
+      <w:tblPr>
+        <w:tblStyle w:val="LightShading-Accent1"/>
+        <w:tblW w:type="auto" w:w="0"/>
+        <w:tblLook w:firstColumn="1" w:firstRow="1" w:lastColumn="0" w:lastRow="0" w:noHBand="0" w:noVBand="1" w:val="04A0"/>
+      </w:tblPr>
+      <w:tblGrid>
+        <w:gridCol w:w="3408"/>
+        <w:gridCol w:w="3408"/>
+        <w:gridCol w:w="3408"/>
+      </w:tblGrid>
+      <w:tr>
+        <w:trPr>
+          <w:tblHeader/>
+        </w:trPr>
+        <w:tc>
+          <w:tcPr>
+            <w:tcW w:type="dxa" w:w="3408"/>
+          </w:tcPr>
+          <w:p>
+            <w:r>
+              <w:t>Word</w:t>
+            </w:r>
+          </w:p>
+        </w:tc>
+        <w:tc>
+          <w:tcPr>
+            <w:tcW w:type="dxa" w:w="3408"/>
+          </w:tcPr>
+          <w:p>
+            <w:r>
+              <w:t>My own example</w:t>
+            </w:r>
+          </w:p>
+        </w:tc>
+        <w:tc>
+          <w:tcPr>
+            <w:tcW w:type="dxa" w:w="3408"/>
+          </w:tcPr>
+          <w:p>
+            <w:r>
+              <w:t>Not this / boundary</w:t>
+            </w:r>
+          </w:p>
+        </w:tc>
+      </w:tr>
+      <w:tr>
+        <w:tc>
+          <w:tcPr>
+            <w:tcW w:type="dxa" w:w="3408"/>
+          </w:tcPr>
+          <w:p>
+            <w:r>
+              <w:t>unsupported claim</w:t>
+            </w:r>
+          </w:p>
+        </w:tc>
+        <w:tc>
+          <w:tcPr>
+            <w:tcW w:type="dxa" w:w="3408"/>
+          </w:tcPr>
+          <w:p>
+            <w:r>
+              <w:t>A statement for which the supplied evidence does not establish the asserted conclusion.</w:t>
+            </w:r>
+          </w:p>
+        </w:tc>
+        <w:tc>
+          <w:tcPr>
+            <w:tcW w:type="dxa" w:w="3408"/>
+          </w:tcPr>
+          <w:p>
+            <w:r/>
+          </w:p>
+        </w:tc>
+      </w:tr>
+      <w:tr>
+        <w:tc>
+          <w:tcPr>
+            <w:tcW w:type="dxa" w:w="3408"/>
+          </w:tcPr>
+          <w:p>
+            <w:r>
+              <w:t>fabrication</w:t>
+            </w:r>
+          </w:p>
+        </w:tc>
+        <w:tc>
+          <w:tcPr>
+            <w:tcW w:type="dxa" w:w="3408"/>
+          </w:tcPr>
+          <w:p>
+            <w:r>
+              <w:t>Invented information presented as if it were established fact.</w:t>
+            </w:r>
+          </w:p>
+        </w:tc>
+        <w:tc>
+          <w:tcPr>
+            <w:tcW w:type="dxa" w:w="3408"/>
+          </w:tcPr>
+          <w:p>
+            <w:r/>
+          </w:p>
+        </w:tc>
+      </w:tr>
+      <w:tr>
+        <w:tc>
+          <w:tcPr>
+            <w:tcW w:type="dxa" w:w="3408"/>
+          </w:tcPr>
+          <w:p>
+            <w:r>
+              <w:t>faulty inference</w:t>
+            </w:r>
+          </w:p>
+        </w:tc>
+        <w:tc>
+          <w:tcPr>
+            <w:tcW w:type="dxa" w:w="3408"/>
+          </w:tcPr>
+          <w:p>
+            <w:r>
+              <w:t>A conclusion that does not follow from the available premises or evidence.</w:t>
+            </w:r>
+          </w:p>
+        </w:tc>
+        <w:tc>
+          <w:tcPr>
+            <w:tcW w:type="dxa" w:w="3408"/>
+          </w:tcPr>
+          <w:p>
+            <w:r/>
+          </w:p>
+        </w:tc>
+      </w:tr>
+      <w:tr>
+        <w:tc>
+          <w:tcPr>
+            <w:tcW w:type="dxa" w:w="3408"/>
+          </w:tcPr>
+          <w:p>
+            <w:r>
+              <w:t>citation error</w:t>
+            </w:r>
+          </w:p>
+        </w:tc>
+        <w:tc>
+          <w:tcPr>
+            <w:tcW w:type="dxa" w:w="3408"/>
+          </w:tcPr>
+          <w:p>
+            <w:r>
+              <w:t>A reference that is wrong, missing or does not support the claim attached to it.</w:t>
+            </w:r>
+          </w:p>
+        </w:tc>
+        <w:tc>
+          <w:tcPr>
+            <w:tcW w:type="dxa" w:w="3408"/>
+          </w:tcPr>
+          <w:p>
+            <w:r/>
+          </w:p>
+        </w:tc>
+      </w:tr>
+    </w:tbl>
+    <w:p>
+      <w:pPr>
+        <w:pStyle w:val="Heading2"/>
+      </w:pPr>
+      <w:r>
+        <w:t>Terms for the connected explanation</w:t>
+      </w:r>
+    </w:p>
+    <w:tbl>
+      <w:tblPr>
+        <w:tblStyle w:val="LightShading-Accent1"/>
+        <w:tblW w:type="auto" w:w="0"/>
+        <w:tblLook w:firstColumn="1" w:firstRow="1" w:lastColumn="0" w:lastRow="0" w:noHBand="0" w:noVBand="1" w:val="04A0"/>
+      </w:tblPr>
+      <w:tblGrid>
+        <w:gridCol w:w="5112"/>
+        <w:gridCol w:w="5112"/>
+      </w:tblGrid>
+      <w:tr>
+        <w:trPr>
+          <w:tblHeader/>
+        </w:trPr>
+        <w:tc>
+          <w:tcPr>
+            <w:tcW w:type="dxa" w:w="5112"/>
+          </w:tcPr>
+          <w:p>
+            <w:r>
+              <w:t>Word</w:t>
+            </w:r>
+          </w:p>
+        </w:tc>
+        <w:tc>
+          <w:tcPr>
+            <w:tcW w:type="dxa" w:w="5112"/>
+          </w:tcPr>
+          <w:p>
+            <w:r>
+              <w:t>Meaning</w:t>
+            </w:r>
+          </w:p>
+        </w:tc>
+      </w:tr>
+      <w:tr>
+        <w:tc>
+          <w:tcPr>
+            <w:tcW w:type="dxa" w:w="5112"/>
+          </w:tcPr>
+          <w:p>
+            <w:r>
+              <w:t>Atomic claim</w:t>
+            </w:r>
+          </w:p>
+        </w:tc>
+        <w:tc>
+          <w:tcPr>
+            <w:tcW w:type="dxa" w:w="5112"/>
+          </w:tcPr>
+          <w:p>
+            <w:r>
+              <w:t>A single factual statement checked separately</w:t>
+            </w:r>
+          </w:p>
+        </w:tc>
+      </w:tr>
+      <w:tr>
+        <w:tc>
+          <w:tcPr>
+            <w:tcW w:type="dxa" w:w="5112"/>
+          </w:tcPr>
+          <w:p>
+            <w:r>
+              <w:t>Contradicted</w:t>
+            </w:r>
+          </w:p>
+        </w:tc>
+        <w:tc>
+          <w:tcPr>
+            <w:tcW w:type="dxa" w:w="5112"/>
+          </w:tcPr>
+          <w:p>
+            <w:r>
+              <w:t>Inconsistent with the supplied evidence</w:t>
+            </w:r>
+          </w:p>
+        </w:tc>
+      </w:tr>
+      <w:tr>
+        <w:tc>
+          <w:tcPr>
+            <w:tcW w:type="dxa" w:w="5112"/>
+          </w:tcPr>
+          <w:p>
+            <w:r>
+              <w:t>Unsupported</w:t>
+            </w:r>
+          </w:p>
+        </w:tc>
+        <w:tc>
+          <w:tcPr>
+            <w:tcW w:type="dxa" w:w="5112"/>
+          </w:tcPr>
+          <w:p>
+            <w:r>
+              <w:t>Not established by the available evidence</w:t>
+            </w:r>
+          </w:p>
+        </w:tc>
+      </w:tr>
+    </w:tbl>
+    <w:p>
+      <w:pPr>
+        <w:pStyle w:val="Heading2"/>
+      </w:pPr>
+      <w:r>
+        <w:t>Earlier wording, alternatives and picture transcripts · reference / check after trying</w:t>
+      </w:r>
+    </w:p>
+    <w:p>
+      <w:pPr>
+        <w:spacing w:line="336" w:lineRule="auto" w:after="180"/>
+      </w:pPr>
+      <w:r>
+        <w:rPr>
+          <w:b w:val="0"/>
+        </w:rPr>
+        <w:t>VOCABULARY LAB</w:t>
+      </w:r>
+    </w:p>
+    <w:p>
+      <w:pPr>
+        <w:spacing w:line="336" w:lineRule="auto" w:after="180"/>
+      </w:pPr>
+      <w:r>
+        <w:rPr>
+          <w:b w:val="0"/>
+        </w:rPr>
+        <w:t>Words You Can Use to Reason</w:t>
+      </w:r>
+    </w:p>
+    <w:p>
+      <w:pPr>
+        <w:spacing w:line="336" w:lineRule="auto" w:after="180"/>
+      </w:pPr>
+      <w:r>
+        <w:rPr>
+          <w:b w:val="0"/>
+        </w:rPr>
+        <w:t>A definition matters when you can recognize the idea, use it, and contrast it with a near-miss.</w:t>
+      </w:r>
+    </w:p>
+    <w:p>
+      <w:r>
+        <w:drawing>
+          <wp:inline xmlns:a="http://schemas.openxmlformats.org/drawingml/2006/main" xmlns:pic="http://schemas.openxmlformats.org/drawingml/2006/picture">
+            <wp:extent cx="5486400" cy="3200400"/>
+            <wp:docPr id="22" name="Picture 22" descr="Vocabulary badge: unsupported claim"/>
+            <wp:cNvGraphicFramePr>
+              <a:graphicFrameLocks noChangeAspect="1"/>
+            </wp:cNvGraphicFramePr>
+            <a:graphic>
+              <a:graphicData uri="http://schemas.openxmlformats.org/drawingml/2006/picture">
+                <pic:pic>
+                  <pic:nvPicPr>
+                    <pic:cNvPr id="0" name="c97b907c489e1b37acbc9c501aee083177443d23298e23484baf098a30e3351e.png"/>
+                    <pic:cNvPicPr/>
+                  </pic:nvPicPr>
+                  <pic:blipFill>
+                    <a:blip r:embed="rId25"/>
+                    <a:stretch>
+                      <a:fillRect/>
+                    </a:stretch>
+                  </pic:blipFill>
+                  <pic:spPr>
+                    <a:xfrm>
+                      <a:off x="0" y="0"/>
+                      <a:ext cx="5486400" cy="3200400"/>
+                    </a:xfrm>
+                    <a:prstGeom prst="rect"/>
+                  </pic:spPr>
+                </pic:pic>
+              </a:graphicData>
+            </a:graphic>
+          </wp:inline>
+        </w:drawing>
+      </w:r>
+    </w:p>
+    <w:p>
+      <w:r>
+        <w:drawing>
+          <wp:inline xmlns:a="http://schemas.openxmlformats.org/drawingml/2006/main" xmlns:pic="http://schemas.openxmlformats.org/drawingml/2006/picture">
+            <wp:extent cx="5486400" cy="3200400"/>
+            <wp:docPr id="23" name="Picture 23" descr="Vocabulary badge: fabrication"/>
+            <wp:cNvGraphicFramePr>
+              <a:graphicFrameLocks noChangeAspect="1"/>
+            </wp:cNvGraphicFramePr>
+            <a:graphic>
+              <a:graphicData uri="http://schemas.openxmlformats.org/drawingml/2006/picture">
+                <pic:pic>
+                  <pic:nvPicPr>
+                    <pic:cNvPr id="0" name="5827c6468f3b9a7ec41cb686877a0ad9c3d6e496cc0086f8857d32d6a0b3773d.png"/>
+                    <pic:cNvPicPr/>
+                  </pic:nvPicPr>
+                  <pic:blipFill>
+                    <a:blip r:embed="rId26"/>
+                    <a:stretch>
+                      <a:fillRect/>
+                    </a:stretch>
+                  </pic:blipFill>
+                  <pic:spPr>
+                    <a:xfrm>
+                      <a:off x="0" y="0"/>
+                      <a:ext cx="5486400" cy="3200400"/>
+                    </a:xfrm>
+                    <a:prstGeom prst="rect"/>
+                  </pic:spPr>
+                </pic:pic>
+              </a:graphicData>
+            </a:graphic>
+          </wp:inline>
+        </w:drawing>
+      </w:r>
+    </w:p>
+    <w:p>
+      <w:r>
+        <w:drawing>
+          <wp:inline xmlns:a="http://schemas.openxmlformats.org/drawingml/2006/main" xmlns:pic="http://schemas.openxmlformats.org/drawingml/2006/picture">
+            <wp:extent cx="5486400" cy="3200400"/>
+            <wp:docPr id="24" name="Picture 24" descr="Vocabulary badge: faulty inference"/>
+            <wp:cNvGraphicFramePr>
+              <a:graphicFrameLocks noChangeAspect="1"/>
+            </wp:cNvGraphicFramePr>
+            <a:graphic>
+              <a:graphicData uri="http://schemas.openxmlformats.org/drawingml/2006/picture">
+                <pic:pic>
+                  <pic:nvPicPr>
+                    <pic:cNvPr id="0" name="3a7480b22698187b553b892346e099c3e6bc684582266a813c926971a114257e.png"/>
+                    <pic:cNvPicPr/>
+                  </pic:nvPicPr>
+                  <pic:blipFill>
+                    <a:blip r:embed="rId27"/>
+                    <a:stretch>
+                      <a:fillRect/>
+                    </a:stretch>
+                  </pic:blipFill>
+                  <pic:spPr>
+                    <a:xfrm>
+                      <a:off x="0" y="0"/>
+                      <a:ext cx="5486400" cy="3200400"/>
+                    </a:xfrm>
+                    <a:prstGeom prst="rect"/>
+                  </pic:spPr>
+                </pic:pic>
+              </a:graphicData>
+            </a:graphic>
+          </wp:inline>
+        </w:drawing>
+      </w:r>
+    </w:p>
+    <w:p>
+      <w:r>
+        <w:drawing>
+          <wp:inline xmlns:a="http://schemas.openxmlformats.org/drawingml/2006/main" xmlns:pic="http://schemas.openxmlformats.org/drawingml/2006/picture">
+            <wp:extent cx="5486400" cy="3200400"/>
+            <wp:docPr id="25" name="Picture 25" descr="Vocabulary badge: citation error"/>
+            <wp:cNvGraphicFramePr>
+              <a:graphicFrameLocks noChangeAspect="1"/>
+            </wp:cNvGraphicFramePr>
+            <a:graphic>
+              <a:graphicData uri="http://schemas.openxmlformats.org/drawingml/2006/picture">
+                <pic:pic>
+                  <pic:nvPicPr>
+                    <pic:cNvPr id="0" name="2075a0c0facc9c8deddffcb9933cf181ebe2447021a69d583a6f09b9c05930e3.png"/>
+                    <pic:cNvPicPr/>
+                  </pic:nvPicPr>
+                  <pic:blipFill>
+                    <a:blip r:embed="rId28"/>
+                    <a:stretch>
+                      <a:fillRect/>
+                    </a:stretch>
+                  </pic:blipFill>
+                  <pic:spPr>
+                    <a:xfrm>
+                      <a:off x="0" y="0"/>
+                      <a:ext cx="5486400" cy="3200400"/>
+                    </a:xfrm>
+                    <a:prstGeom prst="rect"/>
+                  </pic:spPr>
+                </pic:pic>
+              </a:graphicData>
+            </a:graphic>
+          </wp:inline>
+        </w:drawing>
+      </w:r>
+    </w:p>
+    <w:p>
+      <w:pPr>
+        <w:pStyle w:val="Heading3"/>
+      </w:pPr>
+      <w:r>
+        <w:t>Words used in the closer explanation</w:t>
+      </w:r>
+    </w:p>
+    <w:p>
+      <w:pPr>
+        <w:pStyle w:val="Heading1"/>
+      </w:pPr>
+      <w:r>
+        <w:t>10. Choose a stronger thinking challenge</w:t>
+      </w:r>
+    </w:p>
+    <w:p>
+      <w:r>
+        <w:t>Choose the next useful challenge rather than treating the whole ladder as compulsory.</w:t>
+      </w:r>
+    </w:p>
+    <w:p>
+      <w:pPr>
+        <w:pStyle w:val="Heading2"/>
+      </w:pPr>
+      <w:r>
+        <w:t>Pick your next step</w:t>
+      </w:r>
+    </w:p>
+    <w:p>
+      <w:pPr>
+        <w:pStyle w:val="ListBullet"/>
+      </w:pPr>
+      <w:r>
+        <w:t>1 • NAME: Define the concept without repeating the textbook.</w:t>
+      </w:r>
+    </w:p>
+    <w:p>
+      <w:pPr>
+        <w:pStyle w:val="ListBullet"/>
+      </w:pPr>
+      <w:r>
+        <w:t>2 • TRACE: Show the information, state, branch, calculation, or evidence path.</w:t>
+      </w:r>
+    </w:p>
+    <w:p>
+      <w:pPr>
+        <w:pStyle w:val="ListBullet"/>
+      </w:pPr>
+      <w:r>
+        <w:t>3 • APPLY: Solve a different example independently.</w:t>
+      </w:r>
+    </w:p>
+    <w:p>
+      <w:pPr>
+        <w:pStyle w:val="ListBullet"/>
+      </w:pPr>
+      <w:r>
+        <w:t>4 • CHALLENGE: Find a boundary case, counterexample, or unfair outcome.</w:t>
+      </w:r>
+    </w:p>
+    <w:p>
+      <w:pPr>
+        <w:pStyle w:val="ListBullet"/>
+      </w:pPr>
+      <w:r>
+        <w:t>5 • EXPLAIN LIMITS: Say when the result should not be trusted or used alone.</w:t>
+      </w:r>
+    </w:p>
+    <w:p>
+      <w:pPr>
+        <w:pStyle w:val="ListBullet"/>
+      </w:pPr>
+      <w:r>
+        <w:t>My strongest evidence of independent understanding:</w:t>
+      </w:r>
+    </w:p>
+    <w:p>
+      <w:pPr>
+        <w:pStyle w:val="Heading3"/>
+      </w:pPr>
+      <w:r>
+        <w:t>Write or draw your reasoning and evidence.</w:t>
+      </w:r>
+    </w:p>
+    <w:p>
+      <w:r>
+        <w:t>________________________________________________________________</w:t>
+      </w:r>
+    </w:p>
+    <w:p>
+      <w:r>
+        <w:t>________________________________________________________________</w:t>
+      </w:r>
+    </w:p>
+    <w:p>
+      <w:r>
+        <w:t>________________________________________________________________</w:t>
+      </w:r>
+    </w:p>
+    <w:p>
+      <w:r>
+        <w:t>________________________________________________________________</w:t>
+      </w:r>
+    </w:p>
+    <w:p>
+      <w:r>
+        <w:t>________________________________________________________________</w:t>
+      </w:r>
+    </w:p>
+    <w:p>
+      <w:pPr>
+        <w:pStyle w:val="Heading2"/>
+      </w:pPr>
+      <w:r>
+        <w:t>Earlier wording, alternatives and picture transcripts · reference / check after trying</w:t>
+      </w:r>
+    </w:p>
+    <w:p>
+      <w:pPr>
+        <w:spacing w:line="336" w:lineRule="auto" w:after="180"/>
+      </w:pPr>
+      <w:r>
+        <w:rPr>
+          <w:b w:val="0"/>
         </w:rPr>
         <w:t>MASTERY</w:t>
       </w:r>
@@ -4294,7 +5938,7 @@
         <w:drawing>
           <wp:inline xmlns:a="http://schemas.openxmlformats.org/drawingml/2006/main" xmlns:pic="http://schemas.openxmlformats.org/drawingml/2006/picture">
             <wp:extent cx="5486400" cy="1719072"/>
-            <wp:docPr id="19" name="Picture 19" descr="Mastery ladder for Hallucination Failure Types"/>
+            <wp:docPr id="26" name="Picture 26" descr="Mastery ladder for Hallucination Failure Types"/>
             <wp:cNvGraphicFramePr>
               <a:graphicFrameLocks noChangeAspect="1"/>
             </wp:cNvGraphicFramePr>
@@ -4306,7 +5950,7 @@
                     <pic:cNvPicPr/>
                   </pic:nvPicPr>
                   <pic:blipFill>
-                    <a:blip r:embed="rId26"/>
+                    <a:blip r:embed="rId29"/>
                     <a:stretch>
                       <a:fillRect/>
                     </a:stretch>
@@ -4327,13 +5971,164 @@
     </w:p>
     <w:p>
       <w:pPr>
+        <w:pStyle w:val="Heading1"/>
+      </w:pPr>
+      <w:r>
+        <w:t>12. Reference: check your explanation</w:t>
+      </w:r>
+    </w:p>
+    <w:p>
+      <w:r>
+        <w:t>Use after practice. Audit a new trip summary independently is the selected independent case.</w:t>
+      </w:r>
+    </w:p>
+    <w:p>
+      <w:pPr>
+        <w:pStyle w:val="Heading2"/>
+      </w:pPr>
+      <w:r>
+        <w:t>Check the evidence and its limit</w:t>
+      </w:r>
+    </w:p>
+    <w:p>
+      <w:pPr>
+        <w:pStyle w:val="ListBullet"/>
+      </w:pPr>
+      <w:r>
+        <w:t>1. My fresh example, trace, calculation, or design:</w:t>
+      </w:r>
+    </w:p>
+    <w:p>
+      <w:pPr>
+        <w:pStyle w:val="Heading3"/>
+      </w:pPr>
+      <w:r>
+        <w:t>Write or draw your reasoning and evidence.</w:t>
+      </w:r>
+    </w:p>
+    <w:p>
+      <w:r>
+        <w:t>________________________________________________________________</w:t>
+      </w:r>
+    </w:p>
+    <w:p>
+      <w:r>
+        <w:t>________________________________________________________________</w:t>
+      </w:r>
+    </w:p>
+    <w:p>
+      <w:r>
+        <w:t>________________________________________________________________</w:t>
+      </w:r>
+    </w:p>
+    <w:p>
+      <w:r>
+        <w:t>________________________________________________________________</w:t>
+      </w:r>
+    </w:p>
+    <w:p>
+      <w:r>
+        <w:t>________________________________________________________________</w:t>
+      </w:r>
+    </w:p>
+    <w:p>
+      <w:pPr>
+        <w:pStyle w:val="ListBullet"/>
+      </w:pPr>
+      <w:r>
+        <w:t>2. My evidence that it works (include a boundary or missing-data case):</w:t>
+      </w:r>
+    </w:p>
+    <w:p>
+      <w:pPr>
+        <w:pStyle w:val="Heading3"/>
+      </w:pPr>
+      <w:r>
+        <w:t>Write or draw your reasoning and evidence.</w:t>
+      </w:r>
+    </w:p>
+    <w:p>
+      <w:r>
+        <w:t>________________________________________________________________</w:t>
+      </w:r>
+    </w:p>
+    <w:p>
+      <w:r>
+        <w:t>________________________________________________________________</w:t>
+      </w:r>
+    </w:p>
+    <w:p>
+      <w:r>
+        <w:t>________________________________________________________________</w:t>
+      </w:r>
+    </w:p>
+    <w:p>
+      <w:r>
+        <w:t>________________________________________________________________</w:t>
+      </w:r>
+    </w:p>
+    <w:p>
+      <w:r>
+        <w:t>________________________________________________________________</w:t>
+      </w:r>
+    </w:p>
+    <w:p>
+      <w:pPr>
+        <w:pStyle w:val="ListBullet"/>
+      </w:pPr>
+      <w:r>
+        <w:t>3. One limitation, fairness concern, or situation needing human review:</w:t>
+      </w:r>
+    </w:p>
+    <w:p>
+      <w:pPr>
+        <w:pStyle w:val="Heading2"/>
+      </w:pPr>
+      <w:r>
+        <w:t>Self-check and record</w:t>
+      </w:r>
+    </w:p>
+    <w:p>
+      <w:pPr>
         <w:spacing w:line="336" w:lineRule="auto" w:after="180"/>
       </w:pPr>
       <w:r>
         <w:rPr>
           <w:b w:val="0"/>
         </w:rPr>
-        <w:t>1 • NAME: Define the concept without repeating the textbook.</w:t>
+        <w:t xml:space="preserve">SELF-CHECK  □ I explained the </w:t>
+      </w:r>
+      <w:r>
+        <w:rPr>
+          <w:b/>
+        </w:rPr>
+        <w:t>mechanism</w:t>
+      </w:r>
+      <w:r>
+        <w:rPr>
+          <w:b w:val="0"/>
+        </w:rPr>
+        <w:t xml:space="preserve">  □ I used </w:t>
+      </w:r>
+      <w:r>
+        <w:rPr>
+          <w:b/>
+        </w:rPr>
+        <w:t>evidence</w:t>
+      </w:r>
+      <w:r>
+        <w:rPr>
+          <w:b w:val="0"/>
+        </w:rPr>
+        <w:t xml:space="preserve">  □ I tested a fresh case  □ I named a limitation  □ I can answer ‘why?’</w:t>
+      </w:r>
+    </w:p>
+    <w:p>
+      <w:pPr>
+        <w:pStyle w:val="Heading2"/>
+      </w:pPr>
+      <w:r>
+        <w:t>Earlier wording, alternatives and picture transcripts · reference / check after trying</w:t>
       </w:r>
     </w:p>
     <w:p>
@@ -4344,19 +6139,18 @@
         <w:rPr>
           <w:b w:val="0"/>
         </w:rPr>
-        <w:t xml:space="preserve">2 • TRACE: Show the information, state, branch, calculation, or </w:t>
-      </w:r>
-      <w:r>
-        <w:rPr>
-          <w:b/>
-        </w:rPr>
-        <w:t>evidence</w:t>
-      </w:r>
+        <w:t>INDEPENDENT MASTERY PROOF</w:t>
+      </w:r>
+    </w:p>
+    <w:p>
+      <w:pPr>
+        <w:spacing w:line="336" w:lineRule="auto" w:after="180"/>
+      </w:pPr>
       <w:r>
         <w:rPr>
           <w:b w:val="0"/>
         </w:rPr>
-        <w:t xml:space="preserve"> path.</w:t>
+        <w:t>Checklist for explaining this week’s idea</w:t>
       </w:r>
     </w:p>
     <w:p>
@@ -4367,131 +6161,7 @@
         <w:rPr>
           <w:b w:val="0"/>
         </w:rPr>
-        <w:t>3 • APPLY: Solve a different example independently.</w:t>
-      </w:r>
-    </w:p>
-    <w:p>
-      <w:pPr>
-        <w:spacing w:line="336" w:lineRule="auto" w:after="180"/>
-      </w:pPr>
-      <w:r>
-        <w:rPr>
-          <w:b w:val="0"/>
-        </w:rPr>
-        <w:t>4 • CHALLENGE: Find a boundary case, counterexample, or unfair outcome.</w:t>
-      </w:r>
-    </w:p>
-    <w:p>
-      <w:pPr>
-        <w:spacing w:line="336" w:lineRule="auto" w:after="180"/>
-      </w:pPr>
-      <w:r>
-        <w:rPr>
-          <w:b w:val="0"/>
-        </w:rPr>
-        <w:t>5 • EXPLAIN LIMITS: Say when the result should not be trusted or used alone.</w:t>
-      </w:r>
-    </w:p>
-    <w:p>
-      <w:pPr>
-        <w:spacing w:line="336" w:lineRule="auto" w:after="180"/>
-      </w:pPr>
-      <w:r>
-        <w:rPr>
-          <w:b w:val="0"/>
-        </w:rPr>
-        <w:t xml:space="preserve">My strongest </w:t>
-      </w:r>
-      <w:r>
-        <w:rPr>
-          <w:b/>
-        </w:rPr>
-        <w:t>evidence</w:t>
-      </w:r>
-      <w:r>
-        <w:rPr>
-          <w:b w:val="0"/>
-        </w:rPr>
-        <w:t xml:space="preserve"> of independent understanding:</w:t>
-      </w:r>
-    </w:p>
-    <w:p>
-      <w:pPr>
-        <w:pStyle w:val="Heading3"/>
-      </w:pPr>
-      <w:r>
-        <w:t>Write or draw your reasoning and evidence.</w:t>
-      </w:r>
-    </w:p>
-    <w:p>
-      <w:r>
-        <w:t>________________________________________________________________</w:t>
-      </w:r>
-    </w:p>
-    <w:p>
-      <w:r>
-        <w:t>________________________________________________________________</w:t>
-      </w:r>
-    </w:p>
-    <w:p>
-      <w:r>
-        <w:t>________________________________________________________________</w:t>
-      </w:r>
-    </w:p>
-    <w:p>
-      <w:r>
-        <w:t>________________________________________________________________</w:t>
-      </w:r>
-    </w:p>
-    <w:p>
-      <w:r>
-        <w:t>________________________________________________________________</w:t>
-      </w:r>
-    </w:p>
-    <w:p>
-      <w:pPr>
-        <w:pStyle w:val="Heading1"/>
-      </w:pPr>
-      <w:r>
-        <w:t>11. Connect your project</w:t>
-      </w:r>
-    </w:p>
-    <w:p>
-      <w:r>
-        <w:t>Apply this week’s idea to Verified Study Buddy. Keep an annotated decision and the evidence supporting it.</w:t>
-      </w:r>
-    </w:p>
-    <w:p>
-      <w:pPr>
-        <w:spacing w:line="336" w:lineRule="auto" w:after="180"/>
-      </w:pPr>
-      <w:r>
-        <w:rPr>
-          <w:b/>
-        </w:rPr>
-        <w:t>CUMULATIVE PROJECT</w:t>
-      </w:r>
-    </w:p>
-    <w:p>
-      <w:pPr>
-        <w:spacing w:line="336" w:lineRule="auto" w:after="180"/>
-      </w:pPr>
-      <w:r>
-        <w:rPr>
-          <w:b w:val="0"/>
-        </w:rPr>
-        <w:t>Verified Study Buddy</w:t>
-      </w:r>
-    </w:p>
-    <w:p>
-      <w:pPr>
-        <w:spacing w:line="336" w:lineRule="auto" w:after="180"/>
-      </w:pPr>
-      <w:r>
-        <w:rPr>
-          <w:b w:val="0"/>
-        </w:rPr>
-        <w:t>Every week adds one inspectable piece. The system must show how it reached a result.</w:t>
+        <w:t>Use after practice. Audit a new trip summary independently is the selected independent case.</w:t>
       </w:r>
     </w:p>
     <w:p>
@@ -4499,7 +6169,7 @@
         <w:drawing>
           <wp:inline xmlns:a="http://schemas.openxmlformats.org/drawingml/2006/main" xmlns:pic="http://schemas.openxmlformats.org/drawingml/2006/picture">
             <wp:extent cx="5486400" cy="1901952"/>
-            <wp:docPr id="20" name="Picture 20" descr="Book recommender connection for Hallucination Failure Types"/>
+            <wp:docPr id="27" name="Picture 27" descr="Independent proof graphic for Hallucination Failure Types"/>
             <wp:cNvGraphicFramePr>
               <a:graphicFrameLocks noChangeAspect="1"/>
             </wp:cNvGraphicFramePr>
@@ -4507,11 +6177,11 @@
               <a:graphicData uri="http://schemas.openxmlformats.org/drawingml/2006/picture">
                 <pic:pic>
                   <pic:nvPicPr>
-                    <pic:cNvPr id="0" name="793d10352cb341cf78ea607bbbea9e0e293696a521ee060c80c405d785c516a2.png"/>
+                    <pic:cNvPr id="0" name="0ae141ac5d2cef16e1c03590cc446f1bcb26bf0bfd8326ea7bb25ecfb209af7d.png"/>
                     <pic:cNvPicPr/>
                   </pic:nvPicPr>
                   <pic:blipFill>
-                    <a:blip r:embed="rId27"/>
+                    <a:blip r:embed="rId30"/>
                     <a:stretch>
                       <a:fillRect/>
                     </a:stretch>
@@ -4538,7 +6208,7 @@
         <w:rPr>
           <w:b w:val="0"/>
         </w:rPr>
-        <w:t>THIS WEEK’S CHECKPOINT  Study Buddy must distinguish source-backed claims, calculations, and unverified generation.</w:t>
+        <w:t>EXPLANATION CHECK  Require exact source claims, calculation with units, distinct statuses and limits on observed outcomes.</w:t>
       </w:r>
     </w:p>
     <w:p>
@@ -4546,37 +6216,91 @@
         <w:pStyle w:val="Heading3"/>
       </w:pPr>
       <w:r>
-        <w:t>Trace the system</w:t>
+        <w:t>Write or draw your reasoning and evidence.</w:t>
+      </w:r>
+    </w:p>
+    <w:p>
+      <w:r>
+        <w:t>________________________________________________________________</w:t>
+      </w:r>
+    </w:p>
+    <w:p>
+      <w:r>
+        <w:t>________________________________________________________________</w:t>
+      </w:r>
+    </w:p>
+    <w:p>
+      <w:r>
+        <w:t>________________________________________________________________</w:t>
+      </w:r>
+    </w:p>
+    <w:p>
+      <w:r>
+        <w:t>________________________________________________________________</w:t>
+      </w:r>
+    </w:p>
+    <w:p>
+      <w:r>
+        <w:t>________________________________________________________________</w:t>
+      </w:r>
+    </w:p>
+    <w:p>
+      <w:pPr>
+        <w:pStyle w:val="Heading1"/>
+      </w:pPr>
+      <w:r>
+        <w:t>13. Extra practice: Different failures require different checks</w:t>
+      </w:r>
+    </w:p>
+    <w:p>
+      <w:r>
+        <w:t>Try the question before opening its worked explanation.</w:t>
+      </w:r>
+    </w:p>
+    <w:p>
+      <w:pPr>
+        <w:pStyle w:val="Heading2"/>
+      </w:pPr>
+      <w:r>
+        <w:t>Read the supplied case and question</w:t>
       </w:r>
     </w:p>
     <w:p>
       <w:pPr>
         <w:spacing w:line="336" w:lineRule="auto" w:after="180"/>
-        <w:shd w:fill="EDF7F3"/>
       </w:pPr>
       <w:r>
         <w:rPr>
           <w:b w:val="0"/>
         </w:rPr>
-        <w:t xml:space="preserve">SYSTEM MAP  Learner need → prompt/schema → approved sources/retrieval → model/tool → structured answer → verification → </w:t>
-      </w:r>
-      <w:r>
-        <w:rPr>
-          <w:b/>
-        </w:rPr>
-        <w:t>human decision</w:t>
+        <w:t>An answer invents a quotation, cites a source lacking it and supplies an impossible date.</w:t>
       </w:r>
     </w:p>
     <w:p>
       <w:pPr>
         <w:spacing w:line="336" w:lineRule="auto" w:after="180"/>
-        <w:shd w:fill="F5F1FB"/>
       </w:pPr>
       <w:r>
         <w:rPr>
           <w:b w:val="0"/>
         </w:rPr>
-        <w:t>What will you add, change, or verify in the project this week?</w:t>
+        <w:t>Separate the failures and checks.</w:t>
+      </w:r>
+    </w:p>
+    <w:p>
+      <w:pPr>
+        <w:pStyle w:val="Heading2"/>
+      </w:pPr>
+      <w:r>
+        <w:t>Your explanation</w:t>
+      </w:r>
+    </w:p>
+    <w:p>
+      <w:pPr>
+        <w:pStyle w:val="ListBullet"/>
+      </w:pPr>
+      <w:r>
+        <w:t>Which detail supports the answer, and why does it matter?</w:t>
       </w:r>
     </w:p>
     <w:p>
@@ -4614,582 +6338,21 @@
     </w:p>
     <w:p>
       <w:pPr>
+        <w:pStyle w:val="Heading2"/>
+      </w:pPr>
+      <w:r>
+        <w:t>Check after trying · reference / check after trying</w:t>
+      </w:r>
+    </w:p>
+    <w:p>
+      <w:pPr>
         <w:spacing w:line="336" w:lineRule="auto" w:after="180"/>
-        <w:shd w:fill="F5F1FB"/>
       </w:pPr>
       <w:r>
         <w:rPr>
           <w:b w:val="0"/>
         </w:rPr>
-        <w:t xml:space="preserve">What should remain under </w:t>
-      </w:r>
-      <w:r>
-        <w:rPr>
-          <w:b/>
-        </w:rPr>
-        <w:t>human control</w:t>
-      </w:r>
-      <w:r>
-        <w:rPr>
-          <w:b w:val="0"/>
-        </w:rPr>
-        <w:t>?</w:t>
-      </w:r>
-    </w:p>
-    <w:p>
-      <w:pPr>
-        <w:pStyle w:val="Heading3"/>
-      </w:pPr>
-      <w:r>
-        <w:t>Write or draw your reasoning and evidence.</w:t>
-      </w:r>
-    </w:p>
-    <w:p>
-      <w:r>
-        <w:t>________________________________________________________________</w:t>
-      </w:r>
-    </w:p>
-    <w:p>
-      <w:r>
-        <w:t>________________________________________________________________</w:t>
-      </w:r>
-    </w:p>
-    <w:p>
-      <w:r>
-        <w:t>________________________________________________________________</w:t>
-      </w:r>
-    </w:p>
-    <w:p>
-      <w:r>
-        <w:t>________________________________________________________________</w:t>
-      </w:r>
-    </w:p>
-    <w:p>
-      <w:r>
-        <w:t>________________________________________________________________</w:t>
-      </w:r>
-    </w:p>
-    <w:p>
-      <w:pPr>
-        <w:pStyle w:val="Heading3"/>
-      </w:pPr>
-      <w:r>
-        <w:t>Responsible design</w:t>
-      </w:r>
-    </w:p>
-    <w:p>
-      <w:pPr>
-        <w:spacing w:line="336" w:lineRule="auto" w:after="180"/>
-        <w:shd w:fill="FFF5E6"/>
-      </w:pPr>
-      <w:r>
-        <w:rPr>
-          <w:b w:val="0"/>
-        </w:rPr>
-        <w:t xml:space="preserve">RESPONSIBLE DESIGN  Collect only necessary information. Show uncertainty and limits. Never confuse fluent </w:t>
-      </w:r>
-      <w:r>
-        <w:rPr>
-          <w:b/>
-        </w:rPr>
-        <w:t>output</w:t>
-      </w:r>
-      <w:r>
-        <w:rPr>
-          <w:b w:val="0"/>
-        </w:rPr>
-        <w:t xml:space="preserve"> with verified truth.</w:t>
-      </w:r>
-    </w:p>
-    <w:p>
-      <w:pPr>
-        <w:pStyle w:val="Heading3"/>
-      </w:pPr>
-      <w:r>
-        <w:t>Evidence for your project</w:t>
-      </w:r>
-    </w:p>
-    <w:p>
-      <w:pPr>
-        <w:spacing w:line="336" w:lineRule="auto" w:after="180"/>
-      </w:pPr>
-      <w:r>
-        <w:rPr>
-          <w:b w:val="0"/>
-        </w:rPr>
-        <w:t xml:space="preserve">Audit Study Buddy </w:t>
-      </w:r>
-      <w:r>
-        <w:rPr>
-          <w:b/>
-        </w:rPr>
-        <w:t>output</w:t>
-      </w:r>
-      <w:r>
-        <w:rPr>
-          <w:b w:val="0"/>
-        </w:rPr>
-        <w:t>s claim by claim, recording contradiction, missing support and correct calculations separately.</w:t>
-      </w:r>
-    </w:p>
-    <w:p>
-      <w:pPr>
-        <w:pStyle w:val="Heading1"/>
-      </w:pPr>
-      <w:r>
-        <w:t>12. Show what you know</w:t>
-      </w:r>
-    </w:p>
-    <w:p>
-      <w:r>
-        <w:t>Use a genuinely new case for independent evidence. Previously discussed examples remain practice; use the separately named independent case before feedback.</w:t>
-      </w:r>
-    </w:p>
-    <w:p>
-      <w:pPr>
-        <w:pStyle w:val="Heading3"/>
-      </w:pPr>
-      <w:r>
-        <w:t>Independent evidence</w:t>
-      </w:r>
-    </w:p>
-    <w:p>
-      <w:pPr>
-        <w:spacing w:line="336" w:lineRule="auto" w:after="180"/>
-        <w:shd w:fill="FFF5E6"/>
-      </w:pPr>
-      <w:r>
-        <w:rPr>
-          <w:b w:val="0"/>
-        </w:rPr>
-        <w:t>INDEPENDENT MASTERY PROOF</w:t>
-      </w:r>
-    </w:p>
-    <w:p>
-      <w:pPr>
-        <w:spacing w:line="336" w:lineRule="auto" w:after="180"/>
-      </w:pPr>
-      <w:r>
-        <w:rPr>
-          <w:b w:val="0"/>
-        </w:rPr>
-        <w:t>Explain • Transfer • Test • Defend</w:t>
-      </w:r>
-    </w:p>
-    <w:p>
-      <w:pPr>
-        <w:spacing w:line="336" w:lineRule="auto" w:after="180"/>
-      </w:pPr>
-      <w:r>
-        <w:rPr>
-          <w:b w:val="0"/>
-        </w:rPr>
-        <w:t>Complete this page without copying the worked example. Your reasoning matters more than decoration.</w:t>
-      </w:r>
-    </w:p>
-    <w:p>
-      <w:r>
-        <w:drawing>
-          <wp:inline xmlns:a="http://schemas.openxmlformats.org/drawingml/2006/main" xmlns:pic="http://schemas.openxmlformats.org/drawingml/2006/picture">
-            <wp:extent cx="5486400" cy="1901952"/>
-            <wp:docPr id="21" name="Picture 21" descr="Independent proof graphic for Hallucination Failure Types"/>
-            <wp:cNvGraphicFramePr>
-              <a:graphicFrameLocks noChangeAspect="1"/>
-            </wp:cNvGraphicFramePr>
-            <a:graphic>
-              <a:graphicData uri="http://schemas.openxmlformats.org/drawingml/2006/picture">
-                <pic:pic>
-                  <pic:nvPicPr>
-                    <pic:cNvPr id="0" name="0ae141ac5d2cef16e1c03590cc446f1bcb26bf0bfd8326ea7bb25ecfb209af7d.png"/>
-                    <pic:cNvPicPr/>
-                  </pic:nvPicPr>
-                  <pic:blipFill>
-                    <a:blip r:embed="rId28"/>
-                    <a:stretch>
-                      <a:fillRect/>
-                    </a:stretch>
-                  </pic:blipFill>
-                  <pic:spPr>
-                    <a:xfrm>
-                      <a:off x="0" y="0"/>
-                      <a:ext cx="5486400" cy="1901952"/>
-                    </a:xfrm>
-                    <a:prstGeom prst="rect"/>
-                  </pic:spPr>
-                </pic:pic>
-              </a:graphicData>
-            </a:graphic>
-          </wp:inline>
-        </w:drawing>
-      </w:r>
-    </w:p>
-    <w:p>
-      <w:pPr>
-        <w:pStyle w:val="Heading3"/>
-      </w:pPr>
-      <w:r>
-        <w:t>Try a more demanding case</w:t>
-      </w:r>
-    </w:p>
-    <w:p>
-      <w:pPr>
-        <w:spacing w:line="336" w:lineRule="auto" w:after="180"/>
-        <w:shd w:fill="F5F1FB"/>
-      </w:pPr>
-      <w:r>
-        <w:rPr>
-          <w:b w:val="0"/>
-        </w:rPr>
-        <w:t>CHALLENGE  Tag claims in an answer and classify each failure type.</w:t>
-      </w:r>
-    </w:p>
-    <w:p>
-      <w:pPr>
-        <w:spacing w:line="336" w:lineRule="auto" w:after="180"/>
-        <w:shd w:fill="F4F9FC"/>
-      </w:pPr>
-      <w:r>
-        <w:rPr>
-          <w:b w:val="0"/>
-        </w:rPr>
-        <w:t>1. My fresh example, trace, calculation, or design:</w:t>
-      </w:r>
-    </w:p>
-    <w:p>
-      <w:pPr>
-        <w:pStyle w:val="Heading3"/>
-      </w:pPr>
-      <w:r>
-        <w:t>Write or draw your reasoning and evidence.</w:t>
-      </w:r>
-    </w:p>
-    <w:p>
-      <w:r>
-        <w:t>________________________________________________________________</w:t>
-      </w:r>
-    </w:p>
-    <w:p>
-      <w:r>
-        <w:t>________________________________________________________________</w:t>
-      </w:r>
-    </w:p>
-    <w:p>
-      <w:r>
-        <w:t>________________________________________________________________</w:t>
-      </w:r>
-    </w:p>
-    <w:p>
-      <w:r>
-        <w:t>________________________________________________________________</w:t>
-      </w:r>
-    </w:p>
-    <w:p>
-      <w:r>
-        <w:t>________________________________________________________________</w:t>
-      </w:r>
-    </w:p>
-    <w:p>
-      <w:pPr>
-        <w:spacing w:line="336" w:lineRule="auto" w:after="180"/>
-        <w:shd w:fill="F4F9FC"/>
-      </w:pPr>
-      <w:r>
-        <w:rPr>
-          <w:b w:val="0"/>
-        </w:rPr>
-        <w:t xml:space="preserve">2. My </w:t>
-      </w:r>
-      <w:r>
-        <w:rPr>
-          <w:b/>
-        </w:rPr>
-        <w:t>evidence</w:t>
-      </w:r>
-      <w:r>
-        <w:rPr>
-          <w:b w:val="0"/>
-        </w:rPr>
-        <w:t xml:space="preserve"> that it works (include a boundary or missing-data case):</w:t>
-      </w:r>
-    </w:p>
-    <w:p>
-      <w:pPr>
-        <w:pStyle w:val="Heading3"/>
-      </w:pPr>
-      <w:r>
-        <w:t>Write or draw your reasoning and evidence.</w:t>
-      </w:r>
-    </w:p>
-    <w:p>
-      <w:r>
-        <w:t>________________________________________________________________</w:t>
-      </w:r>
-    </w:p>
-    <w:p>
-      <w:r>
-        <w:t>________________________________________________________________</w:t>
-      </w:r>
-    </w:p>
-    <w:p>
-      <w:r>
-        <w:t>________________________________________________________________</w:t>
-      </w:r>
-    </w:p>
-    <w:p>
-      <w:r>
-        <w:t>________________________________________________________________</w:t>
-      </w:r>
-    </w:p>
-    <w:p>
-      <w:r>
-        <w:t>________________________________________________________________</w:t>
-      </w:r>
-    </w:p>
-    <w:p>
-      <w:pPr>
-        <w:spacing w:line="336" w:lineRule="auto" w:after="180"/>
-        <w:shd w:fill="F4F9FC"/>
-      </w:pPr>
-      <w:r>
-        <w:rPr>
-          <w:b w:val="0"/>
-        </w:rPr>
-        <w:t>3. One limitation, fairness concern, or situation needing human review:</w:t>
-      </w:r>
-    </w:p>
-    <w:p>
-      <w:pPr>
-        <w:pStyle w:val="Heading3"/>
-      </w:pPr>
-      <w:r>
-        <w:t>Write or draw your reasoning and evidence.</w:t>
-      </w:r>
-    </w:p>
-    <w:p>
-      <w:r>
-        <w:t>________________________________________________________________</w:t>
-      </w:r>
-    </w:p>
-    <w:p>
-      <w:r>
-        <w:t>________________________________________________________________</w:t>
-      </w:r>
-    </w:p>
-    <w:p>
-      <w:r>
-        <w:t>________________________________________________________________</w:t>
-      </w:r>
-    </w:p>
-    <w:p>
-      <w:r>
-        <w:t>________________________________________________________________</w:t>
-      </w:r>
-    </w:p>
-    <w:p>
-      <w:r>
-        <w:t>________________________________________________________________</w:t>
-      </w:r>
-    </w:p>
-    <w:p>
-      <w:pPr>
-        <w:pStyle w:val="Heading3"/>
-      </w:pPr>
-      <w:r>
-        <w:t>Check your explanation</w:t>
-      </w:r>
-    </w:p>
-    <w:p>
-      <w:pPr>
-        <w:spacing w:line="336" w:lineRule="auto" w:after="180"/>
-        <w:shd w:fill="F5F1FB"/>
-      </w:pPr>
-      <w:r>
-        <w:rPr>
-          <w:b w:val="0"/>
-        </w:rPr>
-        <w:t xml:space="preserve">SELF-CHECK  □ I explained the </w:t>
-      </w:r>
-      <w:r>
-        <w:rPr>
-          <w:b/>
-        </w:rPr>
-        <w:t>mechanism</w:t>
-      </w:r>
-      <w:r>
-        <w:rPr>
-          <w:b w:val="0"/>
-        </w:rPr>
-        <w:t xml:space="preserve">  □ I used </w:t>
-      </w:r>
-      <w:r>
-        <w:rPr>
-          <w:b/>
-        </w:rPr>
-        <w:t>evidence</w:t>
-      </w:r>
-      <w:r>
-        <w:rPr>
-          <w:b w:val="0"/>
-        </w:rPr>
-        <w:t xml:space="preserve">  □ I tested a fresh case  □ I named a limitation  □ I can answer ‘why?’</w:t>
-      </w:r>
-    </w:p>
-    <w:p>
-      <w:pPr>
-        <w:pStyle w:val="Heading1"/>
-      </w:pPr>
-      <w:r>
-        <w:t>13. Study a complete case</w:t>
-      </w:r>
-    </w:p>
-    <w:p>
-      <w:r>
-        <w:t>Revisit the complete Hallucination Failure Types case for supported practice. Repeated examples do not become fresh assessments.</w:t>
-      </w:r>
-    </w:p>
-    <w:p>
-      <w:pPr>
-        <w:pStyle w:val="Heading3"/>
-      </w:pPr>
-      <w:r>
-        <w:t>Week 14 Worked case</w:t>
-      </w:r>
-    </w:p>
-    <w:p>
-      <w:pPr>
-        <w:spacing w:line="336" w:lineRule="auto" w:after="180"/>
-      </w:pPr>
-      <w:r>
-        <w:rPr>
-          <w:b w:val="0"/>
-        </w:rPr>
-        <w:t>Use the supplied details to practise the weekly concept before attempting the independent question. This case extends the illustrated lesson.</w:t>
-      </w:r>
-    </w:p>
-    <w:p>
-      <w:pPr>
-        <w:pStyle w:val="Heading3"/>
-      </w:pPr>
-      <w:r>
-        <w:t>The situation</w:t>
-      </w:r>
-    </w:p>
-    <w:p>
-      <w:pPr>
-        <w:spacing w:line="336" w:lineRule="auto" w:after="180"/>
-      </w:pPr>
-      <w:r>
-        <w:rPr>
-          <w:b w:val="0"/>
-        </w:rPr>
-        <w:t>An answer invents a quotation, cites a source lacking it and supplies an impossible date.</w:t>
-      </w:r>
-    </w:p>
-    <w:p>
-      <w:pPr>
-        <w:pStyle w:val="Heading3"/>
-      </w:pPr>
-      <w:r>
-        <w:t>The question</w:t>
-      </w:r>
-    </w:p>
-    <w:p>
-      <w:pPr>
-        <w:spacing w:line="336" w:lineRule="auto" w:after="180"/>
-      </w:pPr>
-      <w:r>
-        <w:rPr>
-          <w:b w:val="0"/>
-        </w:rPr>
-        <w:t>Separate the failures and checks.</w:t>
-      </w:r>
-    </w:p>
-    <w:p>
-      <w:pPr>
-        <w:pStyle w:val="Heading3"/>
-      </w:pPr>
-      <w:r>
-        <w:t>Worked explanation</w:t>
-      </w:r>
-    </w:p>
-    <w:p>
-      <w:pPr>
-        <w:spacing w:line="336" w:lineRule="auto" w:after="180"/>
-      </w:pPr>
-      <w:r>
-        <w:rPr>
-          <w:b w:val="0"/>
-        </w:rPr>
         <w:t>Check exact quote text, claim-to-source support and calendar consistency independently. Each failure needs its own correction.</w:t>
-      </w:r>
-    </w:p>
-    <w:p>
-      <w:pPr>
-        <w:pStyle w:val="Heading3"/>
-      </w:pPr>
-      <w:r>
-        <w:t>Explain it in your own words</w:t>
-      </w:r>
-    </w:p>
-    <w:p>
-      <w:pPr>
-        <w:spacing w:line="336" w:lineRule="auto" w:after="180"/>
-        <w:shd w:fill="F5F1FB"/>
-      </w:pPr>
-      <w:r>
-        <w:rPr>
-          <w:b w:val="0"/>
-        </w:rPr>
-        <w:t>Which detail supports the answer, and why does it matter?</w:t>
-      </w:r>
-    </w:p>
-    <w:p>
-      <w:pPr>
-        <w:pStyle w:val="Heading3"/>
-      </w:pPr>
-      <w:r>
-        <w:t>Write or draw your reasoning and evidence.</w:t>
-      </w:r>
-    </w:p>
-    <w:p>
-      <w:r>
-        <w:t>________________________________________________________________</w:t>
-      </w:r>
-    </w:p>
-    <w:p>
-      <w:r>
-        <w:t>________________________________________________________________</w:t>
-      </w:r>
-    </w:p>
-    <w:p>
-      <w:r>
-        <w:t>________________________________________________________________</w:t>
-      </w:r>
-    </w:p>
-    <w:p>
-      <w:r>
-        <w:t>________________________________________________________________</w:t>
-      </w:r>
-    </w:p>
-    <w:p>
-      <w:r>
-        <w:t>________________________________________________________________</w:t>
-      </w:r>
-    </w:p>
-    <w:p>
-      <w:pPr>
-        <w:pStyle w:val="Heading3"/>
-      </w:pPr>
-      <w:r>
-        <w:t>Trace the supplied case visually</w:t>
-      </w:r>
-    </w:p>
-    <w:p>
-      <w:pPr>
-        <w:pStyle w:val="Heading3"/>
-      </w:pPr>
-      <w:r>
-        <w:t>Different failures require different checks</w:t>
       </w:r>
     </w:p>
     <w:tbl>
@@ -5318,12 +6481,87 @@
     </w:tbl>
     <w:p>
       <w:pPr>
+        <w:pStyle w:val="Heading2"/>
+      </w:pPr>
+      <w:r>
+        <w:t>Earlier wording, alternatives and picture transcripts · reference / check after trying</w:t>
+      </w:r>
+    </w:p>
+    <w:p>
+      <w:pPr>
+        <w:pStyle w:val="Heading3"/>
+      </w:pPr>
+      <w:r>
+        <w:t>Week 14 Worked case</w:t>
+      </w:r>
+    </w:p>
+    <w:p>
+      <w:pPr>
         <w:spacing w:line="336" w:lineRule="auto" w:after="180"/>
       </w:pPr>
       <w:r>
         <w:rPr>
           <w:b w:val="0"/>
         </w:rPr>
+        <w:t>Use the supplied details to practise the weekly concept before attempting the independent question. This case extends the illustrated lesson.</w:t>
+      </w:r>
+    </w:p>
+    <w:p>
+      <w:pPr>
+        <w:pStyle w:val="Heading3"/>
+      </w:pPr>
+      <w:r>
+        <w:t>The situation</w:t>
+      </w:r>
+    </w:p>
+    <w:p>
+      <w:pPr>
+        <w:pStyle w:val="Heading3"/>
+      </w:pPr>
+      <w:r>
+        <w:t>The question</w:t>
+      </w:r>
+    </w:p>
+    <w:p>
+      <w:pPr>
+        <w:pStyle w:val="Heading3"/>
+      </w:pPr>
+      <w:r>
+        <w:t>Worked explanation</w:t>
+      </w:r>
+    </w:p>
+    <w:p>
+      <w:pPr>
+        <w:pStyle w:val="Heading3"/>
+      </w:pPr>
+      <w:r>
+        <w:t>Explain it in your own words</w:t>
+      </w:r>
+    </w:p>
+    <w:p>
+      <w:pPr>
+        <w:pStyle w:val="Heading3"/>
+      </w:pPr>
+      <w:r>
+        <w:t>Trace the supplied case visually</w:t>
+      </w:r>
+    </w:p>
+    <w:p>
+      <w:pPr>
+        <w:pStyle w:val="Heading3"/>
+      </w:pPr>
+      <w:r>
+        <w:t>Different failures require different checks</w:t>
+      </w:r>
+    </w:p>
+    <w:p>
+      <w:pPr>
+        <w:spacing w:line="336" w:lineRule="auto" w:after="180"/>
+      </w:pPr>
+      <w:r>
+        <w:rPr>
+          <w:b w:val="0"/>
+        </w:rPr>
         <w:t>An answer invents a quotation, cites a source lacking it and supplies an impossible date.</w:t>
       </w:r>
     </w:p>
@@ -5354,478 +6592,20 @@
         <w:pStyle w:val="Heading1"/>
       </w:pPr>
       <w:r>
-        <w:t>14. Try a new case independently</w:t>
-      </w:r>
-    </w:p>
-    <w:p>
-      <w:r>
-        <w:t>Attempt the reserved new case before feedback. Record support; the earlier examples below remain additional practice.</w:t>
-      </w:r>
-    </w:p>
-    <w:p>
-      <w:pPr>
-        <w:pStyle w:val="Heading3"/>
-      </w:pPr>
-      <w:r>
-        <w:t>Independent case: Apply a new case independently</w:t>
-      </w:r>
-    </w:p>
-    <w:p>
-      <w:pPr>
-        <w:spacing w:line="336" w:lineRule="auto" w:after="180"/>
-      </w:pPr>
-      <w:r>
-        <w:rPr>
-          <w:b w:val="0"/>
-        </w:rPr>
-        <w:t>Source S: trip is 18 km; vehicle speed is 6 km/h, constant, excluding stops. Answer says 2 hours, 18 km and includes lunch. Audit and recalculate.</w:t>
-      </w:r>
-    </w:p>
-    <w:p>
-      <w:pPr>
-        <w:pStyle w:val="Heading3"/>
-      </w:pPr>
-      <w:r>
-        <w:t>My independent explanation, trace and limits</w:t>
-      </w:r>
-    </w:p>
-    <w:p>
-      <w:r>
-        <w:t>________________________________________________________________</w:t>
-      </w:r>
-    </w:p>
-    <w:p>
-      <w:r>
-        <w:t>________________________________________________________________</w:t>
-      </w:r>
-    </w:p>
-    <w:p>
-      <w:r>
-        <w:t>________________________________________________________________</w:t>
-      </w:r>
-    </w:p>
-    <w:p>
-      <w:r>
-        <w:t>________________________________________________________________</w:t>
-      </w:r>
-    </w:p>
-    <w:p>
-      <w:r>
-        <w:t>________________________________________________________________</w:t>
-      </w:r>
-    </w:p>
-    <w:p>
-      <w:r>
-        <w:t>________________________________________________________________</w:t>
-      </w:r>
-    </w:p>
-    <w:p>
-      <w:r>
-        <w:t>________________________________________________________________</w:t>
-      </w:r>
-    </w:p>
-    <w:p>
-      <w:pPr>
-        <w:spacing w:line="336" w:lineRule="auto" w:after="180"/>
-      </w:pPr>
-      <w:r>
-        <w:rPr>
-          <w:b w:val="0"/>
-        </w:rPr>
-        <w:t>Attempt this case before feedback. Record any help. Earlier examples below are further practice; a case already practised with feedback cannot establish fresh transfer.</w:t>
-      </w:r>
-    </w:p>
-    <w:p>
-      <w:pPr>
-        <w:pStyle w:val="Heading3"/>
-      </w:pPr>
-      <w:r>
-        <w:t>Week 14 Independent application</w:t>
-      </w:r>
-    </w:p>
-    <w:p>
-      <w:pPr>
-        <w:spacing w:line="336" w:lineRule="auto" w:after="180"/>
-      </w:pPr>
-      <w:r>
-        <w:rPr>
-          <w:b w:val="0"/>
-        </w:rPr>
-        <w:t>Close the worked explanation. Apply the idea to this different question without copying.</w:t>
-      </w:r>
-    </w:p>
-    <w:p>
-      <w:pPr>
-        <w:spacing w:line="336" w:lineRule="auto" w:after="180"/>
-      </w:pPr>
-      <w:r>
-        <w:rPr>
-          <w:b w:val="0"/>
-        </w:rPr>
-        <w:t>An answer gives a book title that does not exist and quotes words absent from the cited passage. Identify two failures and a repair.</w:t>
-      </w:r>
-    </w:p>
-    <w:p>
-      <w:pPr>
-        <w:spacing w:line="336" w:lineRule="auto" w:after="180"/>
-      </w:pPr>
-      <w:r>
-        <w:rPr>
-          <w:b w:val="0"/>
-        </w:rPr>
-        <w:t xml:space="preserve">My answer, with a trace, calculation or supporting </w:t>
-      </w:r>
-      <w:r>
-        <w:rPr>
-          <w:b/>
-        </w:rPr>
-        <w:t>evidence</w:t>
-      </w:r>
-    </w:p>
-    <w:p>
-      <w:pPr>
-        <w:pStyle w:val="Heading3"/>
-      </w:pPr>
-      <w:r>
-        <w:t>Write or draw your reasoning and evidence.</w:t>
-      </w:r>
-    </w:p>
-    <w:p>
-      <w:r>
-        <w:t>________________________________________________________________</w:t>
-      </w:r>
-    </w:p>
-    <w:p>
-      <w:r>
-        <w:t>________________________________________________________________</w:t>
-      </w:r>
-    </w:p>
-    <w:p>
-      <w:r>
-        <w:t>________________________________________________________________</w:t>
-      </w:r>
-    </w:p>
-    <w:p>
-      <w:r>
-        <w:t>________________________________________________________________</w:t>
-      </w:r>
-    </w:p>
-    <w:p>
-      <w:r>
-        <w:t>________________________________________________________________</w:t>
-      </w:r>
-    </w:p>
-    <w:p>
-      <w:pPr>
-        <w:pStyle w:val="Heading3"/>
-      </w:pPr>
-      <w:r>
-        <w:t>Create and test</w:t>
-      </w:r>
-    </w:p>
-    <w:p>
-      <w:pPr>
-        <w:spacing w:line="336" w:lineRule="auto" w:after="180"/>
-      </w:pPr>
-      <w:r>
-        <w:rPr>
-          <w:b w:val="0"/>
-        </w:rPr>
-        <w:t>Change one relevant detail. Predict the result before testing. Include a boundary or missing-information case when it helps reveal a limit.</w:t>
-      </w:r>
-    </w:p>
-    <w:p>
-      <w:pPr>
-        <w:spacing w:line="336" w:lineRule="auto" w:after="180"/>
-      </w:pPr>
-      <w:r>
-        <w:rPr>
-          <w:b w:val="0"/>
-        </w:rPr>
-        <w:t xml:space="preserve">My changed </w:t>
-      </w:r>
-      <w:r>
-        <w:rPr>
-          <w:b/>
-        </w:rPr>
-        <w:t>input</w:t>
-      </w:r>
-      <w:r>
-        <w:rPr>
-          <w:b w:val="0"/>
-        </w:rPr>
-        <w:t xml:space="preserve"> and expected result</w:t>
-      </w:r>
-    </w:p>
-    <w:p>
-      <w:pPr>
-        <w:pStyle w:val="Heading3"/>
-      </w:pPr>
-      <w:r>
-        <w:t>Write or draw your reasoning and evidence.</w:t>
-      </w:r>
-    </w:p>
-    <w:p>
-      <w:r>
-        <w:t>________________________________________________________________</w:t>
-      </w:r>
-    </w:p>
-    <w:p>
-      <w:r>
-        <w:t>________________________________________________________________</w:t>
-      </w:r>
-    </w:p>
-    <w:p>
-      <w:r>
-        <w:t>________________________________________________________________</w:t>
-      </w:r>
-    </w:p>
-    <w:p>
-      <w:r>
-        <w:t>________________________________________________________________</w:t>
-      </w:r>
-    </w:p>
-    <w:p>
-      <w:r>
-        <w:t>________________________________________________________________</w:t>
-      </w:r>
-    </w:p>
-    <w:p>
-      <w:pPr>
-        <w:pStyle w:val="Heading3"/>
-      </w:pPr>
-      <w:r>
-        <w:t>Connect to your project</w:t>
-      </w:r>
-    </w:p>
-    <w:p>
-      <w:pPr>
-        <w:spacing w:line="336" w:lineRule="auto" w:after="180"/>
-      </w:pPr>
-      <w:r>
-        <w:rPr>
-          <w:b w:val="0"/>
-        </w:rPr>
-        <w:t>Study Buddy must distinguish source-backed claims, calculations, and unverified generation.</w:t>
-      </w:r>
-    </w:p>
-    <w:p>
-      <w:pPr>
-        <w:spacing w:line="336" w:lineRule="auto" w:after="180"/>
-      </w:pPr>
-      <w:r>
-        <w:rPr>
-          <w:b w:val="0"/>
-        </w:rPr>
-        <w:t xml:space="preserve">The </w:t>
-      </w:r>
-      <w:r>
-        <w:rPr>
-          <w:b/>
-        </w:rPr>
-        <w:t>evidence</w:t>
-      </w:r>
-      <w:r>
-        <w:rPr>
-          <w:b w:val="0"/>
-        </w:rPr>
-        <w:t xml:space="preserve"> I will keep</w:t>
-      </w:r>
-    </w:p>
-    <w:p>
-      <w:pPr>
-        <w:pStyle w:val="Heading3"/>
-      </w:pPr>
-      <w:r>
-        <w:t>Write or draw your reasoning and evidence.</w:t>
-      </w:r>
-    </w:p>
-    <w:p>
-      <w:r>
-        <w:t>________________________________________________________________</w:t>
-      </w:r>
-    </w:p>
-    <w:p>
-      <w:r>
-        <w:t>________________________________________________________________</w:t>
-      </w:r>
-    </w:p>
-    <w:p>
-      <w:r>
-        <w:t>________________________________________________________________</w:t>
-      </w:r>
-    </w:p>
-    <w:p>
-      <w:r>
-        <w:t>________________________________________________________________</w:t>
-      </w:r>
-    </w:p>
-    <w:p>
-      <w:r>
-        <w:t>________________________________________________________________</w:t>
-      </w:r>
-    </w:p>
-    <w:p>
-      <w:pPr>
-        <w:spacing w:line="336" w:lineRule="auto" w:after="180"/>
-      </w:pPr>
-      <w:r>
-        <w:rPr>
-          <w:b w:val="0"/>
-        </w:rPr>
-        <w:t xml:space="preserve">Your teacher has the independent answer and scoring criteria. Complete the matching workbook week to keep your practice </w:t>
-      </w:r>
-      <w:r>
-        <w:rPr>
-          <w:b/>
-        </w:rPr>
-        <w:t>evidence</w:t>
-      </w:r>
-      <w:r>
-        <w:rPr>
-          <w:b w:val="0"/>
-        </w:rPr>
-        <w:t xml:space="preserve"> together.</w:t>
-      </w:r>
-    </w:p>
-    <w:p>
-      <w:pPr>
-        <w:pStyle w:val="Heading3"/>
-      </w:pPr>
-      <w:r>
-        <w:t>Transfer practice from the original programme</w:t>
-      </w:r>
-    </w:p>
-    <w:p>
-      <w:pPr>
-        <w:spacing w:line="336" w:lineRule="auto" w:after="180"/>
-      </w:pPr>
-      <w:r>
-        <w:rPr>
-          <w:b w:val="0"/>
-        </w:rPr>
-        <w:t xml:space="preserve">A generated answer contains a nonexistent quote, a real source unrelated to the claim and a correct sum using the wrong </w:t>
-      </w:r>
-      <w:r>
-        <w:rPr>
-          <w:b/>
-        </w:rPr>
-        <w:t>input</w:t>
-      </w:r>
-      <w:r>
-        <w:rPr>
-          <w:b w:val="0"/>
-        </w:rPr>
-        <w:t>. Classify the three failures and their repairs.</w:t>
-      </w:r>
-    </w:p>
-    <w:p>
-      <w:pPr>
-        <w:pStyle w:val="Heading3"/>
-      </w:pPr>
-      <w:r>
-        <w:t>Explain the mechanism, evidence and one limit.</w:t>
-      </w:r>
-    </w:p>
-    <w:p>
-      <w:r>
-        <w:t>________________________________________________________________</w:t>
-      </w:r>
-    </w:p>
-    <w:p>
-      <w:r>
-        <w:t>________________________________________________________________</w:t>
-      </w:r>
-    </w:p>
-    <w:p>
-      <w:r>
-        <w:t>________________________________________________________________</w:t>
-      </w:r>
-    </w:p>
-    <w:p>
-      <w:r>
-        <w:t>________________________________________________________________</w:t>
-      </w:r>
-    </w:p>
-    <w:p>
-      <w:r>
-        <w:t>________________________________________________________________</w:t>
-      </w:r>
-    </w:p>
-    <w:p>
-      <w:r>
-        <w:t>________________________________________________________________</w:t>
-      </w:r>
-    </w:p>
-    <w:p>
-      <w:r>
-        <w:t>________________________________________________________________</w:t>
-      </w:r>
-    </w:p>
-    <w:p>
-      <w:pPr>
-        <w:pStyle w:val="Heading3"/>
-      </w:pPr>
-      <w:r>
-        <w:t>Use feedback to improve</w:t>
-      </w:r>
-    </w:p>
-    <w:p>
-      <w:pPr>
-        <w:spacing w:line="336" w:lineRule="auto" w:after="180"/>
-      </w:pPr>
-      <w:r>
-        <w:rPr>
-          <w:b w:val="0"/>
-        </w:rPr>
-        <w:t xml:space="preserve">Attempt the independent case before hints. Record whether you worked alone, used a hint or followed a model. After feedback, fix the first </w:t>
-      </w:r>
-      <w:r>
-        <w:rPr>
-          <w:b/>
-        </w:rPr>
-        <w:t>unsupported</w:t>
-      </w:r>
-      <w:r>
-        <w:rPr>
-          <w:b w:val="0"/>
-        </w:rPr>
-        <w:t xml:space="preserve"> step and explain why it changed.</w:t>
-      </w:r>
-    </w:p>
-    <w:p>
-      <w:pPr>
-        <w:spacing w:line="336" w:lineRule="auto" w:after="180"/>
-      </w:pPr>
-      <w:r>
-        <w:rPr>
-          <w:b w:val="0"/>
-        </w:rPr>
-        <w:t>A later check uses a changed case, not a copied answer.</w:t>
-      </w:r>
-    </w:p>
-    <w:p>
-      <w:pPr>
-        <w:pStyle w:val="Heading1"/>
-      </w:pPr>
-      <w:r>
-        <w:t>15. Your lesson route</w:t>
-      </w:r>
-    </w:p>
-    <w:p>
-      <w:r>
-        <w:t>Use this map to navigate Hallucination Failure Types, connect the goals to tasks and keep one evidence record for each attempt.</w:t>
-      </w:r>
-    </w:p>
-    <w:p>
-      <w:pPr>
-        <w:spacing w:line="336" w:lineRule="auto" w:after="180"/>
-      </w:pPr>
-      <w:r>
-        <w:rPr>
-          <w:b w:val="0"/>
-        </w:rPr>
-        <w:t>Start with this question: A fictional Study Buddy drafts a field-trip summary from one approved record.</w:t>
+        <w:t>15. Reference: original lesson checklist</w:t>
+      </w:r>
+    </w:p>
+    <w:p>
+      <w:r>
+        <w:t>Use an additional checklist when it helps inspect your explanation.</w:t>
+      </w:r>
+    </w:p>
+    <w:p>
+      <w:pPr>
+        <w:pStyle w:val="Heading2"/>
+      </w:pPr>
+      <w:r>
+        <w:t>Targets and evidence</w:t>
       </w:r>
     </w:p>
     <w:tbl>
@@ -5932,6 +6712,14 @@
     </w:tbl>
     <w:p>
       <w:pPr>
+        <w:pStyle w:val="Heading2"/>
+      </w:pPr>
+      <w:r>
+        <w:t>Keep your route and first prediction</w:t>
+      </w:r>
+    </w:p>
+    <w:p>
+      <w:pPr>
         <w:spacing w:line="336" w:lineRule="auto" w:after="180"/>
       </w:pPr>
       <w:r>
@@ -5990,15 +6778,147 @@
     </w:p>
     <w:p>
       <w:pPr>
+        <w:pStyle w:val="Heading2"/>
+      </w:pPr>
+      <w:r>
+        <w:t>Earlier wording, alternatives and picture transcripts · reference / check after trying</w:t>
+      </w:r>
+    </w:p>
+    <w:p>
+      <w:pPr>
+        <w:spacing w:line="336" w:lineRule="auto" w:after="180"/>
+      </w:pPr>
+      <w:r>
+        <w:rPr>
+          <w:b w:val="0"/>
+        </w:rPr>
+        <w:t>Start with this question: A fictional Study Buddy drafts a field-trip summary from one approved record.</w:t>
+      </w:r>
+    </w:p>
+    <w:p>
+      <w:pPr>
         <w:pStyle w:val="Heading1"/>
       </w:pPr>
       <w:r>
-        <w:t>16. Finish and return</w:t>
-      </w:r>
-    </w:p>
-    <w:p>
-      <w:r>
-        <w:t>Explain Hallucination Failure Types without notes, identify a remaining question and plan a later check with a changed case.</w:t>
+        <w:t>17. Extra practice: pictures, repair and feedback</w:t>
+      </w:r>
+    </w:p>
+    <w:p>
+      <w:r>
+        <w:t>Attempt each question before opening its explanation. Use one browser or paper copy.</w:t>
+      </w:r>
+    </w:p>
+    <w:p>
+      <w:pPr>
+        <w:pStyle w:val="Heading2"/>
+      </w:pPr>
+      <w:r>
+        <w:t>First supported question</w:t>
+      </w:r>
+    </w:p>
+    <w:p>
+      <w:pPr>
+        <w:pStyle w:val="ListBullet"/>
+      </w:pPr>
+      <w:r>
+        <w:t>A fictional Study Buddy drafts a field-trip summary from one approved record.</w:t>
+      </w:r>
+    </w:p>
+    <w:p>
+      <w:pPr>
+        <w:pStyle w:val="Heading3"/>
+      </w:pPr>
+      <w:r>
+        <w:t>Practice 1: explain the deciding evidence</w:t>
+      </w:r>
+    </w:p>
+    <w:p>
+      <w:pPr>
+        <w:pStyle w:val="ListBullet"/>
+      </w:pPr>
+      <w:r>
+        <w:t>Which labelled step matches this detail? Free lunch has no source; missing evidence is not a confirmed no-lunch fact.</w:t>
+      </w:r>
+    </w:p>
+    <w:p>
+      <w:pPr>
+        <w:pStyle w:val="ListBullet"/>
+      </w:pPr>
+      <w:r>
+        <w:t>1. Unsupported claim</w:t>
+      </w:r>
+    </w:p>
+    <w:p>
+      <w:pPr>
+        <w:pStyle w:val="ListBullet"/>
+      </w:pPr>
+      <w:r>
+        <w:t>2. Supported claim</w:t>
+      </w:r>
+    </w:p>
+    <w:p>
+      <w:pPr>
+        <w:pStyle w:val="ListBullet"/>
+      </w:pPr>
+      <w:r>
+        <w:t>3. Contradicted claim</w:t>
+      </w:r>
+    </w:p>
+    <w:p>
+      <w:pPr>
+        <w:pStyle w:val="ListBullet"/>
+      </w:pPr>
+      <w:r>
+        <w:t>4. Compute duration</w:t>
+      </w:r>
+    </w:p>
+    <w:p>
+      <w:pPr>
+        <w:pStyle w:val="Heading3"/>
+      </w:pPr>
+      <w:r>
+        <w:t>My selected conclusion, deciding fact and explanation</w:t>
+      </w:r>
+    </w:p>
+    <w:p>
+      <w:r>
+        <w:t>________________________________________________________________</w:t>
+      </w:r>
+    </w:p>
+    <w:p>
+      <w:r>
+        <w:t>________________________________________________________________</w:t>
+      </w:r>
+    </w:p>
+    <w:p>
+      <w:r>
+        <w:t>________________________________________________________________</w:t>
+      </w:r>
+    </w:p>
+    <w:p>
+      <w:r>
+        <w:t>________________________________________________________________</w:t>
+      </w:r>
+    </w:p>
+    <w:p>
+      <w:r>
+        <w:t>________________________________________________________________</w:t>
+      </w:r>
+    </w:p>
+    <w:p>
+      <w:pPr>
+        <w:pStyle w:val="ListBullet"/>
+      </w:pPr>
+      <w:r>
+        <w:t>Hint if needed: Read the steps in the pictorial case. Match the supplied detail to the stage that performs or records it.</w:t>
+      </w:r>
+    </w:p>
+    <w:p>
+      <w:pPr>
+        <w:pStyle w:val="Heading2"/>
+      </w:pPr>
+      <w:r>
+        <w:t>Check the first explanation · reference / check after trying</w:t>
       </w:r>
     </w:p>
     <w:p>
@@ -6009,19 +6929,73 @@
         <w:rPr>
           <w:b w:val="0"/>
         </w:rPr>
-        <w:t xml:space="preserve">Close your notes. Explain this goal in your own words: Explain the </w:t>
+        <w:t xml:space="preserve">After your attempt, compare with the supported explanation: </w:t>
       </w:r>
       <w:r>
         <w:rPr>
           <w:b/>
         </w:rPr>
-        <w:t>mechanism</w:t>
+        <w:t>Unsupported claim</w:t>
       </w:r>
       <w:r>
         <w:rPr>
           <w:b w:val="0"/>
         </w:rPr>
-        <w:t xml:space="preserve"> and terminology of generation failures and verification</w:t>
+        <w:t xml:space="preserve"> Free lunch has no source; missing </w:t>
+      </w:r>
+      <w:r>
+        <w:rPr>
+          <w:b/>
+        </w:rPr>
+        <w:t>evidence</w:t>
+      </w:r>
+      <w:r>
+        <w:rPr>
+          <w:b w:val="0"/>
+        </w:rPr>
+        <w:t xml:space="preserve"> is not a confirmed no-lunch fact. Different errors need different repairs.</w:t>
+      </w:r>
+    </w:p>
+    <w:p>
+      <w:pPr>
+        <w:spacing w:line="336" w:lineRule="auto" w:after="180"/>
+      </w:pPr>
+      <w:r>
+        <w:rPr>
+          <w:b w:val="0"/>
+        </w:rPr>
+        <w:t xml:space="preserve">Recalculate the duration; keep the supported departure; remove or seek </w:t>
+      </w:r>
+      <w:r>
+        <w:rPr>
+          <w:b/>
+        </w:rPr>
+        <w:t>evidence</w:t>
+      </w:r>
+      <w:r>
+        <w:rPr>
+          <w:b w:val="0"/>
+        </w:rPr>
+        <w:t xml:space="preserve"> for lunch. These categories are more informative than calling the whole answer wrong.</w:t>
+      </w:r>
+    </w:p>
+    <w:p>
+      <w:pPr>
+        <w:spacing w:line="336" w:lineRule="auto" w:after="180"/>
+      </w:pPr>
+      <w:r>
+        <w:rPr>
+          <w:b w:val="0"/>
+        </w:rPr>
+        <w:t>Arithmetic inherits assumptions such as constant speed and no stops, so avoid turning the three-hour walking calculation into a guaranteed arrival time.</w:t>
+      </w:r>
+    </w:p>
+    <w:p>
+      <w:pPr>
+        <w:pStyle w:val="Heading2"/>
+      </w:pPr>
+      <w:r>
+        <w:t>Changed-case question</w:t>
       </w:r>
     </w:p>
     <w:p>
@@ -6029,7 +7003,47 @@
         <w:pStyle w:val="Heading3"/>
       </w:pPr>
       <w:r>
-        <w:t>My deciding step, evidence and one remaining question</w:t>
+        <w:t>Practice 2: explain the deciding evidence</w:t>
+      </w:r>
+    </w:p>
+    <w:p>
+      <w:pPr>
+        <w:pStyle w:val="ListBullet"/>
+      </w:pPr>
+      <w:r>
+        <w:t>Changed-case practice: Add a planned 30-minute stop while preserving speed and distance. Which conclusion is supported by the supplied facts?</w:t>
+      </w:r>
+    </w:p>
+    <w:p>
+      <w:pPr>
+        <w:pStyle w:val="ListBullet"/>
+      </w:pPr>
+      <w:r>
+        <w:t>1. We can decide the result without examining the changed input or the procedure.</w:t>
+      </w:r>
+    </w:p>
+    <w:p>
+      <w:pPr>
+        <w:pStyle w:val="ListBullet"/>
+      </w:pPr>
+      <w:r>
+        <w:t>2. Planned total elapsed time becomes 3.5 hours.</w:t>
+      </w:r>
+    </w:p>
+    <w:p>
+      <w:pPr>
+        <w:pStyle w:val="ListBullet"/>
+      </w:pPr>
+      <w:r>
+        <w:t>3. This one example guarantees correct results for every future input.</w:t>
+      </w:r>
+    </w:p>
+    <w:p>
+      <w:pPr>
+        <w:pStyle w:val="Heading3"/>
+      </w:pPr>
+      <w:r>
+        <w:t>My selected conclusion, deciding fact and explanation</w:t>
       </w:r>
     </w:p>
     <w:p>
@@ -6059,37 +7073,84 @@
     </w:p>
     <w:p>
       <w:pPr>
+        <w:pStyle w:val="ListBullet"/>
+      </w:pPr>
+      <w:r>
+        <w:t>Hint if needed: Use the changed condition and the deciding step in the pictorial trace. The answer must say what follows from those facts.</w:t>
+      </w:r>
+    </w:p>
+    <w:p>
+      <w:pPr>
+        <w:pStyle w:val="Heading2"/>
+      </w:pPr>
+      <w:r>
+        <w:t>Check the changed case · reference / check after trying</w:t>
+      </w:r>
+    </w:p>
+    <w:p>
+      <w:pPr>
         <w:spacing w:line="336" w:lineRule="auto" w:after="180"/>
       </w:pPr>
       <w:r>
         <w:rPr>
           <w:b w:val="0"/>
         </w:rPr>
-        <w:t xml:space="preserve">If you are unsure, return to the worked picture and explain one arrow. If you are ready, change an </w:t>
+        <w:t>After your attempt, compare with the supported explanation: Planned total elapsed time becomes 3.5 hours. Three moving hours plus half an hour stopped; walking-time calculation itself stays three.</w:t>
+      </w:r>
+    </w:p>
+    <w:p>
+      <w:pPr>
+        <w:pStyle w:val="Heading2"/>
+      </w:pPr>
+      <w:r>
+        <w:t>Repair and save your work</w:t>
+      </w:r>
+    </w:p>
+    <w:p>
+      <w:pPr>
+        <w:spacing w:line="336" w:lineRule="auto" w:after="180"/>
+      </w:pPr>
+      <w:r>
+        <w:rPr>
+          <w:b w:val="0"/>
+        </w:rPr>
+        <w:t xml:space="preserve">Review Multimodal </w:t>
       </w:r>
       <w:r>
         <w:rPr>
           <w:b/>
         </w:rPr>
-        <w:t>input</w:t>
+        <w:t>Evidence</w:t>
       </w:r>
       <w:r>
         <w:rPr>
           <w:b w:val="0"/>
         </w:rPr>
-        <w:t xml:space="preserve"> or assumption and justify your </w:t>
+        <w:t xml:space="preserve"> (ai-3/13). Goal: Keep visible </w:t>
       </w:r>
       <w:r>
         <w:rPr>
           <w:b/>
         </w:rPr>
-        <w:t>prediction</w:t>
+        <w:t>evidence</w:t>
       </w:r>
       <w:r>
         <w:rPr>
           <w:b w:val="0"/>
         </w:rPr>
-        <w:t>.</w:t>
+        <w:t xml:space="preserve">, hidden contents and caption claims separate. Short practice: Why were both “exactly three” and “exactly five” </w:t>
+      </w:r>
+      <w:r>
+        <w:rPr>
+          <w:b/>
+        </w:rPr>
+        <w:t>unsupported</w:t>
+      </w:r>
+      <w:r>
+        <w:rPr>
+          <w:b w:val="0"/>
+        </w:rPr>
+        <w:t xml:space="preserve"> before opening the box?. Return to this week and explain what you changed.</w:t>
       </w:r>
     </w:p>
     <w:p>
@@ -6100,19 +7161,110 @@
         <w:rPr>
           <w:b w:val="0"/>
         </w:rPr>
-        <w:t xml:space="preserve">Save your workbook </w:t>
+        <w:t>Review Visual Composition (ai-3/11). Goal: Check object counts, spatial relations and arrow meaning separately. Short practice: Which checks pass after that single change, and what still needs repair?. Return to this week and explain what you changed.</w:t>
+      </w:r>
+    </w:p>
+    <w:p>
+      <w:pPr>
+        <w:spacing w:line="336" w:lineRule="auto" w:after="180"/>
+      </w:pPr>
+      <w:r>
+        <w:rPr>
+          <w:b w:val="0"/>
+        </w:rPr>
+        <w:t xml:space="preserve">Review Structured </w:t>
       </w:r>
       <w:r>
         <w:rPr>
           <w:b/>
         </w:rPr>
+        <w:t>Output</w:t>
+      </w:r>
+      <w:r>
+        <w:rPr>
+          <w:b w:val="0"/>
+        </w:rPr>
+        <w:t xml:space="preserve"> and Schemas (ai-3/8). Goal: Separate JSON parsing, schema validation and source support checks. Short practice: Which object demonstrates that valid JSON and valid types are insufficient for truth?.</w:t>
+      </w:r>
+    </w:p>
+    <w:p>
+      <w:pPr>
+        <w:spacing w:line="336" w:lineRule="auto" w:after="180"/>
+      </w:pPr>
+      <w:r>
+        <w:rPr>
+          <w:b w:val="0"/>
+        </w:rPr>
+        <w:t>Return to this week and explain what you changed.</w:t>
+      </w:r>
+    </w:p>
+    <w:p>
+      <w:pPr>
+        <w:spacing w:line="336" w:lineRule="auto" w:after="180"/>
+      </w:pPr>
+      <w:r>
+        <w:rPr>
+          <w:b w:val="0"/>
+        </w:rPr>
+        <w:t xml:space="preserve">Use Download completed work in the hosted lesson to export your answers, reflections, practice feedback and code-run </w:t>
+      </w:r>
+      <w:r>
+        <w:rPr>
+          <w:b/>
+        </w:rPr>
         <w:t>evidence</w:t>
       </w:r>
       <w:r>
         <w:rPr>
           <w:b w:val="0"/>
         </w:rPr>
-        <w:t>. At the next review, try a different case before opening your old answer.</w:t>
+        <w:t>. Open the HTML copy to read or print it.</w:t>
+      </w:r>
+    </w:p>
+    <w:p>
+      <w:pPr>
+        <w:spacing w:line="336" w:lineRule="auto" w:after="180"/>
+      </w:pPr>
+      <w:r>
+        <w:rPr>
+          <w:b w:val="0"/>
+        </w:rPr>
+        <w:t>Drafts stay in this browser when storage is available; clear drafts on a shared device.</w:t>
+      </w:r>
+    </w:p>
+    <w:p>
+      <w:pPr>
+        <w:pStyle w:val="Heading2"/>
+      </w:pPr>
+      <w:r>
+        <w:t>Earlier wording, alternatives and picture transcripts · reference / check after trying</w:t>
+      </w:r>
+    </w:p>
+    <w:p>
+      <w:pPr>
+        <w:spacing w:line="336" w:lineRule="auto" w:after="180"/>
+      </w:pPr>
+      <w:r>
+        <w:rPr>
+          <w:b w:val="0"/>
+        </w:rPr>
+        <w:t>Use this supported practice once, in the browser or on paper. Keep the reserved independent assessment for a separate first attempt before teacher feedback.</w:t>
+      </w:r>
+    </w:p>
+    <w:p>
+      <w:pPr>
+        <w:pStyle w:val="Heading3"/>
+      </w:pPr>
+      <w:r>
+        <w:t>Repair a missing building block</w:t>
+      </w:r>
+    </w:p>
+    <w:p>
+      <w:pPr>
+        <w:pStyle w:val="Heading3"/>
+      </w:pPr>
+      <w:r>
+        <w:t>Keep your completed work</w:t>
       </w:r>
     </w:p>
     <w:p>
@@ -6120,631 +7272,17 @@
         <w:pStyle w:val="Heading1"/>
       </w:pPr>
       <w:r>
-        <w:t>17. Supported practice, repair and portfolio</w:t>
-      </w:r>
-    </w:p>
-    <w:p>
-      <w:r>
-        <w:t>Attempt supported questions before using hints or feedback. Review a missing building block, then keep the completed work.</w:t>
-      </w:r>
-    </w:p>
-    <w:p>
-      <w:pPr>
-        <w:spacing w:line="336" w:lineRule="auto" w:after="180"/>
-      </w:pPr>
-      <w:r>
-        <w:rPr>
-          <w:b w:val="0"/>
-        </w:rPr>
-        <w:t>Use this supported practice once, in the browser or on paper. Keep the reserved independent assessment for a separate first attempt before teacher feedback.</w:t>
-      </w:r>
-    </w:p>
-    <w:p>
-      <w:pPr>
-        <w:spacing w:line="336" w:lineRule="auto" w:after="180"/>
-      </w:pPr>
-      <w:r>
-        <w:rPr>
-          <w:b w:val="0"/>
-        </w:rPr>
-        <w:t>A fictional Study Buddy drafts a field-trip summary from one approved record.</w:t>
-      </w:r>
-    </w:p>
-    <w:p>
-      <w:pPr>
-        <w:pStyle w:val="Heading3"/>
-      </w:pPr>
-      <w:r>
-        <w:t>Practice 1: explain the deciding evidence</w:t>
-      </w:r>
-    </w:p>
-    <w:p>
-      <w:pPr>
-        <w:spacing w:line="336" w:lineRule="auto" w:after="180"/>
-      </w:pPr>
-      <w:r>
-        <w:rPr>
-          <w:b w:val="0"/>
-        </w:rPr>
-        <w:t xml:space="preserve">Which labelled step matches this detail? Free lunch has no source; missing </w:t>
-      </w:r>
-      <w:r>
-        <w:rPr>
-          <w:b/>
-        </w:rPr>
-        <w:t>evidence</w:t>
-      </w:r>
-      <w:r>
-        <w:rPr>
-          <w:b w:val="0"/>
-        </w:rPr>
-        <w:t xml:space="preserve"> is not a confirmed no-lunch fact.</w:t>
-      </w:r>
-    </w:p>
-    <w:p>
-      <w:pPr>
-        <w:spacing w:line="336" w:lineRule="auto" w:after="180"/>
-        <w:shd w:fill="F4F9FC"/>
-      </w:pPr>
-      <w:r>
-        <w:rPr>
-          <w:b w:val="0"/>
-        </w:rPr>
-        <w:t xml:space="preserve">1. </w:t>
-      </w:r>
-      <w:r>
-        <w:rPr>
-          <w:b/>
-        </w:rPr>
-        <w:t>Unsupported claim</w:t>
-      </w:r>
-    </w:p>
-    <w:p>
-      <w:pPr>
-        <w:spacing w:line="336" w:lineRule="auto" w:after="180"/>
-        <w:shd w:fill="F4F9FC"/>
-      </w:pPr>
-      <w:r>
-        <w:rPr>
-          <w:b w:val="0"/>
-        </w:rPr>
-        <w:t>2. Supported claim</w:t>
-      </w:r>
-    </w:p>
-    <w:p>
-      <w:pPr>
-        <w:spacing w:line="336" w:lineRule="auto" w:after="180"/>
-        <w:shd w:fill="F4F9FC"/>
-      </w:pPr>
-      <w:r>
-        <w:rPr>
-          <w:b w:val="0"/>
-        </w:rPr>
-        <w:t xml:space="preserve">3. </w:t>
-      </w:r>
-      <w:r>
-        <w:rPr>
-          <w:b/>
-        </w:rPr>
-        <w:t>Contradicted</w:t>
-      </w:r>
-      <w:r>
-        <w:rPr>
-          <w:b w:val="0"/>
-        </w:rPr>
-        <w:t xml:space="preserve"> claim</w:t>
-      </w:r>
-    </w:p>
-    <w:p>
-      <w:pPr>
-        <w:spacing w:line="336" w:lineRule="auto" w:after="180"/>
-        <w:shd w:fill="F4F9FC"/>
-      </w:pPr>
-      <w:r>
-        <w:rPr>
-          <w:b w:val="0"/>
-        </w:rPr>
-        <w:t>4. Compute duration</w:t>
-      </w:r>
-    </w:p>
-    <w:p>
-      <w:pPr>
-        <w:pStyle w:val="Heading3"/>
-      </w:pPr>
-      <w:r>
-        <w:t>My selected conclusion, deciding fact and explanation</w:t>
-      </w:r>
-    </w:p>
-    <w:p>
-      <w:r>
-        <w:t>________________________________________________________________</w:t>
-      </w:r>
-    </w:p>
-    <w:p>
-      <w:r>
-        <w:t>________________________________________________________________</w:t>
-      </w:r>
-    </w:p>
-    <w:p>
-      <w:r>
-        <w:t>________________________________________________________________</w:t>
-      </w:r>
-    </w:p>
-    <w:p>
-      <w:r>
-        <w:t>________________________________________________________________</w:t>
-      </w:r>
-    </w:p>
-    <w:p>
-      <w:r>
-        <w:t>________________________________________________________________</w:t>
-      </w:r>
-    </w:p>
-    <w:p>
-      <w:pPr>
-        <w:pStyle w:val="Heading3"/>
-      </w:pPr>
-      <w:r>
-        <w:t>Hint · try first</w:t>
-      </w:r>
-    </w:p>
-    <w:p>
-      <w:pPr>
-        <w:spacing w:line="336" w:lineRule="auto" w:after="180"/>
-        <w:shd w:fill="F1F6F8"/>
-      </w:pPr>
-      <w:r>
-        <w:rPr>
-          <w:b w:val="0"/>
-        </w:rPr>
-        <w:t>Hint if needed: Read the steps in the pictorial case. Match the supplied detail to the stage that performs or records it.</w:t>
-      </w:r>
-    </w:p>
-    <w:p>
-      <w:pPr>
-        <w:pStyle w:val="Heading3"/>
-      </w:pPr>
-      <w:r>
-        <w:t>Feedback · compare after trying</w:t>
-      </w:r>
-    </w:p>
-    <w:p>
-      <w:pPr>
-        <w:spacing w:line="336" w:lineRule="auto" w:after="180"/>
-        <w:shd w:fill="F1F6FC"/>
-      </w:pPr>
-      <w:r>
-        <w:rPr>
-          <w:b w:val="0"/>
-        </w:rPr>
-        <w:t xml:space="preserve">After your attempt, compare with the supported explanation: </w:t>
-      </w:r>
-      <w:r>
-        <w:rPr>
-          <w:b/>
-        </w:rPr>
-        <w:t>Unsupported claim</w:t>
-      </w:r>
-      <w:r>
-        <w:rPr>
-          <w:b w:val="0"/>
-        </w:rPr>
-        <w:t xml:space="preserve"> Free lunch has no source; missing </w:t>
-      </w:r>
-      <w:r>
-        <w:rPr>
-          <w:b/>
-        </w:rPr>
-        <w:t>evidence</w:t>
-      </w:r>
-      <w:r>
-        <w:rPr>
-          <w:b w:val="0"/>
-        </w:rPr>
-        <w:t xml:space="preserve"> is not a confirmed no-lunch fact. Different errors need different repairs.</w:t>
-      </w:r>
-    </w:p>
-    <w:p>
-      <w:pPr>
-        <w:spacing w:line="336" w:lineRule="auto" w:after="180"/>
-        <w:shd w:fill="F1F6FC"/>
-      </w:pPr>
-      <w:r>
-        <w:rPr>
-          <w:b w:val="0"/>
-        </w:rPr>
-        <w:t xml:space="preserve">Recalculate the duration; keep the supported departure; remove or seek </w:t>
-      </w:r>
-      <w:r>
-        <w:rPr>
-          <w:b/>
-        </w:rPr>
-        <w:t>evidence</w:t>
-      </w:r>
-      <w:r>
-        <w:rPr>
-          <w:b w:val="0"/>
-        </w:rPr>
-        <w:t xml:space="preserve"> for lunch. These categories are more informative than calling the whole answer wrong.</w:t>
-      </w:r>
-    </w:p>
-    <w:p>
-      <w:pPr>
-        <w:spacing w:line="336" w:lineRule="auto" w:after="180"/>
-        <w:shd w:fill="F1F6FC"/>
-      </w:pPr>
-      <w:r>
-        <w:rPr>
-          <w:b w:val="0"/>
-        </w:rPr>
-        <w:t>Arithmetic inherits assumptions such as constant speed and no stops, so avoid turning the three-hour walking calculation into a guaranteed arrival time.</w:t>
-      </w:r>
-    </w:p>
-    <w:p>
-      <w:pPr>
-        <w:pStyle w:val="Heading3"/>
-      </w:pPr>
-      <w:r>
-        <w:t>Practice 2: explain the deciding evidence</w:t>
-      </w:r>
-    </w:p>
-    <w:p>
-      <w:pPr>
-        <w:pStyle w:val="Heading3"/>
-      </w:pPr>
-      <w:r>
-        <w:t>Changed case · predict first</w:t>
-      </w:r>
-    </w:p>
-    <w:p>
-      <w:pPr>
-        <w:spacing w:line="336" w:lineRule="auto" w:after="180"/>
-        <w:shd w:fill="F5F1FB"/>
-      </w:pPr>
-      <w:r>
-        <w:rPr>
-          <w:b w:val="0"/>
-        </w:rPr>
-        <w:t>Changed-case practice: Add a planned 30-minute stop while preserving speed and distance. Which conclusion is supported by the supplied facts?</w:t>
-      </w:r>
-    </w:p>
-    <w:p>
-      <w:pPr>
-        <w:spacing w:line="336" w:lineRule="auto" w:after="180"/>
-        <w:shd w:fill="F4F9FC"/>
-      </w:pPr>
-      <w:r>
-        <w:rPr>
-          <w:b w:val="0"/>
-        </w:rPr>
-        <w:t xml:space="preserve">1. We can decide the result without examining the changed </w:t>
-      </w:r>
-      <w:r>
-        <w:rPr>
-          <w:b/>
-        </w:rPr>
-        <w:t>input</w:t>
-      </w:r>
-      <w:r>
-        <w:rPr>
-          <w:b w:val="0"/>
-        </w:rPr>
-        <w:t xml:space="preserve"> or the procedure.</w:t>
-      </w:r>
-    </w:p>
-    <w:p>
-      <w:pPr>
-        <w:spacing w:line="336" w:lineRule="auto" w:after="180"/>
-        <w:shd w:fill="F4F9FC"/>
-      </w:pPr>
-      <w:r>
-        <w:rPr>
-          <w:b w:val="0"/>
-        </w:rPr>
-        <w:t>2. Planned total elapsed time becomes 3.5 hours.</w:t>
-      </w:r>
-    </w:p>
-    <w:p>
-      <w:pPr>
-        <w:spacing w:line="336" w:lineRule="auto" w:after="180"/>
-        <w:shd w:fill="F4F9FC"/>
-      </w:pPr>
-      <w:r>
-        <w:rPr>
-          <w:b w:val="0"/>
-        </w:rPr>
-        <w:t xml:space="preserve">3. This one example guarantees correct results for every future </w:t>
-      </w:r>
-      <w:r>
-        <w:rPr>
-          <w:b/>
-        </w:rPr>
-        <w:t>input</w:t>
-      </w:r>
-      <w:r>
-        <w:rPr>
-          <w:b w:val="0"/>
-        </w:rPr>
-        <w:t>.</w:t>
-      </w:r>
-    </w:p>
-    <w:p>
-      <w:pPr>
-        <w:pStyle w:val="Heading3"/>
-      </w:pPr>
-      <w:r>
-        <w:t>My selected conclusion, deciding fact and explanation</w:t>
-      </w:r>
-    </w:p>
-    <w:p>
-      <w:r>
-        <w:t>________________________________________________________________</w:t>
-      </w:r>
-    </w:p>
-    <w:p>
-      <w:r>
-        <w:t>________________________________________________________________</w:t>
-      </w:r>
-    </w:p>
-    <w:p>
-      <w:r>
-        <w:t>________________________________________________________________</w:t>
-      </w:r>
-    </w:p>
-    <w:p>
-      <w:r>
-        <w:t>________________________________________________________________</w:t>
-      </w:r>
-    </w:p>
-    <w:p>
-      <w:r>
-        <w:t>________________________________________________________________</w:t>
-      </w:r>
-    </w:p>
-    <w:p>
-      <w:pPr>
-        <w:pStyle w:val="Heading3"/>
-      </w:pPr>
-      <w:r>
-        <w:t>Hint · try first</w:t>
-      </w:r>
-    </w:p>
-    <w:p>
-      <w:pPr>
-        <w:spacing w:line="336" w:lineRule="auto" w:after="180"/>
-        <w:shd w:fill="F1F6F8"/>
-      </w:pPr>
-      <w:r>
-        <w:rPr>
-          <w:b w:val="0"/>
-        </w:rPr>
-        <w:t>Hint if needed: Use the changed condition and the deciding step in the pictorial trace. The answer must say what follows from those facts.</w:t>
-      </w:r>
-    </w:p>
-    <w:p>
-      <w:pPr>
-        <w:pStyle w:val="Heading3"/>
-      </w:pPr>
-      <w:r>
-        <w:t>Feedback · compare after trying</w:t>
-      </w:r>
-    </w:p>
-    <w:p>
-      <w:pPr>
-        <w:spacing w:line="336" w:lineRule="auto" w:after="180"/>
-        <w:shd w:fill="F1F6FC"/>
-      </w:pPr>
-      <w:r>
-        <w:rPr>
-          <w:b w:val="0"/>
-        </w:rPr>
-        <w:t>After your attempt, compare with the supported explanation: Planned total elapsed time becomes 3.5 hours. Three moving hours plus half an hour stopped; walking-time calculation itself stays three.</w:t>
-      </w:r>
-    </w:p>
-    <w:p>
-      <w:pPr>
-        <w:pStyle w:val="Heading3"/>
-      </w:pPr>
-      <w:r>
-        <w:t>Repair a missing building block</w:t>
-      </w:r>
-    </w:p>
-    <w:p>
-      <w:pPr>
-        <w:spacing w:line="336" w:lineRule="auto" w:after="180"/>
-      </w:pPr>
-      <w:r>
-        <w:rPr>
-          <w:b w:val="0"/>
-        </w:rPr>
-        <w:t xml:space="preserve">Review Multimodal </w:t>
-      </w:r>
-      <w:r>
-        <w:rPr>
-          <w:b/>
-        </w:rPr>
-        <w:t>Evidence</w:t>
-      </w:r>
-      <w:r>
-        <w:rPr>
-          <w:b w:val="0"/>
-        </w:rPr>
-        <w:t xml:space="preserve"> (ai-3/13). Goal: Explain the </w:t>
-      </w:r>
-      <w:r>
-        <w:rPr>
-          <w:b/>
-        </w:rPr>
-        <w:t>mechanism</w:t>
-      </w:r>
-      <w:r>
-        <w:rPr>
-          <w:b w:val="0"/>
-        </w:rPr>
-        <w:t xml:space="preserve"> and terminology of speech pipelines and multimodal </w:t>
-      </w:r>
-      <w:r>
-        <w:rPr>
-          <w:b/>
-        </w:rPr>
-        <w:t>evidence</w:t>
-      </w:r>
-      <w:r>
-        <w:rPr>
-          <w:b w:val="0"/>
-        </w:rPr>
-        <w:t>.</w:t>
-      </w:r>
-    </w:p>
-    <w:p>
-      <w:pPr>
-        <w:spacing w:line="336" w:lineRule="auto" w:after="180"/>
-      </w:pPr>
-      <w:r>
-        <w:rPr>
-          <w:b w:val="0"/>
-        </w:rPr>
-        <w:t xml:space="preserve">Short practice: Why were both “exactly three” and “exactly five” </w:t>
-      </w:r>
-      <w:r>
-        <w:rPr>
-          <w:b/>
-        </w:rPr>
-        <w:t>unsupported</w:t>
-      </w:r>
-      <w:r>
-        <w:rPr>
-          <w:b w:val="0"/>
-        </w:rPr>
-        <w:t xml:space="preserve"> before opening the box?. Return to this week and explain what you changed.</w:t>
-      </w:r>
-    </w:p>
-    <w:p>
-      <w:pPr>
-        <w:spacing w:line="336" w:lineRule="auto" w:after="180"/>
-      </w:pPr>
-      <w:r>
-        <w:rPr>
-          <w:b w:val="0"/>
-        </w:rPr>
-        <w:t xml:space="preserve">Review Visual Composition (ai-3/11). Goal: Explain the </w:t>
-      </w:r>
-      <w:r>
-        <w:rPr>
-          <w:b/>
-        </w:rPr>
-        <w:t>mechanism</w:t>
-      </w:r>
-      <w:r>
-        <w:rPr>
-          <w:b w:val="0"/>
-        </w:rPr>
-        <w:t xml:space="preserve"> and terminology of image generation and provenance. Short practice: Which checks pass after that single change, and what still needs repair?.</w:t>
-      </w:r>
-    </w:p>
-    <w:p>
-      <w:pPr>
-        <w:spacing w:line="336" w:lineRule="auto" w:after="180"/>
-      </w:pPr>
-      <w:r>
-        <w:rPr>
-          <w:b w:val="0"/>
-        </w:rPr>
-        <w:t>Return to this week and explain what you changed.</w:t>
-      </w:r>
-    </w:p>
-    <w:p>
-      <w:pPr>
-        <w:spacing w:line="336" w:lineRule="auto" w:after="180"/>
-      </w:pPr>
-      <w:r>
-        <w:rPr>
-          <w:b w:val="0"/>
-        </w:rPr>
-        <w:t xml:space="preserve">Review Structured </w:t>
-      </w:r>
-      <w:r>
-        <w:rPr>
-          <w:b/>
-        </w:rPr>
-        <w:t>Output</w:t>
-      </w:r>
-      <w:r>
-        <w:rPr>
-          <w:b w:val="0"/>
-        </w:rPr>
-        <w:t xml:space="preserve"> and Schemas (ai-3/8). Goal: Separate JSON parsing, schema validation and source support checks. Short practice: Which object demonstrates that valid JSON and valid types are insufficient for truth?.</w:t>
-      </w:r>
-    </w:p>
-    <w:p>
-      <w:pPr>
-        <w:spacing w:line="336" w:lineRule="auto" w:after="180"/>
-      </w:pPr>
-      <w:r>
-        <w:rPr>
-          <w:b w:val="0"/>
-        </w:rPr>
-        <w:t>Return to this week and explain what you changed.</w:t>
-      </w:r>
-    </w:p>
-    <w:p>
-      <w:pPr>
-        <w:pStyle w:val="Heading3"/>
-      </w:pPr>
-      <w:r>
-        <w:t>Keep your completed work</w:t>
-      </w:r>
-    </w:p>
-    <w:p>
-      <w:pPr>
-        <w:spacing w:line="336" w:lineRule="auto" w:after="180"/>
-      </w:pPr>
-      <w:r>
-        <w:rPr>
-          <w:b w:val="0"/>
-        </w:rPr>
-        <w:t xml:space="preserve">Use Download completed work in the hosted lesson to export your answers, reflections, practice feedback and code-run </w:t>
-      </w:r>
-      <w:r>
-        <w:rPr>
-          <w:b/>
-        </w:rPr>
-        <w:t>evidence</w:t>
-      </w:r>
-      <w:r>
-        <w:rPr>
-          <w:b w:val="0"/>
-        </w:rPr>
-        <w:t>. Open the HTML copy to read or print it.</w:t>
-      </w:r>
-    </w:p>
-    <w:p>
-      <w:pPr>
-        <w:spacing w:line="336" w:lineRule="auto" w:after="180"/>
-      </w:pPr>
-      <w:r>
-        <w:rPr>
-          <w:b w:val="0"/>
-        </w:rPr>
-        <w:t>Drafts stay in this browser when storage is available; clear drafts on a shared device.</w:t>
-      </w:r>
-    </w:p>
-    <w:p>
-      <w:pPr>
-        <w:pStyle w:val="Heading1"/>
-      </w:pPr>
-      <w:r>
-        <w:t>18. Visual concept journey</w:t>
-      </w:r>
-    </w:p>
-    <w:p>
-      <w:r>
-        <w:t>Explain each Hallucination Failure Types graphic using its labels, deciding evidence and relevant limitation.</w:t>
-      </w:r>
-    </w:p>
-    <w:p>
-      <w:pPr>
-        <w:pStyle w:val="Heading3"/>
+        <w:t>18. Reference: the six-picture journey</w:t>
+      </w:r>
+    </w:p>
+    <w:p>
+      <w:r>
+        <w:t>Revisit the picture that serves the current question; key diagrams already sit beside the main explanation.</w:t>
+      </w:r>
+    </w:p>
+    <w:p>
+      <w:pPr>
+        <w:pStyle w:val="Heading2"/>
       </w:pPr>
       <w:r>
         <w:t>01. Hallucination Failure Types: the case</w:t>
@@ -6755,7 +7293,7 @@
         <w:drawing>
           <wp:inline xmlns:a="http://schemas.openxmlformats.org/drawingml/2006/main" xmlns:pic="http://schemas.openxmlformats.org/drawingml/2006/picture">
             <wp:extent cx="5486400" cy="2990088"/>
-            <wp:docPr id="22" name="Picture 22" descr="A fictional Study Buddy drafts a field-trip summary from one approved record. Supplied facts: Source S: trail length 12 km; planned constant speed 4 km/h, excluding stops; departure 09:00. Draft: “The walk takes two hours, starts at 09:00 and includes free lunch.” No lunch record is supplied."/>
+            <wp:docPr id="28" name="Picture 28" descr="A fictional Study Buddy drafts a field-trip summary from one approved record. Supplied facts: Source S: trail length 12 km; planned constant speed 4 km/h, excluding stops; departure 09:00. Draft: “The walk takes two hours, starts at 09:00 and includes free lunch.” No lunch record is supplied."/>
             <wp:cNvGraphicFramePr>
               <a:graphicFrameLocks noChangeAspect="1"/>
             </wp:cNvGraphicFramePr>
@@ -6767,7 +7305,7 @@
                     <pic:cNvPicPr/>
                   </pic:nvPicPr>
                   <pic:blipFill>
-                    <a:blip r:embed="rId29"/>
+                    <a:blip r:embed="rId31"/>
                     <a:stretch>
                       <a:fillRect/>
                     </a:stretch>
@@ -6811,7 +7349,6 @@
     <w:p>
       <w:pPr>
         <w:spacing w:line="336" w:lineRule="auto" w:after="180"/>
-        <w:shd w:fill="F5F1FB"/>
       </w:pPr>
       <w:r>
         <w:rPr>
@@ -6822,7 +7359,7 @@
     </w:p>
     <w:p>
       <w:pPr>
-        <w:pStyle w:val="Heading3"/>
+        <w:pStyle w:val="Heading2"/>
       </w:pPr>
       <w:r>
         <w:t>02. Follow the deciding steps</w:t>
@@ -6833,7 +7370,7 @@
         <w:drawing>
           <wp:inline xmlns:a="http://schemas.openxmlformats.org/drawingml/2006/main" xmlns:pic="http://schemas.openxmlformats.org/drawingml/2006/picture">
             <wp:extent cx="5486400" cy="4005072"/>
-            <wp:docPr id="23" name="Picture 23" descr="Compute duration: 12÷4=3 hours, excluding stops. → Contradicted claim: Two-hour duration disagrees with the calculation from S. → Supported claim: Departure 09:00 is stated in S. → Unsupported claim: Free lunch has no source; missing evidence is not a confirmed no-lunch fact."/>
+            <wp:docPr id="29" name="Picture 29" descr="Compute duration: 12÷4=3 hours, excluding stops. → Contradicted claim: Two-hour duration disagrees with the calculation from S. → Supported claim: Departure 09:00 is stated in S. → Unsupported claim: Free lunch has no source; missing evidence is not a confirmed no-lunch fact."/>
             <wp:cNvGraphicFramePr>
               <a:graphicFrameLocks noChangeAspect="1"/>
             </wp:cNvGraphicFramePr>
@@ -6845,7 +7382,7 @@
                     <pic:cNvPicPr/>
                   </pic:nvPicPr>
                   <pic:blipFill>
-                    <a:blip r:embed="rId30"/>
+                    <a:blip r:embed="rId17"/>
                     <a:stretch>
                       <a:fillRect/>
                     </a:stretch>
@@ -6914,7 +7451,6 @@
     <w:p>
       <w:pPr>
         <w:spacing w:line="336" w:lineRule="auto" w:after="180"/>
-        <w:shd w:fill="F5F1FB"/>
       </w:pPr>
       <w:r>
         <w:rPr>
@@ -6937,7 +7473,7 @@
     </w:p>
     <w:p>
       <w:pPr>
-        <w:pStyle w:val="Heading3"/>
+        <w:pStyle w:val="Heading2"/>
       </w:pPr>
       <w:r>
         <w:t>03. Generation failures and verification — evidence trace</w:t>
@@ -6948,7 +7484,7 @@
         <w:drawing>
           <wp:inline xmlns:a="http://schemas.openxmlformats.org/drawingml/2006/main" xmlns:pic="http://schemas.openxmlformats.org/drawingml/2006/picture">
             <wp:extent cx="5486400" cy="3145536"/>
-            <wp:docPr id="24" name="Picture 24" descr="Generation failures and verification — evidence trace. Source R says room B seats 12 and the meeting starts at 15:00. Generated answer says B seats 20, starts at 15:00 and includes free lunch. | Split an answer into atomic claims. For each, record the exact source passage, support status and any needed calculation. Mark unsupported and contradicted claims separately; do not repair them by inventing sources. | Capacity 20 is contradicted; 15:00 is supported; free lunch is unsupported. One of three claims has support. The missing lunch fact is not evidence of no lunch."/>
+            <wp:docPr id="30" name="Picture 30" descr="Generation failures and verification — evidence trace. Source R says room B seats 12 and the meeting starts at 15:00. Generated answer says B seats 20, starts at 15:00 and includes free lunch. | Split an answer into atomic claims. For each, record the exact source passage, support status and any needed calculation. Mark unsupported and contradicted claims separately; do not repair them by inventing sources. | Capacity 20 is contradicted; 15:00 is supported; free lunch is unsupported. One of three claims has support. The missing lunch fact is not evidence of no lunch."/>
             <wp:cNvGraphicFramePr>
               <a:graphicFrameLocks noChangeAspect="1"/>
             </wp:cNvGraphicFramePr>
@@ -6960,7 +7496,7 @@
                     <pic:cNvPicPr/>
                   </pic:nvPicPr>
                   <pic:blipFill>
-                    <a:blip r:embed="rId31"/>
+                    <a:blip r:embed="rId32"/>
                     <a:stretch>
                       <a:fillRect/>
                     </a:stretch>
@@ -7110,7 +7646,6 @@
     <w:p>
       <w:pPr>
         <w:spacing w:line="336" w:lineRule="auto" w:after="180"/>
-        <w:shd w:fill="F5F1FB"/>
       </w:pPr>
       <w:r>
         <w:rPr>
@@ -7121,7 +7656,7 @@
     </w:p>
     <w:p>
       <w:pPr>
-        <w:pStyle w:val="Heading3"/>
+        <w:pStyle w:val="Heading2"/>
       </w:pPr>
       <w:r>
         <w:t>04. Change one thing. Trace what follows.</w:t>
@@ -7132,7 +7667,7 @@
         <w:drawing>
           <wp:inline xmlns:a="http://schemas.openxmlformats.org/drawingml/2006/main" xmlns:pic="http://schemas.openxmlformats.org/drawingml/2006/picture">
             <wp:extent cx="5486400" cy="3026664"/>
-            <wp:docPr id="25" name="Picture 25" descr="Original case: Free lunch has no source; missing evidence is not a confirmed no-lunch fact. Changed condition: Add a planned 30-minute stop while preserving speed and distance. Expected result: Planned total elapsed time becomes 3.5 hours. Reason: Three moving hours plus half an hour stopped; walking-time calculation itself stays three."/>
+            <wp:docPr id="31" name="Picture 31" descr="Original case: Free lunch has no source; missing evidence is not a confirmed no-lunch fact. Changed condition: Add a planned 30-minute stop while preserving speed and distance. Expected result: Planned total elapsed time becomes 3.5 hours. Reason: Three moving hours plus half an hour stopped; walking-time calculation itself stays three."/>
             <wp:cNvGraphicFramePr>
               <a:graphicFrameLocks noChangeAspect="1"/>
             </wp:cNvGraphicFramePr>
@@ -7144,7 +7679,7 @@
                     <pic:cNvPicPr/>
                   </pic:nvPicPr>
                   <pic:blipFill>
-                    <a:blip r:embed="rId32"/>
+                    <a:blip r:embed="rId18"/>
                     <a:stretch>
                       <a:fillRect/>
                     </a:stretch>
@@ -7200,7 +7735,6 @@
     <w:p>
       <w:pPr>
         <w:spacing w:line="336" w:lineRule="auto" w:after="180"/>
-        <w:shd w:fill="F5F1FB"/>
       </w:pPr>
       <w:r>
         <w:rPr>
@@ -7211,7 +7745,7 @@
     </w:p>
     <w:p>
       <w:pPr>
-        <w:pStyle w:val="Heading3"/>
+        <w:pStyle w:val="Heading2"/>
       </w:pPr>
       <w:r>
         <w:t>05. Connect the explanation to its limit</w:t>
@@ -7222,7 +7756,7 @@
         <w:drawing>
           <wp:inline xmlns:a="http://schemas.openxmlformats.org/drawingml/2006/main" xmlns:pic="http://schemas.openxmlformats.org/drawingml/2006/picture">
             <wp:extent cx="5486400" cy="2941320"/>
-            <wp:docPr id="26" name="Picture 26" descr="Different errors need different repairs. Recalculate the duration; keep the supported departure; remove or seek evidence for lunch. These categories are more informative than calling the whole answer wrong. Arithmetic inherits assumptions such as constant speed and no stops, so avoid turning the three-hour walking calculation into a guaranteed arrival time. Limit: The fictional plan does not establish actual speed, delays or what eventually occurred on a real trip."/>
+            <wp:docPr id="32" name="Picture 32" descr="Different errors need different repairs. Recalculate the duration; keep the supported departure; remove or seek evidence for lunch. These categories are more informative than calling the whole answer wrong. Arithmetic inherits assumptions such as constant speed and no stops, so avoid turning the three-hour walking calculation into a guaranteed arrival time. Limit: The fictional plan does not establish actual speed, delays or what eventually occurred on a real trip."/>
             <wp:cNvGraphicFramePr>
               <a:graphicFrameLocks noChangeAspect="1"/>
             </wp:cNvGraphicFramePr>
@@ -7301,7 +7835,6 @@
     <w:p>
       <w:pPr>
         <w:spacing w:line="336" w:lineRule="auto" w:after="180"/>
-        <w:shd w:fill="F5F1FB"/>
       </w:pPr>
       <w:r>
         <w:rPr>
@@ -7312,7 +7845,7 @@
     </w:p>
     <w:p>
       <w:pPr>
-        <w:pStyle w:val="Heading3"/>
+        <w:pStyle w:val="Heading2"/>
       </w:pPr>
       <w:r>
         <w:t>06. Make the idea visible in your project</w:t>
@@ -7323,7 +7856,7 @@
         <w:drawing>
           <wp:inline xmlns:a="http://schemas.openxmlformats.org/drawingml/2006/main" xmlns:pic="http://schemas.openxmlformats.org/drawingml/2006/picture">
             <wp:extent cx="5486400" cy="3380232"/>
-            <wp:docPr id="27" name="Picture 27" descr="Audit Study Buddy outputs claim by claim, recording contradiction, missing support and correct calculations separately. Draw your input, deciding step, result and limit. Supported question: Can we conclude there will definitely be no lunch from S alone?"/>
+            <wp:docPr id="33" name="Picture 33" descr="Audit Study Buddy outputs claim by claim, recording contradiction, missing support and correct calculations separately. Draw your input, deciding step, result and limit. Supported question: Can we conclude there will definitely be no lunch from S alone?"/>
             <wp:cNvGraphicFramePr>
               <a:graphicFrameLocks noChangeAspect="1"/>
             </wp:cNvGraphicFramePr>
@@ -7357,7 +7890,6 @@
     <w:p>
       <w:pPr>
         <w:spacing w:line="336" w:lineRule="auto" w:after="180"/>
-        <w:shd w:fill="F5F1FB"/>
       </w:pPr>
       <w:r>
         <w:rPr>
@@ -7393,7 +7925,6 @@
     <w:p>
       <w:pPr>
         <w:spacing w:line="336" w:lineRule="auto" w:after="180"/>
-        <w:shd w:fill="F5F1FB"/>
       </w:pPr>
       <w:r>
         <w:rPr>
@@ -7405,7 +7936,6 @@
     <w:p>
       <w:pPr>
         <w:spacing w:line="336" w:lineRule="auto" w:after="180"/>
-        <w:shd w:fill="F5F1FB"/>
       </w:pPr>
       <w:r>
         <w:rPr>
@@ -7424,6 +7954,62 @@
           <w:b w:val="0"/>
         </w:rPr>
         <w:t>.</w:t>
+      </w:r>
+    </w:p>
+    <w:p>
+      <w:pPr>
+        <w:pStyle w:val="Heading2"/>
+      </w:pPr>
+      <w:r>
+        <w:t>Earlier wording, alternatives and picture transcripts · reference / check after trying</w:t>
+      </w:r>
+    </w:p>
+    <w:p>
+      <w:pPr>
+        <w:pStyle w:val="Heading3"/>
+      </w:pPr>
+      <w:r>
+        <w:t>01. Hallucination Failure Types: the case</w:t>
+      </w:r>
+    </w:p>
+    <w:p>
+      <w:pPr>
+        <w:pStyle w:val="Heading3"/>
+      </w:pPr>
+      <w:r>
+        <w:t>02. Follow the deciding steps</w:t>
+      </w:r>
+    </w:p>
+    <w:p>
+      <w:pPr>
+        <w:pStyle w:val="Heading3"/>
+      </w:pPr>
+      <w:r>
+        <w:t>03. Generation failures and verification — evidence trace</w:t>
+      </w:r>
+    </w:p>
+    <w:p>
+      <w:pPr>
+        <w:pStyle w:val="Heading3"/>
+      </w:pPr>
+      <w:r>
+        <w:t>04. Change one thing. Trace what follows.</w:t>
+      </w:r>
+    </w:p>
+    <w:p>
+      <w:pPr>
+        <w:pStyle w:val="Heading3"/>
+      </w:pPr>
+      <w:r>
+        <w:t>05. Connect the explanation to its limit</w:t>
+      </w:r>
+    </w:p>
+    <w:p>
+      <w:pPr>
+        <w:pStyle w:val="Heading3"/>
+      </w:pPr>
+      <w:r>
+        <w:t>06. Make the idea visible in your project</w:t>
       </w:r>
     </w:p>
     <w:sectPr>
